--- a/report/submission.docx
+++ b/report/submission.docx
@@ -6,7 +6,7 @@
       <w:pPr>
         <w:spacing w:after="200" w:line="240" w:lineRule="auto"/>
         <w:rPr>
-          <w:rFonts w:ascii="Old Standard TT" w:cs="Old Standard TT" w:eastAsia="Old Standard TT" w:hAnsi="Old Standard TT"/>
+          <w:rFonts w:ascii="Arial" w:cs="Arial" w:eastAsia="Arial" w:hAnsi="Arial"/>
           <w:sz w:val="12"/>
           <w:szCs w:val="12"/>
         </w:rPr>
@@ -66,7 +66,7 @@
             <w:pPr>
               <w:spacing w:after="200" w:line="240" w:lineRule="auto"/>
               <w:rPr>
-                <w:rFonts w:ascii="Old Standard TT" w:cs="Old Standard TT" w:eastAsia="Old Standard TT" w:hAnsi="Old Standard TT"/>
+                <w:rFonts w:ascii="Arial" w:cs="Arial" w:eastAsia="Arial" w:hAnsi="Arial"/>
                 <w:sz w:val="20"/>
                 <w:szCs w:val="20"/>
               </w:rPr>
@@ -83,7 +83,7 @@
               <w:spacing w:after="200" w:line="240" w:lineRule="auto"/>
               <w:jc w:val="center"/>
               <w:rPr>
-                <w:rFonts w:ascii="Old Standard TT" w:cs="Old Standard TT" w:eastAsia="Old Standard TT" w:hAnsi="Old Standard TT"/>
+                <w:rFonts w:ascii="Arial" w:cs="Arial" w:eastAsia="Arial" w:hAnsi="Arial"/>
                 <w:b w:val="1"/>
                 <w:bCs w:val="1"/>
                 <w:color w:val="000000"/>
@@ -95,7 +95,7 @@
             <w:bookmarkEnd w:id="0"/>
             <w:r>
               <w:rPr>
-                <w:rFonts w:ascii="Old Standard TT" w:cs="Old Standard TT" w:eastAsia="Old Standard TT" w:hAnsi="Old Standard TT"/>
+                <w:rFonts w:ascii="Arial" w:cs="Arial" w:eastAsia="Arial" w:hAnsi="Arial"/>
                 <w:b w:val="1"/>
                 <w:bCs w:val="1"/>
                 <w:sz w:val="40"/>
@@ -106,7 +106,7 @@
             </w:r>
             <w:r>
               <w:rPr>
-                <w:rFonts w:ascii="Old Standard TT" w:cs="Old Standard TT" w:eastAsia="Old Standard TT" w:hAnsi="Old Standard TT"/>
+                <w:rFonts w:ascii="Arial" w:cs="Arial" w:eastAsia="Arial" w:hAnsi="Arial"/>
                 <w:b w:val="1"/>
                 <w:bCs w:val="1"/>
                 <w:sz w:val="40"/>
@@ -128,7 +128,7 @@
             </w:pPr>
             <w:r>
               <w:rPr>
-                <w:rFonts w:ascii="Old Standard TT" w:cs="Old Standard TT" w:eastAsia="Old Standard TT" w:hAnsi="Old Standard TT"/>
+                <w:rFonts w:ascii="Arial" w:cs="Arial" w:eastAsia="Arial" w:hAnsi="Arial"/>
                 <w:i w:val="1"/>
                 <w:iCs w:val="1"/>
                 <w:sz w:val="20"/>
@@ -142,7 +142,7 @@
               <w:spacing w:after="200" w:line="240" w:lineRule="auto"/>
               <w:jc w:val="both"/>
               <w:rPr>
-                <w:rFonts w:ascii="Old Standard TT" w:cs="Old Standard TT" w:eastAsia="Old Standard TT" w:hAnsi="Old Standard TT"/>
+                <w:rFonts w:ascii="Arial" w:cs="Arial" w:eastAsia="Arial" w:hAnsi="Arial"/>
                 <w:sz w:val="20"/>
                 <w:szCs w:val="20"/>
               </w:rPr>
@@ -180,7 +180,7 @@
             <w:pPr>
               <w:spacing w:after="200" w:line="240" w:lineRule="auto"/>
               <w:rPr>
-                <w:rFonts w:ascii="Old Standard TT" w:cs="Old Standard TT" w:eastAsia="Old Standard TT" w:hAnsi="Old Standard TT"/>
+                <w:rFonts w:ascii="Arial" w:cs="Arial" w:eastAsia="Arial" w:hAnsi="Arial"/>
                 <w:sz w:val="2"/>
                 <w:szCs w:val="2"/>
               </w:rPr>
@@ -247,7 +247,7 @@
                   <w:pPr>
                     <w:spacing w:after="200" w:line="240" w:lineRule="auto"/>
                     <w:rPr>
-                      <w:rFonts w:ascii="Old Standard TT" w:cs="Old Standard TT" w:eastAsia="Old Standard TT" w:hAnsi="Old Standard TT"/>
+                      <w:rFonts w:ascii="Arial" w:cs="Arial" w:eastAsia="Arial" w:hAnsi="Arial"/>
                       <w:sz w:val="2"/>
                       <w:szCs w:val="2"/>
                     </w:rPr>
@@ -265,7 +265,7 @@
                   </w:pPr>
                   <w:r>
                     <w:rPr>
-                      <w:rFonts w:ascii="Old Standard TT" w:cs="Old Standard TT" w:eastAsia="Old Standard TT" w:hAnsi="Old Standard TT"/>
+                      <w:rFonts w:ascii="Arial" w:cs="Arial" w:eastAsia="Arial" w:hAnsi="Arial"/>
                     </w:rPr>
                     <w:t xml:space="preserve">Ebin Babu Thomas</w:t>
                     <w:br w:type="textWrapping"/>
@@ -277,14 +277,14 @@
                     <w:spacing w:after="200" w:line="240" w:lineRule="auto"/>
                     <w:jc w:val="center"/>
                     <w:rPr>
-                      <w:rFonts w:ascii="Old Standard TT" w:cs="Old Standard TT" w:eastAsia="Old Standard TT" w:hAnsi="Old Standard TT"/>
+                      <w:rFonts w:ascii="Arial" w:cs="Arial" w:eastAsia="Arial" w:hAnsi="Arial"/>
                       <w:i w:val="1"/>
                       <w:iCs w:val="1"/>
                     </w:rPr>
                   </w:pPr>
                   <w:r>
                     <w:rPr>
-                      <w:rFonts w:ascii="Old Standard TT" w:cs="Old Standard TT" w:eastAsia="Old Standard TT" w:hAnsi="Old Standard TT"/>
+                      <w:rFonts w:ascii="Arial" w:cs="Arial" w:eastAsia="Arial" w:hAnsi="Arial"/>
                       <w:b w:val="1"/>
                       <w:bCs w:val="1"/>
                       <w:rtl w:val="0"/>
@@ -294,7 +294,7 @@
                   </w:r>
                   <w:r>
                     <w:rPr>
-                      <w:rFonts w:ascii="Old Standard TT" w:cs="Old Standard TT" w:eastAsia="Old Standard TT" w:hAnsi="Old Standard TT"/>
+                      <w:rFonts w:ascii="Arial" w:cs="Arial" w:eastAsia="Arial" w:hAnsi="Arial"/>
                       <w:rtl w:val="0"/>
                     </w:rPr>
                     <w:t xml:space="preserve">Apart Research</w:t>
@@ -313,7 +313,7 @@
               <w:spacing w:after="200" w:before="240" w:line="240" w:lineRule="auto"/>
               <w:jc w:val="center"/>
               <w:rPr>
-                <w:rFonts w:ascii="Old Standard TT" w:cs="Old Standard TT" w:eastAsia="Old Standard TT" w:hAnsi="Old Standard TT"/>
+                <w:rFonts w:ascii="Arial" w:cs="Arial" w:eastAsia="Arial" w:hAnsi="Arial"/>
                 <w:b w:val="1"/>
                 <w:bCs w:val="1"/>
                 <w:sz w:val="28"/>
@@ -322,7 +322,7 @@
             </w:pPr>
             <w:r>
               <w:rPr>
-                <w:rFonts w:ascii="Old Standard TT" w:cs="Old Standard TT" w:eastAsia="Old Standard TT" w:hAnsi="Old Standard TT"/>
+                <w:rFonts w:ascii="Arial" w:cs="Arial" w:eastAsia="Arial" w:hAnsi="Arial"/>
                 <w:b w:val="1"/>
                 <w:bCs w:val="1"/>
                 <w:sz w:val="28"/>
@@ -386,7 +386,7 @@
                   </w:pPr>
                   <w:r>
                     <w:rPr>
-                      <w:rFonts w:ascii="Old Standard TT" w:cs="Old Standard TT" w:eastAsia="Old Standard TT" w:hAnsi="Old Standard TT"/>
+                      <w:rFonts w:ascii="Arial" w:cs="Arial" w:eastAsia="Arial" w:hAnsi="Arial"/>
                     </w:rPr>
                     <w:t xml:space="preserve">Shared pricing software can align competitors' prices without any agreement, the theory of the US case against RealPage. Its 2026 Final Judgment limits what the software may see (no current rival data) and do (auto-accept only within user-set parameters). We test these remedies on an LLM pricing hub told to maximise its clients' combined profit, in a repeated logit Bertrand duopoly (more than 700 runs; seven models from six labs; pre-registered main batch). With Claude Haiku 5.5 the hub raises profit gain Δ (1 = joint monopoly) from 0.06 to 0.99 (n = 20 per arm). Each remedy's effect depends on the model. A data ban removes 69–92% of the harm for Haiku, Qwen3.8 Flash and Nemotron 3.5 Lightning, but at most 10% for DeepSeek V4.1 Flash and Gemini 3.5 Flash-Lite. Auto-accept within ±1–3% per round retains 88–101% of it and only delays monopoly (Haiku, Qwen). Firm discretion removes 95% for Haiku (holding over 200 rounds) and ~100% for Qwen, but 57% for Gemini Flash-Lite (95% CI 27–84; n = 12) and none when its firms think (n = 6). Discretion fails against a ratchet of small steps: a scripted recommender adding 1 cent per round gives Δ 0.05 with Haiku firms, 0.28 with Nemotron, 0.73 with Qwen and 0.93–1.00 with GPT-5.4 mini and Gemini Flash-Lite, rising with how often each accepts 1–2-cent nudges (12% to 72%). Remedies should constrain the advisor's objective and audit acceptance and outcomes; our open harness lets a court-appointed monitor run that test on a vendor's model.</w:t>
                   </w:r>
@@ -398,7 +398,7 @@
             <w:pPr>
               <w:spacing w:after="200" w:line="240" w:lineRule="auto"/>
               <w:rPr>
-                <w:rFonts w:ascii="Old Standard TT" w:cs="Old Standard TT" w:eastAsia="Old Standard TT" w:hAnsi="Old Standard TT"/>
+                <w:rFonts w:ascii="Arial" w:cs="Arial" w:eastAsia="Arial" w:hAnsi="Arial"/>
                 <w:b w:val="1"/>
                 <w:bCs w:val="1"/>
                 <w:sz w:val="12"/>
@@ -432,7 +432,7 @@
       </w:pPr>
       <w:r>
         <w:rPr>
-          <w:rFonts w:ascii="Old Standard TT" w:cs="Old Standard TT" w:eastAsia="Old Standard TT" w:hAnsi="Old Standard TT"/>
+          <w:rFonts w:ascii="Arial" w:cs="Arial" w:eastAsia="Arial" w:hAnsi="Arial"/>
           <w:b w:val="1"/>
           <w:bCs w:val="1"/>
           <w:color w:val="000000"/>
@@ -444,11 +444,11 @@
     </w:p>
     <w:p>
       <w:pPr>
-        <w:spacing w:before="0" w:after="80" w:line="240" w:lineRule="auto"/>
-      </w:pPr>
-      <w:r>
-        <w:rPr>
-          <w:rFonts w:ascii="Old Standard TT" w:cs="Old Standard TT" w:eastAsia="Old Standard TT" w:hAnsi="Old Standard TT"/>
+        <w:spacing w:before="0" w:after="80" w:line="259" w:lineRule="auto"/>
+      </w:pPr>
+      <w:r>
+        <w:rPr>
+          <w:rFonts w:ascii="Arial" w:cs="Arial" w:eastAsia="Arial" w:hAnsi="Arial"/>
           <w:b w:val="1"/>
           <w:bCs w:val="1"/>
         </w:rPr>
@@ -456,7 +456,7 @@
       </w:r>
       <w:r>
         <w:rPr>
-          <w:rFonts w:ascii="Old Standard TT" w:cs="Old Standard TT" w:eastAsia="Old Standard TT" w:hAnsi="Old Standard TT"/>
+          <w:rFonts w:ascii="Arial" w:cs="Arial" w:eastAsia="Arial" w:hAnsi="Arial"/>
         </w:rPr>
         <w:t xml:space="preserve"> We study a pricing advisor whose objective is aligned with the whole market rather than with its own client. This is the incentive alleged against RealPage: a vendor rewarded when rents rise across its clients.</w:t>
       </w:r>
@@ -467,12 +467,12 @@
           <w:ilvl w:val="0"/>
           <w:numId w:val="3"/>
         </w:numPr>
-        <w:spacing w:before="0" w:after="40" w:line="240" w:lineRule="auto"/>
+        <w:spacing w:before="0" w:after="40" w:line="259" w:lineRule="auto"/>
         <w:ind w:left="720" w:hanging="360"/>
       </w:pPr>
       <w:r>
         <w:rPr>
-          <w:rFonts w:ascii="Old Standard TT" w:cs="Old Standard TT" w:eastAsia="Old Standard TT" w:hAnsi="Old Standard TT"/>
+          <w:rFonts w:ascii="Arial" w:cs="Arial" w:eastAsia="Arial" w:hAnsi="Arial"/>
         </w:rPr>
         <w:t xml:space="preserve">We instruct this objective, so we measure capability under instruction, not unprompted propensity. §4.5 tests a softer, realistic version.</w:t>
       </w:r>
@@ -483,34 +483,34 @@
           <w:ilvl w:val="0"/>
           <w:numId w:val="3"/>
         </w:numPr>
-        <w:spacing w:before="0" w:after="40" w:line="240" w:lineRule="auto"/>
+        <w:spacing w:before="0" w:after="40" w:line="259" w:lineRule="auto"/>
         <w:ind w:left="720" w:hanging="360"/>
       </w:pPr>
       <w:r>
         <w:rPr>
-          <w:rFonts w:ascii="Old Standard TT" w:cs="Old Standard TT" w:eastAsia="Old Standard TT" w:hAnsi="Old Standard TT"/>
+          <w:rFonts w:ascii="Arial" w:cs="Arial" w:eastAsia="Arial" w:hAnsi="Arial"/>
         </w:rPr>
         <w:t xml:space="preserve">"Collusion" here means sustained supracompetitive prices, measured as profit gain Δ (Calvano et al., 2020).</w:t>
       </w:r>
     </w:p>
     <w:p>
       <w:pPr>
-        <w:spacing w:before="0" w:after="80" w:line="240" w:lineRule="auto"/>
-      </w:pPr>
-      <w:r>
-        <w:rPr>
-          <w:rFonts w:ascii="Old Standard TT" w:cs="Old Standard TT" w:eastAsia="Old Standard TT" w:hAnsi="Old Standard TT"/>
+        <w:spacing w:before="0" w:after="80" w:line="259" w:lineRule="auto"/>
+      </w:pPr>
+      <w:r>
+        <w:rPr>
+          <w:rFonts w:ascii="Arial" w:cs="Arial" w:eastAsia="Arial" w:hAnsi="Arial"/>
         </w:rPr>
         <w:t xml:space="preserve">We ask a conditional policy question (sprint question 1.5): if such a hub exists, do the remedies a court actually imposed stop it?</w:t>
       </w:r>
     </w:p>
     <w:p>
       <w:pPr>
-        <w:spacing w:before="0" w:after="80" w:line="240" w:lineRule="auto"/>
-      </w:pPr>
-      <w:r>
-        <w:rPr>
-          <w:rFonts w:ascii="Old Standard TT" w:cs="Old Standard TT" w:eastAsia="Old Standard TT" w:hAnsi="Old Standard TT"/>
+        <w:spacing w:before="0" w:after="80" w:line="259" w:lineRule="auto"/>
+      </w:pPr>
+      <w:r>
+        <w:rPr>
+          <w:rFonts w:ascii="Arial" w:cs="Arial" w:eastAsia="Arial" w:hAnsi="Arial"/>
           <w:b w:val="1"/>
           <w:bCs w:val="1"/>
         </w:rPr>
@@ -518,13 +518,13 @@
       </w:r>
       <w:r>
         <w:rPr>
-          <w:rFonts w:ascii="Old Standard TT" w:cs="Old Standard TT" w:eastAsia="Old Standard TT" w:hAnsi="Old Standard TT"/>
+          <w:rFonts w:ascii="Arial" w:cs="Arial" w:eastAsia="Arial" w:hAnsi="Arial"/>
         </w:rPr>
         <w:t xml:space="preserve"> The DOJ–RealPage Final Judgment (M.D.N.C. 1:24-cv-710, entered 19 May 2026) bans competitors' non-public data from runtime pricing. It allows non-public training data only if it is at least 12 months old, and forbids sub-state geographic models. It allows auto-accept only if each user sets its parameters (§V.A.1), and bars features that impede overriding a recommendation (§V.A.5) or reward accepting one (§V.C). Landlord consent decrees bar software that </w:t>
       </w:r>
       <w:r>
         <w:rPr>
-          <w:rFonts w:ascii="Old Standard TT" w:cs="Old Standard TT" w:eastAsia="Old Standard TT" w:hAnsi="Old Standard TT"/>
+          <w:rFonts w:ascii="Arial" w:cs="Arial" w:eastAsia="Arial" w:hAnsi="Arial"/>
           <w:i w:val="1"/>
           <w:iCs w:val="1"/>
         </w:rPr>
@@ -532,18 +532,18 @@
       </w:r>
       <w:r>
         <w:rPr>
-          <w:rFonts w:ascii="Old Standard TT" w:cs="Old Standard TT" w:eastAsia="Old Standard TT" w:hAnsi="Old Standard TT"/>
+          <w:rFonts w:ascii="Arial" w:cs="Arial" w:eastAsia="Arial" w:hAnsi="Arial"/>
         </w:rPr>
         <w:t xml:space="preserve"> acceptance. The stakes are measurable: in US multifamily rentals, higher penetration of the same pricing software goes with higher rents and lower occupancy (Calder-Wang &amp; Kim, 2026), and in German retail gasoline, margins rose where competing stations all adopted algorithmic pricing (Assad et al., 2024).</w:t>
       </w:r>
     </w:p>
     <w:p>
       <w:pPr>
-        <w:spacing w:before="0" w:after="80" w:line="240" w:lineRule="auto"/>
-      </w:pPr>
-      <w:r>
-        <w:rPr>
-          <w:rFonts w:ascii="Old Standard TT" w:cs="Old Standard TT" w:eastAsia="Old Standard TT" w:hAnsi="Old Standard TT"/>
+        <w:spacing w:before="0" w:after="80" w:line="259" w:lineRule="auto"/>
+      </w:pPr>
+      <w:r>
+        <w:rPr>
+          <w:rFonts w:ascii="Arial" w:cs="Arial" w:eastAsia="Arial" w:hAnsi="Arial"/>
           <w:b w:val="1"/>
           <w:bCs w:val="1"/>
         </w:rPr>
@@ -556,12 +556,12 @@
           <w:ilvl w:val="0"/>
           <w:numId w:val="100"/>
         </w:numPr>
-        <w:spacing w:before="0" w:after="40" w:line="240" w:lineRule="auto"/>
+        <w:spacing w:before="0" w:after="40" w:line="259" w:lineRule="auto"/>
         <w:ind w:left="720" w:hanging="360"/>
       </w:pPr>
       <w:r>
         <w:rPr>
-          <w:rFonts w:ascii="Old Standard TT" w:cs="Old Standard TT" w:eastAsia="Old Standard TT" w:hAnsi="Old Standard TT"/>
+          <w:rFonts w:ascii="Arial" w:cs="Arial" w:eastAsia="Arial" w:hAnsi="Arial"/>
           <w:b w:val="1"/>
           <w:bCs w:val="1"/>
         </w:rPr>
@@ -569,7 +569,7 @@
       </w:r>
       <w:r>
         <w:rPr>
-          <w:rFonts w:ascii="Old Standard TT" w:cs="Old Standard TT" w:eastAsia="Old Standard TT" w:hAnsi="Old Standard TT"/>
+          <w:rFonts w:ascii="Arial" w:cs="Arial" w:eastAsia="Arial" w:hAnsi="Arial"/>
         </w:rPr>
         <w:t xml:space="preserve"> A data ban removes 69–92% of the hub's harm on three models and at most 10% on two. Parameterised auto-accept and partial adherence retain 73–101% (Haiku).</w:t>
       </w:r>
@@ -580,12 +580,12 @@
           <w:ilvl w:val="0"/>
           <w:numId w:val="100"/>
         </w:numPr>
-        <w:spacing w:before="0" w:after="40" w:line="240" w:lineRule="auto"/>
+        <w:spacing w:before="0" w:after="40" w:line="259" w:lineRule="auto"/>
         <w:ind w:left="720" w:hanging="360"/>
       </w:pPr>
       <w:r>
         <w:rPr>
-          <w:rFonts w:ascii="Old Standard TT" w:cs="Old Standard TT" w:eastAsia="Old Standard TT" w:hAnsi="Old Standard TT"/>
+          <w:rFonts w:ascii="Arial" w:cs="Arial" w:eastAsia="Arial" w:hAnsi="Arial"/>
           <w:b w:val="1"/>
           <w:bCs w:val="1"/>
         </w:rPr>
@@ -593,7 +593,7 @@
       </w:r>
       <w:r>
         <w:rPr>
-          <w:rFonts w:ascii="Old Standard TT" w:cs="Old Standard TT" w:eastAsia="Old Standard TT" w:hAnsi="Old Standard TT"/>
+          <w:rFonts w:ascii="Arial" w:cs="Arial" w:eastAsia="Arial" w:hAnsi="Arial"/>
         </w:rPr>
         <w:t xml:space="preserve"> Under discretion, prices rise only if firms accept small steps. With the recommender fixed by script, five firm models' outcomes (Δ 0.05 to 1.00) rise with how often they accept 1–2-cent nudges (12% to 72%).</w:t>
       </w:r>
@@ -604,12 +604,12 @@
           <w:ilvl w:val="0"/>
           <w:numId w:val="100"/>
         </w:numPr>
-        <w:spacing w:before="0" w:after="40" w:line="240" w:lineRule="auto"/>
+        <w:spacing w:before="0" w:after="40" w:line="259" w:lineRule="auto"/>
         <w:ind w:left="720" w:hanging="360"/>
       </w:pPr>
       <w:r>
         <w:rPr>
-          <w:rFonts w:ascii="Old Standard TT" w:cs="Old Standard TT" w:eastAsia="Old Standard TT" w:hAnsi="Old Standard TT"/>
+          <w:rFonts w:ascii="Arial" w:cs="Arial" w:eastAsia="Arial" w:hAnsi="Arial"/>
           <w:b w:val="1"/>
           <w:bCs w:val="1"/>
         </w:rPr>
@@ -617,7 +617,7 @@
       </w:r>
       <w:r>
         <w:rPr>
-          <w:rFonts w:ascii="Old Standard TT" w:cs="Old Standard TT" w:eastAsia="Old Standard TT" w:hAnsi="Old Standard TT"/>
+          <w:rFonts w:ascii="Arial" w:cs="Arial" w:eastAsia="Arial" w:hAnsi="Arial"/>
         </w:rPr>
         <w:t xml:space="preserve"> that a court-appointed monitor could run on a vendor's model before approving a remedy.</w:t>
       </w:r>
@@ -630,7 +630,7 @@
       </w:pPr>
       <w:r>
         <w:rPr>
-          <w:rFonts w:ascii="Old Standard TT" w:cs="Old Standard TT" w:eastAsia="Old Standard TT" w:hAnsi="Old Standard TT"/>
+          <w:rFonts w:ascii="Arial" w:cs="Arial" w:eastAsia="Arial" w:hAnsi="Arial"/>
           <w:b w:val="1"/>
           <w:bCs w:val="1"/>
           <w:color w:val="000000"/>
@@ -642,11 +642,11 @@
     </w:p>
     <w:p>
       <w:pPr>
-        <w:spacing w:before="0" w:after="80" w:line="240" w:lineRule="auto"/>
-      </w:pPr>
-      <w:r>
-        <w:rPr>
-          <w:rFonts w:ascii="Old Standard TT" w:cs="Old Standard TT" w:eastAsia="Old Standard TT" w:hAnsi="Old Standard TT"/>
+        <w:spacing w:before="0" w:after="80" w:line="259" w:lineRule="auto"/>
+      </w:pPr>
+      <w:r>
+        <w:rPr>
+          <w:rFonts w:ascii="Arial" w:cs="Arial" w:eastAsia="Arial" w:hAnsi="Arial"/>
           <w:b w:val="1"/>
           <w:bCs w:val="1"/>
         </w:rPr>
@@ -654,18 +654,18 @@
       </w:r>
       <w:r>
         <w:rPr>
-          <w:rFonts w:ascii="Old Standard TT" w:cs="Old Standard TT" w:eastAsia="Old Standard TT" w:hAnsi="Old Standard TT"/>
+          <w:rFonts w:ascii="Arial" w:cs="Arial" w:eastAsia="Arial" w:hAnsi="Arial"/>
         </w:rPr>
         <w:t xml:space="preserve"> Q-learning agents learn supracompetitive prices in a repeated logit Bertrand market (Calvano et al., 2020). So do GPT-4 agents (Fish et al., 2024) and reasoning models (Riemer et al., 2026, whose llm-cartel design and prompts we re-implement; Appendix D). Such collusion erodes when agents differ (Keppo et al., 2026).</w:t>
       </w:r>
     </w:p>
     <w:p>
       <w:pPr>
-        <w:spacing w:before="0" w:after="80" w:line="240" w:lineRule="auto"/>
-      </w:pPr>
-      <w:r>
-        <w:rPr>
-          <w:rFonts w:ascii="Old Standard TT" w:cs="Old Standard TT" w:eastAsia="Old Standard TT" w:hAnsi="Old Standard TT"/>
+        <w:spacing w:before="0" w:after="80" w:line="259" w:lineRule="auto"/>
+      </w:pPr>
+      <w:r>
+        <w:rPr>
+          <w:rFonts w:ascii="Arial" w:cs="Arial" w:eastAsia="Arial" w:hAnsi="Arial"/>
           <w:b w:val="1"/>
           <w:bCs w:val="1"/>
         </w:rPr>
@@ -673,13 +673,13 @@
       </w:r>
       <w:r>
         <w:rPr>
-          <w:rFonts w:ascii="Old Standard TT" w:cs="Old Standard TT" w:eastAsia="Old Standard TT" w:hAnsi="Old Standard TT"/>
+          <w:rFonts w:ascii="Arial" w:cs="Arial" w:eastAsia="Arial" w:hAnsi="Arial"/>
         </w:rPr>
         <w:t xml:space="preserve"> Sellers sharing one AI model can price supracompetitively when its recommendations are correlated enough (Cao and Hu, 2026). Liability turns on pooled non-public data and on adherence (Berger et al., 2025). </w:t>
       </w:r>
       <w:r>
         <w:rPr>
-          <w:rFonts w:ascii="Old Standard TT" w:cs="Old Standard TT" w:eastAsia="Old Standard TT" w:hAnsi="Old Standard TT"/>
+          <w:rFonts w:ascii="Arial" w:cs="Arial" w:eastAsia="Arial" w:hAnsi="Arial"/>
           <w:i w:val="1"/>
           <w:iCs w:val="1"/>
         </w:rPr>
@@ -687,13 +687,13 @@
       </w:r>
       <w:r>
         <w:rPr>
-          <w:rFonts w:ascii="Old Standard TT" w:cs="Old Standard TT" w:eastAsia="Old Standard TT" w:hAnsi="Old Standard TT"/>
+          <w:rFonts w:ascii="Arial" w:cs="Arial" w:eastAsia="Arial" w:hAnsi="Arial"/>
         </w:rPr>
         <w:t xml:space="preserve"> (9th Cir. 2025) upheld dismissal where recommendations were optional. </w:t>
       </w:r>
       <w:r>
         <w:rPr>
-          <w:rFonts w:ascii="Old Standard TT" w:cs="Old Standard TT" w:eastAsia="Old Standard TT" w:hAnsi="Old Standard TT"/>
+          <w:rFonts w:ascii="Arial" w:cs="Arial" w:eastAsia="Arial" w:hAnsi="Arial"/>
           <w:i w:val="1"/>
           <w:iCs w:val="1"/>
         </w:rPr>
@@ -701,18 +701,18 @@
       </w:r>
       <w:r>
         <w:rPr>
-          <w:rFonts w:ascii="Old Standard TT" w:cs="Old Standard TT" w:eastAsia="Old Standard TT" w:hAnsi="Old Standard TT"/>
+          <w:rFonts w:ascii="Arial" w:cs="Arial" w:eastAsia="Arial" w:hAnsi="Arial"/>
         </w:rPr>
         <w:t xml:space="preserve"> (3d Cir. 2026) revived a claim that cited pooled data and about 90% acceptance.</w:t>
       </w:r>
     </w:p>
     <w:p>
       <w:pPr>
-        <w:spacing w:before="0" w:after="80" w:line="240" w:lineRule="auto"/>
-      </w:pPr>
-      <w:r>
-        <w:rPr>
-          <w:rFonts w:ascii="Old Standard TT" w:cs="Old Standard TT" w:eastAsia="Old Standard TT" w:hAnsi="Old Standard TT"/>
+        <w:spacing w:before="0" w:after="80" w:line="259" w:lineRule="auto"/>
+      </w:pPr>
+      <w:r>
+        <w:rPr>
+          <w:rFonts w:ascii="Arial" w:cs="Arial" w:eastAsia="Arial" w:hAnsi="Arial"/>
           <w:b w:val="1"/>
           <w:bCs w:val="1"/>
         </w:rPr>
@@ -720,7 +720,7 @@
       </w:r>
       <w:r>
         <w:rPr>
-          <w:rFonts w:ascii="Old Standard TT" w:cs="Old Standard TT" w:eastAsia="Old Standard TT" w:hAnsi="Old Standard TT"/>
+          <w:rFonts w:ascii="Arial" w:cs="Arial" w:eastAsia="Arial" w:hAnsi="Arial"/>
         </w:rPr>
         <w:t xml:space="preserve"> In LLM markets, the evidence is model-specific: anti-collusion prompts (Riemer et al., 2026), announced price caps (Dhanda, 2026), a damages regulator or a new entrant (Garra, 2026), regulator review modes, whose best mode is model-specific (Anto &amp; Vazquez, 2026), enforced governance (Bracale Syrnikov et al., 2026), and untested mappings of human remedies (Idowu et al., 2026). These act on firms' prompts, rules or rivals; ours act on a third-party advisor's information and authority. To our knowledge, no prior work tests the RealPage remedies on LLM advisors. On detection, price-level audits can be blind by construction (Xu et al., 2026). Concurrent sprint work (zerocommcartel, 2026) varies what firms are told about rivals' advisors in one-shot Cournot; we vary the advisor's data and the firms' adherence.</w:t>
       </w:r>
@@ -733,7 +733,7 @@
       </w:pPr>
       <w:r>
         <w:rPr>
-          <w:rFonts w:ascii="Old Standard TT" w:cs="Old Standard TT" w:eastAsia="Old Standard TT" w:hAnsi="Old Standard TT"/>
+          <w:rFonts w:ascii="Arial" w:cs="Arial" w:eastAsia="Arial" w:hAnsi="Arial"/>
           <w:b w:val="1"/>
           <w:bCs w:val="1"/>
           <w:color w:val="000000"/>
@@ -745,11 +745,11 @@
     </w:p>
     <w:p>
       <w:pPr>
-        <w:spacing w:before="0" w:after="80" w:line="240" w:lineRule="auto"/>
-      </w:pPr>
-      <w:r>
-        <w:rPr>
-          <w:rFonts w:ascii="Old Standard TT" w:cs="Old Standard TT" w:eastAsia="Old Standard TT" w:hAnsi="Old Standard TT"/>
+        <w:spacing w:before="0" w:after="80" w:line="259" w:lineRule="auto"/>
+      </w:pPr>
+      <w:r>
+        <w:rPr>
+          <w:rFonts w:ascii="Arial" w:cs="Arial" w:eastAsia="Arial" w:hAnsi="Arial"/>
           <w:b w:val="1"/>
           <w:bCs w:val="1"/>
         </w:rPr>
@@ -757,7 +757,7 @@
       </w:r>
       <w:r>
         <w:rPr>
-          <w:rFonts w:ascii="Old Standard TT" w:cs="Old Standard TT" w:eastAsia="Old Standard TT" w:hAnsi="Old Standard TT"/>
+          <w:rFonts w:ascii="Arial" w:cs="Arial" w:eastAsia="Arial" w:hAnsi="Arial"/>
         </w:rPr>
         <w:t xml:space="preserve"> A logit Bertrand duopoly with Calvano et al.'s (2020) parameters (a = 2, μ = 0.25, c = 1), with Nash price p_N = 1.473 and joint-monopoly price p_M = 1.925. Every run starts from 10 rounds of competitive history (Nash ± 5 cents).</w:t>
       </w:r>
@@ -768,12 +768,12 @@
           <w:ilvl w:val="0"/>
           <w:numId w:val="3"/>
         </w:numPr>
-        <w:spacing w:before="0" w:after="40" w:line="240" w:lineRule="auto"/>
+        <w:spacing w:before="0" w:after="40" w:line="259" w:lineRule="auto"/>
         <w:ind w:left="720" w:hanging="360"/>
       </w:pPr>
       <w:r>
         <w:rPr>
-          <w:rFonts w:ascii="Old Standard TT" w:cs="Old Standard TT" w:eastAsia="Old Standard TT" w:hAnsi="Old Standard TT"/>
+          <w:rFonts w:ascii="Arial" w:cs="Arial" w:eastAsia="Arial" w:hAnsi="Arial"/>
           <w:b w:val="1"/>
           <w:bCs w:val="1"/>
         </w:rPr>
@@ -781,7 +781,7 @@
       </w:r>
       <w:r>
         <w:rPr>
-          <w:rFonts w:ascii="Old Standard TT" w:cs="Old Standard TT" w:eastAsia="Old Standard TT" w:hAnsi="Old Standard TT"/>
+          <w:rFonts w:ascii="Arial" w:cs="Arial" w:eastAsia="Arial" w:hAnsi="Arial"/>
         </w:rPr>
         <w:t xml:space="preserve"> Δ = (π − π_N)/(π_M − π_N), averaged over the last 20 of 100 rounds: 0 is competitive and 1 is joint monopoly. The unit of analysis is the run.</w:t>
       </w:r>
@@ -792,12 +792,12 @@
           <w:ilvl w:val="0"/>
           <w:numId w:val="3"/>
         </w:numPr>
-        <w:spacing w:before="0" w:after="40" w:line="240" w:lineRule="auto"/>
+        <w:spacing w:before="0" w:after="40" w:line="259" w:lineRule="auto"/>
         <w:ind w:left="720" w:hanging="360"/>
       </w:pPr>
       <w:r>
         <w:rPr>
-          <w:rFonts w:ascii="Old Standard TT" w:cs="Old Standard TT" w:eastAsia="Old Standard TT" w:hAnsi="Old Standard TT"/>
+          <w:rFonts w:ascii="Arial" w:cs="Arial" w:eastAsia="Arial" w:hAnsi="Arial"/>
           <w:b w:val="1"/>
           <w:bCs w:val="1"/>
         </w:rPr>
@@ -805,18 +805,18 @@
       </w:r>
       <w:r>
         <w:rPr>
-          <w:rFonts w:ascii="Old Standard TT" w:cs="Old Standard TT" w:eastAsia="Old Standard TT" w:hAnsi="Old Standard TT"/>
+          <w:rFonts w:ascii="Arial" w:cs="Arial" w:eastAsia="Arial" w:hAnsi="Arial"/>
         </w:rPr>
         <w:t xml:space="preserve"> (p̄ − p_N)/(p_M − p_N), used for cross-model comparisons because Δ falls again above p_M.</w:t>
       </w:r>
     </w:p>
     <w:p>
       <w:pPr>
-        <w:spacing w:before="0" w:after="80" w:line="240" w:lineRule="auto"/>
-      </w:pPr>
-      <w:r>
-        <w:rPr>
-          <w:rFonts w:ascii="Old Standard TT" w:cs="Old Standard TT" w:eastAsia="Old Standard TT" w:hAnsi="Old Standard TT"/>
+        <w:spacing w:before="0" w:after="80" w:line="259" w:lineRule="auto"/>
+      </w:pPr>
+      <w:r>
+        <w:rPr>
+          <w:rFonts w:ascii="Arial" w:cs="Arial" w:eastAsia="Arial" w:hAnsi="Arial"/>
           <w:b w:val="1"/>
           <w:bCs w:val="1"/>
         </w:rPr>
@@ -824,18 +824,18 @@
       </w:r>
       <w:r>
         <w:rPr>
-          <w:rFonts w:ascii="Old Standard TT" w:cs="Old Standard TT" w:eastAsia="Old Standard TT" w:hAnsi="Old Standard TT"/>
+          <w:rFonts w:ascii="Arial" w:cs="Arial" w:eastAsia="Arial" w:hAnsi="Arial"/>
         </w:rPr>
         <w:t xml:space="preserve"> Firms use the P0 prompt of Fish et al. (2024), via llm-cartel, plus one sentence: the firm competes with one other firm whose prices and sales it does not observe. They see their own price, quantity and profit history, plus the software's recommendations when advised (Appendix A).</w:t>
       </w:r>
     </w:p>
     <w:p>
       <w:pPr>
-        <w:spacing w:before="0" w:after="80" w:line="240" w:lineRule="auto"/>
-      </w:pPr>
-      <w:r>
-        <w:rPr>
-          <w:rFonts w:ascii="Old Standard TT" w:cs="Old Standard TT" w:eastAsia="Old Standard TT" w:hAnsi="Old Standard TT"/>
+        <w:spacing w:before="0" w:after="80" w:line="259" w:lineRule="auto"/>
+      </w:pPr>
+      <w:r>
+        <w:rPr>
+          <w:rFonts w:ascii="Arial" w:cs="Arial" w:eastAsia="Arial" w:hAnsi="Arial"/>
           <w:b w:val="1"/>
           <w:bCs w:val="1"/>
         </w:rPr>
@@ -843,7 +843,7 @@
       </w:r>
       <w:r>
         <w:rPr>
-          <w:rFonts w:ascii="Old Standard TT" w:cs="Old Standard TT" w:eastAsia="Old Standard TT" w:hAnsi="Old Standard TT"/>
+          <w:rFonts w:ascii="Arial" w:cs="Arial" w:eastAsia="Arial" w:hAnsi="Arial"/>
         </w:rPr>
         <w:t xml:space="preserve"> is called once per firm per round, with the same model as the firms.</w:t>
       </w:r>
@@ -854,12 +854,12 @@
           <w:ilvl w:val="0"/>
           <w:numId w:val="3"/>
         </w:numPr>
-        <w:spacing w:before="0" w:after="40" w:line="240" w:lineRule="auto"/>
+        <w:spacing w:before="0" w:after="40" w:line="259" w:lineRule="auto"/>
         <w:ind w:left="720" w:hanging="360"/>
       </w:pPr>
       <w:r>
         <w:rPr>
-          <w:rFonts w:ascii="Old Standard TT" w:cs="Old Standard TT" w:eastAsia="Old Standard TT" w:hAnsi="Old Standard TT"/>
+          <w:rFonts w:ascii="Arial" w:cs="Arial" w:eastAsia="Arial" w:hAnsi="Arial"/>
           <w:b w:val="1"/>
           <w:bCs w:val="1"/>
         </w:rPr>
@@ -867,13 +867,13 @@
       </w:r>
       <w:r>
         <w:rPr>
-          <w:rFonts w:ascii="Old Standard TT" w:cs="Old Standard TT" w:eastAsia="Old Standard TT" w:hAnsi="Old Standard TT"/>
+          <w:rFonts w:ascii="Arial" w:cs="Arial" w:eastAsia="Arial" w:hAnsi="Arial"/>
         </w:rPr>
         <w:t xml:space="preserve"> either the client's long-run profit, or the </w:t>
       </w:r>
       <w:r>
         <w:rPr>
-          <w:rFonts w:ascii="Old Standard TT" w:cs="Old Standard TT" w:eastAsia="Old Standard TT" w:hAnsi="Old Standard TT"/>
+          <w:rFonts w:ascii="Arial" w:cs="Arial" w:eastAsia="Arial" w:hAnsi="Arial"/>
           <w:i w:val="1"/>
           <w:iCs w:val="1"/>
         </w:rPr>
@@ -881,7 +881,7 @@
       </w:r>
       <w:r>
         <w:rPr>
-          <w:rFonts w:ascii="Old Standard TT" w:cs="Old Standard TT" w:eastAsia="Old Standard TT" w:hAnsi="Old Standard TT"/>
+          <w:rFonts w:ascii="Arial" w:cs="Arial" w:eastAsia="Arial" w:hAnsi="Arial"/>
         </w:rPr>
         <w:t xml:space="preserve"> objective, "the combined profit of all firms in your client's market". The prompts are otherwise identical, and none says the hub advises the rival.</w:t>
       </w:r>
@@ -892,12 +892,12 @@
           <w:ilvl w:val="0"/>
           <w:numId w:val="3"/>
         </w:numPr>
-        <w:spacing w:before="0" w:after="40" w:line="240" w:lineRule="auto"/>
+        <w:spacing w:before="0" w:after="40" w:line="259" w:lineRule="auto"/>
         <w:ind w:left="720" w:hanging="360"/>
       </w:pPr>
       <w:r>
         <w:rPr>
-          <w:rFonts w:ascii="Old Standard TT" w:cs="Old Standard TT" w:eastAsia="Old Standard TT" w:hAnsi="Old Standard TT"/>
+          <w:rFonts w:ascii="Arial" w:cs="Arial" w:eastAsia="Arial" w:hAnsi="Arial"/>
           <w:b w:val="1"/>
           <w:bCs w:val="1"/>
         </w:rPr>
@@ -905,13 +905,13 @@
       </w:r>
       <w:r>
         <w:rPr>
-          <w:rFonts w:ascii="Old Standard TT" w:cs="Old Standard TT" w:eastAsia="Old Standard TT" w:hAnsi="Old Standard TT"/>
+          <w:rFonts w:ascii="Arial" w:cs="Arial" w:eastAsia="Arial" w:hAnsi="Arial"/>
         </w:rPr>
         <w:t xml:space="preserve"> price and quantity through t−1 (</w:t>
       </w:r>
       <w:r>
         <w:rPr>
-          <w:rFonts w:ascii="Old Standard TT" w:cs="Old Standard TT" w:eastAsia="Old Standard TT" w:hAnsi="Old Standard TT"/>
+          <w:rFonts w:ascii="Arial" w:cs="Arial" w:eastAsia="Arial" w:hAnsi="Arial"/>
           <w:i w:val="1"/>
           <w:iCs w:val="1"/>
         </w:rPr>
@@ -919,13 +919,13 @@
       </w:r>
       <w:r>
         <w:rPr>
-          <w:rFonts w:ascii="Old Standard TT" w:cs="Old Standard TT" w:eastAsia="Old Standard TT" w:hAnsi="Old Standard TT"/>
+          <w:rFonts w:ascii="Arial" w:cs="Arial" w:eastAsia="Arial" w:hAnsi="Arial"/>
         </w:rPr>
         <w:t xml:space="preserve">), the same data but ≥ 10 rounds old (</w:t>
       </w:r>
       <w:r>
         <w:rPr>
-          <w:rFonts w:ascii="Old Standard TT" w:cs="Old Standard TT" w:eastAsia="Old Standard TT" w:hAnsi="Old Standard TT"/>
+          <w:rFonts w:ascii="Arial" w:cs="Arial" w:eastAsia="Arial" w:hAnsi="Arial"/>
           <w:i w:val="1"/>
           <w:iCs w:val="1"/>
         </w:rPr>
@@ -933,13 +933,13 @@
       </w:r>
       <w:r>
         <w:rPr>
-          <w:rFonts w:ascii="Old Standard TT" w:cs="Old Standard TT" w:eastAsia="Old Standard TT" w:hAnsi="Old Standard TT"/>
+          <w:rFonts w:ascii="Arial" w:cs="Arial" w:eastAsia="Arial" w:hAnsi="Arial"/>
         </w:rPr>
         <w:t xml:space="preserve">), nothing (</w:t>
       </w:r>
       <w:r>
         <w:rPr>
-          <w:rFonts w:ascii="Old Standard TT" w:cs="Old Standard TT" w:eastAsia="Old Standard TT" w:hAnsi="Old Standard TT"/>
+          <w:rFonts w:ascii="Arial" w:cs="Arial" w:eastAsia="Arial" w:hAnsi="Arial"/>
           <w:i w:val="1"/>
           <w:iCs w:val="1"/>
         </w:rPr>
@@ -947,13 +947,13 @@
       </w:r>
       <w:r>
         <w:rPr>
-          <w:rFonts w:ascii="Old Standard TT" w:cs="Old Standard TT" w:eastAsia="Old Standard TT" w:hAnsi="Old Standard TT"/>
+          <w:rFonts w:ascii="Arial" w:cs="Arial" w:eastAsia="Arial" w:hAnsi="Arial"/>
         </w:rPr>
         <w:t xml:space="preserve">, the decree's data ban), or a market average (</w:t>
       </w:r>
       <w:r>
         <w:rPr>
-          <w:rFonts w:ascii="Old Standard TT" w:cs="Old Standard TT" w:eastAsia="Old Standard TT" w:hAnsi="Old Standard TT"/>
+          <w:rFonts w:ascii="Arial" w:cs="Arial" w:eastAsia="Arial" w:hAnsi="Arial"/>
           <w:i w:val="1"/>
           <w:iCs w:val="1"/>
         </w:rPr>
@@ -961,18 +961,18 @@
       </w:r>
       <w:r>
         <w:rPr>
-          <w:rFonts w:ascii="Old Standard TT" w:cs="Old Standard TT" w:eastAsia="Old Standard TT" w:hAnsi="Old Standard TT"/>
+          <w:rFonts w:ascii="Arial" w:cs="Arial" w:eastAsia="Arial" w:hAnsi="Arial"/>
         </w:rPr>
         <w:t xml:space="preserve">, triopoly only).</w:t>
       </w:r>
     </w:p>
     <w:p>
       <w:pPr>
-        <w:spacing w:before="0" w:after="80" w:line="240" w:lineRule="auto"/>
-      </w:pPr>
-      <w:r>
-        <w:rPr>
-          <w:rFonts w:ascii="Old Standard TT" w:cs="Old Standard TT" w:eastAsia="Old Standard TT" w:hAnsi="Old Standard TT"/>
+        <w:spacing w:before="0" w:after="80" w:line="259" w:lineRule="auto"/>
+      </w:pPr>
+      <w:r>
+        <w:rPr>
+          <w:rFonts w:ascii="Arial" w:cs="Arial" w:eastAsia="Arial" w:hAnsi="Arial"/>
           <w:b w:val="1"/>
           <w:bCs w:val="1"/>
         </w:rPr>
@@ -985,12 +985,12 @@
           <w:ilvl w:val="0"/>
           <w:numId w:val="3"/>
         </w:numPr>
-        <w:spacing w:before="0" w:after="40" w:line="240" w:lineRule="auto"/>
+        <w:spacing w:before="0" w:after="40" w:line="259" w:lineRule="auto"/>
         <w:ind w:left="720" w:hanging="360"/>
       </w:pPr>
       <w:r>
         <w:rPr>
-          <w:rFonts w:ascii="Old Standard TT" w:cs="Old Standard TT" w:eastAsia="Old Standard TT" w:hAnsi="Old Standard TT"/>
+          <w:rFonts w:ascii="Arial" w:cs="Arial" w:eastAsia="Arial" w:hAnsi="Arial"/>
           <w:b w:val="1"/>
           <w:bCs w:val="1"/>
         </w:rPr>
@@ -998,7 +998,7 @@
       </w:r>
       <w:r>
         <w:rPr>
-          <w:rFonts w:ascii="Old Standard TT" w:cs="Old Standard TT" w:eastAsia="Old Standard TT" w:hAnsi="Old Standard TT"/>
+          <w:rFonts w:ascii="Arial" w:cs="Arial" w:eastAsia="Arial" w:hAnsi="Arial"/>
         </w:rPr>
         <w:t xml:space="preserve"> the price is the recommendation.</w:t>
       </w:r>
@@ -1009,12 +1009,12 @@
           <w:ilvl w:val="0"/>
           <w:numId w:val="3"/>
         </w:numPr>
-        <w:spacing w:before="0" w:after="40" w:line="240" w:lineRule="auto"/>
+        <w:spacing w:before="0" w:after="40" w:line="259" w:lineRule="auto"/>
         <w:ind w:left="720" w:hanging="360"/>
       </w:pPr>
       <w:r>
         <w:rPr>
-          <w:rFonts w:ascii="Old Standard TT" w:cs="Old Standard TT" w:eastAsia="Old Standard TT" w:hAnsi="Old Standard TT"/>
+          <w:rFonts w:ascii="Arial" w:cs="Arial" w:eastAsia="Arial" w:hAnsi="Arial"/>
           <w:b w:val="1"/>
           <w:bCs w:val="1"/>
         </w:rPr>
@@ -1022,7 +1022,7 @@
       </w:r>
       <w:r>
         <w:rPr>
-          <w:rFonts w:ascii="Old Standard TT" w:cs="Old Standard TT" w:eastAsia="Old Standard TT" w:hAnsi="Old Standard TT"/>
+          <w:rFonts w:ascii="Arial" w:cs="Arial" w:eastAsia="Arial" w:hAnsi="Arial"/>
         </w:rPr>
         <w:t xml:space="preserve"> auto-applied, but clipped to ±3% or ±1% of the firm's last price. This mirrors §V.A.1's user-set parameters; ±3% is the daily default cited in the DOJ complaint.</w:t>
       </w:r>
@@ -1033,12 +1033,12 @@
           <w:ilvl w:val="0"/>
           <w:numId w:val="3"/>
         </w:numPr>
-        <w:spacing w:before="0" w:after="40" w:line="240" w:lineRule="auto"/>
+        <w:spacing w:before="0" w:after="40" w:line="259" w:lineRule="auto"/>
         <w:ind w:left="720" w:hanging="360"/>
       </w:pPr>
       <w:r>
         <w:rPr>
-          <w:rFonts w:ascii="Old Standard TT" w:cs="Old Standard TT" w:eastAsia="Old Standard TT" w:hAnsi="Old Standard TT"/>
+          <w:rFonts w:ascii="Arial" w:cs="Arial" w:eastAsia="Arial" w:hAnsi="Arial"/>
           <w:b w:val="1"/>
           <w:bCs w:val="1"/>
         </w:rPr>
@@ -1046,7 +1046,7 @@
       </w:r>
       <w:r>
         <w:rPr>
-          <w:rFonts w:ascii="Old Standard TT" w:cs="Old Standard TT" w:eastAsia="Old Standard TT" w:hAnsi="Old Standard TT"/>
+          <w:rFonts w:ascii="Arial" w:cs="Arial" w:eastAsia="Arial" w:hAnsi="Arial"/>
         </w:rPr>
         <w:t xml:space="preserve"> each firm's price is the recommendation with probability q, and otherwise the firm decides.</w:t>
       </w:r>
@@ -1057,12 +1057,12 @@
           <w:ilvl w:val="0"/>
           <w:numId w:val="3"/>
         </w:numPr>
-        <w:spacing w:before="0" w:after="40" w:line="240" w:lineRule="auto"/>
+        <w:spacing w:before="0" w:after="40" w:line="259" w:lineRule="auto"/>
         <w:ind w:left="720" w:hanging="360"/>
       </w:pPr>
       <w:r>
         <w:rPr>
-          <w:rFonts w:ascii="Old Standard TT" w:cs="Old Standard TT" w:eastAsia="Old Standard TT" w:hAnsi="Old Standard TT"/>
+          <w:rFonts w:ascii="Arial" w:cs="Arial" w:eastAsia="Arial" w:hAnsi="Arial"/>
           <w:b w:val="1"/>
           <w:bCs w:val="1"/>
         </w:rPr>
@@ -1070,18 +1070,18 @@
       </w:r>
       <w:r>
         <w:rPr>
-          <w:rFonts w:ascii="Old Standard TT" w:cs="Old Standard TT" w:eastAsia="Old Standard TT" w:hAnsi="Old Standard TT"/>
+          <w:rFonts w:ascii="Arial" w:cs="Arial" w:eastAsia="Arial" w:hAnsi="Arial"/>
         </w:rPr>
         <w:t xml:space="preserve"> the firm sets every price itself after seeing the recommendation.</w:t>
       </w:r>
     </w:p>
     <w:p>
       <w:pPr>
-        <w:spacing w:before="0" w:after="80" w:line="240" w:lineRule="auto"/>
-      </w:pPr>
-      <w:r>
-        <w:rPr>
-          <w:rFonts w:ascii="Old Standard TT" w:cs="Old Standard TT" w:eastAsia="Old Standard TT" w:hAnsi="Old Standard TT"/>
+        <w:spacing w:before="0" w:after="80" w:line="259" w:lineRule="auto"/>
+      </w:pPr>
+      <w:r>
+        <w:rPr>
+          <w:rFonts w:ascii="Arial" w:cs="Arial" w:eastAsia="Arial" w:hAnsi="Arial"/>
           <w:b w:val="1"/>
           <w:bCs w:val="1"/>
         </w:rPr>
@@ -1089,13 +1089,13 @@
       </w:r>
       <w:r>
         <w:rPr>
-          <w:rFonts w:ascii="Old Standard TT" w:cs="Old Standard TT" w:eastAsia="Old Standard TT" w:hAnsi="Old Standard TT"/>
+          <w:rFonts w:ascii="Arial" w:cs="Arial" w:eastAsia="Arial" w:hAnsi="Arial"/>
         </w:rPr>
         <w:t xml:space="preserve"> (no LLM): a static monopoly price, best-response dynamics, a rational joint-profit hub, and a </w:t>
       </w:r>
       <w:r>
         <w:rPr>
-          <w:rFonts w:ascii="Old Standard TT" w:cs="Old Standard TT" w:eastAsia="Old Standard TT" w:hAnsi="Old Standard TT"/>
+          <w:rFonts w:ascii="Arial" w:cs="Arial" w:eastAsia="Arial" w:hAnsi="Arial"/>
           <w:b w:val="1"/>
           <w:bCs w:val="1"/>
         </w:rPr>
@@ -1103,18 +1103,18 @@
       </w:r>
       <w:r>
         <w:rPr>
-          <w:rFonts w:ascii="Old Standard TT" w:cs="Old Standard TT" w:eastAsia="Old Standard TT" w:hAnsi="Old Standard TT"/>
+          <w:rFonts w:ascii="Arial" w:cs="Arial" w:eastAsia="Arial" w:hAnsi="Arial"/>
         </w:rPr>
         <w:t xml:space="preserve">. The ratchet recommends the client's own last price plus 1, 3 or 10 cents, capped at p_M. It re-anchors after a rejection, and the firm sees only the number.</w:t>
       </w:r>
     </w:p>
     <w:p>
       <w:pPr>
-        <w:spacing w:before="0" w:after="80" w:line="240" w:lineRule="auto"/>
-      </w:pPr>
-      <w:r>
-        <w:rPr>
-          <w:rFonts w:ascii="Old Standard TT" w:cs="Old Standard TT" w:eastAsia="Old Standard TT" w:hAnsi="Old Standard TT"/>
+        <w:spacing w:before="0" w:after="80" w:line="259" w:lineRule="auto"/>
+      </w:pPr>
+      <w:r>
+        <w:rPr>
+          <w:rFonts w:ascii="Arial" w:cs="Arial" w:eastAsia="Arial" w:hAnsi="Arial"/>
           <w:b w:val="1"/>
           <w:bCs w:val="1"/>
         </w:rPr>
@@ -1122,18 +1122,18 @@
       </w:r>
       <w:r>
         <w:rPr>
-          <w:rFonts w:ascii="Old Standard TT" w:cs="Old Standard TT" w:eastAsia="Old Standard TT" w:hAnsi="Old Standard TT"/>
+          <w:rFonts w:ascii="Arial" w:cs="Arial" w:eastAsia="Arial" w:hAnsi="Arial"/>
         </w:rPr>
         <w:t xml:space="preserve"> Primary: Claude Haiku 5.5, with adaptive thinking at low effort. Replications: DeepSeek V4.1 Flash, Qwen3.8 Flash, Nemotron 3.5 Lightning (open weights), GPT-5.4 mini, Gemini 3.8 Flash and Gemini 3.5 Flash-Lite; model IDs are logged on every call. Settings were not honoured uniformly, so we report measured reasoning budgets (Table F1): median output tokens per call range from 35 (Gemini Flash-Lite at low effort, which does not think) to 6,695 (Nemotron, whose 1,024-token budget was not enforced).</w:t>
       </w:r>
     </w:p>
     <w:p>
       <w:pPr>
-        <w:spacing w:before="0" w:after="80" w:line="240" w:lineRule="auto"/>
-      </w:pPr>
-      <w:r>
-        <w:rPr>
-          <w:rFonts w:ascii="Old Standard TT" w:cs="Old Standard TT" w:eastAsia="Old Standard TT" w:hAnsi="Old Standard TT"/>
+        <w:spacing w:before="0" w:after="80" w:line="259" w:lineRule="auto"/>
+      </w:pPr>
+      <w:r>
+        <w:rPr>
+          <w:rFonts w:ascii="Arial" w:cs="Arial" w:eastAsia="Arial" w:hAnsi="Arial"/>
           <w:b w:val="1"/>
           <w:bCs w:val="1"/>
         </w:rPr>
@@ -1141,7 +1141,7 @@
       </w:r>
       <w:r>
         <w:rPr>
-          <w:rFonts w:ascii="Old Standard TT" w:cs="Old Standard TT" w:eastAsia="Old Standard TT" w:hAnsi="Old Standard TT"/>
+          <w:rFonts w:ascii="Arial" w:cs="Arial" w:eastAsia="Arial" w:hAnsi="Arial"/>
         </w:rPr>
         <w:t xml:space="preserve"> Welch t tests and intervals, plus Mann-Whitney, with Holm correction within each pre-registered stage.</w:t>
       </w:r>
@@ -1152,12 +1152,12 @@
           <w:ilvl w:val="0"/>
           <w:numId w:val="3"/>
         </w:numPr>
-        <w:spacing w:before="0" w:after="40" w:line="240" w:lineRule="auto"/>
+        <w:spacing w:before="0" w:after="40" w:line="259" w:lineRule="auto"/>
         <w:ind w:left="720" w:hanging="360"/>
       </w:pPr>
       <w:r>
         <w:rPr>
-          <w:rFonts w:ascii="Old Standard TT" w:cs="Old Standard TT" w:eastAsia="Old Standard TT" w:hAnsi="Old Standard TT"/>
+          <w:rFonts w:ascii="Arial" w:cs="Arial" w:eastAsia="Arial" w:hAnsi="Arial"/>
         </w:rPr>
         <w:t xml:space="preserve">Share of harm removed = (Δ_hub − Δ_remedy)/(Δ_hub − Δ_no advisor), where "hub" is the market-aligned hub with current data on auto-accept, with a bootstrap 95% CI. The MDE for every contrast is in the per-arm tables (Appendix B).</w:t>
       </w:r>
@@ -1168,12 +1168,12 @@
           <w:ilvl w:val="0"/>
           <w:numId w:val="3"/>
         </w:numPr>
-        <w:spacing w:before="0" w:after="40" w:line="240" w:lineRule="auto"/>
+        <w:spacing w:before="0" w:after="40" w:line="259" w:lineRule="auto"/>
         <w:ind w:left="720" w:hanging="360"/>
       </w:pPr>
       <w:r>
         <w:rPr>
-          <w:rFonts w:ascii="Old Standard TT" w:cs="Old Standard TT" w:eastAsia="Old Standard TT" w:hAnsi="Old Standard TT"/>
+          <w:rFonts w:ascii="Arial" w:cs="Arial" w:eastAsia="Arial" w:hAnsi="Arial"/>
         </w:rPr>
         <w:t xml:space="preserve">n = 20 per primary Haiku arm (raised from 10 after the pilot), and n = 3–12 for the other models. The main batch's arms, contrasts and seed lists were frozen before it ran (commit </w:t>
       </w:r>
@@ -1187,7 +1187,7 @@
       </w:r>
       <w:r>
         <w:rPr>
-          <w:rFonts w:ascii="Old Standard TT" w:cs="Old Standard TT" w:eastAsia="Old Standard TT" w:hAnsi="Old Standard TT"/>
+          <w:rFonts w:ascii="Arial" w:cs="Arial" w:eastAsia="Arial" w:hAnsi="Arial"/>
         </w:rPr>
         <w:t xml:space="preserve">); every later batch was logged with a prediction before launch (</w:t>
       </w:r>
@@ -1201,7 +1201,7 @@
       </w:r>
       <w:r>
         <w:rPr>
-          <w:rFonts w:ascii="Old Standard TT" w:cs="Old Standard TT" w:eastAsia="Old Standard TT" w:hAnsi="Old Standard TT"/>
+          <w:rFonts w:ascii="Arial" w:cs="Arial" w:eastAsia="Arial" w:hAnsi="Arial"/>
         </w:rPr>
         <w:t xml:space="preserve">).</w:t>
       </w:r>
@@ -1214,7 +1214,7 @@
       </w:pPr>
       <w:r>
         <w:rPr>
-          <w:rFonts w:ascii="Old Standard TT" w:cs="Old Standard TT" w:eastAsia="Old Standard TT" w:hAnsi="Old Standard TT"/>
+          <w:rFonts w:ascii="Arial" w:cs="Arial" w:eastAsia="Arial" w:hAnsi="Arial"/>
           <w:b w:val="1"/>
           <w:bCs w:val="1"/>
           <w:color w:val="000000"/>
@@ -1232,7 +1232,7 @@
       </w:pPr>
       <w:r>
         <w:rPr>
-          <w:rFonts w:ascii="Old Standard TT" w:cs="Old Standard TT" w:eastAsia="Old Standard TT" w:hAnsi="Old Standard TT"/>
+          <w:rFonts w:ascii="Arial" w:cs="Arial" w:eastAsia="Arial" w:hAnsi="Arial"/>
           <w:b w:val="1"/>
           <w:bCs w:val="1"/>
           <w:color w:val="000000"/>
@@ -1243,7 +1243,7 @@
       </w:r>
       <w:r>
         <w:rPr>
-          <w:rFonts w:ascii="Old Standard TT" w:cs="Old Standard TT" w:eastAsia="Old Standard TT" w:hAnsi="Old Standard TT"/>
+          <w:rFonts w:ascii="Arial" w:cs="Arial" w:eastAsia="Arial" w:hAnsi="Arial"/>
           <w:b w:val="1"/>
           <w:bCs w:val="1"/>
           <w:i w:val="1"/>
@@ -1257,17 +1257,17 @@
     </w:p>
     <w:p>
       <w:pPr>
-        <w:spacing w:before="0" w:after="80" w:line="240" w:lineRule="auto"/>
-      </w:pPr>
-      <w:r>
-        <w:rPr>
-          <w:rFonts w:ascii="Old Standard TT" w:cs="Old Standard TT" w:eastAsia="Old Standard TT" w:hAnsi="Old Standard TT"/>
+        <w:spacing w:before="0" w:after="80" w:line="259" w:lineRule="auto"/>
+      </w:pPr>
+      <w:r>
+        <w:rPr>
+          <w:rFonts w:ascii="Arial" w:cs="Arial" w:eastAsia="Arial" w:hAnsi="Arial"/>
         </w:rPr>
         <w:t xml:space="preserve">The mechanical controls give Δ = 1.00 (static monopoly) and 0.01 (best response), and the no-advisor baseline B0 is 0.06 (n = 20). The main batch made 41,000 calls with 0 parse failures and 0 refusals. In the behavioural positive control, the hub beats B0 by ≥ 0.3 in 20/20 runs. </w:t>
       </w:r>
       <w:r>
         <w:rPr>
-          <w:rFonts w:ascii="Old Standard TT" w:cs="Old Standard TT" w:eastAsia="Old Standard TT" w:hAnsi="Old Standard TT"/>
+          <w:rFonts w:ascii="Arial" w:cs="Arial" w:eastAsia="Arial" w:hAnsi="Arial"/>
           <w:b w:val="1"/>
           <w:bCs w:val="1"/>
         </w:rPr>
@@ -1275,7 +1275,7 @@
       </w:r>
       <w:r>
         <w:rPr>
-          <w:rFonts w:ascii="Old Standard TT" w:cs="Old Standard TT" w:eastAsia="Old Standard TT" w:hAnsi="Old Standard TT"/>
+          <w:rFonts w:ascii="Arial" w:cs="Arial" w:eastAsia="Arial" w:hAnsi="Arial"/>
         </w:rPr>
         <w:t xml:space="preserve"> (Δ −0.01 vs 0.06, p &lt; .001): pooled data alone doesn't cause the harm; the objective does (Figure 1).</w:t>
       </w:r>
@@ -1325,11 +1325,11 @@
     </w:p>
     <w:p>
       <w:pPr>
-        <w:spacing w:before="0" w:after="80" w:line="240" w:lineRule="auto"/>
-      </w:pPr>
-      <w:r>
-        <w:rPr>
-          <w:rFonts w:ascii="Old Standard TT" w:cs="Old Standard TT" w:eastAsia="Old Standard TT" w:hAnsi="Old Standard TT"/>
+        <w:spacing w:before="0" w:after="80" w:line="259" w:lineRule="auto"/>
+      </w:pPr>
+      <w:r>
+        <w:rPr>
+          <w:rFonts w:ascii="Arial" w:cs="Arial" w:eastAsia="Arial" w:hAnsi="Arial"/>
           <w:i w:val="1"/>
           <w:iCs w:val="1"/>
         </w:rPr>
@@ -1337,7 +1337,7 @@
       </w:r>
       <w:r>
         <w:rPr>
-          <w:rFonts w:ascii="Old Standard TT" w:cs="Old Standard TT" w:eastAsia="Old Standard TT" w:hAnsi="Old Standard TT"/>
+          <w:rFonts w:ascii="Arial" w:cs="Arial" w:eastAsia="Arial" w:hAnsi="Arial"/>
         </w:rPr>
         <w:t xml:space="preserve"> Profit gain Δ over the last 20 of 100 rounds, for Claude Haiku 5.5 (n = 20 per arm) and DeepSeek V4.1 Flash (n = 3–8). Dots are runs; bars are 95% t-intervals.</w:t>
       </w:r>
@@ -1350,7 +1350,7 @@
       </w:pPr>
       <w:r>
         <w:rPr>
-          <w:rFonts w:ascii="Old Standard TT" w:cs="Old Standard TT" w:eastAsia="Old Standard TT" w:hAnsi="Old Standard TT"/>
+          <w:rFonts w:ascii="Arial" w:cs="Arial" w:eastAsia="Arial" w:hAnsi="Arial"/>
           <w:b w:val="1"/>
           <w:bCs w:val="1"/>
           <w:color w:val="000000"/>
@@ -1361,7 +1361,7 @@
       </w:r>
       <w:r>
         <w:rPr>
-          <w:rFonts w:ascii="Old Standard TT" w:cs="Old Standard TT" w:eastAsia="Old Standard TT" w:hAnsi="Old Standard TT"/>
+          <w:rFonts w:ascii="Arial" w:cs="Arial" w:eastAsia="Arial" w:hAnsi="Arial"/>
           <w:b w:val="1"/>
           <w:bCs w:val="1"/>
           <w:i w:val="1"/>
@@ -1375,11 +1375,11 @@
     </w:p>
     <w:p>
       <w:pPr>
-        <w:spacing w:before="0" w:after="80" w:line="240" w:lineRule="auto"/>
-      </w:pPr>
-      <w:r>
-        <w:rPr>
-          <w:rFonts w:ascii="Old Standard TT" w:cs="Old Standard TT" w:eastAsia="Old Standard TT" w:hAnsi="Old Standard TT"/>
+        <w:spacing w:before="0" w:after="80" w:line="259" w:lineRule="auto"/>
+      </w:pPr>
+      <w:r>
+        <w:rPr>
+          <w:rFonts w:ascii="Arial" w:cs="Arial" w:eastAsia="Arial" w:hAnsi="Arial"/>
         </w:rPr>
         <w:t xml:space="preserve">The market-aligned hub reaches Δ 0.99 (SD 0.01). Share of its harm removed (95% CI):</w:t>
       </w:r>
@@ -1425,7 +1425,7 @@
             </w:pPr>
             <w:r>
               <w:rPr>
-                <w:rFonts w:ascii="Old Standard TT" w:cs="Old Standard TT" w:eastAsia="Old Standard TT" w:hAnsi="Old Standard TT"/>
+                <w:rFonts w:ascii="Arial" w:cs="Arial" w:eastAsia="Arial" w:hAnsi="Arial"/>
                 <w:b w:val="1"/>
                 <w:bCs w:val="1"/>
                 <w:sz w:val="18"/>
@@ -1446,7 +1446,7 @@
             </w:pPr>
             <w:r>
               <w:rPr>
-                <w:rFonts w:ascii="Old Standard TT" w:cs="Old Standard TT" w:eastAsia="Old Standard TT" w:hAnsi="Old Standard TT"/>
+                <w:rFonts w:ascii="Arial" w:cs="Arial" w:eastAsia="Arial" w:hAnsi="Arial"/>
                 <w:b w:val="1"/>
                 <w:bCs w:val="1"/>
                 <w:sz w:val="18"/>
@@ -1467,7 +1467,7 @@
             </w:pPr>
             <w:r>
               <w:rPr>
-                <w:rFonts w:ascii="Old Standard TT" w:cs="Old Standard TT" w:eastAsia="Old Standard TT" w:hAnsi="Old Standard TT"/>
+                <w:rFonts w:ascii="Arial" w:cs="Arial" w:eastAsia="Arial" w:hAnsi="Arial"/>
                 <w:b w:val="1"/>
                 <w:bCs w:val="1"/>
                 <w:sz w:val="18"/>
@@ -1492,7 +1492,7 @@
             </w:pPr>
             <w:r>
               <w:rPr>
-                <w:rFonts w:ascii="Old Standard TT" w:cs="Old Standard TT" w:eastAsia="Old Standard TT" w:hAnsi="Old Standard TT"/>
+                <w:rFonts w:ascii="Arial" w:cs="Arial" w:eastAsia="Arial" w:hAnsi="Arial"/>
                 <w:sz w:val="18"/>
                 <w:szCs w:val="18"/>
               </w:rPr>
@@ -1510,7 +1510,7 @@
             </w:pPr>
             <w:r>
               <w:rPr>
-                <w:rFonts w:ascii="Old Standard TT" w:cs="Old Standard TT" w:eastAsia="Old Standard TT" w:hAnsi="Old Standard TT"/>
+                <w:rFonts w:ascii="Arial" w:cs="Arial" w:eastAsia="Arial" w:hAnsi="Arial"/>
                 <w:b w:val="1"/>
                 <w:bCs w:val="1"/>
                 <w:sz w:val="18"/>
@@ -1520,7 +1520,7 @@
             </w:r>
             <w:r>
               <w:rPr>
-                <w:rFonts w:ascii="Old Standard TT" w:cs="Old Standard TT" w:eastAsia="Old Standard TT" w:hAnsi="Old Standard TT"/>
+                <w:rFonts w:ascii="Arial" w:cs="Arial" w:eastAsia="Arial" w:hAnsi="Arial"/>
                 <w:sz w:val="18"/>
                 <w:szCs w:val="18"/>
               </w:rPr>
@@ -1538,7 +1538,7 @@
             </w:pPr>
             <w:r>
               <w:rPr>
-                <w:rFonts w:ascii="Old Standard TT" w:cs="Old Standard TT" w:eastAsia="Old Standard TT" w:hAnsi="Old Standard TT"/>
+                <w:rFonts w:ascii="Arial" w:cs="Arial" w:eastAsia="Arial" w:hAnsi="Arial"/>
                 <w:b w:val="1"/>
                 <w:bCs w:val="1"/>
                 <w:sz w:val="18"/>
@@ -1548,7 +1548,7 @@
             </w:r>
             <w:r>
               <w:rPr>
-                <w:rFonts w:ascii="Old Standard TT" w:cs="Old Standard TT" w:eastAsia="Old Standard TT" w:hAnsi="Old Standard TT"/>
+                <w:rFonts w:ascii="Arial" w:cs="Arial" w:eastAsia="Arial" w:hAnsi="Arial"/>
                 <w:sz w:val="18"/>
                 <w:szCs w:val="18"/>
               </w:rPr>
@@ -1571,7 +1571,7 @@
             </w:pPr>
             <w:r>
               <w:rPr>
-                <w:rFonts w:ascii="Old Standard TT" w:cs="Old Standard TT" w:eastAsia="Old Standard TT" w:hAnsi="Old Standard TT"/>
+                <w:rFonts w:ascii="Arial" w:cs="Arial" w:eastAsia="Arial" w:hAnsi="Arial"/>
                 <w:sz w:val="18"/>
                 <w:szCs w:val="18"/>
               </w:rPr>
@@ -1589,7 +1589,7 @@
             </w:pPr>
             <w:r>
               <w:rPr>
-                <w:rFonts w:ascii="Old Standard TT" w:cs="Old Standard TT" w:eastAsia="Old Standard TT" w:hAnsi="Old Standard TT"/>
+                <w:rFonts w:ascii="Arial" w:cs="Arial" w:eastAsia="Arial" w:hAnsi="Arial"/>
                 <w:sz w:val="18"/>
                 <w:szCs w:val="18"/>
               </w:rPr>
@@ -1607,7 +1607,7 @@
             </w:pPr>
             <w:r>
               <w:rPr>
-                <w:rFonts w:ascii="Old Standard TT" w:cs="Old Standard TT" w:eastAsia="Old Standard TT" w:hAnsi="Old Standard TT"/>
+                <w:rFonts w:ascii="Arial" w:cs="Arial" w:eastAsia="Arial" w:hAnsi="Arial"/>
                 <w:sz w:val="18"/>
                 <w:szCs w:val="18"/>
               </w:rPr>
@@ -1630,7 +1630,7 @@
             </w:pPr>
             <w:r>
               <w:rPr>
-                <w:rFonts w:ascii="Old Standard TT" w:cs="Old Standard TT" w:eastAsia="Old Standard TT" w:hAnsi="Old Standard TT"/>
+                <w:rFonts w:ascii="Arial" w:cs="Arial" w:eastAsia="Arial" w:hAnsi="Arial"/>
                 <w:sz w:val="18"/>
                 <w:szCs w:val="18"/>
               </w:rPr>
@@ -1648,7 +1648,7 @@
             </w:pPr>
             <w:r>
               <w:rPr>
-                <w:rFonts w:ascii="Old Standard TT" w:cs="Old Standard TT" w:eastAsia="Old Standard TT" w:hAnsi="Old Standard TT"/>
+                <w:rFonts w:ascii="Arial" w:cs="Arial" w:eastAsia="Arial" w:hAnsi="Arial"/>
                 <w:sz w:val="18"/>
                 <w:szCs w:val="18"/>
               </w:rPr>
@@ -1666,7 +1666,7 @@
             </w:pPr>
             <w:r>
               <w:rPr>
-                <w:rFonts w:ascii="Old Standard TT" w:cs="Old Standard TT" w:eastAsia="Old Standard TT" w:hAnsi="Old Standard TT"/>
+                <w:rFonts w:ascii="Arial" w:cs="Arial" w:eastAsia="Arial" w:hAnsi="Arial"/>
                 <w:sz w:val="18"/>
                 <w:szCs w:val="18"/>
               </w:rPr>
@@ -1689,7 +1689,7 @@
             </w:pPr>
             <w:r>
               <w:rPr>
-                <w:rFonts w:ascii="Old Standard TT" w:cs="Old Standard TT" w:eastAsia="Old Standard TT" w:hAnsi="Old Standard TT"/>
+                <w:rFonts w:ascii="Arial" w:cs="Arial" w:eastAsia="Arial" w:hAnsi="Arial"/>
                 <w:sz w:val="18"/>
                 <w:szCs w:val="18"/>
               </w:rPr>
@@ -1707,7 +1707,7 @@
             </w:pPr>
             <w:r>
               <w:rPr>
-                <w:rFonts w:ascii="Old Standard TT" w:cs="Old Standard TT" w:eastAsia="Old Standard TT" w:hAnsi="Old Standard TT"/>
+                <w:rFonts w:ascii="Arial" w:cs="Arial" w:eastAsia="Arial" w:hAnsi="Arial"/>
                 <w:sz w:val="18"/>
                 <w:szCs w:val="18"/>
               </w:rPr>
@@ -1725,7 +1725,7 @@
             </w:pPr>
             <w:r>
               <w:rPr>
-                <w:rFonts w:ascii="Old Standard TT" w:cs="Old Standard TT" w:eastAsia="Old Standard TT" w:hAnsi="Old Standard TT"/>
+                <w:rFonts w:ascii="Arial" w:cs="Arial" w:eastAsia="Arial" w:hAnsi="Arial"/>
                 <w:sz w:val="18"/>
                 <w:szCs w:val="18"/>
               </w:rPr>
@@ -1748,7 +1748,7 @@
             </w:pPr>
             <w:r>
               <w:rPr>
-                <w:rFonts w:ascii="Old Standard TT" w:cs="Old Standard TT" w:eastAsia="Old Standard TT" w:hAnsi="Old Standard TT"/>
+                <w:rFonts w:ascii="Arial" w:cs="Arial" w:eastAsia="Arial" w:hAnsi="Arial"/>
                 <w:sz w:val="18"/>
                 <w:szCs w:val="18"/>
               </w:rPr>
@@ -1766,7 +1766,7 @@
             </w:pPr>
             <w:r>
               <w:rPr>
-                <w:rFonts w:ascii="Old Standard TT" w:cs="Old Standard TT" w:eastAsia="Old Standard TT" w:hAnsi="Old Standard TT"/>
+                <w:rFonts w:ascii="Arial" w:cs="Arial" w:eastAsia="Arial" w:hAnsi="Arial"/>
                 <w:sz w:val="18"/>
                 <w:szCs w:val="18"/>
               </w:rPr>
@@ -1784,7 +1784,7 @@
             </w:pPr>
             <w:r>
               <w:rPr>
-                <w:rFonts w:ascii="Old Standard TT" w:cs="Old Standard TT" w:eastAsia="Old Standard TT" w:hAnsi="Old Standard TT"/>
+                <w:rFonts w:ascii="Arial" w:cs="Arial" w:eastAsia="Arial" w:hAnsi="Arial"/>
                 <w:sz w:val="18"/>
                 <w:szCs w:val="18"/>
               </w:rPr>
@@ -1807,7 +1807,7 @@
             </w:pPr>
             <w:r>
               <w:rPr>
-                <w:rFonts w:ascii="Old Standard TT" w:cs="Old Standard TT" w:eastAsia="Old Standard TT" w:hAnsi="Old Standard TT"/>
+                <w:rFonts w:ascii="Arial" w:cs="Arial" w:eastAsia="Arial" w:hAnsi="Arial"/>
                 <w:sz w:val="18"/>
                 <w:szCs w:val="18"/>
               </w:rPr>
@@ -1825,7 +1825,7 @@
             </w:pPr>
             <w:r>
               <w:rPr>
-                <w:rFonts w:ascii="Old Standard TT" w:cs="Old Standard TT" w:eastAsia="Old Standard TT" w:hAnsi="Old Standard TT"/>
+                <w:rFonts w:ascii="Arial" w:cs="Arial" w:eastAsia="Arial" w:hAnsi="Arial"/>
                 <w:sz w:val="18"/>
                 <w:szCs w:val="18"/>
               </w:rPr>
@@ -1843,7 +1843,7 @@
             </w:pPr>
             <w:r>
               <w:rPr>
-                <w:rFonts w:ascii="Old Standard TT" w:cs="Old Standard TT" w:eastAsia="Old Standard TT" w:hAnsi="Old Standard TT"/>
+                <w:rFonts w:ascii="Arial" w:cs="Arial" w:eastAsia="Arial" w:hAnsi="Arial"/>
                 <w:sz w:val="18"/>
                 <w:szCs w:val="18"/>
               </w:rPr>
@@ -1860,22 +1860,22 @@
     </w:p>
     <w:p>
       <w:pPr>
-        <w:spacing w:before="0" w:after="80" w:line="240" w:lineRule="auto"/>
-      </w:pPr>
-      <w:r>
-        <w:rPr>
-          <w:rFonts w:ascii="Old Standard TT" w:cs="Old Standard TT" w:eastAsia="Old Standard TT" w:hAnsi="Old Standard TT"/>
+        <w:spacing w:before="0" w:after="80" w:line="259" w:lineRule="auto"/>
+      </w:pPr>
+      <w:r>
+        <w:rPr>
+          <w:rFonts w:ascii="Arial" w:cs="Arial" w:eastAsia="Arial" w:hAnsi="Arial"/>
         </w:rPr>
         <w:t xml:space="preserve">†GPT-5.4 mini's hub reaches monopoly in only 2 of 5 runs (Δ 1.00, 1.00, 0.31, 0.23, 0.17), so the shares are imprecise.</w:t>
       </w:r>
     </w:p>
     <w:p>
       <w:pPr>
-        <w:spacing w:before="0" w:after="80" w:line="240" w:lineRule="auto"/>
-      </w:pPr>
-      <w:r>
-        <w:rPr>
-          <w:rFonts w:ascii="Old Standard TT" w:cs="Old Standard TT" w:eastAsia="Old Standard TT" w:hAnsi="Old Standard TT"/>
+        <w:spacing w:before="0" w:after="80" w:line="259" w:lineRule="auto"/>
+      </w:pPr>
+      <w:r>
+        <w:rPr>
+          <w:rFonts w:ascii="Arial" w:cs="Arial" w:eastAsia="Arial" w:hAnsi="Arial"/>
           <w:b w:val="1"/>
           <w:bCs w:val="1"/>
         </w:rPr>
@@ -1883,7 +1883,7 @@
       </w:r>
       <w:r>
         <w:rPr>
-          <w:rFonts w:ascii="Old Standard TT" w:cs="Old Standard TT" w:eastAsia="Old Standard TT" w:hAnsi="Old Standard TT"/>
+          <w:rFonts w:ascii="Arial" w:cs="Arial" w:eastAsia="Arial" w:hAnsi="Arial"/>
         </w:rPr>
         <w:t xml:space="preserve"> its firms reach monopoly without any advisor in 2 of 4 baseline runs, so shares cannot be estimated; its hub reaches monopoly under every data regime (Figure 2).</w:t>
       </w:r>
@@ -1933,11 +1933,11 @@
     </w:p>
     <w:p>
       <w:pPr>
-        <w:spacing w:before="0" w:after="80" w:line="240" w:lineRule="auto"/>
-      </w:pPr>
-      <w:r>
-        <w:rPr>
-          <w:rFonts w:ascii="Old Standard TT" w:cs="Old Standard TT" w:eastAsia="Old Standard TT" w:hAnsi="Old Standard TT"/>
+        <w:spacing w:before="0" w:after="80" w:line="259" w:lineRule="auto"/>
+      </w:pPr>
+      <w:r>
+        <w:rPr>
+          <w:rFonts w:ascii="Arial" w:cs="Arial" w:eastAsia="Arial" w:hAnsi="Arial"/>
           <w:i w:val="1"/>
           <w:iCs w:val="1"/>
         </w:rPr>
@@ -1945,7 +1945,7 @@
       </w:r>
       <w:r>
         <w:rPr>
-          <w:rFonts w:ascii="Old Standard TT" w:cs="Old Standard TT" w:eastAsia="Old Standard TT" w:hAnsi="Old Standard TT"/>
+          <w:rFonts w:ascii="Arial" w:cs="Arial" w:eastAsia="Arial" w:hAnsi="Arial"/>
         </w:rPr>
         <w:t xml:space="preserve"> Price index over the last 20 of 100 rounds: 0 is Nash and 1 is joint monopoly. Bars are 95% t-intervals where n ≥ 4. The dashed line is a scripted rational joint-profit hub with no rival data.</w:t>
       </w:r>
@@ -1956,12 +1956,12 @@
           <w:ilvl w:val="0"/>
           <w:numId w:val="3"/>
         </w:numPr>
-        <w:spacing w:before="0" w:after="40" w:line="240" w:lineRule="auto"/>
+        <w:spacing w:before="0" w:after="40" w:line="259" w:lineRule="auto"/>
         <w:ind w:left="720" w:hanging="360"/>
       </w:pPr>
       <w:r>
         <w:rPr>
-          <w:rFonts w:ascii="Old Standard TT" w:cs="Old Standard TT" w:eastAsia="Old Standard TT" w:hAnsi="Old Standard TT"/>
+          <w:rFonts w:ascii="Arial" w:cs="Arial" w:eastAsia="Arial" w:hAnsi="Arial"/>
           <w:b w:val="1"/>
           <w:bCs w:val="1"/>
         </w:rPr>
@@ -1969,7 +1969,7 @@
       </w:r>
       <w:r>
         <w:rPr>
-          <w:rFonts w:ascii="Old Standard TT" w:cs="Old Standard TT" w:eastAsia="Old Standard TT" w:hAnsi="Old Standard TT"/>
+          <w:rFonts w:ascii="Arial" w:cs="Arial" w:eastAsia="Arial" w:hAnsi="Arial"/>
         </w:rPr>
         <w:t xml:space="preserve"> In the triopoly (n = 10), a market-average feed removes nothing: Δ 0.98 vs 0.92 with per-firm data.</w:t>
       </w:r>
@@ -1980,12 +1980,12 @@
           <w:ilvl w:val="0"/>
           <w:numId w:val="3"/>
         </w:numPr>
-        <w:spacing w:before="0" w:after="40" w:line="240" w:lineRule="auto"/>
+        <w:spacing w:before="0" w:after="40" w:line="259" w:lineRule="auto"/>
         <w:ind w:left="720" w:hanging="360"/>
       </w:pPr>
       <w:r>
         <w:rPr>
-          <w:rFonts w:ascii="Old Standard TT" w:cs="Old Standard TT" w:eastAsia="Old Standard TT" w:hAnsi="Old Standard TT"/>
+          <w:rFonts w:ascii="Arial" w:cs="Arial" w:eastAsia="Arial" w:hAnsi="Arial"/>
           <w:b w:val="1"/>
           <w:bCs w:val="1"/>
         </w:rPr>
@@ -1993,7 +1993,7 @@
       </w:r>
       <w:r>
         <w:rPr>
-          <w:rFonts w:ascii="Old Standard TT" w:cs="Old Standard TT" w:eastAsia="Old Standard TT" w:hAnsi="Old Standard TT"/>
+          <w:rFonts w:ascii="Arial" w:cs="Arial" w:eastAsia="Arial" w:hAnsi="Arial"/>
         </w:rPr>
         <w:t xml:space="preserve"> A scripted joint-profit hub reaches Δ 1.00 with current or stale data, and 0.82 with none (price index 0.60, the dashed line in Figure 2). Under a joint objective, raising one's own price is profitable even without information about the rival.</w:t>
       </w:r>
@@ -2004,12 +2004,12 @@
           <w:ilvl w:val="0"/>
           <w:numId w:val="3"/>
         </w:numPr>
-        <w:spacing w:before="0" w:after="40" w:line="240" w:lineRule="auto"/>
+        <w:spacing w:before="0" w:after="40" w:line="259" w:lineRule="auto"/>
         <w:ind w:left="720" w:hanging="360"/>
       </w:pPr>
       <w:r>
         <w:rPr>
-          <w:rFonts w:ascii="Old Standard TT" w:cs="Old Standard TT" w:eastAsia="Old Standard TT" w:hAnsi="Old Standard TT"/>
+          <w:rFonts w:ascii="Arial" w:cs="Arial" w:eastAsia="Arial" w:hAnsi="Arial"/>
           <w:b w:val="1"/>
           <w:bCs w:val="1"/>
         </w:rPr>
@@ -2017,7 +2017,7 @@
       </w:r>
       <w:r>
         <w:rPr>
-          <w:rFonts w:ascii="Old Standard TT" w:cs="Old Standard TT" w:eastAsia="Old Standard TT" w:hAnsi="Old Standard TT"/>
+          <w:rFonts w:ascii="Arial" w:cs="Arial" w:eastAsia="Arial" w:hAnsi="Arial"/>
         </w:rPr>
         <w:t xml:space="preserve"> The data ban binds hubs that hesitate to act on their objective blind: Haiku's no-data hub writes "deviating upward risks losing volume to a competitor", while the DeepSeek and Gemini Flash-Lite hubs price at or above p_M within a few rounds. It does not track reasoning budget (DeepSeek's hub thinks as much as Haiku's: 928 vs 778 tokens).</w:t>
       </w:r>
@@ -2030,7 +2030,7 @@
       </w:pPr>
       <w:r>
         <w:rPr>
-          <w:rFonts w:ascii="Old Standard TT" w:cs="Old Standard TT" w:eastAsia="Old Standard TT" w:hAnsi="Old Standard TT"/>
+          <w:rFonts w:ascii="Arial" w:cs="Arial" w:eastAsia="Arial" w:hAnsi="Arial"/>
           <w:b w:val="1"/>
           <w:bCs w:val="1"/>
           <w:color w:val="000000"/>
@@ -2041,7 +2041,7 @@
       </w:r>
       <w:r>
         <w:rPr>
-          <w:rFonts w:ascii="Old Standard TT" w:cs="Old Standard TT" w:eastAsia="Old Standard TT" w:hAnsi="Old Standard TT"/>
+          <w:rFonts w:ascii="Arial" w:cs="Arial" w:eastAsia="Arial" w:hAnsi="Arial"/>
           <w:b w:val="1"/>
           <w:bCs w:val="1"/>
           <w:i w:val="1"/>
@@ -2095,7 +2095,7 @@
             </w:pPr>
             <w:r>
               <w:rPr>
-                <w:rFonts w:ascii="Old Standard TT" w:cs="Old Standard TT" w:eastAsia="Old Standard TT" w:hAnsi="Old Standard TT"/>
+                <w:rFonts w:ascii="Arial" w:cs="Arial" w:eastAsia="Arial" w:hAnsi="Arial"/>
                 <w:b w:val="1"/>
                 <w:bCs w:val="1"/>
                 <w:sz w:val="18"/>
@@ -2116,7 +2116,7 @@
             </w:pPr>
             <w:r>
               <w:rPr>
-                <w:rFonts w:ascii="Old Standard TT" w:cs="Old Standard TT" w:eastAsia="Old Standard TT" w:hAnsi="Old Standard TT"/>
+                <w:rFonts w:ascii="Arial" w:cs="Arial" w:eastAsia="Arial" w:hAnsi="Arial"/>
                 <w:b w:val="1"/>
                 <w:bCs w:val="1"/>
                 <w:sz w:val="18"/>
@@ -2137,7 +2137,7 @@
             </w:pPr>
             <w:r>
               <w:rPr>
-                <w:rFonts w:ascii="Old Standard TT" w:cs="Old Standard TT" w:eastAsia="Old Standard TT" w:hAnsi="Old Standard TT"/>
+                <w:rFonts w:ascii="Arial" w:cs="Arial" w:eastAsia="Arial" w:hAnsi="Arial"/>
                 <w:b w:val="1"/>
                 <w:bCs w:val="1"/>
                 <w:sz w:val="18"/>
@@ -2158,7 +2158,7 @@
             </w:pPr>
             <w:r>
               <w:rPr>
-                <w:rFonts w:ascii="Old Standard TT" w:cs="Old Standard TT" w:eastAsia="Old Standard TT" w:hAnsi="Old Standard TT"/>
+                <w:rFonts w:ascii="Arial" w:cs="Arial" w:eastAsia="Arial" w:hAnsi="Arial"/>
                 <w:b w:val="1"/>
                 <w:bCs w:val="1"/>
                 <w:sz w:val="18"/>
@@ -2183,7 +2183,7 @@
             </w:pPr>
             <w:r>
               <w:rPr>
-                <w:rFonts w:ascii="Old Standard TT" w:cs="Old Standard TT" w:eastAsia="Old Standard TT" w:hAnsi="Old Standard TT"/>
+                <w:rFonts w:ascii="Arial" w:cs="Arial" w:eastAsia="Arial" w:hAnsi="Arial"/>
                 <w:sz w:val="18"/>
                 <w:szCs w:val="18"/>
               </w:rPr>
@@ -2201,7 +2201,7 @@
             </w:pPr>
             <w:r>
               <w:rPr>
-                <w:rFonts w:ascii="Old Standard TT" w:cs="Old Standard TT" w:eastAsia="Old Standard TT" w:hAnsi="Old Standard TT"/>
+                <w:rFonts w:ascii="Arial" w:cs="Arial" w:eastAsia="Arial" w:hAnsi="Arial"/>
                 <w:sz w:val="18"/>
                 <w:szCs w:val="18"/>
               </w:rPr>
@@ -2219,7 +2219,7 @@
             </w:pPr>
             <w:r>
               <w:rPr>
-                <w:rFonts w:ascii="Old Standard TT" w:cs="Old Standard TT" w:eastAsia="Old Standard TT" w:hAnsi="Old Standard TT"/>
+                <w:rFonts w:ascii="Arial" w:cs="Arial" w:eastAsia="Arial" w:hAnsi="Arial"/>
                 <w:sz w:val="18"/>
                 <w:szCs w:val="18"/>
               </w:rPr>
@@ -2237,7 +2237,7 @@
             </w:pPr>
             <w:r>
               <w:rPr>
-                <w:rFonts w:ascii="Old Standard TT" w:cs="Old Standard TT" w:eastAsia="Old Standard TT" w:hAnsi="Old Standard TT"/>
+                <w:rFonts w:ascii="Arial" w:cs="Arial" w:eastAsia="Arial" w:hAnsi="Arial"/>
                 <w:sz w:val="18"/>
                 <w:szCs w:val="18"/>
               </w:rPr>
@@ -2260,7 +2260,7 @@
             </w:pPr>
             <w:r>
               <w:rPr>
-                <w:rFonts w:ascii="Old Standard TT" w:cs="Old Standard TT" w:eastAsia="Old Standard TT" w:hAnsi="Old Standard TT"/>
+                <w:rFonts w:ascii="Arial" w:cs="Arial" w:eastAsia="Arial" w:hAnsi="Arial"/>
                 <w:sz w:val="18"/>
                 <w:szCs w:val="18"/>
               </w:rPr>
@@ -2278,7 +2278,7 @@
             </w:pPr>
             <w:r>
               <w:rPr>
-                <w:rFonts w:ascii="Old Standard TT" w:cs="Old Standard TT" w:eastAsia="Old Standard TT" w:hAnsi="Old Standard TT"/>
+                <w:rFonts w:ascii="Arial" w:cs="Arial" w:eastAsia="Arial" w:hAnsi="Arial"/>
                 <w:sz w:val="18"/>
                 <w:szCs w:val="18"/>
               </w:rPr>
@@ -2296,7 +2296,7 @@
             </w:pPr>
             <w:r>
               <w:rPr>
-                <w:rFonts w:ascii="Old Standard TT" w:cs="Old Standard TT" w:eastAsia="Old Standard TT" w:hAnsi="Old Standard TT"/>
+                <w:rFonts w:ascii="Arial" w:cs="Arial" w:eastAsia="Arial" w:hAnsi="Arial"/>
                 <w:sz w:val="18"/>
                 <w:szCs w:val="18"/>
               </w:rPr>
@@ -2314,7 +2314,7 @@
             </w:pPr>
             <w:r>
               <w:rPr>
-                <w:rFonts w:ascii="Old Standard TT" w:cs="Old Standard TT" w:eastAsia="Old Standard TT" w:hAnsi="Old Standard TT"/>
+                <w:rFonts w:ascii="Arial" w:cs="Arial" w:eastAsia="Arial" w:hAnsi="Arial"/>
                 <w:sz w:val="18"/>
                 <w:szCs w:val="18"/>
               </w:rPr>
@@ -2337,7 +2337,7 @@
             </w:pPr>
             <w:r>
               <w:rPr>
-                <w:rFonts w:ascii="Old Standard TT" w:cs="Old Standard TT" w:eastAsia="Old Standard TT" w:hAnsi="Old Standard TT"/>
+                <w:rFonts w:ascii="Arial" w:cs="Arial" w:eastAsia="Arial" w:hAnsi="Arial"/>
                 <w:sz w:val="18"/>
                 <w:szCs w:val="18"/>
               </w:rPr>
@@ -2355,7 +2355,7 @@
             </w:pPr>
             <w:r>
               <w:rPr>
-                <w:rFonts w:ascii="Old Standard TT" w:cs="Old Standard TT" w:eastAsia="Old Standard TT" w:hAnsi="Old Standard TT"/>
+                <w:rFonts w:ascii="Arial" w:cs="Arial" w:eastAsia="Arial" w:hAnsi="Arial"/>
                 <w:sz w:val="18"/>
                 <w:szCs w:val="18"/>
               </w:rPr>
@@ -2373,7 +2373,7 @@
             </w:pPr>
             <w:r>
               <w:rPr>
-                <w:rFonts w:ascii="Old Standard TT" w:cs="Old Standard TT" w:eastAsia="Old Standard TT" w:hAnsi="Old Standard TT"/>
+                <w:rFonts w:ascii="Arial" w:cs="Arial" w:eastAsia="Arial" w:hAnsi="Arial"/>
                 <w:sz w:val="18"/>
                 <w:szCs w:val="18"/>
               </w:rPr>
@@ -2391,7 +2391,7 @@
             </w:pPr>
             <w:r>
               <w:rPr>
-                <w:rFonts w:ascii="Old Standard TT" w:cs="Old Standard TT" w:eastAsia="Old Standard TT" w:hAnsi="Old Standard TT"/>
+                <w:rFonts w:ascii="Arial" w:cs="Arial" w:eastAsia="Arial" w:hAnsi="Arial"/>
                 <w:sz w:val="18"/>
                 <w:szCs w:val="18"/>
               </w:rPr>
@@ -2414,7 +2414,7 @@
             </w:pPr>
             <w:r>
               <w:rPr>
-                <w:rFonts w:ascii="Old Standard TT" w:cs="Old Standard TT" w:eastAsia="Old Standard TT" w:hAnsi="Old Standard TT"/>
+                <w:rFonts w:ascii="Arial" w:cs="Arial" w:eastAsia="Arial" w:hAnsi="Arial"/>
                 <w:sz w:val="18"/>
                 <w:szCs w:val="18"/>
               </w:rPr>
@@ -2432,7 +2432,7 @@
             </w:pPr>
             <w:r>
               <w:rPr>
-                <w:rFonts w:ascii="Old Standard TT" w:cs="Old Standard TT" w:eastAsia="Old Standard TT" w:hAnsi="Old Standard TT"/>
+                <w:rFonts w:ascii="Arial" w:cs="Arial" w:eastAsia="Arial" w:hAnsi="Arial"/>
                 <w:sz w:val="18"/>
                 <w:szCs w:val="18"/>
               </w:rPr>
@@ -2450,7 +2450,7 @@
             </w:pPr>
             <w:r>
               <w:rPr>
-                <w:rFonts w:ascii="Old Standard TT" w:cs="Old Standard TT" w:eastAsia="Old Standard TT" w:hAnsi="Old Standard TT"/>
+                <w:rFonts w:ascii="Arial" w:cs="Arial" w:eastAsia="Arial" w:hAnsi="Arial"/>
                 <w:sz w:val="18"/>
                 <w:szCs w:val="18"/>
               </w:rPr>
@@ -2468,7 +2468,7 @@
             </w:pPr>
             <w:r>
               <w:rPr>
-                <w:rFonts w:ascii="Old Standard TT" w:cs="Old Standard TT" w:eastAsia="Old Standard TT" w:hAnsi="Old Standard TT"/>
+                <w:rFonts w:ascii="Arial" w:cs="Arial" w:eastAsia="Arial" w:hAnsi="Arial"/>
                 <w:sz w:val="18"/>
                 <w:szCs w:val="18"/>
               </w:rPr>
@@ -2491,7 +2491,7 @@
             </w:pPr>
             <w:r>
               <w:rPr>
-                <w:rFonts w:ascii="Old Standard TT" w:cs="Old Standard TT" w:eastAsia="Old Standard TT" w:hAnsi="Old Standard TT"/>
+                <w:rFonts w:ascii="Arial" w:cs="Arial" w:eastAsia="Arial" w:hAnsi="Arial"/>
                 <w:b w:val="1"/>
                 <w:bCs w:val="1"/>
                 <w:sz w:val="18"/>
@@ -2511,7 +2511,7 @@
             </w:pPr>
             <w:r>
               <w:rPr>
-                <w:rFonts w:ascii="Old Standard TT" w:cs="Old Standard TT" w:eastAsia="Old Standard TT" w:hAnsi="Old Standard TT"/>
+                <w:rFonts w:ascii="Arial" w:cs="Arial" w:eastAsia="Arial" w:hAnsi="Arial"/>
                 <w:b w:val="1"/>
                 <w:bCs w:val="1"/>
                 <w:sz w:val="18"/>
@@ -2531,7 +2531,7 @@
             </w:pPr>
             <w:r>
               <w:rPr>
-                <w:rFonts w:ascii="Old Standard TT" w:cs="Old Standard TT" w:eastAsia="Old Standard TT" w:hAnsi="Old Standard TT"/>
+                <w:rFonts w:ascii="Arial" w:cs="Arial" w:eastAsia="Arial" w:hAnsi="Arial"/>
                 <w:b w:val="1"/>
                 <w:bCs w:val="1"/>
                 <w:sz w:val="18"/>
@@ -2551,7 +2551,7 @@
             </w:pPr>
             <w:r>
               <w:rPr>
-                <w:rFonts w:ascii="Old Standard TT" w:cs="Old Standard TT" w:eastAsia="Old Standard TT" w:hAnsi="Old Standard TT"/>
+                <w:rFonts w:ascii="Arial" w:cs="Arial" w:eastAsia="Arial" w:hAnsi="Arial"/>
                 <w:sz w:val="18"/>
                 <w:szCs w:val="18"/>
               </w:rPr>
@@ -2568,11 +2568,11 @@
     </w:p>
     <w:p>
       <w:pPr>
-        <w:spacing w:before="0" w:after="80" w:line="240" w:lineRule="auto"/>
-      </w:pPr>
-      <w:r>
-        <w:rPr>
-          <w:rFonts w:ascii="Old Standard TT" w:cs="Old Standard TT" w:eastAsia="Old Standard TT" w:hAnsi="Old Standard TT"/>
+        <w:spacing w:before="0" w:after="80" w:line="259" w:lineRule="auto"/>
+      </w:pPr>
+      <w:r>
+        <w:rPr>
+          <w:rFonts w:ascii="Arial" w:cs="Arial" w:eastAsia="Arial" w:hAnsi="Arial"/>
         </w:rPr>
         <w:t xml:space="preserve">On Qwen3.8 Flash, the ±3% band retains 88% of the harm (Δ 0.87 vs 0.97 under plain auto-accept; n = 4) and delays monopoly from a median round of 45 to 56.</w:t>
       </w:r>
@@ -2585,7 +2585,7 @@
       </w:pPr>
       <w:r>
         <w:rPr>
-          <w:rFonts w:ascii="Old Standard TT" w:cs="Old Standard TT" w:eastAsia="Old Standard TT" w:hAnsi="Old Standard TT"/>
+          <w:rFonts w:ascii="Arial" w:cs="Arial" w:eastAsia="Arial" w:hAnsi="Arial"/>
           <w:b w:val="1"/>
           <w:bCs w:val="1"/>
           <w:color w:val="000000"/>
@@ -2596,7 +2596,7 @@
       </w:r>
       <w:r>
         <w:rPr>
-          <w:rFonts w:ascii="Old Standard TT" w:cs="Old Standard TT" w:eastAsia="Old Standard TT" w:hAnsi="Old Standard TT"/>
+          <w:rFonts w:ascii="Arial" w:cs="Arial" w:eastAsia="Arial" w:hAnsi="Arial"/>
           <w:b w:val="1"/>
           <w:bCs w:val="1"/>
           <w:i w:val="1"/>
@@ -2610,11 +2610,11 @@
     </w:p>
     <w:p>
       <w:pPr>
-        <w:spacing w:before="0" w:after="80" w:line="240" w:lineRule="auto"/>
-      </w:pPr>
-      <w:r>
-        <w:rPr>
-          <w:rFonts w:ascii="Old Standard TT" w:cs="Old Standard TT" w:eastAsia="Old Standard TT" w:hAnsi="Old Standard TT"/>
+        <w:spacing w:before="0" w:after="80" w:line="259" w:lineRule="auto"/>
+      </w:pPr>
+      <w:r>
+        <w:rPr>
+          <w:rFonts w:ascii="Arial" w:cs="Arial" w:eastAsia="Arial" w:hAnsi="Arial"/>
           <w:b w:val="1"/>
           <w:bCs w:val="1"/>
         </w:rPr>
@@ -2622,7 +2622,7 @@
       </w:r>
       <w:r>
         <w:rPr>
-          <w:rFonts w:ascii="Old Standard TT" w:cs="Old Standard TT" w:eastAsia="Old Standard TT" w:hAnsi="Old Standard TT"/>
+          <w:rFonts w:ascii="Arial" w:cs="Arial" w:eastAsia="Arial" w:hAnsi="Arial"/>
         </w:rPr>
         <w:t xml:space="preserve"> We pre-registered that firm discretion would remove ≥ 80% of the hub's harm on two other models:</w:t>
       </w:r>
@@ -2633,12 +2633,12 @@
           <w:ilvl w:val="0"/>
           <w:numId w:val="3"/>
         </w:numPr>
-        <w:spacing w:before="0" w:after="40" w:line="240" w:lineRule="auto"/>
+        <w:spacing w:before="0" w:after="40" w:line="259" w:lineRule="auto"/>
         <w:ind w:left="720" w:hanging="360"/>
       </w:pPr>
       <w:r>
         <w:rPr>
-          <w:rFonts w:ascii="Old Standard TT" w:cs="Old Standard TT" w:eastAsia="Old Standard TT" w:hAnsi="Old Standard TT"/>
+          <w:rFonts w:ascii="Arial" w:cs="Arial" w:eastAsia="Arial" w:hAnsi="Arial"/>
           <w:b w:val="1"/>
           <w:bCs w:val="1"/>
         </w:rPr>
@@ -2646,7 +2646,7 @@
       </w:r>
       <w:r>
         <w:rPr>
-          <w:rFonts w:ascii="Old Standard TT" w:cs="Old Standard TT" w:eastAsia="Old Standard TT" w:hAnsi="Old Standard TT"/>
+          <w:rFonts w:ascii="Arial" w:cs="Arial" w:eastAsia="Arial" w:hAnsi="Arial"/>
         </w:rPr>
         <w:t xml:space="preserve"> it removes all of it (Δ 0.10 vs B0 0.15 and auto-accept 0.97; n = 4). The prediction holds.</w:t>
       </w:r>
@@ -2657,12 +2657,12 @@
           <w:ilvl w:val="0"/>
           <w:numId w:val="3"/>
         </w:numPr>
-        <w:spacing w:before="0" w:after="40" w:line="240" w:lineRule="auto"/>
+        <w:spacing w:before="0" w:after="40" w:line="259" w:lineRule="auto"/>
         <w:ind w:left="720" w:hanging="360"/>
       </w:pPr>
       <w:r>
         <w:rPr>
-          <w:rFonts w:ascii="Old Standard TT" w:cs="Old Standard TT" w:eastAsia="Old Standard TT" w:hAnsi="Old Standard TT"/>
+          <w:rFonts w:ascii="Arial" w:cs="Arial" w:eastAsia="Arial" w:hAnsi="Arial"/>
           <w:b w:val="1"/>
           <w:bCs w:val="1"/>
         </w:rPr>
@@ -2670,13 +2670,13 @@
       </w:r>
       <w:r>
         <w:rPr>
-          <w:rFonts w:ascii="Old Standard TT" w:cs="Old Standard TT" w:eastAsia="Old Standard TT" w:hAnsi="Old Standard TT"/>
+          <w:rFonts w:ascii="Arial" w:cs="Arial" w:eastAsia="Arial" w:hAnsi="Arial"/>
         </w:rPr>
         <w:t xml:space="preserve"> it removes only </w:t>
       </w:r>
       <w:r>
         <w:rPr>
-          <w:rFonts w:ascii="Old Standard TT" w:cs="Old Standard TT" w:eastAsia="Old Standard TT" w:hAnsi="Old Standard TT"/>
+          <w:rFonts w:ascii="Arial" w:cs="Arial" w:eastAsia="Arial" w:hAnsi="Arial"/>
           <w:b w:val="1"/>
           <w:bCs w:val="1"/>
         </w:rPr>
@@ -2684,18 +2684,18 @@
       </w:r>
       <w:r>
         <w:rPr>
-          <w:rFonts w:ascii="Old Standard TT" w:cs="Old Standard TT" w:eastAsia="Old Standard TT" w:hAnsi="Old Standard TT"/>
+          <w:rFonts w:ascii="Arial" w:cs="Arial" w:eastAsia="Arial" w:hAnsi="Arial"/>
         </w:rPr>
         <w:t xml:space="preserve"> (27–84; n = 12), and 4 of 12 runs end near monopoly (Δ 0.89–1.00). The prediction fails.</w:t>
       </w:r>
     </w:p>
     <w:p>
       <w:pPr>
-        <w:spacing w:before="0" w:after="80" w:line="240" w:lineRule="auto"/>
-      </w:pPr>
-      <w:r>
-        <w:rPr>
-          <w:rFonts w:ascii="Old Standard TT" w:cs="Old Standard TT" w:eastAsia="Old Standard TT" w:hAnsi="Old Standard TT"/>
+        <w:spacing w:before="0" w:after="80" w:line="259" w:lineRule="auto"/>
+      </w:pPr>
+      <w:r>
+        <w:rPr>
+          <w:rFonts w:ascii="Arial" w:cs="Arial" w:eastAsia="Arial" w:hAnsi="Arial"/>
           <w:b w:val="1"/>
           <w:bCs w:val="1"/>
         </w:rPr>
@@ -2703,18 +2703,18 @@
       </w:r>
       <w:r>
         <w:rPr>
-          <w:rFonts w:ascii="Old Standard TT" w:cs="Old Standard TT" w:eastAsia="Old Standard TT" w:hAnsi="Old Standard TT"/>
+          <w:rFonts w:ascii="Arial" w:cs="Arial" w:eastAsia="Arial" w:hAnsi="Arial"/>
         </w:rPr>
         <w:t xml:space="preserve"> Under discretion, the hub anchors on the client's current price and steps up from it. Gemini firms accept 67% of its 1–2-cent increases, Haiku firms 16% (Table F2); the Gemini runs that reached monopoly are those where the hub kept nudging and the firms kept accepting.</w:t>
       </w:r>
     </w:p>
     <w:p>
       <w:pPr>
-        <w:spacing w:before="0" w:after="80" w:line="240" w:lineRule="auto"/>
-      </w:pPr>
-      <w:r>
-        <w:rPr>
-          <w:rFonts w:ascii="Old Standard TT" w:cs="Old Standard TT" w:eastAsia="Old Standard TT" w:hAnsi="Old Standard TT"/>
+        <w:spacing w:before="0" w:after="80" w:line="259" w:lineRule="auto"/>
+      </w:pPr>
+      <w:r>
+        <w:rPr>
+          <w:rFonts w:ascii="Arial" w:cs="Arial" w:eastAsia="Arial" w:hAnsi="Arial"/>
           <w:b w:val="1"/>
           <w:bCs w:val="1"/>
         </w:rPr>
@@ -2722,7 +2722,7 @@
       </w:r>
       <w:r>
         <w:rPr>
-          <w:rFonts w:ascii="Old Standard TT" w:cs="Old Standard TT" w:eastAsia="Old Standard TT" w:hAnsi="Old Standard TT"/>
+          <w:rFonts w:ascii="Arial" w:cs="Arial" w:eastAsia="Arial" w:hAnsi="Arial"/>
         </w:rPr>
         <w:t xml:space="preserve"> (pre-registered). We replace the LLM hub with a script that recommends the client's own last price plus a fixed step. The recommender is now identical across models, so only the firm differs. Δ over the last 20 rounds:</w:t>
       </w:r>
@@ -2771,7 +2771,7 @@
             </w:pPr>
             <w:r>
               <w:rPr>
-                <w:rFonts w:ascii="Old Standard TT" w:cs="Old Standard TT" w:eastAsia="Old Standard TT" w:hAnsi="Old Standard TT"/>
+                <w:rFonts w:ascii="Arial" w:cs="Arial" w:eastAsia="Arial" w:hAnsi="Arial"/>
                 <w:b w:val="1"/>
                 <w:bCs w:val="1"/>
                 <w:sz w:val="18"/>
@@ -2792,7 +2792,7 @@
             </w:pPr>
             <w:r>
               <w:rPr>
-                <w:rFonts w:ascii="Old Standard TT" w:cs="Old Standard TT" w:eastAsia="Old Standard TT" w:hAnsi="Old Standard TT"/>
+                <w:rFonts w:ascii="Arial" w:cs="Arial" w:eastAsia="Arial" w:hAnsi="Arial"/>
                 <w:b w:val="1"/>
                 <w:bCs w:val="1"/>
                 <w:sz w:val="18"/>
@@ -2802,7 +2802,7 @@
             </w:r>
             <w:r>
               <w:rPr>
-                <w:rFonts w:ascii="Old Standard TT" w:cs="Old Standard TT" w:eastAsia="Old Standard TT" w:hAnsi="Old Standard TT"/>
+                <w:rFonts w:ascii="Arial" w:cs="Arial" w:eastAsia="Arial" w:hAnsi="Arial"/>
                 <w:b w:val="1"/>
                 <w:bCs w:val="1"/>
                 <w:sz w:val="18"/>
@@ -2823,7 +2823,7 @@
             </w:pPr>
             <w:r>
               <w:rPr>
-                <w:rFonts w:ascii="Old Standard TT" w:cs="Old Standard TT" w:eastAsia="Old Standard TT" w:hAnsi="Old Standard TT"/>
+                <w:rFonts w:ascii="Arial" w:cs="Arial" w:eastAsia="Arial" w:hAnsi="Arial"/>
                 <w:b w:val="1"/>
                 <w:bCs w:val="1"/>
                 <w:sz w:val="18"/>
@@ -2844,7 +2844,7 @@
             </w:pPr>
             <w:r>
               <w:rPr>
-                <w:rFonts w:ascii="Old Standard TT" w:cs="Old Standard TT" w:eastAsia="Old Standard TT" w:hAnsi="Old Standard TT"/>
+                <w:rFonts w:ascii="Arial" w:cs="Arial" w:eastAsia="Arial" w:hAnsi="Arial"/>
                 <w:b w:val="1"/>
                 <w:bCs w:val="1"/>
                 <w:sz w:val="18"/>
@@ -2865,7 +2865,7 @@
             </w:pPr>
             <w:r>
               <w:rPr>
-                <w:rFonts w:ascii="Old Standard TT" w:cs="Old Standard TT" w:eastAsia="Old Standard TT" w:hAnsi="Old Standard TT"/>
+                <w:rFonts w:ascii="Arial" w:cs="Arial" w:eastAsia="Arial" w:hAnsi="Arial"/>
                 <w:b w:val="1"/>
                 <w:bCs w:val="1"/>
                 <w:sz w:val="18"/>
@@ -2886,7 +2886,7 @@
             </w:pPr>
             <w:r>
               <w:rPr>
-                <w:rFonts w:ascii="Old Standard TT" w:cs="Old Standard TT" w:eastAsia="Old Standard TT" w:hAnsi="Old Standard TT"/>
+                <w:rFonts w:ascii="Arial" w:cs="Arial" w:eastAsia="Arial" w:hAnsi="Arial"/>
                 <w:b w:val="1"/>
                 <w:bCs w:val="1"/>
                 <w:sz w:val="18"/>
@@ -2911,7 +2911,7 @@
             </w:pPr>
             <w:r>
               <w:rPr>
-                <w:rFonts w:ascii="Old Standard TT" w:cs="Old Standard TT" w:eastAsia="Old Standard TT" w:hAnsi="Old Standard TT"/>
+                <w:rFonts w:ascii="Arial" w:cs="Arial" w:eastAsia="Arial" w:hAnsi="Arial"/>
                 <w:sz w:val="18"/>
                 <w:szCs w:val="18"/>
               </w:rPr>
@@ -2929,7 +2929,7 @@
             </w:pPr>
             <w:r>
               <w:rPr>
-                <w:rFonts w:ascii="Old Standard TT" w:cs="Old Standard TT" w:eastAsia="Old Standard TT" w:hAnsi="Old Standard TT"/>
+                <w:rFonts w:ascii="Arial" w:cs="Arial" w:eastAsia="Arial" w:hAnsi="Arial"/>
                 <w:sz w:val="18"/>
                 <w:szCs w:val="18"/>
               </w:rPr>
@@ -2947,7 +2947,7 @@
             </w:pPr>
             <w:r>
               <w:rPr>
-                <w:rFonts w:ascii="Old Standard TT" w:cs="Old Standard TT" w:eastAsia="Old Standard TT" w:hAnsi="Old Standard TT"/>
+                <w:rFonts w:ascii="Arial" w:cs="Arial" w:eastAsia="Arial" w:hAnsi="Arial"/>
                 <w:b w:val="1"/>
                 <w:bCs w:val="1"/>
                 <w:sz w:val="18"/>
@@ -2957,7 +2957,7 @@
             </w:r>
             <w:r>
               <w:rPr>
-                <w:rFonts w:ascii="Old Standard TT" w:cs="Old Standard TT" w:eastAsia="Old Standard TT" w:hAnsi="Old Standard TT"/>
+                <w:rFonts w:ascii="Arial" w:cs="Arial" w:eastAsia="Arial" w:hAnsi="Arial"/>
                 <w:sz w:val="18"/>
                 <w:szCs w:val="18"/>
               </w:rPr>
@@ -2975,7 +2975,7 @@
             </w:pPr>
             <w:r>
               <w:rPr>
-                <w:rFonts w:ascii="Old Standard TT" w:cs="Old Standard TT" w:eastAsia="Old Standard TT" w:hAnsi="Old Standard TT"/>
+                <w:rFonts w:ascii="Arial" w:cs="Arial" w:eastAsia="Arial" w:hAnsi="Arial"/>
                 <w:sz w:val="18"/>
                 <w:szCs w:val="18"/>
               </w:rPr>
@@ -2993,7 +2993,7 @@
             </w:pPr>
             <w:r>
               <w:rPr>
-                <w:rFonts w:ascii="Old Standard TT" w:cs="Old Standard TT" w:eastAsia="Old Standard TT" w:hAnsi="Old Standard TT"/>
+                <w:rFonts w:ascii="Arial" w:cs="Arial" w:eastAsia="Arial" w:hAnsi="Arial"/>
                 <w:sz w:val="18"/>
                 <w:szCs w:val="18"/>
               </w:rPr>
@@ -3011,7 +3011,7 @@
             </w:pPr>
             <w:r>
               <w:rPr>
-                <w:rFonts w:ascii="Old Standard TT" w:cs="Old Standard TT" w:eastAsia="Old Standard TT" w:hAnsi="Old Standard TT"/>
+                <w:rFonts w:ascii="Arial" w:cs="Arial" w:eastAsia="Arial" w:hAnsi="Arial"/>
                 <w:sz w:val="18"/>
                 <w:szCs w:val="18"/>
               </w:rPr>
@@ -3034,7 +3034,7 @@
             </w:pPr>
             <w:r>
               <w:rPr>
-                <w:rFonts w:ascii="Old Standard TT" w:cs="Old Standard TT" w:eastAsia="Old Standard TT" w:hAnsi="Old Standard TT"/>
+                <w:rFonts w:ascii="Arial" w:cs="Arial" w:eastAsia="Arial" w:hAnsi="Arial"/>
                 <w:sz w:val="18"/>
                 <w:szCs w:val="18"/>
               </w:rPr>
@@ -3052,7 +3052,7 @@
             </w:pPr>
             <w:r>
               <w:rPr>
-                <w:rFonts w:ascii="Old Standard TT" w:cs="Old Standard TT" w:eastAsia="Old Standard TT" w:hAnsi="Old Standard TT"/>
+                <w:rFonts w:ascii="Arial" w:cs="Arial" w:eastAsia="Arial" w:hAnsi="Arial"/>
                 <w:sz w:val="18"/>
                 <w:szCs w:val="18"/>
               </w:rPr>
@@ -3070,7 +3070,7 @@
             </w:pPr>
             <w:r>
               <w:rPr>
-                <w:rFonts w:ascii="Old Standard TT" w:cs="Old Standard TT" w:eastAsia="Old Standard TT" w:hAnsi="Old Standard TT"/>
+                <w:rFonts w:ascii="Arial" w:cs="Arial" w:eastAsia="Arial" w:hAnsi="Arial"/>
                 <w:b w:val="1"/>
                 <w:bCs w:val="1"/>
                 <w:sz w:val="18"/>
@@ -3080,7 +3080,7 @@
             </w:r>
             <w:r>
               <w:rPr>
-                <w:rFonts w:ascii="Old Standard TT" w:cs="Old Standard TT" w:eastAsia="Old Standard TT" w:hAnsi="Old Standard TT"/>
+                <w:rFonts w:ascii="Arial" w:cs="Arial" w:eastAsia="Arial" w:hAnsi="Arial"/>
                 <w:sz w:val="18"/>
                 <w:szCs w:val="18"/>
               </w:rPr>
@@ -3098,7 +3098,7 @@
             </w:pPr>
             <w:r>
               <w:rPr>
-                <w:rFonts w:ascii="Old Standard TT" w:cs="Old Standard TT" w:eastAsia="Old Standard TT" w:hAnsi="Old Standard TT"/>
+                <w:rFonts w:ascii="Arial" w:cs="Arial" w:eastAsia="Arial" w:hAnsi="Arial"/>
                 <w:sz w:val="18"/>
                 <w:szCs w:val="18"/>
               </w:rPr>
@@ -3116,7 +3116,7 @@
             </w:pPr>
             <w:r>
               <w:rPr>
-                <w:rFonts w:ascii="Old Standard TT" w:cs="Old Standard TT" w:eastAsia="Old Standard TT" w:hAnsi="Old Standard TT"/>
+                <w:rFonts w:ascii="Arial" w:cs="Arial" w:eastAsia="Arial" w:hAnsi="Arial"/>
                 <w:sz w:val="18"/>
                 <w:szCs w:val="18"/>
               </w:rPr>
@@ -3134,7 +3134,7 @@
             </w:pPr>
             <w:r>
               <w:rPr>
-                <w:rFonts w:ascii="Old Standard TT" w:cs="Old Standard TT" w:eastAsia="Old Standard TT" w:hAnsi="Old Standard TT"/>
+                <w:rFonts w:ascii="Arial" w:cs="Arial" w:eastAsia="Arial" w:hAnsi="Arial"/>
                 <w:sz w:val="18"/>
                 <w:szCs w:val="18"/>
               </w:rPr>
@@ -3157,7 +3157,7 @@
             </w:pPr>
             <w:r>
               <w:rPr>
-                <w:rFonts w:ascii="Old Standard TT" w:cs="Old Standard TT" w:eastAsia="Old Standard TT" w:hAnsi="Old Standard TT"/>
+                <w:rFonts w:ascii="Arial" w:cs="Arial" w:eastAsia="Arial" w:hAnsi="Arial"/>
                 <w:sz w:val="18"/>
                 <w:szCs w:val="18"/>
               </w:rPr>
@@ -3175,7 +3175,7 @@
             </w:pPr>
             <w:r>
               <w:rPr>
-                <w:rFonts w:ascii="Old Standard TT" w:cs="Old Standard TT" w:eastAsia="Old Standard TT" w:hAnsi="Old Standard TT"/>
+                <w:rFonts w:ascii="Arial" w:cs="Arial" w:eastAsia="Arial" w:hAnsi="Arial"/>
                 <w:sz w:val="18"/>
                 <w:szCs w:val="18"/>
               </w:rPr>
@@ -3193,7 +3193,7 @@
             </w:pPr>
             <w:r>
               <w:rPr>
-                <w:rFonts w:ascii="Old Standard TT" w:cs="Old Standard TT" w:eastAsia="Old Standard TT" w:hAnsi="Old Standard TT"/>
+                <w:rFonts w:ascii="Arial" w:cs="Arial" w:eastAsia="Arial" w:hAnsi="Arial"/>
                 <w:b w:val="1"/>
                 <w:bCs w:val="1"/>
                 <w:sz w:val="18"/>
@@ -3203,7 +3203,7 @@
             </w:r>
             <w:r>
               <w:rPr>
-                <w:rFonts w:ascii="Old Standard TT" w:cs="Old Standard TT" w:eastAsia="Old Standard TT" w:hAnsi="Old Standard TT"/>
+                <w:rFonts w:ascii="Arial" w:cs="Arial" w:eastAsia="Arial" w:hAnsi="Arial"/>
                 <w:sz w:val="18"/>
                 <w:szCs w:val="18"/>
               </w:rPr>
@@ -3221,7 +3221,7 @@
             </w:pPr>
             <w:r>
               <w:rPr>
-                <w:rFonts w:ascii="Old Standard TT" w:cs="Old Standard TT" w:eastAsia="Old Standard TT" w:hAnsi="Old Standard TT"/>
+                <w:rFonts w:ascii="Arial" w:cs="Arial" w:eastAsia="Arial" w:hAnsi="Arial"/>
                 <w:sz w:val="18"/>
                 <w:szCs w:val="18"/>
               </w:rPr>
@@ -3239,7 +3239,7 @@
             </w:pPr>
             <w:r>
               <w:rPr>
-                <w:rFonts w:ascii="Old Standard TT" w:cs="Old Standard TT" w:eastAsia="Old Standard TT" w:hAnsi="Old Standard TT"/>
+                <w:rFonts w:ascii="Arial" w:cs="Arial" w:eastAsia="Arial" w:hAnsi="Arial"/>
                 <w:sz w:val="18"/>
                 <w:szCs w:val="18"/>
               </w:rPr>
@@ -3257,7 +3257,7 @@
             </w:pPr>
             <w:r>
               <w:rPr>
-                <w:rFonts w:ascii="Old Standard TT" w:cs="Old Standard TT" w:eastAsia="Old Standard TT" w:hAnsi="Old Standard TT"/>
+                <w:rFonts w:ascii="Arial" w:cs="Arial" w:eastAsia="Arial" w:hAnsi="Arial"/>
                 <w:sz w:val="18"/>
                 <w:szCs w:val="18"/>
               </w:rPr>
@@ -3280,7 +3280,7 @@
             </w:pPr>
             <w:r>
               <w:rPr>
-                <w:rFonts w:ascii="Old Standard TT" w:cs="Old Standard TT" w:eastAsia="Old Standard TT" w:hAnsi="Old Standard TT"/>
+                <w:rFonts w:ascii="Arial" w:cs="Arial" w:eastAsia="Arial" w:hAnsi="Arial"/>
                 <w:sz w:val="18"/>
                 <w:szCs w:val="18"/>
               </w:rPr>
@@ -3298,7 +3298,7 @@
             </w:pPr>
             <w:r>
               <w:rPr>
-                <w:rFonts w:ascii="Old Standard TT" w:cs="Old Standard TT" w:eastAsia="Old Standard TT" w:hAnsi="Old Standard TT"/>
+                <w:rFonts w:ascii="Arial" w:cs="Arial" w:eastAsia="Arial" w:hAnsi="Arial"/>
                 <w:sz w:val="18"/>
                 <w:szCs w:val="18"/>
               </w:rPr>
@@ -3316,7 +3316,7 @@
             </w:pPr>
             <w:r>
               <w:rPr>
-                <w:rFonts w:ascii="Old Standard TT" w:cs="Old Standard TT" w:eastAsia="Old Standard TT" w:hAnsi="Old Standard TT"/>
+                <w:rFonts w:ascii="Arial" w:cs="Arial" w:eastAsia="Arial" w:hAnsi="Arial"/>
                 <w:b w:val="1"/>
                 <w:bCs w:val="1"/>
                 <w:sz w:val="18"/>
@@ -3326,7 +3326,7 @@
             </w:r>
             <w:r>
               <w:rPr>
-                <w:rFonts w:ascii="Old Standard TT" w:cs="Old Standard TT" w:eastAsia="Old Standard TT" w:hAnsi="Old Standard TT"/>
+                <w:rFonts w:ascii="Arial" w:cs="Arial" w:eastAsia="Arial" w:hAnsi="Arial"/>
                 <w:sz w:val="18"/>
                 <w:szCs w:val="18"/>
               </w:rPr>
@@ -3344,7 +3344,7 @@
             </w:pPr>
             <w:r>
               <w:rPr>
-                <w:rFonts w:ascii="Old Standard TT" w:cs="Old Standard TT" w:eastAsia="Old Standard TT" w:hAnsi="Old Standard TT"/>
+                <w:rFonts w:ascii="Arial" w:cs="Arial" w:eastAsia="Arial" w:hAnsi="Arial"/>
                 <w:sz w:val="18"/>
                 <w:szCs w:val="18"/>
               </w:rPr>
@@ -3362,7 +3362,7 @@
             </w:pPr>
             <w:r>
               <w:rPr>
-                <w:rFonts w:ascii="Old Standard TT" w:cs="Old Standard TT" w:eastAsia="Old Standard TT" w:hAnsi="Old Standard TT"/>
+                <w:rFonts w:ascii="Arial" w:cs="Arial" w:eastAsia="Arial" w:hAnsi="Arial"/>
                 <w:sz w:val="18"/>
                 <w:szCs w:val="18"/>
               </w:rPr>
@@ -3380,7 +3380,7 @@
             </w:pPr>
             <w:r>
               <w:rPr>
-                <w:rFonts w:ascii="Old Standard TT" w:cs="Old Standard TT" w:eastAsia="Old Standard TT" w:hAnsi="Old Standard TT"/>
+                <w:rFonts w:ascii="Arial" w:cs="Arial" w:eastAsia="Arial" w:hAnsi="Arial"/>
                 <w:sz w:val="18"/>
                 <w:szCs w:val="18"/>
               </w:rPr>
@@ -3403,7 +3403,7 @@
             </w:pPr>
             <w:r>
               <w:rPr>
-                <w:rFonts w:ascii="Old Standard TT" w:cs="Old Standard TT" w:eastAsia="Old Standard TT" w:hAnsi="Old Standard TT"/>
+                <w:rFonts w:ascii="Arial" w:cs="Arial" w:eastAsia="Arial" w:hAnsi="Arial"/>
                 <w:sz w:val="18"/>
                 <w:szCs w:val="18"/>
               </w:rPr>
@@ -3421,7 +3421,7 @@
             </w:pPr>
             <w:r>
               <w:rPr>
-                <w:rFonts w:ascii="Old Standard TT" w:cs="Old Standard TT" w:eastAsia="Old Standard TT" w:hAnsi="Old Standard TT"/>
+                <w:rFonts w:ascii="Arial" w:cs="Arial" w:eastAsia="Arial" w:hAnsi="Arial"/>
                 <w:sz w:val="18"/>
                 <w:szCs w:val="18"/>
               </w:rPr>
@@ -3439,7 +3439,7 @@
             </w:pPr>
             <w:r>
               <w:rPr>
-                <w:rFonts w:ascii="Old Standard TT" w:cs="Old Standard TT" w:eastAsia="Old Standard TT" w:hAnsi="Old Standard TT"/>
+                <w:rFonts w:ascii="Arial" w:cs="Arial" w:eastAsia="Arial" w:hAnsi="Arial"/>
                 <w:b w:val="1"/>
                 <w:bCs w:val="1"/>
                 <w:sz w:val="18"/>
@@ -3449,7 +3449,7 @@
             </w:r>
             <w:r>
               <w:rPr>
-                <w:rFonts w:ascii="Old Standard TT" w:cs="Old Standard TT" w:eastAsia="Old Standard TT" w:hAnsi="Old Standard TT"/>
+                <w:rFonts w:ascii="Arial" w:cs="Arial" w:eastAsia="Arial" w:hAnsi="Arial"/>
                 <w:sz w:val="18"/>
                 <w:szCs w:val="18"/>
               </w:rPr>
@@ -3467,7 +3467,7 @@
             </w:pPr>
             <w:r>
               <w:rPr>
-                <w:rFonts w:ascii="Old Standard TT" w:cs="Old Standard TT" w:eastAsia="Old Standard TT" w:hAnsi="Old Standard TT"/>
+                <w:rFonts w:ascii="Arial" w:cs="Arial" w:eastAsia="Arial" w:hAnsi="Arial"/>
                 <w:sz w:val="18"/>
                 <w:szCs w:val="18"/>
               </w:rPr>
@@ -3485,7 +3485,7 @@
             </w:pPr>
             <w:r>
               <w:rPr>
-                <w:rFonts w:ascii="Old Standard TT" w:cs="Old Standard TT" w:eastAsia="Old Standard TT" w:hAnsi="Old Standard TT"/>
+                <w:rFonts w:ascii="Arial" w:cs="Arial" w:eastAsia="Arial" w:hAnsi="Arial"/>
                 <w:sz w:val="18"/>
                 <w:szCs w:val="18"/>
               </w:rPr>
@@ -3503,7 +3503,7 @@
             </w:pPr>
             <w:r>
               <w:rPr>
-                <w:rFonts w:ascii="Old Standard TT" w:cs="Old Standard TT" w:eastAsia="Old Standard TT" w:hAnsi="Old Standard TT"/>
+                <w:rFonts w:ascii="Arial" w:cs="Arial" w:eastAsia="Arial" w:hAnsi="Arial"/>
                 <w:sz w:val="18"/>
                 <w:szCs w:val="18"/>
               </w:rPr>
@@ -3520,17 +3520,17 @@
     </w:p>
     <w:p>
       <w:pPr>
-        <w:spacing w:before="0" w:after="80" w:line="240" w:lineRule="auto"/>
-      </w:pPr>
-      <w:r>
-        <w:rPr>
-          <w:rFonts w:ascii="Old Standard TT" w:cs="Old Standard TT" w:eastAsia="Old Standard TT" w:hAnsi="Old Standard TT"/>
+        <w:spacing w:before="0" w:after="80" w:line="259" w:lineRule="auto"/>
+      </w:pPr>
+      <w:r>
+        <w:rPr>
+          <w:rFonts w:ascii="Arial" w:cs="Arial" w:eastAsia="Arial" w:hAnsi="Arial"/>
         </w:rPr>
         <w:t xml:space="preserve">*</w:t>
       </w:r>
       <w:r>
         <w:rPr>
-          <w:rFonts w:ascii="Old Standard TT" w:cs="Old Standard TT" w:eastAsia="Old Standard TT" w:hAnsi="Old Standard TT"/>
+          <w:rFonts w:ascii="Arial" w:cs="Arial" w:eastAsia="Arial" w:hAnsi="Arial"/>
         </w:rPr>
         <w:t xml:space="preserve">Share of the ratchet's 1–2-cent recommended increases that the firm matched exactly (</w:t>
       </w:r>
@@ -3544,18 +3544,18 @@
       </w:r>
       <w:r>
         <w:rPr>
-          <w:rFonts w:ascii="Old Standard TT" w:cs="Old Standard TT" w:eastAsia="Old Standard TT" w:hAnsi="Old Standard TT"/>
+          <w:rFonts w:ascii="Arial" w:cs="Arial" w:eastAsia="Arial" w:hAnsi="Arial"/>
         </w:rPr>
         <w:t xml:space="preserve">). Firms that do not match often move part of the way.</w:t>
       </w:r>
     </w:p>
     <w:p>
       <w:pPr>
-        <w:spacing w:before="0" w:after="80" w:line="240" w:lineRule="auto"/>
-      </w:pPr>
-      <w:r>
-        <w:rPr>
-          <w:rFonts w:ascii="Old Standard TT" w:cs="Old Standard TT" w:eastAsia="Old Standard TT" w:hAnsi="Old Standard TT"/>
+        <w:spacing w:before="0" w:after="80" w:line="259" w:lineRule="auto"/>
+      </w:pPr>
+      <w:r>
+        <w:rPr>
+          <w:rFonts w:ascii="Arial" w:cs="Arial" w:eastAsia="Arial" w:hAnsi="Arial"/>
           <w:i w:val="1"/>
           <w:iCs w:val="1"/>
         </w:rPr>
@@ -3563,7 +3563,7 @@
       </w:r>
       <w:r>
         <w:rPr>
-          <w:rFonts w:ascii="Old Standard TT" w:cs="Old Standard TT" w:eastAsia="Old Standard TT" w:hAnsi="Old Standard TT"/>
+          <w:rFonts w:ascii="Arial" w:cs="Arial" w:eastAsia="Arial" w:hAnsi="Arial"/>
         </w:rPr>
         <w:t xml:space="preserve"> a one-step jump to p_M, on Haiku, gives Δ 0.07 (n = 5). The +1 cent ratchet on auto-accept gives Δ 1.00 (n = 10).</w:t>
       </w:r>
@@ -3613,11 +3613,11 @@
     </w:p>
     <w:p>
       <w:pPr>
-        <w:spacing w:before="0" w:after="80" w:line="240" w:lineRule="auto"/>
-      </w:pPr>
-      <w:r>
-        <w:rPr>
-          <w:rFonts w:ascii="Old Standard TT" w:cs="Old Standard TT" w:eastAsia="Old Standard TT" w:hAnsi="Old Standard TT"/>
+        <w:spacing w:before="0" w:after="80" w:line="259" w:lineRule="auto"/>
+      </w:pPr>
+      <w:r>
+        <w:rPr>
+          <w:rFonts w:ascii="Arial" w:cs="Arial" w:eastAsia="Arial" w:hAnsi="Arial"/>
           <w:i w:val="1"/>
           <w:iCs w:val="1"/>
         </w:rPr>
@@ -3625,18 +3625,18 @@
       </w:r>
       <w:r>
         <w:rPr>
-          <w:rFonts w:ascii="Old Standard TT" w:cs="Old Standard TT" w:eastAsia="Old Standard TT" w:hAnsi="Old Standard TT"/>
+          <w:rFonts w:ascii="Arial" w:cs="Arial" w:eastAsia="Arial" w:hAnsi="Arial"/>
         </w:rPr>
         <w:t xml:space="preserve"> (a) Mean market price when a scripted hub recommends the client's last price + 1 cent each round and firms decide; thin lines are runs, and the dashed line is the same ratchet under auto-accept. (b) Δ by recommender and firm model; large dots are means, small dots are runs.</w:t>
       </w:r>
     </w:p>
     <w:p>
       <w:pPr>
-        <w:spacing w:before="0" w:after="80" w:line="240" w:lineRule="auto"/>
-      </w:pPr>
-      <w:r>
-        <w:rPr>
-          <w:rFonts w:ascii="Old Standard TT" w:cs="Old Standard TT" w:eastAsia="Old Standard TT" w:hAnsi="Old Standard TT"/>
+        <w:spacing w:before="0" w:after="80" w:line="259" w:lineRule="auto"/>
+      </w:pPr>
+      <w:r>
+        <w:rPr>
+          <w:rFonts w:ascii="Arial" w:cs="Arial" w:eastAsia="Arial" w:hAnsi="Arial"/>
           <w:b w:val="1"/>
           <w:bCs w:val="1"/>
         </w:rPr>
@@ -3644,7 +3644,7 @@
       </w:r>
       <w:r>
         <w:rPr>
-          <w:rFonts w:ascii="Old Standard TT" w:cs="Old Standard TT" w:eastAsia="Old Standard TT" w:hAnsi="Old Standard TT"/>
+          <w:rFonts w:ascii="Arial" w:cs="Arial" w:eastAsia="Arial" w:hAnsi="Arial"/>
         </w:rPr>
         <w:t xml:space="preserve"> (Figure 3):</w:t>
       </w:r>
@@ -3655,12 +3655,12 @@
           <w:ilvl w:val="0"/>
           <w:numId w:val="3"/>
         </w:numPr>
-        <w:spacing w:before="0" w:after="40" w:line="240" w:lineRule="auto"/>
+        <w:spacing w:before="0" w:after="40" w:line="259" w:lineRule="auto"/>
         <w:ind w:left="720" w:hanging="360"/>
       </w:pPr>
       <w:r>
         <w:rPr>
-          <w:rFonts w:ascii="Old Standard TT" w:cs="Old Standard TT" w:eastAsia="Old Standard TT" w:hAnsi="Old Standard TT"/>
+          <w:rFonts w:ascii="Arial" w:cs="Arial" w:eastAsia="Arial" w:hAnsi="Arial"/>
           <w:b w:val="1"/>
           <w:bCs w:val="1"/>
         </w:rPr>
@@ -3668,7 +3668,7 @@
       </w:r>
       <w:r>
         <w:rPr>
-          <w:rFonts w:ascii="Old Standard TT" w:cs="Old Standard TT" w:eastAsia="Old Standard TT" w:hAnsi="Old Standard TT"/>
+          <w:rFonts w:ascii="Arial" w:cs="Arial" w:eastAsia="Arial" w:hAnsi="Arial"/>
         </w:rPr>
         <w:t xml:space="preserve"> Every Haiku ratchet arm sits at or below the no-advisor baseline (Δ 0.03–0.05 vs 0.06). The result holds over 200 rounds: Δ 0.03 for both the LLM hub and the ratchet in rounds 181–200 (n = 5).</w:t>
       </w:r>
@@ -3679,12 +3679,12 @@
           <w:ilvl w:val="0"/>
           <w:numId w:val="3"/>
         </w:numPr>
-        <w:spacing w:before="0" w:after="40" w:line="240" w:lineRule="auto"/>
+        <w:spacing w:before="0" w:after="40" w:line="259" w:lineRule="auto"/>
         <w:ind w:left="720" w:hanging="360"/>
       </w:pPr>
       <w:r>
         <w:rPr>
-          <w:rFonts w:ascii="Old Standard TT" w:cs="Old Standard TT" w:eastAsia="Old Standard TT" w:hAnsi="Old Standard TT"/>
+          <w:rFonts w:ascii="Arial" w:cs="Arial" w:eastAsia="Arial" w:hAnsi="Arial"/>
           <w:b w:val="1"/>
           <w:bCs w:val="1"/>
         </w:rPr>
@@ -3692,7 +3692,7 @@
       </w:r>
       <w:r>
         <w:rPr>
-          <w:rFonts w:ascii="Old Standard TT" w:cs="Old Standard TT" w:eastAsia="Old Standard TT" w:hAnsi="Old Standard TT"/>
+          <w:rFonts w:ascii="Arial" w:cs="Arial" w:eastAsia="Arial" w:hAnsi="Arial"/>
         </w:rPr>
         <w:t xml:space="preserve"> They reach p_M at the pace of the step (Figure 3a).</w:t>
       </w:r>
@@ -3703,12 +3703,12 @@
           <w:ilvl w:val="0"/>
           <w:numId w:val="3"/>
         </w:numPr>
-        <w:spacing w:before="0" w:after="40" w:line="240" w:lineRule="auto"/>
+        <w:spacing w:before="0" w:after="40" w:line="259" w:lineRule="auto"/>
         <w:ind w:left="720" w:hanging="360"/>
       </w:pPr>
       <w:r>
         <w:rPr>
-          <w:rFonts w:ascii="Old Standard TT" w:cs="Old Standard TT" w:eastAsia="Old Standard TT" w:hAnsi="Old Standard TT"/>
+          <w:rFonts w:ascii="Arial" w:cs="Arial" w:eastAsia="Arial" w:hAnsi="Arial"/>
           <w:b w:val="1"/>
           <w:bCs w:val="1"/>
         </w:rPr>
@@ -3716,7 +3716,7 @@
       </w:r>
       <w:r>
         <w:rPr>
-          <w:rFonts w:ascii="Old Standard TT" w:cs="Old Standard TT" w:eastAsia="Old Standard TT" w:hAnsi="Old Standard TT"/>
+          <w:rFonts w:ascii="Arial" w:cs="Arial" w:eastAsia="Arial" w:hAnsi="Arial"/>
         </w:rPr>
         <w:t xml:space="preserve"> (prediction P14 held): the ratchet reaches Δ 0.93, though GPT-5.4 mini's own hub reaches monopoly in only 2 of 5 runs.</w:t>
       </w:r>
@@ -3727,12 +3727,12 @@
           <w:ilvl w:val="0"/>
           <w:numId w:val="3"/>
         </w:numPr>
-        <w:spacing w:before="0" w:after="40" w:line="240" w:lineRule="auto"/>
+        <w:spacing w:before="0" w:after="40" w:line="259" w:lineRule="auto"/>
         <w:ind w:left="720" w:hanging="360"/>
       </w:pPr>
       <w:r>
         <w:rPr>
-          <w:rFonts w:ascii="Old Standard TT" w:cs="Old Standard TT" w:eastAsia="Old Standard TT" w:hAnsi="Old Standard TT"/>
+          <w:rFonts w:ascii="Arial" w:cs="Arial" w:eastAsia="Arial" w:hAnsi="Arial"/>
           <w:b w:val="1"/>
           <w:bCs w:val="1"/>
         </w:rPr>
@@ -3740,18 +3740,18 @@
       </w:r>
       <w:r>
         <w:rPr>
-          <w:rFonts w:ascii="Old Standard TT" w:cs="Old Standard TT" w:eastAsia="Old Standard TT" w:hAnsi="Old Standard TT"/>
+          <w:rFonts w:ascii="Arial" w:cs="Arial" w:eastAsia="Arial" w:hAnsi="Arial"/>
         </w:rPr>
         <w:t xml:space="preserve"> They refuse the LLM hub's large jumps and remove all of its harm. A patient 1-cent ratchet still takes 7 of 8 Qwen markets most of the way to monopoly (Δ 0.55–1.00; the eighth stays at 0.05).</w:t>
       </w:r>
     </w:p>
     <w:p>
       <w:pPr>
-        <w:spacing w:before="0" w:after="80" w:line="240" w:lineRule="auto"/>
-      </w:pPr>
-      <w:r>
-        <w:rPr>
-          <w:rFonts w:ascii="Old Standard TT" w:cs="Old Standard TT" w:eastAsia="Old Standard TT" w:hAnsi="Old Standard TT"/>
+        <w:spacing w:before="0" w:after="80" w:line="259" w:lineRule="auto"/>
+      </w:pPr>
+      <w:r>
+        <w:rPr>
+          <w:rFonts w:ascii="Arial" w:cs="Arial" w:eastAsia="Arial" w:hAnsi="Arial"/>
           <w:b w:val="1"/>
           <w:bCs w:val="1"/>
         </w:rPr>
@@ -3759,13 +3759,13 @@
       </w:r>
       <w:r>
         <w:rPr>
-          <w:rFonts w:ascii="Old Standard TT" w:cs="Old Standard TT" w:eastAsia="Old Standard TT" w:hAnsi="Old Standard TT"/>
+          <w:rFonts w:ascii="Arial" w:cs="Arial" w:eastAsia="Arial" w:hAnsi="Arial"/>
         </w:rPr>
         <w:t xml:space="preserve"> At our settings Gemini Flash-Lite does not think (35 output tokens per call). With thinking on (408 tokens per firm call, comparable to Haiku's 557; n = 6), its firms accept </w:t>
       </w:r>
       <w:r>
         <w:rPr>
-          <w:rFonts w:ascii="Old Standard TT" w:cs="Old Standard TT" w:eastAsia="Old Standard TT" w:hAnsi="Old Standard TT"/>
+          <w:rFonts w:ascii="Arial" w:cs="Arial" w:eastAsia="Arial" w:hAnsi="Arial"/>
           <w:i w:val="1"/>
           <w:iCs w:val="1"/>
         </w:rPr>
@@ -3773,18 +3773,18 @@
       </w:r>
       <w:r>
         <w:rPr>
-          <w:rFonts w:ascii="Old Standard TT" w:cs="Old Standard TT" w:eastAsia="Old Standard TT" w:hAnsi="Old Standard TT"/>
+          <w:rFonts w:ascii="Arial" w:cs="Arial" w:eastAsia="Arial" w:hAnsi="Arial"/>
         </w:rPr>
         <w:t xml:space="preserve"> of the ratchet's 1–2-cent increases (84% vs 61%) and of the LLM hub's 3–5-cent steps (71% vs 46%; Table F2). The ratchet still reaches monopoly, and discretion against the LLM hub removes none of the harm (Δ 1.00 vs 0.41 without thinking; B0 0.05, auto-accept 0.98, n = 3). Pushing back is a matter of the firm model's disposition, not its reasoning budget.</w:t>
       </w:r>
     </w:p>
     <w:p>
       <w:pPr>
-        <w:spacing w:before="0" w:after="80" w:line="240" w:lineRule="auto"/>
-      </w:pPr>
-      <w:r>
-        <w:rPr>
-          <w:rFonts w:ascii="Old Standard TT" w:cs="Old Standard TT" w:eastAsia="Old Standard TT" w:hAnsi="Old Standard TT"/>
+        <w:spacing w:before="0" w:after="80" w:line="259" w:lineRule="auto"/>
+      </w:pPr>
+      <w:r>
+        <w:rPr>
+          <w:rFonts w:ascii="Arial" w:cs="Arial" w:eastAsia="Arial" w:hAnsi="Arial"/>
           <w:b w:val="1"/>
           <w:bCs w:val="1"/>
         </w:rPr>
@@ -3792,7 +3792,7 @@
       </w:r>
       <w:r>
         <w:rPr>
-          <w:rFonts w:ascii="Old Standard TT" w:cs="Old Standard TT" w:eastAsia="Old Standard TT" w:hAnsi="Old Standard TT"/>
+          <w:rFonts w:ascii="Arial" w:cs="Arial" w:eastAsia="Arial" w:hAnsi="Arial"/>
         </w:rPr>
         <w:t xml:space="preserve"> on Gemini Flash-Lite: stacking the data ban on discretion, and showing the firm the cumulative drift (Table F5).</w:t>
       </w:r>
@@ -3805,7 +3805,7 @@
       </w:pPr>
       <w:r>
         <w:rPr>
-          <w:rFonts w:ascii="Old Standard TT" w:cs="Old Standard TT" w:eastAsia="Old Standard TT" w:hAnsi="Old Standard TT"/>
+          <w:rFonts w:ascii="Arial" w:cs="Arial" w:eastAsia="Arial" w:hAnsi="Arial"/>
           <w:b w:val="1"/>
           <w:bCs w:val="1"/>
           <w:color w:val="000000"/>
@@ -3816,7 +3816,7 @@
       </w:r>
       <w:r>
         <w:rPr>
-          <w:rFonts w:ascii="Old Standard TT" w:cs="Old Standard TT" w:eastAsia="Old Standard TT" w:hAnsi="Old Standard TT"/>
+          <w:rFonts w:ascii="Arial" w:cs="Arial" w:eastAsia="Arial" w:hAnsi="Arial"/>
           <w:b w:val="1"/>
           <w:bCs w:val="1"/>
           <w:i w:val="1"/>
@@ -3830,11 +3830,11 @@
     </w:p>
     <w:p>
       <w:pPr>
-        <w:spacing w:before="0" w:after="80" w:line="240" w:lineRule="auto"/>
-      </w:pPr>
-      <w:r>
-        <w:rPr>
-          <w:rFonts w:ascii="Old Standard TT" w:cs="Old Standard TT" w:eastAsia="Old Standard TT" w:hAnsi="Old Standard TT"/>
+        <w:spacing w:before="0" w:after="80" w:line="259" w:lineRule="auto"/>
+      </w:pPr>
+      <w:r>
+        <w:rPr>
+          <w:rFonts w:ascii="Arial" w:cs="Arial" w:eastAsia="Arial" w:hAnsi="Arial"/>
         </w:rPr>
         <w:t xml:space="preserve">An advisor that maximises its client's profit but follows "avoid a race to the bottom" guidance (a paraphrase of the RealPage complaints) still raises prices without rival data (Δ 0.45 vs 0.06; p = .004, n = 10), less so with it (0.21; p = .11), and not under discretion (0.09).</w:t>
       </w:r>
@@ -3847,7 +3847,7 @@
       </w:pPr>
       <w:r>
         <w:rPr>
-          <w:rFonts w:ascii="Old Standard TT" w:cs="Old Standard TT" w:eastAsia="Old Standard TT" w:hAnsi="Old Standard TT"/>
+          <w:rFonts w:ascii="Arial" w:cs="Arial" w:eastAsia="Arial" w:hAnsi="Arial"/>
           <w:b w:val="1"/>
           <w:bCs w:val="1"/>
           <w:color w:val="000000"/>
@@ -3858,7 +3858,7 @@
       </w:r>
       <w:r>
         <w:rPr>
-          <w:rFonts w:ascii="Old Standard TT" w:cs="Old Standard TT" w:eastAsia="Old Standard TT" w:hAnsi="Old Standard TT"/>
+          <w:rFonts w:ascii="Arial" w:cs="Arial" w:eastAsia="Arial" w:hAnsi="Arial"/>
           <w:b w:val="1"/>
           <w:bCs w:val="1"/>
           <w:i w:val="1"/>
@@ -3872,11 +3872,11 @@
     </w:p>
     <w:p>
       <w:pPr>
-        <w:spacing w:before="0" w:after="80" w:line="240" w:lineRule="auto"/>
-      </w:pPr>
-      <w:r>
-        <w:rPr>
-          <w:rFonts w:ascii="Old Standard TT" w:cs="Old Standard TT" w:eastAsia="Old Standard TT" w:hAnsi="Old Standard TT"/>
+        <w:spacing w:before="0" w:after="80" w:line="259" w:lineRule="auto"/>
+      </w:pPr>
+      <w:r>
+        <w:rPr>
+          <w:rFonts w:ascii="Arial" w:cs="Arial" w:eastAsia="Arial" w:hAnsi="Arial"/>
         </w:rPr>
         <w:t xml:space="preserve">The data-limit ranking holds under demand noise, without the price-ceiling cue, at higher effort and over 200 rounds (so 100-round shares are upper bounds). With one firm on the hub, its client loses: the harm needs both firms on it.</w:t>
       </w:r>
@@ -3889,7 +3889,7 @@
       </w:pPr>
       <w:r>
         <w:rPr>
-          <w:rFonts w:ascii="Old Standard TT" w:cs="Old Standard TT" w:eastAsia="Old Standard TT" w:hAnsi="Old Standard TT"/>
+          <w:rFonts w:ascii="Arial" w:cs="Arial" w:eastAsia="Arial" w:hAnsi="Arial"/>
           <w:b w:val="1"/>
           <w:bCs w:val="1"/>
           <w:color w:val="000000"/>
@@ -3901,11 +3901,11 @@
     </w:p>
     <w:p>
       <w:pPr>
-        <w:spacing w:before="0" w:after="80" w:line="240" w:lineRule="auto"/>
-      </w:pPr>
-      <w:r>
-        <w:rPr>
-          <w:rFonts w:ascii="Old Standard TT" w:cs="Old Standard TT" w:eastAsia="Old Standard TT" w:hAnsi="Old Standard TT"/>
+        <w:spacing w:before="0" w:after="80" w:line="259" w:lineRule="auto"/>
+      </w:pPr>
+      <w:r>
+        <w:rPr>
+          <w:rFonts w:ascii="Arial" w:cs="Arial" w:eastAsia="Arial" w:hAnsi="Arial"/>
           <w:b w:val="1"/>
           <w:bCs w:val="1"/>
         </w:rPr>
@@ -3913,13 +3913,13 @@
       </w:r>
       <w:r>
         <w:rPr>
-          <w:rFonts w:ascii="Old Standard TT" w:cs="Old Standard TT" w:eastAsia="Old Standard TT" w:hAnsi="Old Standard TT"/>
+          <w:rFonts w:ascii="Arial" w:cs="Arial" w:eastAsia="Arial" w:hAnsi="Arial"/>
         </w:rPr>
         <w:t xml:space="preserve"> Data limits are written for software whose behaviour depends on the data it sees. An LLM hub's behaviour depends mainly on its objective, and data mostly confirms that the rival has followed. So a data limit binds only if the model hesitates to pursue its objective blind. We call the harm that survives the data rules </w:t>
       </w:r>
       <w:r>
         <w:rPr>
-          <w:rFonts w:ascii="Old Standard TT" w:cs="Old Standard TT" w:eastAsia="Old Standard TT" w:hAnsi="Old Standard TT"/>
+          <w:rFonts w:ascii="Arial" w:cs="Arial" w:eastAsia="Arial" w:hAnsi="Arial"/>
           <w:b w:val="1"/>
           <w:bCs w:val="1"/>
         </w:rPr>
@@ -3927,18 +3927,18 @@
       </w:r>
       <w:r>
         <w:rPr>
-          <w:rFonts w:ascii="Old Standard TT" w:cs="Old Standard TT" w:eastAsia="Old Standard TT" w:hAnsi="Old Standard TT"/>
+          <w:rFonts w:ascii="Arial" w:cs="Arial" w:eastAsia="Arial" w:hAnsi="Arial"/>
         </w:rPr>
         <w:t xml:space="preserve">.</w:t>
       </w:r>
     </w:p>
     <w:p>
       <w:pPr>
-        <w:spacing w:before="0" w:after="80" w:line="240" w:lineRule="auto"/>
-      </w:pPr>
-      <w:r>
-        <w:rPr>
-          <w:rFonts w:ascii="Old Standard TT" w:cs="Old Standard TT" w:eastAsia="Old Standard TT" w:hAnsi="Old Standard TT"/>
+        <w:spacing w:before="0" w:after="80" w:line="259" w:lineRule="auto"/>
+      </w:pPr>
+      <w:r>
+        <w:rPr>
+          <w:rFonts w:ascii="Arial" w:cs="Arial" w:eastAsia="Arial" w:hAnsi="Arial"/>
           <w:b w:val="1"/>
           <w:bCs w:val="1"/>
         </w:rPr>
@@ -3946,18 +3946,18 @@
       </w:r>
       <w:r>
         <w:rPr>
-          <w:rFonts w:ascii="Old Standard TT" w:cs="Old Standard TT" w:eastAsia="Old Standard TT" w:hAnsi="Old Standard TT"/>
+          <w:rFonts w:ascii="Arial" w:cs="Arial" w:eastAsia="Arial" w:hAnsi="Arial"/>
         </w:rPr>
         <w:t xml:space="preserve"> The ratchet lives inside the band: a per-round limit bounds each step, not where the steps lead. On Haiku a ±1% band delayed monopoly by about 15 rounds and changed nothing else. On Qwen a ±3% band retained 88% of the harm.</w:t>
       </w:r>
     </w:p>
     <w:p>
       <w:pPr>
-        <w:spacing w:before="0" w:after="80" w:line="240" w:lineRule="auto"/>
-      </w:pPr>
-      <w:r>
-        <w:rPr>
-          <w:rFonts w:ascii="Old Standard TT" w:cs="Old Standard TT" w:eastAsia="Old Standard TT" w:hAnsi="Old Standard TT"/>
+        <w:spacing w:before="0" w:after="80" w:line="259" w:lineRule="auto"/>
+      </w:pPr>
+      <w:r>
+        <w:rPr>
+          <w:rFonts w:ascii="Arial" w:cs="Arial" w:eastAsia="Arial" w:hAnsi="Arial"/>
           <w:b w:val="1"/>
           <w:bCs w:val="1"/>
         </w:rPr>
@@ -3965,18 +3965,18 @@
       </w:r>
       <w:r>
         <w:rPr>
-          <w:rFonts w:ascii="Old Standard TT" w:cs="Old Standard TT" w:eastAsia="Old Standard TT" w:hAnsi="Old Standard TT"/>
+          <w:rFonts w:ascii="Arial" w:cs="Arial" w:eastAsia="Arial" w:hAnsi="Arial"/>
         </w:rPr>
         <w:t xml:space="preserve"> Firm discretion works the way a human in the loop works: only if whoever is in the loop has their own interest and acts on it. A deciding firm that refuses small nudges breaks the ratchet; one that defers is auto-accept with an extra step. Which kind a firm is depends on the model, not on the rule.</w:t>
       </w:r>
     </w:p>
     <w:p>
       <w:pPr>
-        <w:spacing w:before="0" w:after="80" w:line="240" w:lineRule="auto"/>
-      </w:pPr>
-      <w:r>
-        <w:rPr>
-          <w:rFonts w:ascii="Old Standard TT" w:cs="Old Standard TT" w:eastAsia="Old Standard TT" w:hAnsi="Old Standard TT"/>
+        <w:spacing w:before="0" w:after="80" w:line="259" w:lineRule="auto"/>
+      </w:pPr>
+      <w:r>
+        <w:rPr>
+          <w:rFonts w:ascii="Arial" w:cs="Arial" w:eastAsia="Arial" w:hAnsi="Arial"/>
           <w:b w:val="1"/>
           <w:bCs w:val="1"/>
         </w:rPr>
@@ -3984,18 +3984,18 @@
       </w:r>
       <w:r>
         <w:rPr>
-          <w:rFonts w:ascii="Old Standard TT" w:cs="Old Standard TT" w:eastAsia="Old Standard TT" w:hAnsi="Old Standard TT"/>
+          <w:rFonts w:ascii="Arial" w:cs="Arial" w:eastAsia="Arial" w:hAnsi="Arial"/>
         </w:rPr>
         <w:t xml:space="preserve"> Yes. The Final Judgment's monitor sees recommendation logs, so it can compute what we compute: the share of small recommended increases that users accept. Where users accept most small nudges, discretion is nominal. Real-world acceptance (40–50% of leases within 1% of the recommendation, per the DOJ complaint; 80–90% by former employees' accounts) sits where most of the harm remains in our model (Figure A1).</w:t>
       </w:r>
     </w:p>
     <w:p>
       <w:pPr>
-        <w:spacing w:before="0" w:after="80" w:line="240" w:lineRule="auto"/>
-      </w:pPr>
-      <w:r>
-        <w:rPr>
-          <w:rFonts w:ascii="Old Standard TT" w:cs="Old Standard TT" w:eastAsia="Old Standard TT" w:hAnsi="Old Standard TT"/>
+        <w:spacing w:before="0" w:after="80" w:line="259" w:lineRule="auto"/>
+      </w:pPr>
+      <w:r>
+        <w:rPr>
+          <w:rFonts w:ascii="Arial" w:cs="Arial" w:eastAsia="Arial" w:hAnsi="Arial"/>
           <w:b w:val="1"/>
           <w:bCs w:val="1"/>
         </w:rPr>
@@ -4003,13 +4003,13 @@
       </w:r>
       <w:r>
         <w:rPr>
-          <w:rFonts w:ascii="Old Standard TT" w:cs="Old Standard TT" w:eastAsia="Old Standard TT" w:hAnsi="Old Standard TT"/>
+          <w:rFonts w:ascii="Arial" w:cs="Arial" w:eastAsia="Arial" w:hAnsi="Arial"/>
         </w:rPr>
         <w:t xml:space="preserve"> (1) </w:t>
       </w:r>
       <w:r>
         <w:rPr>
-          <w:rFonts w:ascii="Old Standard TT" w:cs="Old Standard TT" w:eastAsia="Old Standard TT" w:hAnsi="Old Standard TT"/>
+          <w:rFonts w:ascii="Arial" w:cs="Arial" w:eastAsia="Arial" w:hAnsi="Arial"/>
           <w:b w:val="1"/>
           <w:bCs w:val="1"/>
         </w:rPr>
@@ -4017,13 +4017,13 @@
       </w:r>
       <w:r>
         <w:rPr>
-          <w:rFonts w:ascii="Old Standard TT" w:cs="Old Standard TT" w:eastAsia="Old Standard TT" w:hAnsi="Old Standard TT"/>
+          <w:rFonts w:ascii="Arial" w:cs="Arial" w:eastAsia="Arial" w:hAnsi="Arial"/>
         </w:rPr>
         <w:t xml:space="preserve"> the same data and authority are harmless under a client-only objective. (2) </w:t>
       </w:r>
       <w:r>
         <w:rPr>
-          <w:rFonts w:ascii="Old Standard TT" w:cs="Old Standard TT" w:eastAsia="Old Standard TT" w:hAnsi="Old Standard TT"/>
+          <w:rFonts w:ascii="Arial" w:cs="Arial" w:eastAsia="Arial" w:hAnsi="Arial"/>
           <w:b w:val="1"/>
           <w:bCs w:val="1"/>
         </w:rPr>
@@ -4031,13 +4031,13 @@
       </w:r>
       <w:r>
         <w:rPr>
-          <w:rFonts w:ascii="Old Standard TT" w:cs="Old Standard TT" w:eastAsia="Old Standard TT" w:hAnsi="Old Standard TT"/>
+          <w:rFonts w:ascii="Arial" w:cs="Arial" w:eastAsia="Arial" w:hAnsi="Arial"/>
         </w:rPr>
         <w:t xml:space="preserve"> the acceptance of small recommended increases, with price outcomes from an ablation audit like ours, tests whether discretion is real. (3) </w:t>
       </w:r>
       <w:r>
         <w:rPr>
-          <w:rFonts w:ascii="Old Standard TT" w:cs="Old Standard TT" w:eastAsia="Old Standard TT" w:hAnsi="Old Standard TT"/>
+          <w:rFonts w:ascii="Arial" w:cs="Arial" w:eastAsia="Arial" w:hAnsi="Arial"/>
           <w:b w:val="1"/>
           <w:bCs w:val="1"/>
         </w:rPr>
@@ -4045,18 +4045,18 @@
       </w:r>
       <w:r>
         <w:rPr>
-          <w:rFonts w:ascii="Old Standard TT" w:cs="Old Standard TT" w:eastAsia="Old Standard TT" w:hAnsi="Old Standard TT"/>
+          <w:rFonts w:ascii="Arial" w:cs="Arial" w:eastAsia="Arial" w:hAnsi="Arial"/>
         </w:rPr>
         <w:t xml:space="preserve"> a court cannot rely on either without testing the vendor's model.</w:t>
       </w:r>
     </w:p>
     <w:p>
       <w:pPr>
-        <w:spacing w:before="0" w:after="80" w:line="240" w:lineRule="auto"/>
-      </w:pPr>
-      <w:r>
-        <w:rPr>
-          <w:rFonts w:ascii="Old Standard TT" w:cs="Old Standard TT" w:eastAsia="Old Standard TT" w:hAnsi="Old Standard TT"/>
+        <w:spacing w:before="0" w:after="80" w:line="259" w:lineRule="auto"/>
+      </w:pPr>
+      <w:r>
+        <w:rPr>
+          <w:rFonts w:ascii="Arial" w:cs="Arial" w:eastAsia="Arial" w:hAnsi="Arial"/>
           <w:b w:val="1"/>
           <w:bCs w:val="1"/>
         </w:rPr>
@@ -4064,7 +4064,7 @@
       </w:r>
       <w:r>
         <w:rPr>
-          <w:rFonts w:ascii="Old Standard TT" w:cs="Old Standard TT" w:eastAsia="Old Standard TT" w:hAnsi="Old Standard TT"/>
+          <w:rFonts w:ascii="Arial" w:cs="Arial" w:eastAsia="Arial" w:hAnsi="Arial"/>
         </w:rPr>
         <w:t xml:space="preserve"> Per-step approval by a deferential overseer is a general weakness of AI oversight. An agent that moves in small, individually plausible steps can drive an outcome no single approval would allow. This is the temporal analogue of attacks split across agents, which defeat per-instance monitors (Makins et al., 2026) and per-action defences (Hagag et al., 2026).</w:t>
       </w:r>
@@ -4075,12 +4075,12 @@
           <w:ilvl w:val="0"/>
           <w:numId w:val="3"/>
         </w:numPr>
-        <w:spacing w:before="0" w:after="40" w:line="240" w:lineRule="auto"/>
+        <w:spacing w:before="0" w:after="40" w:line="259" w:lineRule="auto"/>
         <w:ind w:left="720" w:hanging="360"/>
       </w:pPr>
       <w:r>
         <w:rPr>
-          <w:rFonts w:ascii="Old Standard TT" w:cs="Old Standard TT" w:eastAsia="Old Standard TT" w:hAnsi="Old Standard TT"/>
+          <w:rFonts w:ascii="Arial" w:cs="Arial" w:eastAsia="Arial" w:hAnsi="Arial"/>
           <w:b w:val="1"/>
           <w:bCs w:val="1"/>
         </w:rPr>
@@ -4088,13 +4088,13 @@
       </w:r>
       <w:r>
         <w:rPr>
-          <w:rFonts w:ascii="Old Standard TT" w:cs="Old Standard TT" w:eastAsia="Old Standard TT" w:hAnsi="Old Standard TT"/>
+          <w:rFonts w:ascii="Arial" w:cs="Arial" w:eastAsia="Arial" w:hAnsi="Arial"/>
         </w:rPr>
         <w:t xml:space="preserve"> (Table F6). It ranks the hub's guardrailed, ratcheting and discretionary climbs as </w:t>
       </w:r>
       <w:r>
         <w:rPr>
-          <w:rFonts w:ascii="Old Standard TT" w:cs="Old Standard TT" w:eastAsia="Old Standard TT" w:hAnsi="Old Standard TT"/>
+          <w:rFonts w:ascii="Arial" w:cs="Arial" w:eastAsia="Arial" w:hAnsi="Arial"/>
           <w:i w:val="1"/>
           <w:iCs w:val="1"/>
         </w:rPr>
@@ -4102,13 +4102,13 @@
       </w:r>
       <w:r>
         <w:rPr>
-          <w:rFonts w:ascii="Old Standard TT" w:cs="Old Standard TT" w:eastAsia="Old Standard TT" w:hAnsi="Old Standard TT"/>
+          <w:rFonts w:ascii="Arial" w:cs="Arial" w:eastAsia="Arial" w:hAnsi="Arial"/>
         </w:rPr>
         <w:t xml:space="preserve"> suspicious than honest play (AUROC 0.05–0.27), because honest firms experiment in bigger steps. So does the classic variance screen (Abrantes-Metz et al., 2006; AUROC 0.36). </w:t>
       </w:r>
       <w:r>
         <w:rPr>
-          <w:rFonts w:ascii="Old Standard TT" w:cs="Old Standard TT" w:eastAsia="Old Standard TT" w:hAnsi="Old Standard TT"/>
+          <w:rFonts w:ascii="Arial" w:cs="Arial" w:eastAsia="Arial" w:hAnsi="Arial"/>
           <w:b w:val="1"/>
           <w:bCs w:val="1"/>
         </w:rPr>
@@ -4123,7 +4123,7 @@
       </w:pPr>
       <w:r>
         <w:rPr>
-          <w:rFonts w:ascii="Old Standard TT" w:cs="Old Standard TT" w:eastAsia="Old Standard TT" w:hAnsi="Old Standard TT"/>
+          <w:rFonts w:ascii="Arial" w:cs="Arial" w:eastAsia="Arial" w:hAnsi="Arial"/>
           <w:b w:val="1"/>
           <w:bCs w:val="1"/>
           <w:color w:val="000000"/>
@@ -4139,12 +4139,12 @@
           <w:ilvl w:val="0"/>
           <w:numId w:val="3"/>
         </w:numPr>
-        <w:spacing w:before="0" w:after="40" w:line="240" w:lineRule="auto"/>
+        <w:spacing w:before="0" w:after="40" w:line="259" w:lineRule="auto"/>
         <w:ind w:left="720" w:hanging="360"/>
       </w:pPr>
       <w:r>
         <w:rPr>
-          <w:rFonts w:ascii="Old Standard TT" w:cs="Old Standard TT" w:eastAsia="Old Standard TT" w:hAnsi="Old Standard TT"/>
+          <w:rFonts w:ascii="Arial" w:cs="Arial" w:eastAsia="Arial" w:hAnsi="Arial"/>
           <w:b w:val="1"/>
           <w:bCs w:val="1"/>
         </w:rPr>
@@ -4152,7 +4152,7 @@
       </w:r>
       <w:r>
         <w:rPr>
-          <w:rFonts w:ascii="Old Standard TT" w:cs="Old Standard TT" w:eastAsia="Old Standard TT" w:hAnsi="Old Standard TT"/>
+          <w:rFonts w:ascii="Arial" w:cs="Arial" w:eastAsia="Arial" w:hAnsi="Arial"/>
         </w:rPr>
         <w:t xml:space="preserve"> We instruct it, and §4.5 is our only test without it.</w:t>
       </w:r>
@@ -4163,12 +4163,12 @@
           <w:ilvl w:val="0"/>
           <w:numId w:val="3"/>
         </w:numPr>
-        <w:spacing w:before="0" w:after="40" w:line="240" w:lineRule="auto"/>
+        <w:spacing w:before="0" w:after="40" w:line="259" w:lineRule="auto"/>
         <w:ind w:left="720" w:hanging="360"/>
       </w:pPr>
       <w:r>
         <w:rPr>
-          <w:rFonts w:ascii="Old Standard TT" w:cs="Old Standard TT" w:eastAsia="Old Standard TT" w:hAnsi="Old Standard TT"/>
+          <w:rFonts w:ascii="Arial" w:cs="Arial" w:eastAsia="Arial" w:hAnsi="Arial"/>
           <w:b w:val="1"/>
           <w:bCs w:val="1"/>
         </w:rPr>
@@ -4176,7 +4176,7 @@
       </w:r>
       <w:r>
         <w:rPr>
-          <w:rFonts w:ascii="Old Standard TT" w:cs="Old Standard TT" w:eastAsia="Old Standard TT" w:hAnsi="Old Standard TT"/>
+          <w:rFonts w:ascii="Arial" w:cs="Arial" w:eastAsia="Arial" w:hAnsi="Arial"/>
         </w:rPr>
         <w:t xml:space="preserve"> which stands in for human or AI deciders we did not measure. Replications are small (n = 3–12), reasoning budgets differ by model, guardrails were tested on two models, and Gemini 3.8 Flash's baseline is unstable.</w:t>
       </w:r>
@@ -4187,12 +4187,12 @@
           <w:ilvl w:val="0"/>
           <w:numId w:val="3"/>
         </w:numPr>
-        <w:spacing w:before="0" w:after="40" w:line="240" w:lineRule="auto"/>
+        <w:spacing w:before="0" w:after="40" w:line="259" w:lineRule="auto"/>
         <w:ind w:left="720" w:hanging="360"/>
       </w:pPr>
       <w:r>
         <w:rPr>
-          <w:rFonts w:ascii="Old Standard TT" w:cs="Old Standard TT" w:eastAsia="Old Standard TT" w:hAnsi="Old Standard TT"/>
+          <w:rFonts w:ascii="Arial" w:cs="Arial" w:eastAsia="Arial" w:hAnsi="Arial"/>
           <w:b w:val="1"/>
           <w:bCs w:val="1"/>
         </w:rPr>
@@ -4200,7 +4200,7 @@
       </w:r>
       <w:r>
         <w:rPr>
-          <w:rFonts w:ascii="Old Standard TT" w:cs="Old Standard TT" w:eastAsia="Old Standard TT" w:hAnsi="Old Standard TT"/>
+          <w:rFonts w:ascii="Arial" w:cs="Arial" w:eastAsia="Arial" w:hAnsi="Arial"/>
         </w:rPr>
         <w:t xml:space="preserve"> rounds stand for months, and a runtime lag for a training-data rule. There is one market model, and harm can rise after round 100, so our shares are upper bounds. The mechanism tests were designed after the Gemini result and pre-registered before they ran. Appendix E has the full list.</w:t>
       </w:r>
@@ -4213,7 +4213,7 @@
       </w:pPr>
       <w:r>
         <w:rPr>
-          <w:rFonts w:ascii="Old Standard TT" w:cs="Old Standard TT" w:eastAsia="Old Standard TT" w:hAnsi="Old Standard TT"/>
+          <w:rFonts w:ascii="Arial" w:cs="Arial" w:eastAsia="Arial" w:hAnsi="Arial"/>
           <w:b w:val="1"/>
           <w:bCs w:val="1"/>
           <w:color w:val="000000"/>
@@ -4225,11 +4225,11 @@
     </w:p>
     <w:p>
       <w:pPr>
-        <w:spacing w:before="0" w:after="80" w:line="240" w:lineRule="auto"/>
-      </w:pPr>
-      <w:r>
-        <w:rPr>
-          <w:rFonts w:ascii="Old Standard TT" w:cs="Old Standard TT" w:eastAsia="Old Standard TT" w:hAnsi="Old Standard TT"/>
+        <w:spacing w:before="0" w:after="80" w:line="259" w:lineRule="auto"/>
+      </w:pPr>
+      <w:r>
+        <w:rPr>
+          <w:rFonts w:ascii="Arial" w:cs="Arial" w:eastAsia="Arial" w:hAnsi="Arial"/>
         </w:rPr>
         <w:t xml:space="preserve">A natural next step is mechanistic: is deference to a recommendation a steerable direction inside open-weight models, and could steering deciders toward scepticism serve as a remedy? Cumulative auto-accept limits, human deciders and richer markets (more firms, asymmetric costs, entry) remain untested.</w:t>
       </w:r>
@@ -4242,7 +4242,7 @@
       </w:pPr>
       <w:r>
         <w:rPr>
-          <w:rFonts w:ascii="Old Standard TT" w:cs="Old Standard TT" w:eastAsia="Old Standard TT" w:hAnsi="Old Standard TT"/>
+          <w:rFonts w:ascii="Arial" w:cs="Arial" w:eastAsia="Arial" w:hAnsi="Arial"/>
           <w:b w:val="1"/>
           <w:bCs w:val="1"/>
           <w:color w:val="000000"/>
@@ -4254,11 +4254,11 @@
     </w:p>
     <w:p>
       <w:pPr>
-        <w:spacing w:before="0" w:after="80" w:line="240" w:lineRule="auto"/>
-      </w:pPr>
-      <w:r>
-        <w:rPr>
-          <w:rFonts w:ascii="Old Standard TT" w:cs="Old Standard TT" w:eastAsia="Old Standard TT" w:hAnsi="Old Standard TT"/>
+        <w:spacing w:before="0" w:after="80" w:line="259" w:lineRule="auto"/>
+      </w:pPr>
+      <w:r>
+        <w:rPr>
+          <w:rFonts w:ascii="Arial" w:cs="Arial" w:eastAsia="Arial" w:hAnsi="Arial"/>
         </w:rPr>
         <w:t xml:space="preserve">No remedy in the RealPage Final Judgment reliably stops an LLM pricing hub with a joint-profit objective. Data bans work on some models only, per-round guardrails delay monopoly, and firm discretion works only where deciders refuse small nudges, which a patient ratchet exploits and a per-step monitor misses. Remedies should target the advisor's objective and audit acceptance and where prices settle.</w:t>
       </w:r>
@@ -4271,7 +4271,7 @@
       </w:pPr>
       <w:r>
         <w:rPr>
-          <w:rFonts w:ascii="Old Standard TT" w:cs="Old Standard TT" w:eastAsia="Old Standard TT" w:hAnsi="Old Standard TT"/>
+          <w:rFonts w:ascii="Arial" w:cs="Arial" w:eastAsia="Arial" w:hAnsi="Arial"/>
           <w:b w:val="1"/>
           <w:bCs w:val="1"/>
           <w:color w:val="000000"/>
@@ -4287,12 +4287,12 @@
           <w:ilvl w:val="0"/>
           <w:numId w:val="3"/>
         </w:numPr>
-        <w:spacing w:before="0" w:after="40" w:line="240" w:lineRule="auto"/>
+        <w:spacing w:before="0" w:after="40" w:line="259" w:lineRule="auto"/>
         <w:ind w:left="720" w:hanging="360"/>
       </w:pPr>
       <w:r>
         <w:rPr>
-          <w:rFonts w:ascii="Old Standard TT" w:cs="Old Standard TT" w:eastAsia="Old Standard TT" w:hAnsi="Old Standard TT"/>
+          <w:rFonts w:ascii="Arial" w:cs="Arial" w:eastAsia="Arial" w:hAnsi="Arial"/>
           <w:b w:val="1"/>
           <w:bCs w:val="1"/>
         </w:rPr>
@@ -4300,14 +4300,14 @@
       </w:r>
       <w:r>
         <w:rPr>
-          <w:rFonts w:ascii="Old Standard TT" w:cs="Old Standard TT" w:eastAsia="Old Standard TT" w:hAnsi="Old Standard TT"/>
+          <w:rFonts w:ascii="Arial" w:cs="Arial" w:eastAsia="Arial" w:hAnsi="Arial"/>
         </w:rPr>
         <w:t xml:space="preserve"> </w:t>
       </w:r>
       <w:hyperlink r:id="rId103">
         <w:r>
           <w:rPr>
-            <w:rFonts w:ascii="Old Standard TT" w:cs="Old Standard TT" w:eastAsia="Old Standard TT" w:hAnsi="Old Standard TT"/>
+            <w:rFonts w:ascii="Arial" w:cs="Arial" w:eastAsia="Arial" w:hAnsi="Arial"/>
             <w:color w:val="1155CC"/>
             <w:u w:val="single"/>
           </w:rPr>
@@ -4316,7 +4316,7 @@
       </w:hyperlink>
       <w:r>
         <w:rPr>
-          <w:rFonts w:ascii="Old Standard TT" w:cs="Old Standard TT" w:eastAsia="Old Standard TT" w:hAnsi="Old Standard TT"/>
+          <w:rFonts w:ascii="Arial" w:cs="Arial" w:eastAsia="Arial" w:hAnsi="Arial"/>
         </w:rPr>
         <w:t xml:space="preserve"> (harness, analysis scripts, tests and figures).</w:t>
       </w:r>
@@ -4327,12 +4327,12 @@
           <w:ilvl w:val="0"/>
           <w:numId w:val="3"/>
         </w:numPr>
-        <w:spacing w:before="0" w:after="40" w:line="240" w:lineRule="auto"/>
+        <w:spacing w:before="0" w:after="40" w:line="259" w:lineRule="auto"/>
         <w:ind w:left="720" w:hanging="360"/>
       </w:pPr>
       <w:r>
         <w:rPr>
-          <w:rFonts w:ascii="Old Standard TT" w:cs="Old Standard TT" w:eastAsia="Old Standard TT" w:hAnsi="Old Standard TT"/>
+          <w:rFonts w:ascii="Arial" w:cs="Arial" w:eastAsia="Arial" w:hAnsi="Arial"/>
           <w:b w:val="1"/>
           <w:bCs w:val="1"/>
         </w:rPr>
@@ -4340,7 +4340,7 @@
       </w:r>
       <w:r>
         <w:rPr>
-          <w:rFonts w:ascii="Old Standard TT" w:cs="Old Standard TT" w:eastAsia="Old Standard TT" w:hAnsi="Old Standard TT"/>
+          <w:rFonts w:ascii="Arial" w:cs="Arial" w:eastAsia="Arial" w:hAnsi="Arial"/>
         </w:rPr>
         <w:t xml:space="preserve"> every run's per-round log (prices, recommendations and model reasoning) is in </w:t>
       </w:r>
@@ -4354,7 +4354,7 @@
       </w:r>
       <w:r>
         <w:rPr>
-          <w:rFonts w:ascii="Old Standard TT" w:cs="Old Standard TT" w:eastAsia="Old Standard TT" w:hAnsi="Old Standard TT"/>
+          <w:rFonts w:ascii="Arial" w:cs="Arial" w:eastAsia="Arial" w:hAnsi="Arial"/>
         </w:rPr>
         <w:t xml:space="preserve">; every pre-registration and batch prediction is in </w:t>
       </w:r>
@@ -4368,7 +4368,7 @@
       </w:r>
       <w:r>
         <w:rPr>
-          <w:rFonts w:ascii="Old Standard TT" w:cs="Old Standard TT" w:eastAsia="Old Standard TT" w:hAnsi="Old Standard TT"/>
+          <w:rFonts w:ascii="Arial" w:cs="Arial" w:eastAsia="Arial" w:hAnsi="Arial"/>
         </w:rPr>
         <w:t xml:space="preserve">.</w:t>
       </w:r>
@@ -4381,7 +4381,7 @@
       </w:pPr>
       <w:r>
         <w:rPr>
-          <w:rFonts w:ascii="Old Standard TT" w:cs="Old Standard TT" w:eastAsia="Old Standard TT" w:hAnsi="Old Standard TT"/>
+          <w:rFonts w:ascii="Arial" w:cs="Arial" w:eastAsia="Arial" w:hAnsi="Arial"/>
           <w:b w:val="1"/>
           <w:bCs w:val="1"/>
           <w:color w:val="000000"/>
@@ -4397,18 +4397,18 @@
           <w:ilvl w:val="0"/>
           <w:numId w:val="3"/>
         </w:numPr>
-        <w:spacing w:before="0" w:after="40" w:line="240" w:lineRule="auto"/>
+        <w:spacing w:before="0" w:after="40" w:line="259" w:lineRule="auto"/>
         <w:ind w:left="720" w:hanging="360"/>
       </w:pPr>
       <w:r>
         <w:rPr>
-          <w:rFonts w:ascii="Old Standard TT" w:cs="Old Standard TT" w:eastAsia="Old Standard TT" w:hAnsi="Old Standard TT"/>
+          <w:rFonts w:ascii="Arial" w:cs="Arial" w:eastAsia="Arial" w:hAnsi="Arial"/>
         </w:rPr>
         <w:t xml:space="preserve">Abrantes-Metz, R. M., Froeb, L. M., Geweke, J., &amp; Taylor, C. T. (2006). A variance screen for collusion. </w:t>
       </w:r>
       <w:r>
         <w:rPr>
-          <w:rFonts w:ascii="Old Standard TT" w:cs="Old Standard TT" w:eastAsia="Old Standard TT" w:hAnsi="Old Standard TT"/>
+          <w:rFonts w:ascii="Arial" w:cs="Arial" w:eastAsia="Arial" w:hAnsi="Arial"/>
           <w:i w:val="1"/>
           <w:iCs w:val="1"/>
         </w:rPr>
@@ -4416,14 +4416,14 @@
       </w:r>
       <w:r>
         <w:rPr>
-          <w:rFonts w:ascii="Old Standard TT" w:cs="Old Standard TT" w:eastAsia="Old Standard TT" w:hAnsi="Old Standard TT"/>
+          <w:rFonts w:ascii="Arial" w:cs="Arial" w:eastAsia="Arial" w:hAnsi="Arial"/>
         </w:rPr>
         <w:t xml:space="preserve">, 24(3), 467–486. </w:t>
       </w:r>
       <w:hyperlink r:id="rId104">
         <w:r>
           <w:rPr>
-            <w:rFonts w:ascii="Old Standard TT" w:cs="Old Standard TT" w:eastAsia="Old Standard TT" w:hAnsi="Old Standard TT"/>
+            <w:rFonts w:ascii="Arial" w:cs="Arial" w:eastAsia="Arial" w:hAnsi="Arial"/>
             <w:color w:val="1155CC"/>
             <w:u w:val="single"/>
           </w:rPr>
@@ -4437,18 +4437,18 @@
           <w:ilvl w:val="0"/>
           <w:numId w:val="3"/>
         </w:numPr>
-        <w:spacing w:before="0" w:after="40" w:line="240" w:lineRule="auto"/>
+        <w:spacing w:before="0" w:after="40" w:line="259" w:lineRule="auto"/>
         <w:ind w:left="720" w:hanging="360"/>
       </w:pPr>
       <w:r>
         <w:rPr>
-          <w:rFonts w:ascii="Old Standard TT" w:cs="Old Standard TT" w:eastAsia="Old Standard TT" w:hAnsi="Old Standard TT"/>
+          <w:rFonts w:ascii="Arial" w:cs="Arial" w:eastAsia="Arial" w:hAnsi="Arial"/>
         </w:rPr>
         <w:t xml:space="preserve">Berger, L. F., Weiner, M. L., &amp; Jiang, W. (2025). Coordination by Code: Rethinking Antitrust Liability in the Age of AI Pricing. </w:t>
       </w:r>
       <w:r>
         <w:rPr>
-          <w:rFonts w:ascii="Old Standard TT" w:cs="Old Standard TT" w:eastAsia="Old Standard TT" w:hAnsi="Old Standard TT"/>
+          <w:rFonts w:ascii="Arial" w:cs="Arial" w:eastAsia="Arial" w:hAnsi="Arial"/>
           <w:i w:val="1"/>
           <w:iCs w:val="1"/>
         </w:rPr>
@@ -4456,14 +4456,14 @@
       </w:r>
       <w:r>
         <w:rPr>
-          <w:rFonts w:ascii="Old Standard TT" w:cs="Old Standard TT" w:eastAsia="Old Standard TT" w:hAnsi="Old Standard TT"/>
+          <w:rFonts w:ascii="Arial" w:cs="Arial" w:eastAsia="Arial" w:hAnsi="Arial"/>
         </w:rPr>
         <w:t xml:space="preserve"> (ABA Section of Antitrust Law), 40(1). </w:t>
       </w:r>
       <w:hyperlink r:id="rId105">
         <w:r>
           <w:rPr>
-            <w:rFonts w:ascii="Old Standard TT" w:cs="Old Standard TT" w:eastAsia="Old Standard TT" w:hAnsi="Old Standard TT"/>
+            <w:rFonts w:ascii="Arial" w:cs="Arial" w:eastAsia="Arial" w:hAnsi="Arial"/>
             <w:color w:val="1155CC"/>
             <w:u w:val="single"/>
           </w:rPr>
@@ -4477,19 +4477,19 @@
           <w:ilvl w:val="0"/>
           <w:numId w:val="3"/>
         </w:numPr>
-        <w:spacing w:before="0" w:after="40" w:line="240" w:lineRule="auto"/>
+        <w:spacing w:before="0" w:after="40" w:line="259" w:lineRule="auto"/>
         <w:ind w:left="720" w:hanging="360"/>
       </w:pPr>
       <w:r>
         <w:rPr>
-          <w:rFonts w:ascii="Old Standard TT" w:cs="Old Standard TT" w:eastAsia="Old Standard TT" w:hAnsi="Old Standard TT"/>
+          <w:rFonts w:ascii="Arial" w:cs="Arial" w:eastAsia="Arial" w:hAnsi="Arial"/>
         </w:rPr>
         <w:t xml:space="preserve">Anto, M., &amp; Vazquez, J. (2026). Oversight is Not Compliance: Tacit Collusion in LLM Pricing Agents Under Antitrust Regulation. ICML 2026 Workshop on Agents in the Wild (poster). </w:t>
       </w:r>
       <w:hyperlink r:id="rId106">
         <w:r>
           <w:rPr>
-            <w:rFonts w:ascii="Old Standard TT" w:cs="Old Standard TT" w:eastAsia="Old Standard TT" w:hAnsi="Old Standard TT"/>
+            <w:rFonts w:ascii="Arial" w:cs="Arial" w:eastAsia="Arial" w:hAnsi="Arial"/>
             <w:color w:val="1155CC"/>
             <w:u w:val="single"/>
           </w:rPr>
@@ -4503,18 +4503,18 @@
           <w:ilvl w:val="0"/>
           <w:numId w:val="3"/>
         </w:numPr>
-        <w:spacing w:before="0" w:after="40" w:line="240" w:lineRule="auto"/>
+        <w:spacing w:before="0" w:after="40" w:line="259" w:lineRule="auto"/>
         <w:ind w:left="720" w:hanging="360"/>
       </w:pPr>
       <w:r>
         <w:rPr>
-          <w:rFonts w:ascii="Old Standard TT" w:cs="Old Standard TT" w:eastAsia="Old Standard TT" w:hAnsi="Old Standard TT"/>
+          <w:rFonts w:ascii="Arial" w:cs="Arial" w:eastAsia="Arial" w:hAnsi="Arial"/>
         </w:rPr>
         <w:t xml:space="preserve">Assad, S., Clark, R., Ershov, D., &amp; Xu, L. (2024). Algorithmic Pricing and Competition: Empirical Evidence from the German Retail Gasoline Market. </w:t>
       </w:r>
       <w:r>
         <w:rPr>
-          <w:rFonts w:ascii="Old Standard TT" w:cs="Old Standard TT" w:eastAsia="Old Standard TT" w:hAnsi="Old Standard TT"/>
+          <w:rFonts w:ascii="Arial" w:cs="Arial" w:eastAsia="Arial" w:hAnsi="Arial"/>
           <w:i w:val="1"/>
           <w:iCs w:val="1"/>
         </w:rPr>
@@ -4522,14 +4522,14 @@
       </w:r>
       <w:r>
         <w:rPr>
-          <w:rFonts w:ascii="Old Standard TT" w:cs="Old Standard TT" w:eastAsia="Old Standard TT" w:hAnsi="Old Standard TT"/>
+          <w:rFonts w:ascii="Arial" w:cs="Arial" w:eastAsia="Arial" w:hAnsi="Arial"/>
         </w:rPr>
         <w:t xml:space="preserve">, 132(3), 723–771. </w:t>
       </w:r>
       <w:hyperlink r:id="rId107">
         <w:r>
           <w:rPr>
-            <w:rFonts w:ascii="Old Standard TT" w:cs="Old Standard TT" w:eastAsia="Old Standard TT" w:hAnsi="Old Standard TT"/>
+            <w:rFonts w:ascii="Arial" w:cs="Arial" w:eastAsia="Arial" w:hAnsi="Arial"/>
             <w:color w:val="1155CC"/>
             <w:u w:val="single"/>
           </w:rPr>
@@ -4543,19 +4543,19 @@
           <w:ilvl w:val="0"/>
           <w:numId w:val="3"/>
         </w:numPr>
-        <w:spacing w:before="0" w:after="40" w:line="240" w:lineRule="auto"/>
+        <w:spacing w:before="0" w:after="40" w:line="259" w:lineRule="auto"/>
         <w:ind w:left="720" w:hanging="360"/>
       </w:pPr>
       <w:r>
         <w:rPr>
-          <w:rFonts w:ascii="Old Standard TT" w:cs="Old Standard TT" w:eastAsia="Old Standard TT" w:hAnsi="Old Standard TT"/>
+          <w:rFonts w:ascii="Arial" w:cs="Arial" w:eastAsia="Arial" w:hAnsi="Arial"/>
         </w:rPr>
         <w:t xml:space="preserve">Bracale Syrnikov, M., Pierucci, F., Galisai, M., Prandi, M., Bisconti, P., Giarrusso, F., Sorokoletova, O., Suriani, V., &amp; Nardi, D. (2026). Institutional AI: Governing LLM Collusion in Multi-Agent Cournot Markets via Public Governance Graphs. arXiv:2601.11369. </w:t>
       </w:r>
       <w:hyperlink r:id="rId108">
         <w:r>
           <w:rPr>
-            <w:rFonts w:ascii="Old Standard TT" w:cs="Old Standard TT" w:eastAsia="Old Standard TT" w:hAnsi="Old Standard TT"/>
+            <w:rFonts w:ascii="Arial" w:cs="Arial" w:eastAsia="Arial" w:hAnsi="Arial"/>
             <w:color w:val="1155CC"/>
             <w:u w:val="single"/>
           </w:rPr>
@@ -4569,18 +4569,18 @@
           <w:ilvl w:val="0"/>
           <w:numId w:val="3"/>
         </w:numPr>
-        <w:spacing w:before="0" w:after="40" w:line="240" w:lineRule="auto"/>
+        <w:spacing w:before="0" w:after="40" w:line="259" w:lineRule="auto"/>
         <w:ind w:left="720" w:hanging="360"/>
       </w:pPr>
       <w:r>
         <w:rPr>
-          <w:rFonts w:ascii="Old Standard TT" w:cs="Old Standard TT" w:eastAsia="Old Standard TT" w:hAnsi="Old Standard TT"/>
+          <w:rFonts w:ascii="Arial" w:cs="Arial" w:eastAsia="Arial" w:hAnsi="Arial"/>
         </w:rPr>
         <w:t xml:space="preserve">Calvano, E., Calzolari, G., Denicolò, V., &amp; Pastorello, S. (2020). Artificial Intelligence, Algorithmic Pricing, and Collusion. </w:t>
       </w:r>
       <w:r>
         <w:rPr>
-          <w:rFonts w:ascii="Old Standard TT" w:cs="Old Standard TT" w:eastAsia="Old Standard TT" w:hAnsi="Old Standard TT"/>
+          <w:rFonts w:ascii="Arial" w:cs="Arial" w:eastAsia="Arial" w:hAnsi="Arial"/>
           <w:i w:val="1"/>
           <w:iCs w:val="1"/>
         </w:rPr>
@@ -4588,14 +4588,14 @@
       </w:r>
       <w:r>
         <w:rPr>
-          <w:rFonts w:ascii="Old Standard TT" w:cs="Old Standard TT" w:eastAsia="Old Standard TT" w:hAnsi="Old Standard TT"/>
+          <w:rFonts w:ascii="Arial" w:cs="Arial" w:eastAsia="Arial" w:hAnsi="Arial"/>
         </w:rPr>
         <w:t xml:space="preserve">, 110(10), 3267–3297. </w:t>
       </w:r>
       <w:hyperlink r:id="rId109">
         <w:r>
           <w:rPr>
-            <w:rFonts w:ascii="Old Standard TT" w:cs="Old Standard TT" w:eastAsia="Old Standard TT" w:hAnsi="Old Standard TT"/>
+            <w:rFonts w:ascii="Arial" w:cs="Arial" w:eastAsia="Arial" w:hAnsi="Arial"/>
             <w:color w:val="1155CC"/>
             <w:u w:val="single"/>
           </w:rPr>
@@ -4609,19 +4609,19 @@
           <w:ilvl w:val="0"/>
           <w:numId w:val="3"/>
         </w:numPr>
-        <w:spacing w:before="0" w:after="40" w:line="240" w:lineRule="auto"/>
+        <w:spacing w:before="0" w:after="40" w:line="259" w:lineRule="auto"/>
         <w:ind w:left="720" w:hanging="360"/>
       </w:pPr>
       <w:r>
         <w:rPr>
-          <w:rFonts w:ascii="Old Standard TT" w:cs="Old Standard TT" w:eastAsia="Old Standard TT" w:hAnsi="Old Standard TT"/>
+          <w:rFonts w:ascii="Arial" w:cs="Arial" w:eastAsia="Arial" w:hAnsi="Arial"/>
         </w:rPr>
         <w:t xml:space="preserve">Calder-Wang, S., &amp; Kim, G. H. (2026). Algorithmic Pricing in Multifamily Rentals: Efficiency Gains or Price Coordination? Working paper, 18 Feb 2026. SSRN 4403058. </w:t>
       </w:r>
       <w:hyperlink r:id="rId110">
         <w:r>
           <w:rPr>
-            <w:rFonts w:ascii="Old Standard TT" w:cs="Old Standard TT" w:eastAsia="Old Standard TT" w:hAnsi="Old Standard TT"/>
+            <w:rFonts w:ascii="Arial" w:cs="Arial" w:eastAsia="Arial" w:hAnsi="Arial"/>
             <w:color w:val="1155CC"/>
             <w:u w:val="single"/>
           </w:rPr>
@@ -4635,19 +4635,19 @@
           <w:ilvl w:val="0"/>
           <w:numId w:val="3"/>
         </w:numPr>
-        <w:spacing w:before="0" w:after="40" w:line="240" w:lineRule="auto"/>
+        <w:spacing w:before="0" w:after="40" w:line="259" w:lineRule="auto"/>
         <w:ind w:left="720" w:hanging="360"/>
       </w:pPr>
       <w:r>
         <w:rPr>
-          <w:rFonts w:ascii="Old Standard TT" w:cs="Old Standard TT" w:eastAsia="Old Standard TT" w:hAnsi="Old Standard TT"/>
+          <w:rFonts w:ascii="Arial" w:cs="Arial" w:eastAsia="Arial" w:hAnsi="Arial"/>
         </w:rPr>
         <w:t xml:space="preserve">Cao, S., &amp; Hu, M. (2026). Supracompetitive Pricing Under AI Monoculture. arXiv:2601.01279. </w:t>
       </w:r>
       <w:hyperlink r:id="rId111">
         <w:r>
           <w:rPr>
-            <w:rFonts w:ascii="Old Standard TT" w:cs="Old Standard TT" w:eastAsia="Old Standard TT" w:hAnsi="Old Standard TT"/>
+            <w:rFonts w:ascii="Arial" w:cs="Arial" w:eastAsia="Arial" w:hAnsi="Arial"/>
             <w:color w:val="1155CC"/>
             <w:u w:val="single"/>
           </w:rPr>
@@ -4661,19 +4661,19 @@
           <w:ilvl w:val="0"/>
           <w:numId w:val="3"/>
         </w:numPr>
-        <w:spacing w:before="0" w:after="40" w:line="240" w:lineRule="auto"/>
+        <w:spacing w:before="0" w:after="40" w:line="259" w:lineRule="auto"/>
         <w:ind w:left="720" w:hanging="360"/>
       </w:pPr>
       <w:r>
         <w:rPr>
-          <w:rFonts w:ascii="Old Standard TT" w:cs="Old Standard TT" w:eastAsia="Old Standard TT" w:hAnsi="Old Standard TT"/>
+          <w:rFonts w:ascii="Arial" w:cs="Arial" w:eastAsia="Arial" w:hAnsi="Arial"/>
         </w:rPr>
         <w:t xml:space="preserve">Dhanda, K. (2026). A Price Cap Can Act as a Focal Point for LLM Pricing Agents: Evidence from a Repeated Bertrand Duopoly (Revised). Research Square preprint. </w:t>
       </w:r>
       <w:hyperlink r:id="rId112">
         <w:r>
           <w:rPr>
-            <w:rFonts w:ascii="Old Standard TT" w:cs="Old Standard TT" w:eastAsia="Old Standard TT" w:hAnsi="Old Standard TT"/>
+            <w:rFonts w:ascii="Arial" w:cs="Arial" w:eastAsia="Arial" w:hAnsi="Arial"/>
             <w:color w:val="1155CC"/>
             <w:u w:val="single"/>
           </w:rPr>
@@ -4687,19 +4687,19 @@
           <w:ilvl w:val="0"/>
           <w:numId w:val="3"/>
         </w:numPr>
-        <w:spacing w:before="0" w:after="40" w:line="240" w:lineRule="auto"/>
+        <w:spacing w:before="0" w:after="40" w:line="259" w:lineRule="auto"/>
         <w:ind w:left="720" w:hanging="360"/>
       </w:pPr>
       <w:r>
         <w:rPr>
-          <w:rFonts w:ascii="Old Standard TT" w:cs="Old Standard TT" w:eastAsia="Old Standard TT" w:hAnsi="Old Standard TT"/>
+          <w:rFonts w:ascii="Arial" w:cs="Arial" w:eastAsia="Arial" w:hAnsi="Arial"/>
         </w:rPr>
         <w:t xml:space="preserve">Fish, S., Gonczarowski, Y. A., &amp; Shorrer, R. (2024). Algorithmic Collusion by Large Language Models. arXiv:2404.00806 (accepted to EC 2026). </w:t>
       </w:r>
       <w:hyperlink r:id="rId113">
         <w:r>
           <w:rPr>
-            <w:rFonts w:ascii="Old Standard TT" w:cs="Old Standard TT" w:eastAsia="Old Standard TT" w:hAnsi="Old Standard TT"/>
+            <w:rFonts w:ascii="Arial" w:cs="Arial" w:eastAsia="Arial" w:hAnsi="Arial"/>
             <w:color w:val="1155CC"/>
             <w:u w:val="single"/>
           </w:rPr>
@@ -4713,19 +4713,19 @@
           <w:ilvl w:val="0"/>
           <w:numId w:val="3"/>
         </w:numPr>
-        <w:spacing w:before="0" w:after="40" w:line="240" w:lineRule="auto"/>
+        <w:spacing w:before="0" w:after="40" w:line="259" w:lineRule="auto"/>
         <w:ind w:left="720" w:hanging="360"/>
       </w:pPr>
       <w:r>
         <w:rPr>
-          <w:rFonts w:ascii="Old Standard TT" w:cs="Old Standard TT" w:eastAsia="Old Standard TT" w:hAnsi="Old Standard TT"/>
+          <w:rFonts w:ascii="Arial" w:cs="Arial" w:eastAsia="Arial" w:hAnsi="Arial"/>
         </w:rPr>
         <w:t xml:space="preserve">Garra, A. (2026). Mitigating Emergent Collusion in LLM Pricing Agents. arXiv:2609.13037. </w:t>
       </w:r>
       <w:hyperlink r:id="rId114">
         <w:r>
           <w:rPr>
-            <w:rFonts w:ascii="Old Standard TT" w:cs="Old Standard TT" w:eastAsia="Old Standard TT" w:hAnsi="Old Standard TT"/>
+            <w:rFonts w:ascii="Arial" w:cs="Arial" w:eastAsia="Arial" w:hAnsi="Arial"/>
             <w:color w:val="1155CC"/>
             <w:u w:val="single"/>
           </w:rPr>
@@ -4739,19 +4739,19 @@
           <w:ilvl w:val="0"/>
           <w:numId w:val="3"/>
         </w:numPr>
-        <w:spacing w:before="0" w:after="40" w:line="240" w:lineRule="auto"/>
+        <w:spacing w:before="0" w:after="40" w:line="259" w:lineRule="auto"/>
         <w:ind w:left="720" w:hanging="360"/>
       </w:pPr>
       <w:r>
         <w:rPr>
-          <w:rFonts w:ascii="Old Standard TT" w:cs="Old Standard TT" w:eastAsia="Old Standard TT" w:hAnsi="Old Standard TT"/>
+          <w:rFonts w:ascii="Arial" w:cs="Arial" w:eastAsia="Arial" w:hAnsi="Arial"/>
         </w:rPr>
         <w:t xml:space="preserve">Hagag, B., Anderson, W. L., Chakraborty, S., &amp; Schroeder de Witt, C. (2026). ORBIT: A Framework for Multi-Agent Security Evaluations. NeurIPS 2026 (poster). </w:t>
       </w:r>
       <w:hyperlink r:id="rId115">
         <w:r>
           <w:rPr>
-            <w:rFonts w:ascii="Old Standard TT" w:cs="Old Standard TT" w:eastAsia="Old Standard TT" w:hAnsi="Old Standard TT"/>
+            <w:rFonts w:ascii="Arial" w:cs="Arial" w:eastAsia="Arial" w:hAnsi="Arial"/>
             <w:color w:val="1155CC"/>
             <w:u w:val="single"/>
           </w:rPr>
@@ -4765,18 +4765,18 @@
           <w:ilvl w:val="0"/>
           <w:numId w:val="3"/>
         </w:numPr>
-        <w:spacing w:before="0" w:after="40" w:line="240" w:lineRule="auto"/>
+        <w:spacing w:before="0" w:after="40" w:line="259" w:lineRule="auto"/>
         <w:ind w:left="720" w:hanging="360"/>
       </w:pPr>
       <w:r>
         <w:rPr>
-          <w:rFonts w:ascii="Old Standard TT" w:cs="Old Standard TT" w:eastAsia="Old Standard TT" w:hAnsi="Old Standard TT"/>
+          <w:rFonts w:ascii="Arial" w:cs="Arial" w:eastAsia="Arial" w:hAnsi="Arial"/>
         </w:rPr>
         <w:t xml:space="preserve">Idowu, J., Almasoud, A., &amp; Alfahid, A. (2026). Mapping Human Anti-collusion Mechanisms to Multi-agent AI Systems. </w:t>
       </w:r>
       <w:r>
         <w:rPr>
-          <w:rFonts w:ascii="Old Standard TT" w:cs="Old Standard TT" w:eastAsia="Old Standard TT" w:hAnsi="Old Standard TT"/>
+          <w:rFonts w:ascii="Arial" w:cs="Arial" w:eastAsia="Arial" w:hAnsi="Arial"/>
           <w:i w:val="1"/>
           <w:iCs w:val="1"/>
         </w:rPr>
@@ -4784,14 +4784,14 @@
       </w:r>
       <w:r>
         <w:rPr>
-          <w:rFonts w:ascii="Old Standard TT" w:cs="Old Standard TT" w:eastAsia="Old Standard TT" w:hAnsi="Old Standard TT"/>
+          <w:rFonts w:ascii="Arial" w:cs="Arial" w:eastAsia="Arial" w:hAnsi="Arial"/>
         </w:rPr>
         <w:t xml:space="preserve">, 344, 116067. arXiv:2601.00360. </w:t>
       </w:r>
       <w:hyperlink r:id="rId116">
         <w:r>
           <w:rPr>
-            <w:rFonts w:ascii="Old Standard TT" w:cs="Old Standard TT" w:eastAsia="Old Standard TT" w:hAnsi="Old Standard TT"/>
+            <w:rFonts w:ascii="Arial" w:cs="Arial" w:eastAsia="Arial" w:hAnsi="Arial"/>
             <w:color w:val="1155CC"/>
             <w:u w:val="single"/>
           </w:rPr>
@@ -4805,19 +4805,19 @@
           <w:ilvl w:val="0"/>
           <w:numId w:val="3"/>
         </w:numPr>
-        <w:spacing w:before="0" w:after="40" w:line="240" w:lineRule="auto"/>
+        <w:spacing w:before="0" w:after="40" w:line="259" w:lineRule="auto"/>
         <w:ind w:left="720" w:hanging="360"/>
       </w:pPr>
       <w:r>
         <w:rPr>
-          <w:rFonts w:ascii="Old Standard TT" w:cs="Old Standard TT" w:eastAsia="Old Standard TT" w:hAnsi="Old Standard TT"/>
+          <w:rFonts w:ascii="Arial" w:cs="Arial" w:eastAsia="Arial" w:hAnsi="Arial"/>
         </w:rPr>
         <w:t xml:space="preserve">Keppo, J., Li, Y., Tsoukalas, G., &amp; Yuan, N. (2026). On the Fragility of AI Agent Collusion. arXiv:2603.20281. </w:t>
       </w:r>
       <w:hyperlink r:id="rId117">
         <w:r>
           <w:rPr>
-            <w:rFonts w:ascii="Old Standard TT" w:cs="Old Standard TT" w:eastAsia="Old Standard TT" w:hAnsi="Old Standard TT"/>
+            <w:rFonts w:ascii="Arial" w:cs="Arial" w:eastAsia="Arial" w:hAnsi="Arial"/>
             <w:color w:val="1155CC"/>
             <w:u w:val="single"/>
           </w:rPr>
@@ -4831,19 +4831,19 @@
           <w:ilvl w:val="0"/>
           <w:numId w:val="3"/>
         </w:numPr>
-        <w:spacing w:before="0" w:after="40" w:line="240" w:lineRule="auto"/>
+        <w:spacing w:before="0" w:after="40" w:line="259" w:lineRule="auto"/>
         <w:ind w:left="720" w:hanging="360"/>
       </w:pPr>
       <w:r>
         <w:rPr>
-          <w:rFonts w:ascii="Old Standard TT" w:cs="Old Standard TT" w:eastAsia="Old Standard TT" w:hAnsi="Old Standard TT"/>
+          <w:rFonts w:ascii="Arial" w:cs="Arial" w:eastAsia="Arial" w:hAnsi="Arial"/>
         </w:rPr>
         <w:t xml:space="preserve">Lee, D., &amp; Park, H. (2026). Faithful yet Collusive. Findings of EMNLP 2026. arXiv:2609.18346. </w:t>
       </w:r>
       <w:hyperlink r:id="rId118">
         <w:r>
           <w:rPr>
-            <w:rFonts w:ascii="Old Standard TT" w:cs="Old Standard TT" w:eastAsia="Old Standard TT" w:hAnsi="Old Standard TT"/>
+            <w:rFonts w:ascii="Arial" w:cs="Arial" w:eastAsia="Arial" w:hAnsi="Arial"/>
             <w:color w:val="1155CC"/>
             <w:u w:val="single"/>
           </w:rPr>
@@ -4857,19 +4857,19 @@
           <w:ilvl w:val="0"/>
           <w:numId w:val="3"/>
         </w:numPr>
-        <w:spacing w:before="0" w:after="40" w:line="240" w:lineRule="auto"/>
+        <w:spacing w:before="0" w:after="40" w:line="259" w:lineRule="auto"/>
         <w:ind w:left="720" w:hanging="360"/>
       </w:pPr>
       <w:r>
         <w:rPr>
-          <w:rFonts w:ascii="Old Standard TT" w:cs="Old Standard TT" w:eastAsia="Old Standard TT" w:hAnsi="Old Standard TT"/>
+          <w:rFonts w:ascii="Arial" w:cs="Arial" w:eastAsia="Arial" w:hAnsi="Arial"/>
         </w:rPr>
         <w:t xml:space="preserve">Makins, O., Angelini, O., Shams, Z., &amp; Phuong, M. (2026). Multi-Agent AI Control: Distributed Attacks Hamper Per-Instance Monitors. arXiv:2607.07368. </w:t>
       </w:r>
       <w:hyperlink r:id="rId119">
         <w:r>
           <w:rPr>
-            <w:rFonts w:ascii="Old Standard TT" w:cs="Old Standard TT" w:eastAsia="Old Standard TT" w:hAnsi="Old Standard TT"/>
+            <w:rFonts w:ascii="Arial" w:cs="Arial" w:eastAsia="Arial" w:hAnsi="Arial"/>
             <w:color w:val="1155CC"/>
             <w:u w:val="single"/>
           </w:rPr>
@@ -4883,19 +4883,19 @@
           <w:ilvl w:val="0"/>
           <w:numId w:val="3"/>
         </w:numPr>
-        <w:spacing w:before="0" w:after="40" w:line="240" w:lineRule="auto"/>
+        <w:spacing w:before="0" w:after="40" w:line="259" w:lineRule="auto"/>
         <w:ind w:left="720" w:hanging="360"/>
       </w:pPr>
       <w:r>
         <w:rPr>
-          <w:rFonts w:ascii="Old Standard TT" w:cs="Old Standard TT" w:eastAsia="Old Standard TT" w:hAnsi="Old Standard TT"/>
+          <w:rFonts w:ascii="Arial" w:cs="Arial" w:eastAsia="Arial" w:hAnsi="Arial"/>
         </w:rPr>
         <w:t xml:space="preserve">Riemer, M., Tosato, T., Memarian, A., Puelma Touzel, M., Berseth, G., Rish, I., &amp; Dumas, G. (2026). Position: Collusion Risks Among AI Reasoning Agents Justify Certification Requirements for Making Market Decisions. ICML 2026 (position track). arXiv:2608.18078. Code (llm-cartel): </w:t>
       </w:r>
       <w:hyperlink r:id="rId120">
         <w:r>
           <w:rPr>
-            <w:rFonts w:ascii="Old Standard TT" w:cs="Old Standard TT" w:eastAsia="Old Standard TT" w:hAnsi="Old Standard TT"/>
+            <w:rFonts w:ascii="Arial" w:cs="Arial" w:eastAsia="Arial" w:hAnsi="Arial"/>
             <w:color w:val="1155CC"/>
             <w:u w:val="single"/>
           </w:rPr>
@@ -4909,19 +4909,19 @@
           <w:ilvl w:val="0"/>
           <w:numId w:val="3"/>
         </w:numPr>
-        <w:spacing w:before="0" w:after="40" w:line="240" w:lineRule="auto"/>
+        <w:spacing w:before="0" w:after="40" w:line="259" w:lineRule="auto"/>
         <w:ind w:left="720" w:hanging="360"/>
       </w:pPr>
       <w:r>
         <w:rPr>
-          <w:rFonts w:ascii="Old Standard TT" w:cs="Old Standard TT" w:eastAsia="Old Standard TT" w:hAnsi="Old Standard TT"/>
+          <w:rFonts w:ascii="Arial" w:cs="Arial" w:eastAsia="Arial" w:hAnsi="Arial"/>
         </w:rPr>
         <w:t xml:space="preserve">Xu, X., Wu, C., Lu, J., Tan, K., Tao, S., &amp; Hong, H. (2026). Collusion with Competitive Marginals: Price-Level Audits Are Blind by Construction. arXiv:2607.26385. </w:t>
       </w:r>
       <w:hyperlink r:id="rId121">
         <w:r>
           <w:rPr>
-            <w:rFonts w:ascii="Old Standard TT" w:cs="Old Standard TT" w:eastAsia="Old Standard TT" w:hAnsi="Old Standard TT"/>
+            <w:rFonts w:ascii="Arial" w:cs="Arial" w:eastAsia="Arial" w:hAnsi="Arial"/>
             <w:color w:val="1155CC"/>
             <w:u w:val="single"/>
           </w:rPr>
@@ -4935,19 +4935,19 @@
           <w:ilvl w:val="0"/>
           <w:numId w:val="3"/>
         </w:numPr>
-        <w:spacing w:before="0" w:after="40" w:line="240" w:lineRule="auto"/>
+        <w:spacing w:before="0" w:after="40" w:line="259" w:lineRule="auto"/>
         <w:ind w:left="720" w:hanging="360"/>
       </w:pPr>
       <w:r>
         <w:rPr>
-          <w:rFonts w:ascii="Old Standard TT" w:cs="Old Standard TT" w:eastAsia="Old Standard TT" w:hAnsi="Old Standard TT"/>
+          <w:rFonts w:ascii="Arial" w:cs="Arial" w:eastAsia="Arial" w:hAnsi="Arial"/>
         </w:rPr>
         <w:t xml:space="preserve">zerocommcartel (2026). Concurrent Apart Research collusion-sprint project. </w:t>
       </w:r>
       <w:hyperlink r:id="rId122">
         <w:r>
           <w:rPr>
-            <w:rFonts w:ascii="Old Standard TT" w:cs="Old Standard TT" w:eastAsia="Old Standard TT" w:hAnsi="Old Standard TT"/>
+            <w:rFonts w:ascii="Arial" w:cs="Arial" w:eastAsia="Arial" w:hAnsi="Arial"/>
             <w:color w:val="1155CC"/>
             <w:u w:val="single"/>
           </w:rPr>
@@ -4956,7 +4956,7 @@
       </w:hyperlink>
       <w:r>
         <w:rPr>
-          <w:rFonts w:ascii="Old Standard TT" w:cs="Old Standard TT" w:eastAsia="Old Standard TT" w:hAnsi="Old Standard TT"/>
+          <w:rFonts w:ascii="Arial" w:cs="Arial" w:eastAsia="Arial" w:hAnsi="Arial"/>
         </w:rPr>
         <w:t xml:space="preserve"> (README and issues #31–#34 read on 24 Oct 2026).</w:t>
       </w:r>
@@ -4967,12 +4967,12 @@
           <w:ilvl w:val="0"/>
           <w:numId w:val="3"/>
         </w:numPr>
-        <w:spacing w:before="0" w:after="40" w:line="240" w:lineRule="auto"/>
+        <w:spacing w:before="0" w:after="40" w:line="259" w:lineRule="auto"/>
         <w:ind w:left="720" w:hanging="360"/>
       </w:pPr>
       <w:r>
         <w:rPr>
-          <w:rFonts w:ascii="Old Standard TT" w:cs="Old Standard TT" w:eastAsia="Old Standard TT" w:hAnsi="Old Standard TT"/>
+          <w:rFonts w:ascii="Arial" w:cs="Arial" w:eastAsia="Arial" w:hAnsi="Arial"/>
           <w:i w:val="1"/>
           <w:iCs w:val="1"/>
         </w:rPr>
@@ -4980,14 +4980,14 @@
       </w:r>
       <w:r>
         <w:rPr>
-          <w:rFonts w:ascii="Old Standard TT" w:cs="Old Standard TT" w:eastAsia="Old Standard TT" w:hAnsi="Old Standard TT"/>
+          <w:rFonts w:ascii="Arial" w:cs="Arial" w:eastAsia="Arial" w:hAnsi="Arial"/>
         </w:rPr>
         <w:t xml:space="preserve">, No. 1:24-cv-00710 (M.D.N.C.), Final Judgment entered 19 May 2026 (Doc. 194). </w:t>
       </w:r>
       <w:hyperlink r:id="rId123">
         <w:r>
           <w:rPr>
-            <w:rFonts w:ascii="Old Standard TT" w:cs="Old Standard TT" w:eastAsia="Old Standard TT" w:hAnsi="Old Standard TT"/>
+            <w:rFonts w:ascii="Arial" w:cs="Arial" w:eastAsia="Arial" w:hAnsi="Arial"/>
             <w:color w:val="1155CC"/>
             <w:u w:val="single"/>
           </w:rPr>
@@ -4996,14 +4996,14 @@
       </w:hyperlink>
       <w:r>
         <w:rPr>
-          <w:rFonts w:ascii="Old Standard TT" w:cs="Old Standard TT" w:eastAsia="Old Standard TT" w:hAnsi="Old Standard TT"/>
+          <w:rFonts w:ascii="Arial" w:cs="Arial" w:eastAsia="Arial" w:hAnsi="Arial"/>
         </w:rPr>
         <w:t xml:space="preserve"> (case page: </w:t>
       </w:r>
       <w:hyperlink r:id="rId124">
         <w:r>
           <w:rPr>
-            <w:rFonts w:ascii="Old Standard TT" w:cs="Old Standard TT" w:eastAsia="Old Standard TT" w:hAnsi="Old Standard TT"/>
+            <w:rFonts w:ascii="Arial" w:cs="Arial" w:eastAsia="Arial" w:hAnsi="Arial"/>
             <w:color w:val="1155CC"/>
             <w:u w:val="single"/>
           </w:rPr>
@@ -5012,7 +5012,7 @@
       </w:hyperlink>
       <w:r>
         <w:rPr>
-          <w:rFonts w:ascii="Old Standard TT" w:cs="Old Standard TT" w:eastAsia="Old Standard TT" w:hAnsi="Old Standard TT"/>
+          <w:rFonts w:ascii="Arial" w:cs="Arial" w:eastAsia="Arial" w:hAnsi="Arial"/>
         </w:rPr>
         <w:t xml:space="preserve">)</w:t>
       </w:r>
@@ -5023,12 +5023,12 @@
           <w:ilvl w:val="0"/>
           <w:numId w:val="3"/>
         </w:numPr>
-        <w:spacing w:before="0" w:after="40" w:line="240" w:lineRule="auto"/>
+        <w:spacing w:before="0" w:after="40" w:line="259" w:lineRule="auto"/>
         <w:ind w:left="720" w:hanging="360"/>
       </w:pPr>
       <w:r>
         <w:rPr>
-          <w:rFonts w:ascii="Old Standard TT" w:cs="Old Standard TT" w:eastAsia="Old Standard TT" w:hAnsi="Old Standard TT"/>
+          <w:rFonts w:ascii="Arial" w:cs="Arial" w:eastAsia="Arial" w:hAnsi="Arial"/>
           <w:i w:val="1"/>
           <w:iCs w:val="1"/>
         </w:rPr>
@@ -5036,7 +5036,7 @@
       </w:r>
       <w:r>
         <w:rPr>
-          <w:rFonts w:ascii="Old Standard TT" w:cs="Old Standard TT" w:eastAsia="Old Standard TT" w:hAnsi="Old Standard TT"/>
+          <w:rFonts w:ascii="Arial" w:cs="Arial" w:eastAsia="Arial" w:hAnsi="Arial"/>
         </w:rPr>
         <w:t xml:space="preserve">, No. 24-3576, 148 F.4th 1069 (9th Cir. 2025), cert. denied, No. 25-1109 (U.S. Apr. 20, 2026).</w:t>
       </w:r>
@@ -5047,12 +5047,12 @@
           <w:ilvl w:val="0"/>
           <w:numId w:val="3"/>
         </w:numPr>
-        <w:spacing w:before="0" w:after="40" w:line="240" w:lineRule="auto"/>
+        <w:spacing w:before="0" w:after="40" w:line="259" w:lineRule="auto"/>
         <w:ind w:left="720" w:hanging="360"/>
       </w:pPr>
       <w:r>
         <w:rPr>
-          <w:rFonts w:ascii="Old Standard TT" w:cs="Old Standard TT" w:eastAsia="Old Standard TT" w:hAnsi="Old Standard TT"/>
+          <w:rFonts w:ascii="Arial" w:cs="Arial" w:eastAsia="Arial" w:hAnsi="Arial"/>
           <w:i w:val="1"/>
           <w:iCs w:val="1"/>
         </w:rPr>
@@ -5060,7 +5060,7 @@
       </w:r>
       <w:r>
         <w:rPr>
-          <w:rFonts w:ascii="Old Standard TT" w:cs="Old Standard TT" w:eastAsia="Old Standard TT" w:hAnsi="Old Standard TT"/>
+          <w:rFonts w:ascii="Arial" w:cs="Arial" w:eastAsia="Arial" w:hAnsi="Arial"/>
         </w:rPr>
         <w:t xml:space="preserve">, No. 24-3006 (3d Cir. July 29, 2026) (precedential).</w:t>
       </w:r>
@@ -5074,7 +5074,7 @@
       </w:pPr>
       <w:r>
         <w:rPr>
-          <w:rFonts w:ascii="Old Standard TT" w:cs="Old Standard TT" w:eastAsia="Old Standard TT" w:hAnsi="Old Standard TT"/>
+          <w:rFonts w:ascii="Arial" w:cs="Arial" w:eastAsia="Arial" w:hAnsi="Arial"/>
           <w:b w:val="1"/>
           <w:bCs w:val="1"/>
           <w:color w:val="000000"/>
@@ -5092,7 +5092,7 @@
       </w:pPr>
       <w:r>
         <w:rPr>
-          <w:rFonts w:ascii="Old Standard TT" w:cs="Old Standard TT" w:eastAsia="Old Standard TT" w:hAnsi="Old Standard TT"/>
+          <w:rFonts w:ascii="Arial" w:cs="Arial" w:eastAsia="Arial" w:hAnsi="Arial"/>
           <w:b w:val="1"/>
           <w:bCs w:val="1"/>
           <w:color w:val="000000"/>
@@ -5104,11 +5104,11 @@
     </w:p>
     <w:p>
       <w:pPr>
-        <w:spacing w:before="0" w:after="80" w:line="240" w:lineRule="auto"/>
-      </w:pPr>
-      <w:r>
-        <w:rPr>
-          <w:rFonts w:ascii="Old Standard TT" w:cs="Old Standard TT" w:eastAsia="Old Standard TT" w:hAnsi="Old Standard TT"/>
+        <w:spacing w:before="0" w:after="80" w:line="259" w:lineRule="auto"/>
+      </w:pPr>
+      <w:r>
+        <w:rPr>
+          <w:rFonts w:ascii="Arial" w:cs="Arial" w:eastAsia="Arial" w:hAnsi="Arial"/>
           <w:i w:val="1"/>
           <w:iCs w:val="1"/>
         </w:rPr>
@@ -5126,7 +5126,7 @@
       </w:r>
       <w:r>
         <w:rPr>
-          <w:rFonts w:ascii="Old Standard TT" w:cs="Old Standard TT" w:eastAsia="Old Standard TT" w:hAnsi="Old Standard TT"/>
+          <w:rFonts w:ascii="Arial" w:cs="Arial" w:eastAsia="Arial" w:hAnsi="Arial"/>
           <w:i w:val="1"/>
           <w:iCs w:val="1"/>
         </w:rPr>
@@ -5141,7 +5141,7 @@
       </w:pPr>
       <w:r>
         <w:rPr>
-          <w:rFonts w:ascii="Old Standard TT" w:cs="Old Standard TT" w:eastAsia="Old Standard TT" w:hAnsi="Old Standard TT"/>
+          <w:rFonts w:ascii="Arial" w:cs="Arial" w:eastAsia="Arial" w:hAnsi="Arial"/>
           <w:b w:val="1"/>
           <w:bCs w:val="1"/>
           <w:color w:val="000000"/>
@@ -5218,7 +5218,7 @@
       </w:pPr>
       <w:r>
         <w:rPr>
-          <w:rFonts w:ascii="Old Standard TT" w:cs="Old Standard TT" w:eastAsia="Old Standard TT" w:hAnsi="Old Standard TT"/>
+          <w:rFonts w:ascii="Arial" w:cs="Arial" w:eastAsia="Arial" w:hAnsi="Arial"/>
           <w:b w:val="1"/>
           <w:bCs w:val="1"/>
           <w:color w:val="000000"/>
@@ -5564,11 +5564,11 @@
     </w:p>
     <w:p>
       <w:pPr>
-        <w:spacing w:before="0" w:after="80" w:line="240" w:lineRule="auto"/>
-      </w:pPr>
-      <w:r>
-        <w:rPr>
-          <w:rFonts w:ascii="Old Standard TT" w:cs="Old Standard TT" w:eastAsia="Old Standard TT" w:hAnsi="Old Standard TT"/>
+        <w:spacing w:before="0" w:after="80" w:line="259" w:lineRule="auto"/>
+      </w:pPr>
+      <w:r>
+        <w:rPr>
+          <w:rFonts w:ascii="Arial" w:cs="Arial" w:eastAsia="Arial" w:hAnsi="Arial"/>
         </w:rPr>
         <w:t xml:space="preserve">In arms without an advisor, the per-row recommendation and the "pricing software" sentence are absent.</w:t>
       </w:r>
@@ -5581,7 +5581,7 @@
       </w:pPr>
       <w:r>
         <w:rPr>
-          <w:rFonts w:ascii="Old Standard TT" w:cs="Old Standard TT" w:eastAsia="Old Standard TT" w:hAnsi="Old Standard TT"/>
+          <w:rFonts w:ascii="Arial" w:cs="Arial" w:eastAsia="Arial" w:hAnsi="Arial"/>
           <w:b w:val="1"/>
           <w:bCs w:val="1"/>
           <w:color w:val="000000"/>
@@ -5658,7 +5658,7 @@
       </w:pPr>
       <w:r>
         <w:rPr>
-          <w:rFonts w:ascii="Old Standard TT" w:cs="Old Standard TT" w:eastAsia="Old Standard TT" w:hAnsi="Old Standard TT"/>
+          <w:rFonts w:ascii="Arial" w:cs="Arial" w:eastAsia="Arial" w:hAnsi="Arial"/>
           <w:b w:val="1"/>
           <w:bCs w:val="1"/>
           <w:color w:val="000000"/>
@@ -5735,7 +5735,7 @@
       </w:pPr>
       <w:r>
         <w:rPr>
-          <w:rFonts w:ascii="Old Standard TT" w:cs="Old Standard TT" w:eastAsia="Old Standard TT" w:hAnsi="Old Standard TT"/>
+          <w:rFonts w:ascii="Arial" w:cs="Arial" w:eastAsia="Arial" w:hAnsi="Arial"/>
           <w:b w:val="1"/>
           <w:bCs w:val="1"/>
           <w:color w:val="000000"/>
@@ -5812,7 +5812,7 @@
       </w:pPr>
       <w:r>
         <w:rPr>
-          <w:rFonts w:ascii="Old Standard TT" w:cs="Old Standard TT" w:eastAsia="Old Standard TT" w:hAnsi="Old Standard TT"/>
+          <w:rFonts w:ascii="Arial" w:cs="Arial" w:eastAsia="Arial" w:hAnsi="Arial"/>
           <w:b w:val="1"/>
           <w:bCs w:val="1"/>
           <w:color w:val="000000"/>
@@ -6098,7 +6098,7 @@
       </w:pPr>
       <w:r>
         <w:rPr>
-          <w:rFonts w:ascii="Old Standard TT" w:cs="Old Standard TT" w:eastAsia="Old Standard TT" w:hAnsi="Old Standard TT"/>
+          <w:rFonts w:ascii="Arial" w:cs="Arial" w:eastAsia="Arial" w:hAnsi="Arial"/>
           <w:b w:val="1"/>
           <w:bCs w:val="1"/>
           <w:color w:val="000000"/>
@@ -6527,7 +6527,7 @@
       </w:pPr>
       <w:r>
         <w:rPr>
-          <w:rFonts w:ascii="Old Standard TT" w:cs="Old Standard TT" w:eastAsia="Old Standard TT" w:hAnsi="Old Standard TT"/>
+          <w:rFonts w:ascii="Arial" w:cs="Arial" w:eastAsia="Arial" w:hAnsi="Arial"/>
           <w:b w:val="1"/>
           <w:bCs w:val="1"/>
           <w:color w:val="000000"/>
@@ -6956,7 +6956,7 @@
       </w:pPr>
       <w:r>
         <w:rPr>
-          <w:rFonts w:ascii="Old Standard TT" w:cs="Old Standard TT" w:eastAsia="Old Standard TT" w:hAnsi="Old Standard TT"/>
+          <w:rFonts w:ascii="Arial" w:cs="Arial" w:eastAsia="Arial" w:hAnsi="Arial"/>
           <w:b w:val="1"/>
           <w:bCs w:val="1"/>
           <w:color w:val="000000"/>
@@ -6968,11 +6968,11 @@
     </w:p>
     <w:p>
       <w:pPr>
-        <w:spacing w:before="0" w:after="80" w:line="240" w:lineRule="auto"/>
-      </w:pPr>
-      <w:r>
-        <w:rPr>
-          <w:rFonts w:ascii="Old Standard TT" w:cs="Old Standard TT" w:eastAsia="Old Standard TT" w:hAnsi="Old Standard TT"/>
+        <w:spacing w:before="0" w:after="80" w:line="259" w:lineRule="auto"/>
+      </w:pPr>
+      <w:r>
+        <w:rPr>
+          <w:rFonts w:ascii="Arial" w:cs="Arial" w:eastAsia="Arial" w:hAnsi="Arial"/>
           <w:i w:val="1"/>
           <w:iCs w:val="1"/>
         </w:rPr>
@@ -6990,7 +6990,7 @@
       </w:r>
       <w:r>
         <w:rPr>
-          <w:rFonts w:ascii="Old Standard TT" w:cs="Old Standard TT" w:eastAsia="Old Standard TT" w:hAnsi="Old Standard TT"/>
+          <w:rFonts w:ascii="Arial" w:cs="Arial" w:eastAsia="Arial" w:hAnsi="Arial"/>
           <w:i w:val="1"/>
           <w:iCs w:val="1"/>
         </w:rPr>
@@ -7086,7 +7086,7 @@
       </w:pPr>
       <w:r>
         <w:rPr>
-          <w:rFonts w:ascii="Old Standard TT" w:cs="Old Standard TT" w:eastAsia="Old Standard TT" w:hAnsi="Old Standard TT"/>
+          <w:rFonts w:ascii="Arial" w:cs="Arial" w:eastAsia="Arial" w:hAnsi="Arial"/>
           <w:b w:val="1"/>
           <w:bCs w:val="1"/>
           <w:color w:val="000000"/>
@@ -7098,11 +7098,11 @@
     </w:p>
     <w:p>
       <w:pPr>
-        <w:spacing w:before="0" w:after="80" w:line="240" w:lineRule="auto"/>
-      </w:pPr>
-      <w:r>
-        <w:rPr>
-          <w:rFonts w:ascii="Old Standard TT" w:cs="Old Standard TT" w:eastAsia="Old Standard TT" w:hAnsi="Old Standard TT"/>
+        <w:spacing w:before="0" w:after="80" w:line="259" w:lineRule="auto"/>
+      </w:pPr>
+      <w:r>
+        <w:rPr>
+          <w:rFonts w:ascii="Arial" w:cs="Arial" w:eastAsia="Arial" w:hAnsi="Arial"/>
         </w:rPr>
         <w:t xml:space="preserve">The K arms use no advisor prompt. The recommendation is </w:t>
       </w:r>
@@ -7116,7 +7116,7 @@
       </w:r>
       <w:r>
         <w:rPr>
-          <w:rFonts w:ascii="Old Standard TT" w:cs="Old Standard TT" w:eastAsia="Old Standard TT" w:hAnsi="Old Standard TT"/>
+          <w:rFonts w:ascii="Arial" w:cs="Arial" w:eastAsia="Arial" w:hAnsi="Arial"/>
         </w:rPr>
         <w:t xml:space="preserve">, with step 0.01, 0.03 or 0.10 (</w:t>
       </w:r>
@@ -7130,7 +7130,7 @@
       </w:r>
       <w:r>
         <w:rPr>
-          <w:rFonts w:ascii="Old Standard TT" w:cs="Old Standard TT" w:eastAsia="Old Standard TT" w:hAnsi="Old Standard TT"/>
+          <w:rFonts w:ascii="Arial" w:cs="Arial" w:eastAsia="Arial" w:hAnsi="Arial"/>
         </w:rPr>
         <w:t xml:space="preserve">). Firms see it through the unchanged advisor-arm firm prompt above.</w:t>
       </w:r>
@@ -7143,7 +7143,7 @@
       </w:pPr>
       <w:r>
         <w:rPr>
-          <w:rFonts w:ascii="Old Standard TT" w:cs="Old Standard TT" w:eastAsia="Old Standard TT" w:hAnsi="Old Standard TT"/>
+          <w:rFonts w:ascii="Arial" w:cs="Arial" w:eastAsia="Arial" w:hAnsi="Arial"/>
           <w:b w:val="1"/>
           <w:bCs w:val="1"/>
           <w:color w:val="000000"/>
@@ -7155,11 +7155,11 @@
     </w:p>
     <w:p>
       <w:pPr>
-        <w:spacing w:before="0" w:after="80" w:line="240" w:lineRule="auto"/>
-      </w:pPr>
-      <w:r>
-        <w:rPr>
-          <w:rFonts w:ascii="Old Standard TT" w:cs="Old Standard TT" w:eastAsia="Old Standard TT" w:hAnsi="Old Standard TT"/>
+        <w:spacing w:before="0" w:after="80" w:line="259" w:lineRule="auto"/>
+      </w:pPr>
+      <w:r>
+        <w:rPr>
+          <w:rFonts w:ascii="Arial" w:cs="Arial" w:eastAsia="Arial" w:hAnsi="Arial"/>
         </w:rPr>
         <w:t xml:space="preserve">Per-arm means, SDs, CIs, follow rates and contrasts for every batch are in </w:t>
       </w:r>
@@ -7173,7 +7173,7 @@
       </w:r>
       <w:r>
         <w:rPr>
-          <w:rFonts w:ascii="Old Standard TT" w:cs="Old Standard TT" w:eastAsia="Old Standard TT" w:hAnsi="Old Standard TT"/>
+          <w:rFonts w:ascii="Arial" w:cs="Arial" w:eastAsia="Arial" w:hAnsi="Arial"/>
         </w:rPr>
         <w:t xml:space="preserve">.</w:t>
       </w:r>
@@ -7186,7 +7186,7 @@
       </w:pPr>
       <w:r>
         <w:rPr>
-          <w:rFonts w:ascii="Old Standard TT" w:cs="Old Standard TT" w:eastAsia="Old Standard TT" w:hAnsi="Old Standard TT"/>
+          <w:rFonts w:ascii="Arial" w:cs="Arial" w:eastAsia="Arial" w:hAnsi="Arial"/>
           <w:b w:val="1"/>
           <w:bCs w:val="1"/>
           <w:color w:val="000000"/>
@@ -7198,11 +7198,11 @@
     </w:p>
     <w:p>
       <w:pPr>
-        <w:spacing w:before="0" w:after="80" w:line="240" w:lineRule="auto"/>
-      </w:pPr>
-      <w:r>
-        <w:rPr>
-          <w:rFonts w:ascii="Old Standard TT" w:cs="Old Standard TT" w:eastAsia="Old Standard TT" w:hAnsi="Old Standard TT"/>
+        <w:spacing w:before="0" w:after="80" w:line="259" w:lineRule="auto"/>
+      </w:pPr>
+      <w:r>
+        <w:rPr>
+          <w:rFonts w:ascii="Arial" w:cs="Arial" w:eastAsia="Arial" w:hAnsi="Arial"/>
         </w:rPr>
         <w:t xml:space="preserve">$112.50 logged per call across five providers:</w:t>
       </w:r>
@@ -7213,12 +7213,12 @@
           <w:ilvl w:val="0"/>
           <w:numId w:val="3"/>
         </w:numPr>
-        <w:spacing w:before="0" w:after="40" w:line="240" w:lineRule="auto"/>
+        <w:spacing w:before="0" w:after="40" w:line="259" w:lineRule="auto"/>
         <w:ind w:left="720" w:hanging="360"/>
       </w:pPr>
       <w:r>
         <w:rPr>
-          <w:rFonts w:ascii="Old Standard TT" w:cs="Old Standard TT" w:eastAsia="Old Standard TT" w:hAnsi="Old Standard TT"/>
+          <w:rFonts w:ascii="Arial" w:cs="Arial" w:eastAsia="Arial" w:hAnsi="Arial"/>
         </w:rPr>
         <w:t xml:space="preserve">Anthropic: $66.80;</w:t>
       </w:r>
@@ -7229,12 +7229,12 @@
           <w:ilvl w:val="0"/>
           <w:numId w:val="3"/>
         </w:numPr>
-        <w:spacing w:before="0" w:after="40" w:line="240" w:lineRule="auto"/>
+        <w:spacing w:before="0" w:after="40" w:line="259" w:lineRule="auto"/>
         <w:ind w:left="720" w:hanging="360"/>
       </w:pPr>
       <w:r>
         <w:rPr>
-          <w:rFonts w:ascii="Old Standard TT" w:cs="Old Standard TT" w:eastAsia="Old Standard TT" w:hAnsi="Old Standard TT"/>
+          <w:rFonts w:ascii="Arial" w:cs="Arial" w:eastAsia="Arial" w:hAnsi="Arial"/>
         </w:rPr>
         <w:t xml:space="preserve">Google Gemini: $29.42, from credits;</w:t>
       </w:r>
@@ -7245,12 +7245,12 @@
           <w:ilvl w:val="0"/>
           <w:numId w:val="3"/>
         </w:numPr>
-        <w:spacing w:before="0" w:after="40" w:line="240" w:lineRule="auto"/>
+        <w:spacing w:before="0" w:after="40" w:line="259" w:lineRule="auto"/>
         <w:ind w:left="720" w:hanging="360"/>
       </w:pPr>
       <w:r>
         <w:rPr>
-          <w:rFonts w:ascii="Old Standard TT" w:cs="Old Standard TT" w:eastAsia="Old Standard TT" w:hAnsi="Old Standard TT"/>
+          <w:rFonts w:ascii="Arial" w:cs="Arial" w:eastAsia="Arial" w:hAnsi="Arial"/>
         </w:rPr>
         <w:t xml:space="preserve">DeepSeek: $7.87;</w:t>
       </w:r>
@@ -7261,12 +7261,12 @@
           <w:ilvl w:val="0"/>
           <w:numId w:val="3"/>
         </w:numPr>
-        <w:spacing w:before="0" w:after="40" w:line="240" w:lineRule="auto"/>
+        <w:spacing w:before="0" w:after="40" w:line="259" w:lineRule="auto"/>
         <w:ind w:left="720" w:hanging="360"/>
       </w:pPr>
       <w:r>
         <w:rPr>
-          <w:rFonts w:ascii="Old Standard TT" w:cs="Old Standard TT" w:eastAsia="Old Standard TT" w:hAnsi="Old Standard TT"/>
+          <w:rFonts w:ascii="Arial" w:cs="Arial" w:eastAsia="Arial" w:hAnsi="Arial"/>
         </w:rPr>
         <w:t xml:space="preserve">OpenRouter: $8.41;</w:t>
       </w:r>
@@ -7277,23 +7277,23 @@
           <w:ilvl w:val="0"/>
           <w:numId w:val="3"/>
         </w:numPr>
-        <w:spacing w:before="0" w:after="40" w:line="240" w:lineRule="auto"/>
+        <w:spacing w:before="0" w:after="40" w:line="259" w:lineRule="auto"/>
         <w:ind w:left="720" w:hanging="360"/>
       </w:pPr>
       <w:r>
         <w:rPr>
-          <w:rFonts w:ascii="Old Standard TT" w:cs="Old Standard TT" w:eastAsia="Old Standard TT" w:hAnsi="Old Standard TT"/>
+          <w:rFonts w:ascii="Arial" w:cs="Arial" w:eastAsia="Arial" w:hAnsi="Arial"/>
         </w:rPr>
         <w:t xml:space="preserve">OpenAI: $0, on the free data-sharing tier.</w:t>
       </w:r>
     </w:p>
     <w:p>
       <w:pPr>
-        <w:spacing w:before="0" w:after="80" w:line="240" w:lineRule="auto"/>
-      </w:pPr>
-      <w:r>
-        <w:rPr>
-          <w:rFonts w:ascii="Old Standard TT" w:cs="Old Standard TT" w:eastAsia="Old Standard TT" w:hAnsi="Old Standard TT"/>
+        <w:spacing w:before="0" w:after="80" w:line="259" w:lineRule="auto"/>
+      </w:pPr>
+      <w:r>
+        <w:rPr>
+          <w:rFonts w:ascii="Arial" w:cs="Arial" w:eastAsia="Arial" w:hAnsi="Arial"/>
         </w:rPr>
         <w:t xml:space="preserve">An estimated $2–5 more went on unlogged calls: the detection monitor, probes and discarded partial runs. In all, about 170,000 model calls.</w:t>
       </w:r>
@@ -7306,7 +7306,7 @@
       </w:pPr>
       <w:r>
         <w:rPr>
-          <w:rFonts w:ascii="Old Standard TT" w:cs="Old Standard TT" w:eastAsia="Old Standard TT" w:hAnsi="Old Standard TT"/>
+          <w:rFonts w:ascii="Arial" w:cs="Arial" w:eastAsia="Arial" w:hAnsi="Arial"/>
           <w:b w:val="1"/>
           <w:bCs w:val="1"/>
           <w:color w:val="000000"/>
@@ -7322,12 +7322,12 @@
           <w:ilvl w:val="0"/>
           <w:numId w:val="3"/>
         </w:numPr>
-        <w:spacing w:before="0" w:after="40" w:line="240" w:lineRule="auto"/>
+        <w:spacing w:before="0" w:after="40" w:line="259" w:lineRule="auto"/>
         <w:ind w:left="720" w:hanging="360"/>
       </w:pPr>
       <w:r>
         <w:rPr>
-          <w:rFonts w:ascii="Old Standard TT" w:cs="Old Standard TT" w:eastAsia="Old Standard TT" w:hAnsi="Old Standard TT"/>
+          <w:rFonts w:ascii="Arial" w:cs="Arial" w:eastAsia="Arial" w:hAnsi="Arial"/>
         </w:rPr>
         <w:t xml:space="preserve">No code predates the sprint, and no starter-repo file is included or modified.</w:t>
       </w:r>
@@ -7338,12 +7338,12 @@
           <w:ilvl w:val="0"/>
           <w:numId w:val="3"/>
         </w:numPr>
-        <w:spacing w:before="0" w:after="40" w:line="240" w:lineRule="auto"/>
+        <w:spacing w:before="0" w:after="40" w:line="259" w:lineRule="auto"/>
         <w:ind w:left="720" w:hanging="360"/>
       </w:pPr>
       <w:r>
         <w:rPr>
-          <w:rFonts w:ascii="Old Standard TT" w:cs="Old Standard TT" w:eastAsia="Old Standard TT" w:hAnsi="Old Standard TT"/>
+          <w:rFonts w:ascii="Arial" w:cs="Arial" w:eastAsia="Arial" w:hAnsi="Arial"/>
         </w:rPr>
         <w:t xml:space="preserve">The market is re-implemented in </w:t>
       </w:r>
@@ -7357,7 +7357,7 @@
       </w:r>
       <w:r>
         <w:rPr>
-          <w:rFonts w:ascii="Old Standard TT" w:cs="Old Standard TT" w:eastAsia="Old Standard TT" w:hAnsi="Old Standard TT"/>
+          <w:rFonts w:ascii="Arial" w:cs="Arial" w:eastAsia="Arial" w:hAnsi="Arial"/>
         </w:rPr>
         <w:t xml:space="preserve">. </w:t>
       </w:r>
@@ -7371,7 +7371,7 @@
       </w:r>
       <w:r>
         <w:rPr>
-          <w:rFonts w:ascii="Old Standard TT" w:cs="Old Standard TT" w:eastAsia="Old Standard TT" w:hAnsi="Old Standard TT"/>
+          <w:rFonts w:ascii="Arial" w:cs="Arial" w:eastAsia="Arial" w:hAnsi="Arial"/>
         </w:rPr>
         <w:t xml:space="preserve"> checks its duopoly benchmarks (Nash 1.4729, monopoly 1.9250) against the values from the llm-cartel code in the sprint's starter repository (</w:t>
       </w:r>
@@ -7385,7 +7385,7 @@
       </w:r>
       <w:r>
         <w:rPr>
-          <w:rFonts w:ascii="Old Standard TT" w:cs="Old Standard TT" w:eastAsia="Old Standard TT" w:hAnsi="Old Standard TT"/>
+          <w:rFonts w:ascii="Arial" w:cs="Arial" w:eastAsia="Arial" w:hAnsi="Arial"/>
         </w:rPr>
         <w:t xml:space="preserve">). Two benchmark bugs found in that starter code are documented in </w:t>
       </w:r>
@@ -7399,7 +7399,7 @@
       </w:r>
       <w:r>
         <w:rPr>
-          <w:rFonts w:ascii="Old Standard TT" w:cs="Old Standard TT" w:eastAsia="Old Standard TT" w:hAnsi="Old Standard TT"/>
+          <w:rFonts w:ascii="Arial" w:cs="Arial" w:eastAsia="Arial" w:hAnsi="Arial"/>
         </w:rPr>
         <w:t xml:space="preserve">.</w:t>
       </w:r>
@@ -7410,12 +7410,12 @@
           <w:ilvl w:val="0"/>
           <w:numId w:val="3"/>
         </w:numPr>
-        <w:spacing w:before="0" w:after="40" w:line="240" w:lineRule="auto"/>
+        <w:spacing w:before="0" w:after="40" w:line="259" w:lineRule="auto"/>
         <w:ind w:left="720" w:hanging="360"/>
       </w:pPr>
       <w:r>
         <w:rPr>
-          <w:rFonts w:ascii="Old Standard TT" w:cs="Old Standard TT" w:eastAsia="Old Standard TT" w:hAnsi="Old Standard TT"/>
+          <w:rFonts w:ascii="Arial" w:cs="Arial" w:eastAsia="Arial" w:hAnsi="Arial"/>
         </w:rPr>
         <w:t xml:space="preserve">The firm's system prompt is llm-cartel's P0 (Fish et al., 2024), used verbatim. The history-table format follows the starter code's </w:t>
       </w:r>
@@ -7429,7 +7429,7 @@
       </w:r>
       <w:r>
         <w:rPr>
-          <w:rFonts w:ascii="Old Standard TT" w:cs="Old Standard TT" w:eastAsia="Old Standard TT" w:hAnsi="Old Standard TT"/>
+          <w:rFonts w:ascii="Arial" w:cs="Arial" w:eastAsia="Arial" w:hAnsi="Arial"/>
         </w:rPr>
         <w:t xml:space="preserve">, and the price parsing follows its </w:t>
       </w:r>
@@ -7443,7 +7443,7 @@
       </w:r>
       <w:r>
         <w:rPr>
-          <w:rFonts w:ascii="Old Standard TT" w:cs="Old Standard TT" w:eastAsia="Old Standard TT" w:hAnsi="Old Standard TT"/>
+          <w:rFonts w:ascii="Arial" w:cs="Arial" w:eastAsia="Arial" w:hAnsi="Arial"/>
         </w:rPr>
         <w:t xml:space="preserve">.</w:t>
       </w:r>
@@ -7454,12 +7454,12 @@
           <w:ilvl w:val="0"/>
           <w:numId w:val="3"/>
         </w:numPr>
-        <w:spacing w:before="0" w:after="40" w:line="240" w:lineRule="auto"/>
+        <w:spacing w:before="0" w:after="40" w:line="259" w:lineRule="auto"/>
         <w:ind w:left="720" w:hanging="360"/>
       </w:pPr>
       <w:r>
         <w:rPr>
-          <w:rFonts w:ascii="Old Standard TT" w:cs="Old Standard TT" w:eastAsia="Old Standard TT" w:hAnsi="Old Standard TT"/>
+          <w:rFonts w:ascii="Arial" w:cs="Arial" w:eastAsia="Arial" w:hAnsi="Arial"/>
         </w:rPr>
         <w:t xml:space="preserve">Concurrent-work boundaries and every pre-registration are in </w:t>
       </w:r>
@@ -7473,7 +7473,7 @@
       </w:r>
       <w:r>
         <w:rPr>
-          <w:rFonts w:ascii="Old Standard TT" w:cs="Old Standard TT" w:eastAsia="Old Standard TT" w:hAnsi="Old Standard TT"/>
+          <w:rFonts w:ascii="Arial" w:cs="Arial" w:eastAsia="Arial" w:hAnsi="Arial"/>
         </w:rPr>
         <w:t xml:space="preserve">.</w:t>
       </w:r>
@@ -7486,7 +7486,7 @@
       </w:pPr>
       <w:r>
         <w:rPr>
-          <w:rFonts w:ascii="Old Standard TT" w:cs="Old Standard TT" w:eastAsia="Old Standard TT" w:hAnsi="Old Standard TT"/>
+          <w:rFonts w:ascii="Arial" w:cs="Arial" w:eastAsia="Arial" w:hAnsi="Arial"/>
           <w:b w:val="1"/>
           <w:bCs w:val="1"/>
           <w:color w:val="000000"/>
@@ -7504,7 +7504,7 @@
       </w:pPr>
       <w:r>
         <w:rPr>
-          <w:rFonts w:ascii="Old Standard TT" w:cs="Old Standard TT" w:eastAsia="Old Standard TT" w:hAnsi="Old Standard TT"/>
+          <w:rFonts w:ascii="Arial" w:cs="Arial" w:eastAsia="Arial" w:hAnsi="Arial"/>
           <w:b w:val="1"/>
           <w:bCs w:val="1"/>
           <w:color w:val="000000"/>
@@ -7516,11 +7516,11 @@
     </w:p>
     <w:p>
       <w:pPr>
-        <w:spacing w:before="0" w:after="80" w:line="240" w:lineRule="auto"/>
-      </w:pPr>
-      <w:r>
-        <w:rPr>
-          <w:rFonts w:ascii="Old Standard TT" w:cs="Old Standard TT" w:eastAsia="Old Standard TT" w:hAnsi="Old Standard TT"/>
+        <w:spacing w:before="0" w:after="80" w:line="259" w:lineRule="auto"/>
+      </w:pPr>
+      <w:r>
+        <w:rPr>
+          <w:rFonts w:ascii="Arial" w:cs="Arial" w:eastAsia="Arial" w:hAnsi="Arial"/>
           <w:b w:val="1"/>
           <w:bCs w:val="1"/>
         </w:rPr>
@@ -7528,7 +7528,7 @@
       </w:r>
       <w:r>
         <w:rPr>
-          <w:rFonts w:ascii="Old Standard TT" w:cs="Old Standard TT" w:eastAsia="Old Standard TT" w:hAnsi="Old Standard TT"/>
+          <w:rFonts w:ascii="Arial" w:cs="Arial" w:eastAsia="Arial" w:hAnsi="Arial"/>
         </w:rPr>
         <w:t xml:space="preserve"> We test remedies against an advisor that is told to maximise the combined profit of its client's market. This stands for the incentive alleged against RealPage, a vendor rewarded when rents rise across its clients. We do not show that LLM advisors adopt that objective by themselves.</w:t>
       </w:r>
@@ -7539,12 +7539,12 @@
           <w:ilvl w:val="0"/>
           <w:numId w:val="3"/>
         </w:numPr>
-        <w:spacing w:before="0" w:after="40" w:line="240" w:lineRule="auto"/>
+        <w:spacing w:before="0" w:after="40" w:line="259" w:lineRule="auto"/>
         <w:ind w:left="720" w:hanging="360"/>
       </w:pPr>
       <w:r>
         <w:rPr>
-          <w:rFonts w:ascii="Old Standard TT" w:cs="Old Standard TT" w:eastAsia="Old Standard TT" w:hAnsi="Old Standard TT"/>
+          <w:rFonts w:ascii="Arial" w:cs="Arial" w:eastAsia="Arial" w:hAnsi="Arial"/>
         </w:rPr>
         <w:t xml:space="preserve">Advisors that maximise their own client's profit are pro-competitive in our market.</w:t>
       </w:r>
@@ -7555,23 +7555,23 @@
           <w:ilvl w:val="0"/>
           <w:numId w:val="3"/>
         </w:numPr>
-        <w:spacing w:before="0" w:after="40" w:line="240" w:lineRule="auto"/>
+        <w:spacing w:before="0" w:after="40" w:line="259" w:lineRule="auto"/>
         <w:ind w:left="720" w:hanging="360"/>
       </w:pPr>
       <w:r>
         <w:rPr>
-          <w:rFonts w:ascii="Old Standard TT" w:cs="Old Standard TT" w:eastAsia="Old Standard TT" w:hAnsi="Old Standard TT"/>
+          <w:rFonts w:ascii="Arial" w:cs="Arial" w:eastAsia="Arial" w:hAnsi="Arial"/>
         </w:rPr>
         <w:t xml:space="preserve">The soft "vendor guidance" arms, with no joint objective, are a first step toward propensity, not a test of it.</w:t>
       </w:r>
     </w:p>
     <w:p>
       <w:pPr>
-        <w:spacing w:before="0" w:after="80" w:line="240" w:lineRule="auto"/>
-      </w:pPr>
-      <w:r>
-        <w:rPr>
-          <w:rFonts w:ascii="Old Standard TT" w:cs="Old Standard TT" w:eastAsia="Old Standard TT" w:hAnsi="Old Standard TT"/>
+        <w:spacing w:before="0" w:after="80" w:line="259" w:lineRule="auto"/>
+      </w:pPr>
+      <w:r>
+        <w:rPr>
+          <w:rFonts w:ascii="Arial" w:cs="Arial" w:eastAsia="Arial" w:hAnsi="Arial"/>
           <w:b w:val="1"/>
           <w:bCs w:val="1"/>
         </w:rPr>
@@ -7579,7 +7579,7 @@
       </w:r>
       <w:r>
         <w:rPr>
-          <w:rFonts w:ascii="Old Standard TT" w:cs="Old Standard TT" w:eastAsia="Old Standard TT" w:hAnsi="Old Standard TT"/>
+          <w:rFonts w:ascii="Arial" w:cs="Arial" w:eastAsia="Arial" w:hAnsi="Arial"/>
         </w:rPr>
         <w:t xml:space="preserve"> Each term of the DOJ–RealPage Final Judgment (entered 19 May 2026) maps to an analogue in our market:</w:t>
       </w:r>
@@ -7625,7 +7625,7 @@
             </w:pPr>
             <w:r>
               <w:rPr>
-                <w:rFonts w:ascii="Old Standard TT" w:cs="Old Standard TT" w:eastAsia="Old Standard TT" w:hAnsi="Old Standard TT"/>
+                <w:rFonts w:ascii="Arial" w:cs="Arial" w:eastAsia="Arial" w:hAnsi="Arial"/>
                 <w:b w:val="1"/>
                 <w:bCs w:val="1"/>
                 <w:sz w:val="18"/>
@@ -7646,7 +7646,7 @@
             </w:pPr>
             <w:r>
               <w:rPr>
-                <w:rFonts w:ascii="Old Standard TT" w:cs="Old Standard TT" w:eastAsia="Old Standard TT" w:hAnsi="Old Standard TT"/>
+                <w:rFonts w:ascii="Arial" w:cs="Arial" w:eastAsia="Arial" w:hAnsi="Arial"/>
                 <w:b w:val="1"/>
                 <w:bCs w:val="1"/>
                 <w:sz w:val="18"/>
@@ -7667,7 +7667,7 @@
             </w:pPr>
             <w:r>
               <w:rPr>
-                <w:rFonts w:ascii="Old Standard TT" w:cs="Old Standard TT" w:eastAsia="Old Standard TT" w:hAnsi="Old Standard TT"/>
+                <w:rFonts w:ascii="Arial" w:cs="Arial" w:eastAsia="Arial" w:hAnsi="Arial"/>
                 <w:b w:val="1"/>
                 <w:bCs w:val="1"/>
                 <w:sz w:val="18"/>
@@ -7692,7 +7692,7 @@
             </w:pPr>
             <w:r>
               <w:rPr>
-                <w:rFonts w:ascii="Old Standard TT" w:cs="Old Standard TT" w:eastAsia="Old Standard TT" w:hAnsi="Old Standard TT"/>
+                <w:rFonts w:ascii="Arial" w:cs="Arial" w:eastAsia="Arial" w:hAnsi="Arial"/>
                 <w:sz w:val="18"/>
                 <w:szCs w:val="18"/>
               </w:rPr>
@@ -7710,7 +7710,7 @@
             </w:pPr>
             <w:r>
               <w:rPr>
-                <w:rFonts w:ascii="Old Standard TT" w:cs="Old Standard TT" w:eastAsia="Old Standard TT" w:hAnsi="Old Standard TT"/>
+                <w:rFonts w:ascii="Arial" w:cs="Arial" w:eastAsia="Arial" w:hAnsi="Arial"/>
                 <w:sz w:val="18"/>
                 <w:szCs w:val="18"/>
               </w:rPr>
@@ -7728,7 +7728,7 @@
             </w:pPr>
             <w:r>
               <w:rPr>
-                <w:rFonts w:ascii="Old Standard TT" w:cs="Old Standard TT" w:eastAsia="Old Standard TT" w:hAnsi="Old Standard TT"/>
+                <w:rFonts w:ascii="Arial" w:cs="Arial" w:eastAsia="Arial" w:hAnsi="Arial"/>
                 <w:sz w:val="18"/>
                 <w:szCs w:val="18"/>
               </w:rPr>
@@ -7751,7 +7751,7 @@
             </w:pPr>
             <w:r>
               <w:rPr>
-                <w:rFonts w:ascii="Old Standard TT" w:cs="Old Standard TT" w:eastAsia="Old Standard TT" w:hAnsi="Old Standard TT"/>
+                <w:rFonts w:ascii="Arial" w:cs="Arial" w:eastAsia="Arial" w:hAnsi="Arial"/>
                 <w:sz w:val="18"/>
                 <w:szCs w:val="18"/>
               </w:rPr>
@@ -7759,7 +7759,7 @@
             </w:r>
             <w:r>
               <w:rPr>
-                <w:rFonts w:ascii="Old Standard TT" w:cs="Old Standard TT" w:eastAsia="Old Standard TT" w:hAnsi="Old Standard TT"/>
+                <w:rFonts w:ascii="Arial" w:cs="Arial" w:eastAsia="Arial" w:hAnsi="Arial"/>
                 <w:i w:val="1"/>
                 <w:iCs w:val="1"/>
                 <w:sz w:val="18"/>
@@ -7769,7 +7769,7 @@
             </w:r>
             <w:r>
               <w:rPr>
-                <w:rFonts w:ascii="Old Standard TT" w:cs="Old Standard TT" w:eastAsia="Old Standard TT" w:hAnsi="Old Standard TT"/>
+                <w:rFonts w:ascii="Arial" w:cs="Arial" w:eastAsia="Arial" w:hAnsi="Arial"/>
                 <w:sz w:val="18"/>
                 <w:szCs w:val="18"/>
               </w:rPr>
@@ -7787,7 +7787,7 @@
             </w:pPr>
             <w:r>
               <w:rPr>
-                <w:rFonts w:ascii="Old Standard TT" w:cs="Old Standard TT" w:eastAsia="Old Standard TT" w:hAnsi="Old Standard TT"/>
+                <w:rFonts w:ascii="Arial" w:cs="Arial" w:eastAsia="Arial" w:hAnsi="Arial"/>
                 <w:sz w:val="18"/>
                 <w:szCs w:val="18"/>
               </w:rPr>
@@ -7795,7 +7795,7 @@
             </w:r>
             <w:r>
               <w:rPr>
-                <w:rFonts w:ascii="Old Standard TT" w:cs="Old Standard TT" w:eastAsia="Old Standard TT" w:hAnsi="Old Standard TT"/>
+                <w:rFonts w:ascii="Arial" w:cs="Arial" w:eastAsia="Arial" w:hAnsi="Arial"/>
                 <w:i w:val="1"/>
                 <w:iCs w:val="1"/>
                 <w:sz w:val="18"/>
@@ -7815,7 +7815,7 @@
             </w:pPr>
             <w:r>
               <w:rPr>
-                <w:rFonts w:ascii="Old Standard TT" w:cs="Old Standard TT" w:eastAsia="Old Standard TT" w:hAnsi="Old Standard TT"/>
+                <w:rFonts w:ascii="Arial" w:cs="Arial" w:eastAsia="Arial" w:hAnsi="Arial"/>
                 <w:sz w:val="18"/>
                 <w:szCs w:val="18"/>
               </w:rPr>
@@ -7838,7 +7838,7 @@
             </w:pPr>
             <w:r>
               <w:rPr>
-                <w:rFonts w:ascii="Old Standard TT" w:cs="Old Standard TT" w:eastAsia="Old Standard TT" w:hAnsi="Old Standard TT"/>
+                <w:rFonts w:ascii="Arial" w:cs="Arial" w:eastAsia="Arial" w:hAnsi="Arial"/>
                 <w:sz w:val="18"/>
                 <w:szCs w:val="18"/>
               </w:rPr>
@@ -7856,7 +7856,7 @@
             </w:pPr>
             <w:r>
               <w:rPr>
-                <w:rFonts w:ascii="Old Standard TT" w:cs="Old Standard TT" w:eastAsia="Old Standard TT" w:hAnsi="Old Standard TT"/>
+                <w:rFonts w:ascii="Arial" w:cs="Arial" w:eastAsia="Arial" w:hAnsi="Arial"/>
                 <w:sz w:val="18"/>
                 <w:szCs w:val="18"/>
               </w:rPr>
@@ -7874,7 +7874,7 @@
             </w:pPr>
             <w:r>
               <w:rPr>
-                <w:rFonts w:ascii="Old Standard TT" w:cs="Old Standard TT" w:eastAsia="Old Standard TT" w:hAnsi="Old Standard TT"/>
+                <w:rFonts w:ascii="Arial" w:cs="Arial" w:eastAsia="Arial" w:hAnsi="Arial"/>
                 <w:sz w:val="18"/>
                 <w:szCs w:val="18"/>
               </w:rPr>
@@ -7897,7 +7897,7 @@
             </w:pPr>
             <w:r>
               <w:rPr>
-                <w:rFonts w:ascii="Old Standard TT" w:cs="Old Standard TT" w:eastAsia="Old Standard TT" w:hAnsi="Old Standard TT"/>
+                <w:rFonts w:ascii="Arial" w:cs="Arial" w:eastAsia="Arial" w:hAnsi="Arial"/>
                 <w:sz w:val="18"/>
                 <w:szCs w:val="18"/>
               </w:rPr>
@@ -7915,7 +7915,7 @@
             </w:pPr>
             <w:r>
               <w:rPr>
-                <w:rFonts w:ascii="Old Standard TT" w:cs="Old Standard TT" w:eastAsia="Old Standard TT" w:hAnsi="Old Standard TT"/>
+                <w:rFonts w:ascii="Arial" w:cs="Arial" w:eastAsia="Arial" w:hAnsi="Arial"/>
                 <w:sz w:val="18"/>
                 <w:szCs w:val="18"/>
               </w:rPr>
@@ -7933,7 +7933,7 @@
             </w:pPr>
             <w:r>
               <w:rPr>
-                <w:rFonts w:ascii="Old Standard TT" w:cs="Old Standard TT" w:eastAsia="Old Standard TT" w:hAnsi="Old Standard TT"/>
+                <w:rFonts w:ascii="Arial" w:cs="Arial" w:eastAsia="Arial" w:hAnsi="Arial"/>
                 <w:sz w:val="18"/>
                 <w:szCs w:val="18"/>
               </w:rPr>
@@ -7956,7 +7956,7 @@
             </w:pPr>
             <w:r>
               <w:rPr>
-                <w:rFonts w:ascii="Old Standard TT" w:cs="Old Standard TT" w:eastAsia="Old Standard TT" w:hAnsi="Old Standard TT"/>
+                <w:rFonts w:ascii="Arial" w:cs="Arial" w:eastAsia="Arial" w:hAnsi="Arial"/>
                 <w:sz w:val="18"/>
                 <w:szCs w:val="18"/>
               </w:rPr>
@@ -7974,7 +7974,7 @@
             </w:pPr>
             <w:r>
               <w:rPr>
-                <w:rFonts w:ascii="Old Standard TT" w:cs="Old Standard TT" w:eastAsia="Old Standard TT" w:hAnsi="Old Standard TT"/>
+                <w:rFonts w:ascii="Arial" w:cs="Arial" w:eastAsia="Arial" w:hAnsi="Arial"/>
                 <w:sz w:val="18"/>
                 <w:szCs w:val="18"/>
               </w:rPr>
@@ -7992,7 +7992,7 @@
             </w:pPr>
             <w:r>
               <w:rPr>
-                <w:rFonts w:ascii="Old Standard TT" w:cs="Old Standard TT" w:eastAsia="Old Standard TT" w:hAnsi="Old Standard TT"/>
+                <w:rFonts w:ascii="Arial" w:cs="Arial" w:eastAsia="Arial" w:hAnsi="Arial"/>
                 <w:sz w:val="18"/>
                 <w:szCs w:val="18"/>
               </w:rPr>
@@ -8009,11 +8009,11 @@
     </w:p>
     <w:p>
       <w:pPr>
-        <w:spacing w:before="0" w:after="80" w:line="240" w:lineRule="auto"/>
-      </w:pPr>
-      <w:r>
-        <w:rPr>
-          <w:rFonts w:ascii="Old Standard TT" w:cs="Old Standard TT" w:eastAsia="Old Standard TT" w:hAnsi="Old Standard TT"/>
+        <w:spacing w:before="0" w:after="80" w:line="259" w:lineRule="auto"/>
+      </w:pPr>
+      <w:r>
+        <w:rPr>
+          <w:rFonts w:ascii="Arial" w:cs="Arial" w:eastAsia="Arial" w:hAnsi="Arial"/>
           <w:b w:val="1"/>
           <w:bCs w:val="1"/>
         </w:rPr>
@@ -8021,7 +8021,7 @@
       </w:r>
       <w:r>
         <w:rPr>
-          <w:rFonts w:ascii="Old Standard TT" w:cs="Old Standard TT" w:eastAsia="Old Standard TT" w:hAnsi="Old Standard TT"/>
+          <w:rFonts w:ascii="Arial" w:cs="Arial" w:eastAsia="Arial" w:hAnsi="Arial"/>
         </w:rPr>
         <w:t xml:space="preserve"> Whether firm discretion protects depends on how often the deciding firm model accepts small recommended increases. Exact-match rates for the scripted ratchet's 1–2 cent increases:</w:t>
       </w:r>
@@ -8067,7 +8067,7 @@
             </w:pPr>
             <w:r>
               <w:rPr>
-                <w:rFonts w:ascii="Old Standard TT" w:cs="Old Standard TT" w:eastAsia="Old Standard TT" w:hAnsi="Old Standard TT"/>
+                <w:rFonts w:ascii="Arial" w:cs="Arial" w:eastAsia="Arial" w:hAnsi="Arial"/>
                 <w:b w:val="1"/>
                 <w:bCs w:val="1"/>
                 <w:sz w:val="18"/>
@@ -8088,7 +8088,7 @@
             </w:pPr>
             <w:r>
               <w:rPr>
-                <w:rFonts w:ascii="Old Standard TT" w:cs="Old Standard TT" w:eastAsia="Old Standard TT" w:hAnsi="Old Standard TT"/>
+                <w:rFonts w:ascii="Arial" w:cs="Arial" w:eastAsia="Arial" w:hAnsi="Arial"/>
                 <w:b w:val="1"/>
                 <w:bCs w:val="1"/>
                 <w:sz w:val="18"/>
@@ -8109,7 +8109,7 @@
             </w:pPr>
             <w:r>
               <w:rPr>
-                <w:rFonts w:ascii="Old Standard TT" w:cs="Old Standard TT" w:eastAsia="Old Standard TT" w:hAnsi="Old Standard TT"/>
+                <w:rFonts w:ascii="Arial" w:cs="Arial" w:eastAsia="Arial" w:hAnsi="Arial"/>
                 <w:b w:val="1"/>
                 <w:bCs w:val="1"/>
                 <w:sz w:val="18"/>
@@ -8134,7 +8134,7 @@
             </w:pPr>
             <w:r>
               <w:rPr>
-                <w:rFonts w:ascii="Old Standard TT" w:cs="Old Standard TT" w:eastAsia="Old Standard TT" w:hAnsi="Old Standard TT"/>
+                <w:rFonts w:ascii="Arial" w:cs="Arial" w:eastAsia="Arial" w:hAnsi="Arial"/>
                 <w:sz w:val="18"/>
                 <w:szCs w:val="18"/>
               </w:rPr>
@@ -8152,7 +8152,7 @@
             </w:pPr>
             <w:r>
               <w:rPr>
-                <w:rFonts w:ascii="Old Standard TT" w:cs="Old Standard TT" w:eastAsia="Old Standard TT" w:hAnsi="Old Standard TT"/>
+                <w:rFonts w:ascii="Arial" w:cs="Arial" w:eastAsia="Arial" w:hAnsi="Arial"/>
                 <w:sz w:val="18"/>
                 <w:szCs w:val="18"/>
               </w:rPr>
@@ -8170,7 +8170,7 @@
             </w:pPr>
             <w:r>
               <w:rPr>
-                <w:rFonts w:ascii="Old Standard TT" w:cs="Old Standard TT" w:eastAsia="Old Standard TT" w:hAnsi="Old Standard TT"/>
+                <w:rFonts w:ascii="Arial" w:cs="Arial" w:eastAsia="Arial" w:hAnsi="Arial"/>
                 <w:sz w:val="18"/>
                 <w:szCs w:val="18"/>
               </w:rPr>
@@ -8193,7 +8193,7 @@
             </w:pPr>
             <w:r>
               <w:rPr>
-                <w:rFonts w:ascii="Old Standard TT" w:cs="Old Standard TT" w:eastAsia="Old Standard TT" w:hAnsi="Old Standard TT"/>
+                <w:rFonts w:ascii="Arial" w:cs="Arial" w:eastAsia="Arial" w:hAnsi="Arial"/>
                 <w:sz w:val="18"/>
                 <w:szCs w:val="18"/>
               </w:rPr>
@@ -8211,7 +8211,7 @@
             </w:pPr>
             <w:r>
               <w:rPr>
-                <w:rFonts w:ascii="Old Standard TT" w:cs="Old Standard TT" w:eastAsia="Old Standard TT" w:hAnsi="Old Standard TT"/>
+                <w:rFonts w:ascii="Arial" w:cs="Arial" w:eastAsia="Arial" w:hAnsi="Arial"/>
                 <w:sz w:val="18"/>
                 <w:szCs w:val="18"/>
               </w:rPr>
@@ -8229,7 +8229,7 @@
             </w:pPr>
             <w:r>
               <w:rPr>
-                <w:rFonts w:ascii="Old Standard TT" w:cs="Old Standard TT" w:eastAsia="Old Standard TT" w:hAnsi="Old Standard TT"/>
+                <w:rFonts w:ascii="Arial" w:cs="Arial" w:eastAsia="Arial" w:hAnsi="Arial"/>
                 <w:sz w:val="18"/>
                 <w:szCs w:val="18"/>
               </w:rPr>
@@ -8252,7 +8252,7 @@
             </w:pPr>
             <w:r>
               <w:rPr>
-                <w:rFonts w:ascii="Old Standard TT" w:cs="Old Standard TT" w:eastAsia="Old Standard TT" w:hAnsi="Old Standard TT"/>
+                <w:rFonts w:ascii="Arial" w:cs="Arial" w:eastAsia="Arial" w:hAnsi="Arial"/>
                 <w:sz w:val="18"/>
                 <w:szCs w:val="18"/>
               </w:rPr>
@@ -8270,7 +8270,7 @@
             </w:pPr>
             <w:r>
               <w:rPr>
-                <w:rFonts w:ascii="Old Standard TT" w:cs="Old Standard TT" w:eastAsia="Old Standard TT" w:hAnsi="Old Standard TT"/>
+                <w:rFonts w:ascii="Arial" w:cs="Arial" w:eastAsia="Arial" w:hAnsi="Arial"/>
                 <w:sz w:val="18"/>
                 <w:szCs w:val="18"/>
               </w:rPr>
@@ -8288,7 +8288,7 @@
             </w:pPr>
             <w:r>
               <w:rPr>
-                <w:rFonts w:ascii="Old Standard TT" w:cs="Old Standard TT" w:eastAsia="Old Standard TT" w:hAnsi="Old Standard TT"/>
+                <w:rFonts w:ascii="Arial" w:cs="Arial" w:eastAsia="Arial" w:hAnsi="Arial"/>
                 <w:sz w:val="18"/>
                 <w:szCs w:val="18"/>
               </w:rPr>
@@ -8311,7 +8311,7 @@
             </w:pPr>
             <w:r>
               <w:rPr>
-                <w:rFonts w:ascii="Old Standard TT" w:cs="Old Standard TT" w:eastAsia="Old Standard TT" w:hAnsi="Old Standard TT"/>
+                <w:rFonts w:ascii="Arial" w:cs="Arial" w:eastAsia="Arial" w:hAnsi="Arial"/>
                 <w:sz w:val="18"/>
                 <w:szCs w:val="18"/>
               </w:rPr>
@@ -8329,7 +8329,7 @@
             </w:pPr>
             <w:r>
               <w:rPr>
-                <w:rFonts w:ascii="Old Standard TT" w:cs="Old Standard TT" w:eastAsia="Old Standard TT" w:hAnsi="Old Standard TT"/>
+                <w:rFonts w:ascii="Arial" w:cs="Arial" w:eastAsia="Arial" w:hAnsi="Arial"/>
                 <w:sz w:val="18"/>
                 <w:szCs w:val="18"/>
               </w:rPr>
@@ -8347,7 +8347,7 @@
             </w:pPr>
             <w:r>
               <w:rPr>
-                <w:rFonts w:ascii="Old Standard TT" w:cs="Old Standard TT" w:eastAsia="Old Standard TT" w:hAnsi="Old Standard TT"/>
+                <w:rFonts w:ascii="Arial" w:cs="Arial" w:eastAsia="Arial" w:hAnsi="Arial"/>
                 <w:sz w:val="18"/>
                 <w:szCs w:val="18"/>
               </w:rPr>
@@ -8370,7 +8370,7 @@
             </w:pPr>
             <w:r>
               <w:rPr>
-                <w:rFonts w:ascii="Old Standard TT" w:cs="Old Standard TT" w:eastAsia="Old Standard TT" w:hAnsi="Old Standard TT"/>
+                <w:rFonts w:ascii="Arial" w:cs="Arial" w:eastAsia="Arial" w:hAnsi="Arial"/>
                 <w:sz w:val="18"/>
                 <w:szCs w:val="18"/>
               </w:rPr>
@@ -8388,7 +8388,7 @@
             </w:pPr>
             <w:r>
               <w:rPr>
-                <w:rFonts w:ascii="Old Standard TT" w:cs="Old Standard TT" w:eastAsia="Old Standard TT" w:hAnsi="Old Standard TT"/>
+                <w:rFonts w:ascii="Arial" w:cs="Arial" w:eastAsia="Arial" w:hAnsi="Arial"/>
                 <w:sz w:val="18"/>
                 <w:szCs w:val="18"/>
               </w:rPr>
@@ -8406,7 +8406,7 @@
             </w:pPr>
             <w:r>
               <w:rPr>
-                <w:rFonts w:ascii="Old Standard TT" w:cs="Old Standard TT" w:eastAsia="Old Standard TT" w:hAnsi="Old Standard TT"/>
+                <w:rFonts w:ascii="Arial" w:cs="Arial" w:eastAsia="Arial" w:hAnsi="Arial"/>
                 <w:sz w:val="18"/>
                 <w:szCs w:val="18"/>
               </w:rPr>
@@ -8423,22 +8423,22 @@
     </w:p>
     <w:p>
       <w:pPr>
-        <w:spacing w:before="0" w:after="80" w:line="240" w:lineRule="auto"/>
-      </w:pPr>
-      <w:r>
-        <w:rPr>
-          <w:rFonts w:ascii="Old Standard TT" w:cs="Old Standard TT" w:eastAsia="Old Standard TT" w:hAnsi="Old Standard TT"/>
+        <w:spacing w:before="0" w:after="80" w:line="259" w:lineRule="auto"/>
+      </w:pPr>
+      <w:r>
+        <w:rPr>
+          <w:rFonts w:ascii="Arial" w:cs="Arial" w:eastAsia="Arial" w:hAnsi="Arial"/>
         </w:rPr>
         <w:t xml:space="preserve">Our firm models stand in for human or AI deciders whose deference we do not measure. Real landlords' acceptance is reported as 40–50% within 1% of the recommendation (DOJ complaint) and 80–90% (former employees, private plaintiffs).</w:t>
       </w:r>
     </w:p>
     <w:p>
       <w:pPr>
-        <w:spacing w:before="0" w:after="80" w:line="240" w:lineRule="auto"/>
-      </w:pPr>
-      <w:r>
-        <w:rPr>
-          <w:rFonts w:ascii="Old Standard TT" w:cs="Old Standard TT" w:eastAsia="Old Standard TT" w:hAnsi="Old Standard TT"/>
+        <w:spacing w:before="0" w:after="80" w:line="259" w:lineRule="auto"/>
+      </w:pPr>
+      <w:r>
+        <w:rPr>
+          <w:rFonts w:ascii="Arial" w:cs="Arial" w:eastAsia="Arial" w:hAnsi="Arial"/>
           <w:b w:val="1"/>
           <w:bCs w:val="1"/>
         </w:rPr>
@@ -8451,12 +8451,12 @@
           <w:ilvl w:val="0"/>
           <w:numId w:val="3"/>
         </w:numPr>
-        <w:spacing w:before="0" w:after="40" w:line="240" w:lineRule="auto"/>
+        <w:spacing w:before="0" w:after="40" w:line="259" w:lineRule="auto"/>
         <w:ind w:left="720" w:hanging="360"/>
       </w:pPr>
       <w:r>
         <w:rPr>
-          <w:rFonts w:ascii="Old Standard TT" w:cs="Old Standard TT" w:eastAsia="Old Standard TT" w:hAnsi="Old Standard TT"/>
+          <w:rFonts w:ascii="Arial" w:cs="Arial" w:eastAsia="Arial" w:hAnsi="Arial"/>
         </w:rPr>
         <w:t xml:space="preserve">One stylised logit Bertrand market with symmetric costs, one product and no entry.</w:t>
       </w:r>
@@ -8467,12 +8467,12 @@
           <w:ilvl w:val="0"/>
           <w:numId w:val="3"/>
         </w:numPr>
-        <w:spacing w:before="0" w:after="40" w:line="240" w:lineRule="auto"/>
+        <w:spacing w:before="0" w:after="40" w:line="259" w:lineRule="auto"/>
         <w:ind w:left="720" w:hanging="360"/>
       </w:pPr>
       <w:r>
         <w:rPr>
-          <w:rFonts w:ascii="Old Standard TT" w:cs="Old Standard TT" w:eastAsia="Old Standard TT" w:hAnsi="Old Standard TT"/>
+          <w:rFonts w:ascii="Arial" w:cs="Arial" w:eastAsia="Arial" w:hAnsi="Arial"/>
         </w:rPr>
         <w:t xml:space="preserve">Demand noise was tested only in one robustness batch.</w:t>
       </w:r>
@@ -8483,12 +8483,12 @@
           <w:ilvl w:val="0"/>
           <w:numId w:val="3"/>
         </w:numPr>
-        <w:spacing w:before="0" w:after="40" w:line="240" w:lineRule="auto"/>
+        <w:spacing w:before="0" w:after="40" w:line="259" w:lineRule="auto"/>
         <w:ind w:left="720" w:hanging="360"/>
       </w:pPr>
       <w:r>
         <w:rPr>
-          <w:rFonts w:ascii="Old Standard TT" w:cs="Old Standard TT" w:eastAsia="Old Standard TT" w:hAnsi="Old Standard TT"/>
+          <w:rFonts w:ascii="Arial" w:cs="Arial" w:eastAsia="Arial" w:hAnsi="Arial"/>
         </w:rPr>
         <w:t xml:space="preserve">Horizons are 100 rounds (200 in three Haiku checks), so the "harm removed" figures are horizon-dependent:</w:t>
       </w:r>
@@ -8499,12 +8499,12 @@
           <w:ilvl w:val="1"/>
           <w:numId w:val="3"/>
         </w:numPr>
-        <w:spacing w:before="0" w:after="40" w:line="240" w:lineRule="auto"/>
+        <w:spacing w:before="0" w:after="40" w:line="259" w:lineRule="auto"/>
         <w:ind w:left="1080" w:hanging="360"/>
       </w:pPr>
       <w:r>
         <w:rPr>
-          <w:rFonts w:ascii="Old Standard TT" w:cs="Old Standard TT" w:eastAsia="Old Standard TT" w:hAnsi="Old Standard TT"/>
+          <w:rFonts w:ascii="Arial" w:cs="Arial" w:eastAsia="Arial" w:hAnsi="Arial"/>
         </w:rPr>
         <w:t xml:space="preserve">longer runs make the data ban weaker;</w:t>
       </w:r>
@@ -8515,23 +8515,23 @@
           <w:ilvl w:val="1"/>
           <w:numId w:val="3"/>
         </w:numPr>
-        <w:spacing w:before="0" w:after="40" w:line="240" w:lineRule="auto"/>
+        <w:spacing w:before="0" w:after="40" w:line="259" w:lineRule="auto"/>
         <w:ind w:left="1080" w:hanging="360"/>
       </w:pPr>
       <w:r>
         <w:rPr>
-          <w:rFonts w:ascii="Old Standard TT" w:cs="Old Standard TT" w:eastAsia="Old Standard TT" w:hAnsi="Old Standard TT"/>
+          <w:rFonts w:ascii="Arial" w:cs="Arial" w:eastAsia="Arial" w:hAnsi="Arial"/>
         </w:rPr>
         <w:t xml:space="preserve">one Gemini discretion run took off only at round 85.</w:t>
       </w:r>
     </w:p>
     <w:p>
       <w:pPr>
-        <w:spacing w:before="0" w:after="80" w:line="240" w:lineRule="auto"/>
-      </w:pPr>
-      <w:r>
-        <w:rPr>
-          <w:rFonts w:ascii="Old Standard TT" w:cs="Old Standard TT" w:eastAsia="Old Standard TT" w:hAnsi="Old Standard TT"/>
+        <w:spacing w:before="0" w:after="80" w:line="259" w:lineRule="auto"/>
+      </w:pPr>
+      <w:r>
+        <w:rPr>
+          <w:rFonts w:ascii="Arial" w:cs="Arial" w:eastAsia="Arial" w:hAnsi="Arial"/>
           <w:b w:val="1"/>
           <w:bCs w:val="1"/>
         </w:rPr>
@@ -8544,12 +8544,12 @@
           <w:ilvl w:val="0"/>
           <w:numId w:val="3"/>
         </w:numPr>
-        <w:spacing w:before="0" w:after="40" w:line="240" w:lineRule="auto"/>
+        <w:spacing w:before="0" w:after="40" w:line="259" w:lineRule="auto"/>
         <w:ind w:left="720" w:hanging="360"/>
       </w:pPr>
       <w:r>
         <w:rPr>
-          <w:rFonts w:ascii="Old Standard TT" w:cs="Old Standard TT" w:eastAsia="Old Standard TT" w:hAnsi="Old Standard TT"/>
+          <w:rFonts w:ascii="Arial" w:cs="Arial" w:eastAsia="Arial" w:hAnsi="Arial"/>
           <w:b w:val="1"/>
           <w:bCs w:val="1"/>
         </w:rPr>
@@ -8562,12 +8562,12 @@
           <w:ilvl w:val="1"/>
           <w:numId w:val="3"/>
         </w:numPr>
-        <w:spacing w:before="0" w:after="40" w:line="240" w:lineRule="auto"/>
+        <w:spacing w:before="0" w:after="40" w:line="259" w:lineRule="auto"/>
         <w:ind w:left="1080" w:hanging="360"/>
       </w:pPr>
       <w:r>
         <w:rPr>
-          <w:rFonts w:ascii="Old Standard TT" w:cs="Old Standard TT" w:eastAsia="Old Standard TT" w:hAnsi="Old Standard TT"/>
+          <w:rFonts w:ascii="Arial" w:cs="Arial" w:eastAsia="Arial" w:hAnsi="Arial"/>
         </w:rPr>
         <w:t xml:space="preserve">The data ban removes 69–92% of the harm for three models and ≤ 10% for two.</w:t>
       </w:r>
@@ -8578,12 +8578,12 @@
           <w:ilvl w:val="1"/>
           <w:numId w:val="3"/>
         </w:numPr>
-        <w:spacing w:before="0" w:after="40" w:line="240" w:lineRule="auto"/>
+        <w:spacing w:before="0" w:after="40" w:line="259" w:lineRule="auto"/>
         <w:ind w:left="1080" w:hanging="360"/>
       </w:pPr>
       <w:r>
         <w:rPr>
-          <w:rFonts w:ascii="Old Standard TT" w:cs="Old Standard TT" w:eastAsia="Old Standard TT" w:hAnsi="Old Standard TT"/>
+          <w:rFonts w:ascii="Arial" w:cs="Arial" w:eastAsia="Arial" w:hAnsi="Arial"/>
         </w:rPr>
         <w:t xml:space="preserve">Replications are small (n = 3–12), and most robustness checks are on Haiku.</w:t>
       </w:r>
@@ -8594,12 +8594,12 @@
           <w:ilvl w:val="1"/>
           <w:numId w:val="3"/>
         </w:numPr>
-        <w:spacing w:before="0" w:after="40" w:line="240" w:lineRule="auto"/>
+        <w:spacing w:before="0" w:after="40" w:line="259" w:lineRule="auto"/>
         <w:ind w:left="1080" w:hanging="360"/>
       </w:pPr>
       <w:r>
         <w:rPr>
-          <w:rFonts w:ascii="Old Standard TT" w:cs="Old Standard TT" w:eastAsia="Old Standard TT" w:hAnsi="Old Standard TT"/>
+          <w:rFonts w:ascii="Arial" w:cs="Arial" w:eastAsia="Arial" w:hAnsi="Arial"/>
         </w:rPr>
         <w:t xml:space="preserve">Gemini 3.8 Flash's no-advisor baseline is unstable (two of four runs reach monopoly unaided), so its harm shares cannot be estimated.</w:t>
       </w:r>
@@ -8610,12 +8610,12 @@
           <w:ilvl w:val="0"/>
           <w:numId w:val="3"/>
         </w:numPr>
-        <w:spacing w:before="0" w:after="40" w:line="240" w:lineRule="auto"/>
+        <w:spacing w:before="0" w:after="40" w:line="259" w:lineRule="auto"/>
         <w:ind w:left="720" w:hanging="360"/>
       </w:pPr>
       <w:r>
         <w:rPr>
-          <w:rFonts w:ascii="Old Standard TT" w:cs="Old Standard TT" w:eastAsia="Old Standard TT" w:hAnsi="Old Standard TT"/>
+          <w:rFonts w:ascii="Arial" w:cs="Arial" w:eastAsia="Arial" w:hAnsi="Arial"/>
           <w:b w:val="1"/>
           <w:bCs w:val="1"/>
         </w:rPr>
@@ -8623,7 +8623,7 @@
       </w:r>
       <w:r>
         <w:rPr>
-          <w:rFonts w:ascii="Old Standard TT" w:cs="Old Standard TT" w:eastAsia="Old Standard TT" w:hAnsi="Old Standard TT"/>
+          <w:rFonts w:ascii="Arial" w:cs="Arial" w:eastAsia="Arial" w:hAnsi="Arial"/>
         </w:rPr>
         <w:t xml:space="preserve"> Measured median output tokens per call range from 35 (Gemini 3.5 Flash-Lite at low effort, no thinking) to 6,695 (Nemotron, whose 1,024-token budget was not enforced). We report measured tokens. One batch (Gemini Flash-Lite at high effort, n = 6) shows that a Haiku-like budget does not make Gemini firms push back. Its baselines stayed at n = 3 when the batch reached our spending cap.</w:t>
       </w:r>
@@ -8634,12 +8634,12 @@
           <w:ilvl w:val="0"/>
           <w:numId w:val="3"/>
         </w:numPr>
-        <w:spacing w:before="0" w:after="40" w:line="240" w:lineRule="auto"/>
+        <w:spacing w:before="0" w:after="40" w:line="259" w:lineRule="auto"/>
         <w:ind w:left="720" w:hanging="360"/>
       </w:pPr>
       <w:r>
         <w:rPr>
-          <w:rFonts w:ascii="Old Standard TT" w:cs="Old Standard TT" w:eastAsia="Old Standard TT" w:hAnsi="Old Standard TT"/>
+          <w:rFonts w:ascii="Arial" w:cs="Arial" w:eastAsia="Arial" w:hAnsi="Arial"/>
           <w:b w:val="1"/>
           <w:bCs w:val="1"/>
         </w:rPr>
@@ -8647,7 +8647,7 @@
       </w:r>
       <w:r>
         <w:rPr>
-          <w:rFonts w:ascii="Old Standard TT" w:cs="Old Standard TT" w:eastAsia="Old Standard TT" w:hAnsi="Old Standard TT"/>
+          <w:rFonts w:ascii="Arial" w:cs="Arial" w:eastAsia="Arial" w:hAnsi="Arial"/>
         </w:rPr>
         <w:t xml:space="preserve"> We use one firm prompt (P0 from Fish et al. 2024, plus one neutral sentence about the competitor) and one advisor prompt per objective. LLM pricing is known to be sensitive to prompts.</w:t>
       </w:r>
@@ -8658,12 +8658,12 @@
           <w:ilvl w:val="0"/>
           <w:numId w:val="3"/>
         </w:numPr>
-        <w:spacing w:before="0" w:after="40" w:line="240" w:lineRule="auto"/>
+        <w:spacing w:before="0" w:after="40" w:line="259" w:lineRule="auto"/>
         <w:ind w:left="720" w:hanging="360"/>
       </w:pPr>
       <w:r>
         <w:rPr>
-          <w:rFonts w:ascii="Old Standard TT" w:cs="Old Standard TT" w:eastAsia="Old Standard TT" w:hAnsi="Old Standard TT"/>
+          <w:rFonts w:ascii="Arial" w:cs="Arial" w:eastAsia="Arial" w:hAnsi="Arial"/>
           <w:b w:val="1"/>
           <w:bCs w:val="1"/>
         </w:rPr>
@@ -8671,7 +8671,7 @@
       </w:r>
       <w:r>
         <w:rPr>
-          <w:rFonts w:ascii="Old Standard TT" w:cs="Old Standard TT" w:eastAsia="Old Standard TT" w:hAnsi="Old Standard TT"/>
+          <w:rFonts w:ascii="Arial" w:cs="Arial" w:eastAsia="Arial" w:hAnsi="Arial"/>
         </w:rPr>
         <w:t xml:space="preserve"> Haiku's API rejects sampling parameters, and the thinking modes of the other models ignore them. Runs are independent stochastic samples, not reproducible seeds.</w:t>
       </w:r>
@@ -8682,12 +8682,12 @@
           <w:ilvl w:val="0"/>
           <w:numId w:val="3"/>
         </w:numPr>
-        <w:spacing w:before="0" w:after="40" w:line="240" w:lineRule="auto"/>
+        <w:spacing w:before="0" w:after="40" w:line="259" w:lineRule="auto"/>
         <w:ind w:left="720" w:hanging="360"/>
       </w:pPr>
       <w:r>
         <w:rPr>
-          <w:rFonts w:ascii="Old Standard TT" w:cs="Old Standard TT" w:eastAsia="Old Standard TT" w:hAnsi="Old Standard TT"/>
+          <w:rFonts w:ascii="Arial" w:cs="Arial" w:eastAsia="Arial" w:hAnsi="Arial"/>
           <w:b w:val="1"/>
           <w:bCs w:val="1"/>
         </w:rPr>
@@ -8695,18 +8695,18 @@
       </w:r>
       <w:r>
         <w:rPr>
-          <w:rFonts w:ascii="Old Standard TT" w:cs="Old Standard TT" w:eastAsia="Old Standard TT" w:hAnsi="Old Standard TT"/>
+          <w:rFonts w:ascii="Arial" w:cs="Arial" w:eastAsia="Arial" w:hAnsi="Arial"/>
         </w:rPr>
         <w:t xml:space="preserve"> Model IDs are logged on every call, and OpenRouter models were pinned to one provider each.</w:t>
       </w:r>
     </w:p>
     <w:p>
       <w:pPr>
-        <w:spacing w:before="0" w:after="80" w:line="240" w:lineRule="auto"/>
-      </w:pPr>
-      <w:r>
-        <w:rPr>
-          <w:rFonts w:ascii="Old Standard TT" w:cs="Old Standard TT" w:eastAsia="Old Standard TT" w:hAnsi="Old Standard TT"/>
+        <w:spacing w:before="0" w:after="80" w:line="259" w:lineRule="auto"/>
+      </w:pPr>
+      <w:r>
+        <w:rPr>
+          <w:rFonts w:ascii="Arial" w:cs="Arial" w:eastAsia="Arial" w:hAnsi="Arial"/>
           <w:b w:val="1"/>
           <w:bCs w:val="1"/>
         </w:rPr>
@@ -8719,12 +8719,12 @@
           <w:ilvl w:val="0"/>
           <w:numId w:val="3"/>
         </w:numPr>
-        <w:spacing w:before="0" w:after="40" w:line="240" w:lineRule="auto"/>
+        <w:spacing w:before="0" w:after="40" w:line="259" w:lineRule="auto"/>
         <w:ind w:left="720" w:hanging="360"/>
       </w:pPr>
       <w:r>
         <w:rPr>
-          <w:rFonts w:ascii="Old Standard TT" w:cs="Old Standard TT" w:eastAsia="Old Standard TT" w:hAnsi="Old Standard TT"/>
+          <w:rFonts w:ascii="Arial" w:cs="Arial" w:eastAsia="Arial" w:hAnsi="Arial"/>
           <w:b w:val="1"/>
           <w:bCs w:val="1"/>
         </w:rPr>
@@ -8732,7 +8732,7 @@
       </w:r>
       <w:r>
         <w:rPr>
-          <w:rFonts w:ascii="Old Standard TT" w:cs="Old Standard TT" w:eastAsia="Old Standard TT" w:hAnsi="Old Standard TT"/>
+          <w:rFonts w:ascii="Arial" w:cs="Arial" w:eastAsia="Arial" w:hAnsi="Arial"/>
         </w:rPr>
         <w:t xml:space="preserve"> the main batch was pre-registered and frozen (commit </w:t>
       </w:r>
@@ -8746,7 +8746,7 @@
       </w:r>
       <w:r>
         <w:rPr>
-          <w:rFonts w:ascii="Old Standard TT" w:cs="Old Standard TT" w:eastAsia="Old Standard TT" w:hAnsi="Old Standard TT"/>
+          <w:rFonts w:ascii="Arial" w:cs="Arial" w:eastAsia="Arial" w:hAnsi="Arial"/>
         </w:rPr>
         <w:t xml:space="preserve">).</w:t>
       </w:r>
@@ -8757,12 +8757,12 @@
           <w:ilvl w:val="0"/>
           <w:numId w:val="3"/>
         </w:numPr>
-        <w:spacing w:before="0" w:after="40" w:line="240" w:lineRule="auto"/>
+        <w:spacing w:before="0" w:after="40" w:line="259" w:lineRule="auto"/>
         <w:ind w:left="720" w:hanging="360"/>
       </w:pPr>
       <w:r>
         <w:rPr>
-          <w:rFonts w:ascii="Old Standard TT" w:cs="Old Standard TT" w:eastAsia="Old Standard TT" w:hAnsi="Old Standard TT"/>
+          <w:rFonts w:ascii="Arial" w:cs="Arial" w:eastAsia="Arial" w:hAnsi="Arial"/>
           <w:b w:val="1"/>
           <w:bCs w:val="1"/>
         </w:rPr>
@@ -8770,7 +8770,7 @@
       </w:r>
       <w:r>
         <w:rPr>
-          <w:rFonts w:ascii="Old Standard TT" w:cs="Old Standard TT" w:eastAsia="Old Standard TT" w:hAnsi="Old Standard TT"/>
+          <w:rFonts w:ascii="Arial" w:cs="Arial" w:eastAsia="Arial" w:hAnsi="Arial"/>
         </w:rPr>
         <w:t xml:space="preserve"> everything else, including the rational benchmark, the dose-response, guardrails, the vendor arms, robustness, the model ladder, the ratchet tests and detection. Each batch was logged with a prediction before it ran, and failed predictions are reported (firm discretion on Gemini; drift disclosure; reasoning making firms push back).</w:t>
       </w:r>
@@ -8781,12 +8781,12 @@
           <w:ilvl w:val="0"/>
           <w:numId w:val="3"/>
         </w:numPr>
-        <w:spacing w:before="0" w:after="40" w:line="240" w:lineRule="auto"/>
+        <w:spacing w:before="0" w:after="40" w:line="259" w:lineRule="auto"/>
         <w:ind w:left="720" w:hanging="360"/>
       </w:pPr>
       <w:r>
         <w:rPr>
-          <w:rFonts w:ascii="Old Standard TT" w:cs="Old Standard TT" w:eastAsia="Old Standard TT" w:hAnsi="Old Standard TT"/>
+          <w:rFonts w:ascii="Arial" w:cs="Arial" w:eastAsia="Arial" w:hAnsi="Arial"/>
           <w:b w:val="1"/>
           <w:bCs w:val="1"/>
         </w:rPr>
@@ -8794,7 +8794,7 @@
       </w:r>
       <w:r>
         <w:rPr>
-          <w:rFonts w:ascii="Old Standard TT" w:cs="Old Standard TT" w:eastAsia="Old Standard TT" w:hAnsi="Old Standard TT"/>
+          <w:rFonts w:ascii="Arial" w:cs="Arial" w:eastAsia="Arial" w:hAnsi="Arial"/>
         </w:rPr>
         <w:t xml:space="preserve">, after the Gemini discretion result, and logged with predictions before they ran.</w:t>
       </w:r>
@@ -8805,12 +8805,12 @@
           <w:ilvl w:val="0"/>
           <w:numId w:val="3"/>
         </w:numPr>
-        <w:spacing w:before="0" w:after="40" w:line="240" w:lineRule="auto"/>
+        <w:spacing w:before="0" w:after="40" w:line="259" w:lineRule="auto"/>
         <w:ind w:left="720" w:hanging="360"/>
       </w:pPr>
       <w:r>
         <w:rPr>
-          <w:rFonts w:ascii="Old Standard TT" w:cs="Old Standard TT" w:eastAsia="Old Standard TT" w:hAnsi="Old Standard TT"/>
+          <w:rFonts w:ascii="Arial" w:cs="Arial" w:eastAsia="Arial" w:hAnsi="Arial"/>
         </w:rPr>
         <w:t xml:space="preserve">N for the primary arms was raised from 10 to 20 after the pilot.</w:t>
       </w:r>
@@ -8821,23 +8821,23 @@
           <w:ilvl w:val="0"/>
           <w:numId w:val="3"/>
         </w:numPr>
-        <w:spacing w:before="0" w:after="40" w:line="240" w:lineRule="auto"/>
+        <w:spacing w:before="0" w:after="40" w:line="259" w:lineRule="auto"/>
         <w:ind w:left="720" w:hanging="360"/>
       </w:pPr>
       <w:r>
         <w:rPr>
-          <w:rFonts w:ascii="Old Standard TT" w:cs="Old Standard TT" w:eastAsia="Old Standard TT" w:hAnsi="Old Standard TT"/>
+          <w:rFonts w:ascii="Arial" w:cs="Arial" w:eastAsia="Arial" w:hAnsi="Arial"/>
         </w:rPr>
         <w:t xml:space="preserve">Δ is not monotone above the monopoly price, so cross-model comparisons use the price index.</w:t>
       </w:r>
     </w:p>
     <w:p>
       <w:pPr>
-        <w:spacing w:before="0" w:after="80" w:line="240" w:lineRule="auto"/>
-      </w:pPr>
-      <w:r>
-        <w:rPr>
-          <w:rFonts w:ascii="Old Standard TT" w:cs="Old Standard TT" w:eastAsia="Old Standard TT" w:hAnsi="Old Standard TT"/>
+        <w:spacing w:before="0" w:after="80" w:line="259" w:lineRule="auto"/>
+      </w:pPr>
+      <w:r>
+        <w:rPr>
+          <w:rFonts w:ascii="Arial" w:cs="Arial" w:eastAsia="Arial" w:hAnsi="Arial"/>
           <w:b w:val="1"/>
           <w:bCs w:val="1"/>
         </w:rPr>
@@ -8845,7 +8845,7 @@
       </w:r>
       <w:r>
         <w:rPr>
-          <w:rFonts w:ascii="Old Standard TT" w:cs="Old Standard TT" w:eastAsia="Old Standard TT" w:hAnsi="Old Standard TT"/>
+          <w:rFonts w:ascii="Arial" w:cs="Arial" w:eastAsia="Arial" w:hAnsi="Arial"/>
         </w:rPr>
         <w:t xml:space="preserve"> The reasoning monitor's near-perfect score reflects a hub that writes its joint objective into its notes. A hub with an implicit objective (for example, one learned from pooled outcomes) would not announce it, and we did not test that case.</w:t>
       </w:r>
@@ -8858,7 +8858,7 @@
       </w:pPr>
       <w:r>
         <w:rPr>
-          <w:rFonts w:ascii="Old Standard TT" w:cs="Old Standard TT" w:eastAsia="Old Standard TT" w:hAnsi="Old Standard TT"/>
+          <w:rFonts w:ascii="Arial" w:cs="Arial" w:eastAsia="Arial" w:hAnsi="Arial"/>
           <w:b w:val="1"/>
           <w:bCs w:val="1"/>
           <w:color w:val="000000"/>
@@ -8870,11 +8870,11 @@
     </w:p>
     <w:p>
       <w:pPr>
-        <w:spacing w:before="0" w:after="80" w:line="240" w:lineRule="auto"/>
-      </w:pPr>
-      <w:r>
-        <w:rPr>
-          <w:rFonts w:ascii="Old Standard TT" w:cs="Old Standard TT" w:eastAsia="Old Standard TT" w:hAnsi="Old Standard TT"/>
+        <w:spacing w:before="0" w:after="80" w:line="259" w:lineRule="auto"/>
+      </w:pPr>
+      <w:r>
+        <w:rPr>
+          <w:rFonts w:ascii="Arial" w:cs="Arial" w:eastAsia="Arial" w:hAnsi="Arial"/>
           <w:b w:val="1"/>
           <w:bCs w:val="1"/>
         </w:rPr>
@@ -8887,12 +8887,12 @@
           <w:ilvl w:val="0"/>
           <w:numId w:val="3"/>
         </w:numPr>
-        <w:spacing w:before="0" w:after="40" w:line="240" w:lineRule="auto"/>
+        <w:spacing w:before="0" w:after="40" w:line="259" w:lineRule="auto"/>
         <w:ind w:left="720" w:hanging="360"/>
       </w:pPr>
       <w:r>
         <w:rPr>
-          <w:rFonts w:ascii="Old Standard TT" w:cs="Old Standard TT" w:eastAsia="Old Standard TT" w:hAnsi="Old Standard TT"/>
+          <w:rFonts w:ascii="Arial" w:cs="Arial" w:eastAsia="Arial" w:hAnsi="Arial"/>
         </w:rPr>
         <w:t xml:space="preserve">These results describe which data feeds and adherence settings let an LLM pricing advisor raise prices while complying with data restrictions. A vendor could in principle use them to design software that softens competition and stays formally compliant.</w:t>
       </w:r>
@@ -8903,23 +8903,23 @@
           <w:ilvl w:val="0"/>
           <w:numId w:val="3"/>
         </w:numPr>
-        <w:spacing w:before="0" w:after="40" w:line="240" w:lineRule="auto"/>
+        <w:spacing w:before="0" w:after="40" w:line="259" w:lineRule="auto"/>
         <w:ind w:left="720" w:hanging="360"/>
       </w:pPr>
       <w:r>
         <w:rPr>
-          <w:rFonts w:ascii="Old Standard TT" w:cs="Old Standard TT" w:eastAsia="Old Standard TT" w:hAnsi="Old Standard TT"/>
+          <w:rFonts w:ascii="Arial" w:cs="Arial" w:eastAsia="Arial" w:hAnsi="Arial"/>
         </w:rPr>
         <w:t xml:space="preserve">The ratchet result adds a second risk: it shows that small, patient increases get past deciders who refuse large ones.</w:t>
       </w:r>
     </w:p>
     <w:p>
       <w:pPr>
-        <w:spacing w:before="0" w:after="80" w:line="240" w:lineRule="auto"/>
-      </w:pPr>
-      <w:r>
-        <w:rPr>
-          <w:rFonts w:ascii="Old Standard TT" w:cs="Old Standard TT" w:eastAsia="Old Standard TT" w:hAnsi="Old Standard TT"/>
+        <w:spacing w:before="0" w:after="80" w:line="259" w:lineRule="auto"/>
+      </w:pPr>
+      <w:r>
+        <w:rPr>
+          <w:rFonts w:ascii="Arial" w:cs="Arial" w:eastAsia="Arial" w:hAnsi="Arial"/>
           <w:b w:val="1"/>
           <w:bCs w:val="1"/>
         </w:rPr>
@@ -8932,12 +8932,12 @@
           <w:ilvl w:val="0"/>
           <w:numId w:val="3"/>
         </w:numPr>
-        <w:spacing w:before="0" w:after="40" w:line="240" w:lineRule="auto"/>
+        <w:spacing w:before="0" w:after="40" w:line="259" w:lineRule="auto"/>
         <w:ind w:left="720" w:hanging="360"/>
       </w:pPr>
       <w:r>
         <w:rPr>
-          <w:rFonts w:ascii="Old Standard TT" w:cs="Old Standard TT" w:eastAsia="Old Standard TT" w:hAnsi="Old Standard TT"/>
+          <w:rFonts w:ascii="Arial" w:cs="Arial" w:eastAsia="Arial" w:hAnsi="Arial"/>
           <w:b w:val="1"/>
           <w:bCs w:val="1"/>
         </w:rPr>
@@ -8945,7 +8945,7 @@
       </w:r>
       <w:r>
         <w:rPr>
-          <w:rFonts w:ascii="Old Standard TT" w:cs="Old Standard TT" w:eastAsia="Old Standard TT" w:hAnsi="Old Standard TT"/>
+          <w:rFonts w:ascii="Arial" w:cs="Arial" w:eastAsia="Arial" w:hAnsi="Arial"/>
         </w:rPr>
         <w:t xml:space="preserve"> We report the effects of remedies, not optimised prompts, data formats or step schedules. The only advisor told to raise joint profit uses the obvious instruction, as the harm case. We did not search for prompts that maximise prices.</w:t>
       </w:r>
@@ -8956,12 +8956,12 @@
           <w:ilvl w:val="0"/>
           <w:numId w:val="3"/>
         </w:numPr>
-        <w:spacing w:before="0" w:after="40" w:line="240" w:lineRule="auto"/>
+        <w:spacing w:before="0" w:after="40" w:line="259" w:lineRule="auto"/>
         <w:ind w:left="720" w:hanging="360"/>
       </w:pPr>
       <w:r>
         <w:rPr>
-          <w:rFonts w:ascii="Old Standard TT" w:cs="Old Standard TT" w:eastAsia="Old Standard TT" w:hAnsi="Old Standard TT"/>
+          <w:rFonts w:ascii="Arial" w:cs="Arial" w:eastAsia="Arial" w:hAnsi="Arial"/>
           <w:b w:val="1"/>
           <w:bCs w:val="1"/>
         </w:rPr>
@@ -8969,7 +8969,7 @@
       </w:r>
       <w:r>
         <w:rPr>
-          <w:rFonts w:ascii="Old Standard TT" w:cs="Old Standard TT" w:eastAsia="Old Standard TT" w:hAnsi="Old Standard TT"/>
+          <w:rFonts w:ascii="Arial" w:cs="Arial" w:eastAsia="Arial" w:hAnsi="Arial"/>
         </w:rPr>
         <w:t xml:space="preserve"> It is a fixed scripted increment, used as a measuring instrument for firm deference. We did not train or prompt an LLM hub to discover or optimise incremental strategies, and we did not test a hub that is told its client's acceptance behaviour.</w:t>
       </w:r>
@@ -8980,12 +8980,12 @@
           <w:ilvl w:val="0"/>
           <w:numId w:val="3"/>
         </w:numPr>
-        <w:spacing w:before="0" w:after="40" w:line="240" w:lineRule="auto"/>
+        <w:spacing w:before="0" w:after="40" w:line="259" w:lineRule="auto"/>
         <w:ind w:left="720" w:hanging="360"/>
       </w:pPr>
       <w:r>
         <w:rPr>
-          <w:rFonts w:ascii="Old Standard TT" w:cs="Old Standard TT" w:eastAsia="Old Standard TT" w:hAnsi="Old Standard TT"/>
+          <w:rFonts w:ascii="Arial" w:cs="Arial" w:eastAsia="Arial" w:hAnsi="Arial"/>
           <w:b w:val="1"/>
           <w:bCs w:val="1"/>
         </w:rPr>
@@ -8993,7 +8993,7 @@
       </w:r>
       <w:r>
         <w:rPr>
-          <w:rFonts w:ascii="Old Standard TT" w:cs="Old Standard TT" w:eastAsia="Old Standard TT" w:hAnsi="Old Standard TT"/>
+          <w:rFonts w:ascii="Arial" w:cs="Arial" w:eastAsia="Arial" w:hAnsi="Arial"/>
         </w:rPr>
         <w:t xml:space="preserve"> We did not build monitor-evasion attacks.</w:t>
       </w:r>
@@ -9004,12 +9004,12 @@
           <w:ilvl w:val="0"/>
           <w:numId w:val="3"/>
         </w:numPr>
-        <w:spacing w:before="0" w:after="40" w:line="240" w:lineRule="auto"/>
+        <w:spacing w:before="0" w:after="40" w:line="259" w:lineRule="auto"/>
         <w:ind w:left="720" w:hanging="360"/>
       </w:pPr>
       <w:r>
         <w:rPr>
-          <w:rFonts w:ascii="Old Standard TT" w:cs="Old Standard TT" w:eastAsia="Old Standard TT" w:hAnsi="Old Standard TT"/>
+          <w:rFonts w:ascii="Arial" w:cs="Arial" w:eastAsia="Arial" w:hAnsi="Arial"/>
           <w:b w:val="1"/>
           <w:bCs w:val="1"/>
         </w:rPr>
@@ -9017,18 +9017,18 @@
       </w:r>
       <w:r>
         <w:rPr>
-          <w:rFonts w:ascii="Old Standard TT" w:cs="Old Standard TT" w:eastAsia="Old Standard TT" w:hAnsi="Old Standard TT"/>
+          <w:rFonts w:ascii="Arial" w:cs="Arial" w:eastAsia="Arial" w:hAnsi="Arial"/>
         </w:rPr>
         <w:t xml:space="preserve"> The vendor-guidance arm paraphrases language already public in the RealPage complaints.</w:t>
       </w:r>
     </w:p>
     <w:p>
       <w:pPr>
-        <w:spacing w:before="0" w:after="80" w:line="240" w:lineRule="auto"/>
-      </w:pPr>
-      <w:r>
-        <w:rPr>
-          <w:rFonts w:ascii="Old Standard TT" w:cs="Old Standard TT" w:eastAsia="Old Standard TT" w:hAnsi="Old Standard TT"/>
+        <w:spacing w:before="0" w:after="80" w:line="259" w:lineRule="auto"/>
+      </w:pPr>
+      <w:r>
+        <w:rPr>
+          <w:rFonts w:ascii="Arial" w:cs="Arial" w:eastAsia="Arial" w:hAnsi="Arial"/>
           <w:b w:val="1"/>
           <w:bCs w:val="1"/>
         </w:rPr>
@@ -9036,7 +9036,7 @@
       </w:r>
       <w:r>
         <w:rPr>
-          <w:rFonts w:ascii="Old Standard TT" w:cs="Old Standard TT" w:eastAsia="Old Standard TT" w:hAnsi="Old Standard TT"/>
+          <w:rFonts w:ascii="Arial" w:cs="Arial" w:eastAsia="Arial" w:hAnsi="Arial"/>
         </w:rPr>
         <w:t xml:space="preserve"> Competition authorities, court-appointed monitors and compliance teams. The policy reading of our results is protective:</w:t>
       </w:r>
@@ -9047,18 +9047,18 @@
           <w:ilvl w:val="0"/>
           <w:numId w:val="3"/>
         </w:numPr>
-        <w:spacing w:before="0" w:after="40" w:line="240" w:lineRule="auto"/>
+        <w:spacing w:before="0" w:after="40" w:line="259" w:lineRule="auto"/>
         <w:ind w:left="720" w:hanging="360"/>
       </w:pPr>
       <w:r>
         <w:rPr>
-          <w:rFonts w:ascii="Old Standard TT" w:cs="Old Standard TT" w:eastAsia="Old Standard TT" w:hAnsi="Old Standard TT"/>
+          <w:rFonts w:ascii="Arial" w:cs="Arial" w:eastAsia="Arial" w:hAnsi="Arial"/>
         </w:rPr>
         <w:t xml:space="preserve">regulate and audit an advisor's </w:t>
       </w:r>
       <w:r>
         <w:rPr>
-          <w:rFonts w:ascii="Old Standard TT" w:cs="Old Standard TT" w:eastAsia="Old Standard TT" w:hAnsi="Old Standard TT"/>
+          <w:rFonts w:ascii="Arial" w:cs="Arial" w:eastAsia="Arial" w:hAnsi="Arial"/>
           <w:i w:val="1"/>
           <w:iCs w:val="1"/>
         </w:rPr>
@@ -9066,7 +9066,7 @@
       </w:r>
       <w:r>
         <w:rPr>
-          <w:rFonts w:ascii="Old Standard TT" w:cs="Old Standard TT" w:eastAsia="Old Standard TT" w:hAnsi="Old Standard TT"/>
+          <w:rFonts w:ascii="Arial" w:cs="Arial" w:eastAsia="Arial" w:hAnsi="Arial"/>
         </w:rPr>
         <w:t xml:space="preserve">;</w:t>
       </w:r>
@@ -9077,12 +9077,12 @@
           <w:ilvl w:val="0"/>
           <w:numId w:val="3"/>
         </w:numPr>
-        <w:spacing w:before="0" w:after="40" w:line="240" w:lineRule="auto"/>
+        <w:spacing w:before="0" w:after="40" w:line="259" w:lineRule="auto"/>
         <w:ind w:left="720" w:hanging="360"/>
       </w:pPr>
       <w:r>
         <w:rPr>
-          <w:rFonts w:ascii="Old Standard TT" w:cs="Old Standard TT" w:eastAsia="Old Standard TT" w:hAnsi="Old Standard TT"/>
+          <w:rFonts w:ascii="Arial" w:cs="Arial" w:eastAsia="Arial" w:hAnsi="Arial"/>
         </w:rPr>
         <w:t xml:space="preserve">measure acceptance and outcomes, not just the permission to override;</w:t>
       </w:r>
@@ -9093,23 +9093,23 @@
           <w:ilvl w:val="0"/>
           <w:numId w:val="3"/>
         </w:numPr>
-        <w:spacing w:before="0" w:after="40" w:line="240" w:lineRule="auto"/>
+        <w:spacing w:before="0" w:after="40" w:line="259" w:lineRule="auto"/>
         <w:ind w:left="720" w:hanging="360"/>
       </w:pPr>
       <w:r>
         <w:rPr>
-          <w:rFonts w:ascii="Old Standard TT" w:cs="Old Standard TT" w:eastAsia="Old Standard TT" w:hAnsi="Old Standard TT"/>
+          <w:rFonts w:ascii="Arial" w:cs="Arial" w:eastAsia="Arial" w:hAnsi="Arial"/>
         </w:rPr>
         <w:t xml:space="preserve">don't rely on data limits or per-period bands alone.</w:t>
       </w:r>
     </w:p>
     <w:p>
       <w:pPr>
-        <w:spacing w:before="0" w:after="80" w:line="240" w:lineRule="auto"/>
-      </w:pPr>
-      <w:r>
-        <w:rPr>
-          <w:rFonts w:ascii="Old Standard TT" w:cs="Old Standard TT" w:eastAsia="Old Standard TT" w:hAnsi="Old Standard TT"/>
+        <w:spacing w:before="0" w:after="80" w:line="259" w:lineRule="auto"/>
+      </w:pPr>
+      <w:r>
+        <w:rPr>
+          <w:rFonts w:ascii="Arial" w:cs="Arial" w:eastAsia="Arial" w:hAnsi="Arial"/>
           <w:b w:val="1"/>
           <w:bCs w:val="1"/>
         </w:rPr>
@@ -9117,13 +9117,13 @@
       </w:r>
       <w:r>
         <w:rPr>
-          <w:rFonts w:ascii="Old Standard TT" w:cs="Old Standard TT" w:eastAsia="Old Standard TT" w:hAnsi="Old Standard TT"/>
+          <w:rFonts w:ascii="Arial" w:cs="Arial" w:eastAsia="Arial" w:hAnsi="Arial"/>
         </w:rPr>
         <w:t xml:space="preserve"> Every experiment runs in a simulated market; no real firm, consumer or price is involved. Total API spend was about </w:t>
       </w:r>
       <w:r>
         <w:rPr>
-          <w:rFonts w:ascii="Old Standard TT" w:cs="Old Standard TT" w:eastAsia="Old Standard TT" w:hAnsi="Old Standard TT"/>
+          <w:rFonts w:ascii="Arial" w:cs="Arial" w:eastAsia="Arial" w:hAnsi="Arial"/>
           <w:b w:val="1"/>
           <w:bCs w:val="1"/>
         </w:rPr>
@@ -9131,7 +9131,7 @@
       </w:r>
       <w:r>
         <w:rPr>
-          <w:rFonts w:ascii="Old Standard TT" w:cs="Old Standard TT" w:eastAsia="Old Standard TT" w:hAnsi="Old Standard TT"/>
+          <w:rFonts w:ascii="Arial" w:cs="Arial" w:eastAsia="Arial" w:hAnsi="Arial"/>
         </w:rPr>
         <w:t xml:space="preserve">: $112.50 logged per call across Anthropic, Google (credits), DeepSeek, OpenRouter and OpenAI (free data-sharing tier), plus an estimated $2–5 of unlogged monitor, probe and discarded calls. Prompts and model outputs are logged and released with the code.</w:t>
       </w:r>
@@ -9144,7 +9144,7 @@
       </w:pPr>
       <w:r>
         <w:rPr>
-          <w:rFonts w:ascii="Old Standard TT" w:cs="Old Standard TT" w:eastAsia="Old Standard TT" w:hAnsi="Old Standard TT"/>
+          <w:rFonts w:ascii="Arial" w:cs="Arial" w:eastAsia="Arial" w:hAnsi="Arial"/>
           <w:b w:val="1"/>
           <w:bCs w:val="1"/>
           <w:color w:val="000000"/>
@@ -9162,7 +9162,7 @@
       </w:pPr>
       <w:r>
         <w:rPr>
-          <w:rFonts w:ascii="Old Standard TT" w:cs="Old Standard TT" w:eastAsia="Old Standard TT" w:hAnsi="Old Standard TT"/>
+          <w:rFonts w:ascii="Arial" w:cs="Arial" w:eastAsia="Arial" w:hAnsi="Arial"/>
           <w:b w:val="1"/>
           <w:bCs w:val="1"/>
           <w:color w:val="000000"/>
@@ -9174,11 +9174,11 @@
     </w:p>
     <w:p>
       <w:pPr>
-        <w:spacing w:before="0" w:after="80" w:line="240" w:lineRule="auto"/>
-      </w:pPr>
-      <w:r>
-        <w:rPr>
-          <w:rFonts w:ascii="Old Standard TT" w:cs="Old Standard TT" w:eastAsia="Old Standard TT" w:hAnsi="Old Standard TT"/>
+        <w:spacing w:before="0" w:after="80" w:line="259" w:lineRule="auto"/>
+      </w:pPr>
+      <w:r>
+        <w:rPr>
+          <w:rFonts w:ascii="Arial" w:cs="Arial" w:eastAsia="Arial" w:hAnsi="Arial"/>
         </w:rPr>
         <w:t xml:space="preserve">Median output tokens per call, with thinking included (</w:t>
       </w:r>
@@ -9192,7 +9192,7 @@
       </w:r>
       <w:r>
         <w:rPr>
-          <w:rFonts w:ascii="Old Standard TT" w:cs="Old Standard TT" w:eastAsia="Old Standard TT" w:hAnsi="Old Standard TT"/>
+          <w:rFonts w:ascii="Arial" w:cs="Arial" w:eastAsia="Arial" w:hAnsi="Arial"/>
         </w:rPr>
         <w:t xml:space="preserve">). Gemini's OpenAI-compatible endpoint omits thinking tokens from </w:t>
       </w:r>
@@ -9206,7 +9206,7 @@
       </w:r>
       <w:r>
         <w:rPr>
-          <w:rFonts w:ascii="Old Standard TT" w:cs="Old Standard TT" w:eastAsia="Old Standard TT" w:hAnsi="Old Standard TT"/>
+          <w:rFonts w:ascii="Arial" w:cs="Arial" w:eastAsia="Arial" w:hAnsi="Arial"/>
         </w:rPr>
         <w:t xml:space="preserve">, so for Gemini we log total minus prompt tokens.</w:t>
       </w:r>
@@ -9252,7 +9252,7 @@
             </w:pPr>
             <w:r>
               <w:rPr>
-                <w:rFonts w:ascii="Old Standard TT" w:cs="Old Standard TT" w:eastAsia="Old Standard TT" w:hAnsi="Old Standard TT"/>
+                <w:rFonts w:ascii="Arial" w:cs="Arial" w:eastAsia="Arial" w:hAnsi="Arial"/>
                 <w:b w:val="1"/>
                 <w:bCs w:val="1"/>
                 <w:sz w:val="18"/>
@@ -9273,7 +9273,7 @@
             </w:pPr>
             <w:r>
               <w:rPr>
-                <w:rFonts w:ascii="Old Standard TT" w:cs="Old Standard TT" w:eastAsia="Old Standard TT" w:hAnsi="Old Standard TT"/>
+                <w:rFonts w:ascii="Arial" w:cs="Arial" w:eastAsia="Arial" w:hAnsi="Arial"/>
                 <w:b w:val="1"/>
                 <w:bCs w:val="1"/>
                 <w:sz w:val="18"/>
@@ -9294,7 +9294,7 @@
             </w:pPr>
             <w:r>
               <w:rPr>
-                <w:rFonts w:ascii="Old Standard TT" w:cs="Old Standard TT" w:eastAsia="Old Standard TT" w:hAnsi="Old Standard TT"/>
+                <w:rFonts w:ascii="Arial" w:cs="Arial" w:eastAsia="Arial" w:hAnsi="Arial"/>
                 <w:b w:val="1"/>
                 <w:bCs w:val="1"/>
                 <w:sz w:val="18"/>
@@ -9319,7 +9319,7 @@
             </w:pPr>
             <w:r>
               <w:rPr>
-                <w:rFonts w:ascii="Old Standard TT" w:cs="Old Standard TT" w:eastAsia="Old Standard TT" w:hAnsi="Old Standard TT"/>
+                <w:rFonts w:ascii="Arial" w:cs="Arial" w:eastAsia="Arial" w:hAnsi="Arial"/>
                 <w:sz w:val="18"/>
                 <w:szCs w:val="18"/>
               </w:rPr>
@@ -9337,7 +9337,7 @@
             </w:pPr>
             <w:r>
               <w:rPr>
-                <w:rFonts w:ascii="Old Standard TT" w:cs="Old Standard TT" w:eastAsia="Old Standard TT" w:hAnsi="Old Standard TT"/>
+                <w:rFonts w:ascii="Arial" w:cs="Arial" w:eastAsia="Arial" w:hAnsi="Arial"/>
                 <w:sz w:val="18"/>
                 <w:szCs w:val="18"/>
               </w:rPr>
@@ -9355,7 +9355,7 @@
             </w:pPr>
             <w:r>
               <w:rPr>
-                <w:rFonts w:ascii="Old Standard TT" w:cs="Old Standard TT" w:eastAsia="Old Standard TT" w:hAnsi="Old Standard TT"/>
+                <w:rFonts w:ascii="Arial" w:cs="Arial" w:eastAsia="Arial" w:hAnsi="Arial"/>
                 <w:sz w:val="18"/>
                 <w:szCs w:val="18"/>
               </w:rPr>
@@ -9378,7 +9378,7 @@
             </w:pPr>
             <w:r>
               <w:rPr>
-                <w:rFonts w:ascii="Old Standard TT" w:cs="Old Standard TT" w:eastAsia="Old Standard TT" w:hAnsi="Old Standard TT"/>
+                <w:rFonts w:ascii="Arial" w:cs="Arial" w:eastAsia="Arial" w:hAnsi="Arial"/>
                 <w:sz w:val="18"/>
                 <w:szCs w:val="18"/>
               </w:rPr>
@@ -9396,7 +9396,7 @@
             </w:pPr>
             <w:r>
               <w:rPr>
-                <w:rFonts w:ascii="Old Standard TT" w:cs="Old Standard TT" w:eastAsia="Old Standard TT" w:hAnsi="Old Standard TT"/>
+                <w:rFonts w:ascii="Arial" w:cs="Arial" w:eastAsia="Arial" w:hAnsi="Arial"/>
                 <w:sz w:val="18"/>
                 <w:szCs w:val="18"/>
               </w:rPr>
@@ -9414,7 +9414,7 @@
             </w:pPr>
             <w:r>
               <w:rPr>
-                <w:rFonts w:ascii="Old Standard TT" w:cs="Old Standard TT" w:eastAsia="Old Standard TT" w:hAnsi="Old Standard TT"/>
+                <w:rFonts w:ascii="Arial" w:cs="Arial" w:eastAsia="Arial" w:hAnsi="Arial"/>
                 <w:sz w:val="18"/>
                 <w:szCs w:val="18"/>
               </w:rPr>
@@ -9437,7 +9437,7 @@
             </w:pPr>
             <w:r>
               <w:rPr>
-                <w:rFonts w:ascii="Old Standard TT" w:cs="Old Standard TT" w:eastAsia="Old Standard TT" w:hAnsi="Old Standard TT"/>
+                <w:rFonts w:ascii="Arial" w:cs="Arial" w:eastAsia="Arial" w:hAnsi="Arial"/>
                 <w:sz w:val="18"/>
                 <w:szCs w:val="18"/>
               </w:rPr>
@@ -9455,7 +9455,7 @@
             </w:pPr>
             <w:r>
               <w:rPr>
-                <w:rFonts w:ascii="Old Standard TT" w:cs="Old Standard TT" w:eastAsia="Old Standard TT" w:hAnsi="Old Standard TT"/>
+                <w:rFonts w:ascii="Arial" w:cs="Arial" w:eastAsia="Arial" w:hAnsi="Arial"/>
                 <w:sz w:val="18"/>
                 <w:szCs w:val="18"/>
               </w:rPr>
@@ -9473,7 +9473,7 @@
             </w:pPr>
             <w:r>
               <w:rPr>
-                <w:rFonts w:ascii="Old Standard TT" w:cs="Old Standard TT" w:eastAsia="Old Standard TT" w:hAnsi="Old Standard TT"/>
+                <w:rFonts w:ascii="Arial" w:cs="Arial" w:eastAsia="Arial" w:hAnsi="Arial"/>
                 <w:sz w:val="18"/>
                 <w:szCs w:val="18"/>
               </w:rPr>
@@ -9496,7 +9496,7 @@
             </w:pPr>
             <w:r>
               <w:rPr>
-                <w:rFonts w:ascii="Old Standard TT" w:cs="Old Standard TT" w:eastAsia="Old Standard TT" w:hAnsi="Old Standard TT"/>
+                <w:rFonts w:ascii="Arial" w:cs="Arial" w:eastAsia="Arial" w:hAnsi="Arial"/>
                 <w:sz w:val="18"/>
                 <w:szCs w:val="18"/>
               </w:rPr>
@@ -9514,7 +9514,7 @@
             </w:pPr>
             <w:r>
               <w:rPr>
-                <w:rFonts w:ascii="Old Standard TT" w:cs="Old Standard TT" w:eastAsia="Old Standard TT" w:hAnsi="Old Standard TT"/>
+                <w:rFonts w:ascii="Arial" w:cs="Arial" w:eastAsia="Arial" w:hAnsi="Arial"/>
                 <w:sz w:val="18"/>
                 <w:szCs w:val="18"/>
               </w:rPr>
@@ -9532,7 +9532,7 @@
             </w:pPr>
             <w:r>
               <w:rPr>
-                <w:rFonts w:ascii="Old Standard TT" w:cs="Old Standard TT" w:eastAsia="Old Standard TT" w:hAnsi="Old Standard TT"/>
+                <w:rFonts w:ascii="Arial" w:cs="Arial" w:eastAsia="Arial" w:hAnsi="Arial"/>
                 <w:sz w:val="18"/>
                 <w:szCs w:val="18"/>
               </w:rPr>
@@ -9555,7 +9555,7 @@
             </w:pPr>
             <w:r>
               <w:rPr>
-                <w:rFonts w:ascii="Old Standard TT" w:cs="Old Standard TT" w:eastAsia="Old Standard TT" w:hAnsi="Old Standard TT"/>
+                <w:rFonts w:ascii="Arial" w:cs="Arial" w:eastAsia="Arial" w:hAnsi="Arial"/>
                 <w:sz w:val="18"/>
                 <w:szCs w:val="18"/>
               </w:rPr>
@@ -9573,7 +9573,7 @@
             </w:pPr>
             <w:r>
               <w:rPr>
-                <w:rFonts w:ascii="Old Standard TT" w:cs="Old Standard TT" w:eastAsia="Old Standard TT" w:hAnsi="Old Standard TT"/>
+                <w:rFonts w:ascii="Arial" w:cs="Arial" w:eastAsia="Arial" w:hAnsi="Arial"/>
                 <w:sz w:val="18"/>
                 <w:szCs w:val="18"/>
               </w:rPr>
@@ -9591,7 +9591,7 @@
             </w:pPr>
             <w:r>
               <w:rPr>
-                <w:rFonts w:ascii="Old Standard TT" w:cs="Old Standard TT" w:eastAsia="Old Standard TT" w:hAnsi="Old Standard TT"/>
+                <w:rFonts w:ascii="Arial" w:cs="Arial" w:eastAsia="Arial" w:hAnsi="Arial"/>
                 <w:sz w:val="18"/>
                 <w:szCs w:val="18"/>
               </w:rPr>
@@ -9614,7 +9614,7 @@
             </w:pPr>
             <w:r>
               <w:rPr>
-                <w:rFonts w:ascii="Old Standard TT" w:cs="Old Standard TT" w:eastAsia="Old Standard TT" w:hAnsi="Old Standard TT"/>
+                <w:rFonts w:ascii="Arial" w:cs="Arial" w:eastAsia="Arial" w:hAnsi="Arial"/>
                 <w:sz w:val="18"/>
                 <w:szCs w:val="18"/>
               </w:rPr>
@@ -9632,7 +9632,7 @@
             </w:pPr>
             <w:r>
               <w:rPr>
-                <w:rFonts w:ascii="Old Standard TT" w:cs="Old Standard TT" w:eastAsia="Old Standard TT" w:hAnsi="Old Standard TT"/>
+                <w:rFonts w:ascii="Arial" w:cs="Arial" w:eastAsia="Arial" w:hAnsi="Arial"/>
                 <w:sz w:val="18"/>
                 <w:szCs w:val="18"/>
               </w:rPr>
@@ -9650,7 +9650,7 @@
             </w:pPr>
             <w:r>
               <w:rPr>
-                <w:rFonts w:ascii="Old Standard TT" w:cs="Old Standard TT" w:eastAsia="Old Standard TT" w:hAnsi="Old Standard TT"/>
+                <w:rFonts w:ascii="Arial" w:cs="Arial" w:eastAsia="Arial" w:hAnsi="Arial"/>
                 <w:sz w:val="18"/>
                 <w:szCs w:val="18"/>
               </w:rPr>
@@ -9673,7 +9673,7 @@
             </w:pPr>
             <w:r>
               <w:rPr>
-                <w:rFonts w:ascii="Old Standard TT" w:cs="Old Standard TT" w:eastAsia="Old Standard TT" w:hAnsi="Old Standard TT"/>
+                <w:rFonts w:ascii="Arial" w:cs="Arial" w:eastAsia="Arial" w:hAnsi="Arial"/>
                 <w:sz w:val="18"/>
                 <w:szCs w:val="18"/>
               </w:rPr>
@@ -9691,7 +9691,7 @@
             </w:pPr>
             <w:r>
               <w:rPr>
-                <w:rFonts w:ascii="Old Standard TT" w:cs="Old Standard TT" w:eastAsia="Old Standard TT" w:hAnsi="Old Standard TT"/>
+                <w:rFonts w:ascii="Arial" w:cs="Arial" w:eastAsia="Arial" w:hAnsi="Arial"/>
                 <w:sz w:val="18"/>
                 <w:szCs w:val="18"/>
               </w:rPr>
@@ -9709,7 +9709,7 @@
             </w:pPr>
             <w:r>
               <w:rPr>
-                <w:rFonts w:ascii="Old Standard TT" w:cs="Old Standard TT" w:eastAsia="Old Standard TT" w:hAnsi="Old Standard TT"/>
+                <w:rFonts w:ascii="Arial" w:cs="Arial" w:eastAsia="Arial" w:hAnsi="Arial"/>
                 <w:sz w:val="18"/>
                 <w:szCs w:val="18"/>
               </w:rPr>
@@ -9732,7 +9732,7 @@
             </w:pPr>
             <w:r>
               <w:rPr>
-                <w:rFonts w:ascii="Old Standard TT" w:cs="Old Standard TT" w:eastAsia="Old Standard TT" w:hAnsi="Old Standard TT"/>
+                <w:rFonts w:ascii="Arial" w:cs="Arial" w:eastAsia="Arial" w:hAnsi="Arial"/>
                 <w:sz w:val="18"/>
                 <w:szCs w:val="18"/>
               </w:rPr>
@@ -9750,7 +9750,7 @@
             </w:pPr>
             <w:r>
               <w:rPr>
-                <w:rFonts w:ascii="Old Standard TT" w:cs="Old Standard TT" w:eastAsia="Old Standard TT" w:hAnsi="Old Standard TT"/>
+                <w:rFonts w:ascii="Arial" w:cs="Arial" w:eastAsia="Arial" w:hAnsi="Arial"/>
                 <w:sz w:val="18"/>
                 <w:szCs w:val="18"/>
               </w:rPr>
@@ -9768,7 +9768,7 @@
             </w:pPr>
             <w:r>
               <w:rPr>
-                <w:rFonts w:ascii="Old Standard TT" w:cs="Old Standard TT" w:eastAsia="Old Standard TT" w:hAnsi="Old Standard TT"/>
+                <w:rFonts w:ascii="Arial" w:cs="Arial" w:eastAsia="Arial" w:hAnsi="Arial"/>
                 <w:b w:val="1"/>
                 <w:bCs w:val="1"/>
                 <w:sz w:val="18"/>
@@ -9793,7 +9793,7 @@
             </w:pPr>
             <w:r>
               <w:rPr>
-                <w:rFonts w:ascii="Old Standard TT" w:cs="Old Standard TT" w:eastAsia="Old Standard TT" w:hAnsi="Old Standard TT"/>
+                <w:rFonts w:ascii="Arial" w:cs="Arial" w:eastAsia="Arial" w:hAnsi="Arial"/>
                 <w:sz w:val="18"/>
                 <w:szCs w:val="18"/>
               </w:rPr>
@@ -9811,7 +9811,7 @@
             </w:pPr>
             <w:r>
               <w:rPr>
-                <w:rFonts w:ascii="Old Standard TT" w:cs="Old Standard TT" w:eastAsia="Old Standard TT" w:hAnsi="Old Standard TT"/>
+                <w:rFonts w:ascii="Arial" w:cs="Arial" w:eastAsia="Arial" w:hAnsi="Arial"/>
                 <w:sz w:val="18"/>
                 <w:szCs w:val="18"/>
               </w:rPr>
@@ -9829,7 +9829,7 @@
             </w:pPr>
             <w:r>
               <w:rPr>
-                <w:rFonts w:ascii="Old Standard TT" w:cs="Old Standard TT" w:eastAsia="Old Standard TT" w:hAnsi="Old Standard TT"/>
+                <w:rFonts w:ascii="Arial" w:cs="Arial" w:eastAsia="Arial" w:hAnsi="Arial"/>
                 <w:sz w:val="18"/>
                 <w:szCs w:val="18"/>
               </w:rPr>
@@ -9852,7 +9852,7 @@
       </w:pPr>
       <w:r>
         <w:rPr>
-          <w:rFonts w:ascii="Old Standard TT" w:cs="Old Standard TT" w:eastAsia="Old Standard TT" w:hAnsi="Old Standard TT"/>
+          <w:rFonts w:ascii="Arial" w:cs="Arial" w:eastAsia="Arial" w:hAnsi="Arial"/>
           <w:b w:val="1"/>
           <w:bCs w:val="1"/>
           <w:color w:val="000000"/>
@@ -9864,11 +9864,11 @@
     </w:p>
     <w:p>
       <w:pPr>
-        <w:spacing w:before="0" w:after="80" w:line="240" w:lineRule="auto"/>
-      </w:pPr>
-      <w:r>
-        <w:rPr>
-          <w:rFonts w:ascii="Old Standard TT" w:cs="Old Standard TT" w:eastAsia="Old Standard TT" w:hAnsi="Old Standard TT"/>
+        <w:spacing w:before="0" w:after="80" w:line="259" w:lineRule="auto"/>
+      </w:pPr>
+      <w:r>
+        <w:rPr>
+          <w:rFonts w:ascii="Arial" w:cs="Arial" w:eastAsia="Arial" w:hAnsi="Arial"/>
         </w:rPr>
         <w:t xml:space="preserve">The share of recommended increases (recommendation minus the firm's last price) that the firm matched exactly, pooled over all finished discretionary runs with the market-aligned hub (</w:t>
       </w:r>
@@ -9882,7 +9882,7 @@
       </w:r>
       <w:r>
         <w:rPr>
-          <w:rFonts w:ascii="Old Standard TT" w:cs="Old Standard TT" w:eastAsia="Old Standard TT" w:hAnsi="Old Standard TT"/>
+          <w:rFonts w:ascii="Arial" w:cs="Arial" w:eastAsia="Arial" w:hAnsi="Arial"/>
         </w:rPr>
         <w:t xml:space="preserve">).</w:t>
       </w:r>
@@ -9930,7 +9930,7 @@
             </w:pPr>
             <w:r>
               <w:rPr>
-                <w:rFonts w:ascii="Old Standard TT" w:cs="Old Standard TT" w:eastAsia="Old Standard TT" w:hAnsi="Old Standard TT"/>
+                <w:rFonts w:ascii="Arial" w:cs="Arial" w:eastAsia="Arial" w:hAnsi="Arial"/>
                 <w:b w:val="1"/>
                 <w:bCs w:val="1"/>
                 <w:sz w:val="18"/>
@@ -9951,7 +9951,7 @@
             </w:pPr>
             <w:r>
               <w:rPr>
-                <w:rFonts w:ascii="Old Standard TT" w:cs="Old Standard TT" w:eastAsia="Old Standard TT" w:hAnsi="Old Standard TT"/>
+                <w:rFonts w:ascii="Arial" w:cs="Arial" w:eastAsia="Arial" w:hAnsi="Arial"/>
                 <w:b w:val="1"/>
                 <w:bCs w:val="1"/>
                 <w:sz w:val="18"/>
@@ -9972,7 +9972,7 @@
             </w:pPr>
             <w:r>
               <w:rPr>
-                <w:rFonts w:ascii="Old Standard TT" w:cs="Old Standard TT" w:eastAsia="Old Standard TT" w:hAnsi="Old Standard TT"/>
+                <w:rFonts w:ascii="Arial" w:cs="Arial" w:eastAsia="Arial" w:hAnsi="Arial"/>
                 <w:b w:val="1"/>
                 <w:bCs w:val="1"/>
                 <w:sz w:val="18"/>
@@ -9993,7 +9993,7 @@
             </w:pPr>
             <w:r>
               <w:rPr>
-                <w:rFonts w:ascii="Old Standard TT" w:cs="Old Standard TT" w:eastAsia="Old Standard TT" w:hAnsi="Old Standard TT"/>
+                <w:rFonts w:ascii="Arial" w:cs="Arial" w:eastAsia="Arial" w:hAnsi="Arial"/>
                 <w:b w:val="1"/>
                 <w:bCs w:val="1"/>
                 <w:sz w:val="18"/>
@@ -10014,7 +10014,7 @@
             </w:pPr>
             <w:r>
               <w:rPr>
-                <w:rFonts w:ascii="Old Standard TT" w:cs="Old Standard TT" w:eastAsia="Old Standard TT" w:hAnsi="Old Standard TT"/>
+                <w:rFonts w:ascii="Arial" w:cs="Arial" w:eastAsia="Arial" w:hAnsi="Arial"/>
                 <w:b w:val="1"/>
                 <w:bCs w:val="1"/>
                 <w:sz w:val="18"/>
@@ -10039,7 +10039,7 @@
             </w:pPr>
             <w:r>
               <w:rPr>
-                <w:rFonts w:ascii="Old Standard TT" w:cs="Old Standard TT" w:eastAsia="Old Standard TT" w:hAnsi="Old Standard TT"/>
+                <w:rFonts w:ascii="Arial" w:cs="Arial" w:eastAsia="Arial" w:hAnsi="Arial"/>
                 <w:sz w:val="18"/>
                 <w:szCs w:val="18"/>
               </w:rPr>
@@ -10057,7 +10057,7 @@
             </w:pPr>
             <w:r>
               <w:rPr>
-                <w:rFonts w:ascii="Old Standard TT" w:cs="Old Standard TT" w:eastAsia="Old Standard TT" w:hAnsi="Old Standard TT"/>
+                <w:rFonts w:ascii="Arial" w:cs="Arial" w:eastAsia="Arial" w:hAnsi="Arial"/>
                 <w:sz w:val="18"/>
                 <w:szCs w:val="18"/>
               </w:rPr>
@@ -10075,7 +10075,7 @@
             </w:pPr>
             <w:r>
               <w:rPr>
-                <w:rFonts w:ascii="Old Standard TT" w:cs="Old Standard TT" w:eastAsia="Old Standard TT" w:hAnsi="Old Standard TT"/>
+                <w:rFonts w:ascii="Arial" w:cs="Arial" w:eastAsia="Arial" w:hAnsi="Arial"/>
                 <w:sz w:val="18"/>
                 <w:szCs w:val="18"/>
               </w:rPr>
@@ -10093,7 +10093,7 @@
             </w:pPr>
             <w:r>
               <w:rPr>
-                <w:rFonts w:ascii="Old Standard TT" w:cs="Old Standard TT" w:eastAsia="Old Standard TT" w:hAnsi="Old Standard TT"/>
+                <w:rFonts w:ascii="Arial" w:cs="Arial" w:eastAsia="Arial" w:hAnsi="Arial"/>
                 <w:sz w:val="18"/>
                 <w:szCs w:val="18"/>
               </w:rPr>
@@ -10111,7 +10111,7 @@
             </w:pPr>
             <w:r>
               <w:rPr>
-                <w:rFonts w:ascii="Old Standard TT" w:cs="Old Standard TT" w:eastAsia="Old Standard TT" w:hAnsi="Old Standard TT"/>
+                <w:rFonts w:ascii="Arial" w:cs="Arial" w:eastAsia="Arial" w:hAnsi="Arial"/>
                 <w:sz w:val="18"/>
                 <w:szCs w:val="18"/>
               </w:rPr>
@@ -10134,7 +10134,7 @@
             </w:pPr>
             <w:r>
               <w:rPr>
-                <w:rFonts w:ascii="Old Standard TT" w:cs="Old Standard TT" w:eastAsia="Old Standard TT" w:hAnsi="Old Standard TT"/>
+                <w:rFonts w:ascii="Arial" w:cs="Arial" w:eastAsia="Arial" w:hAnsi="Arial"/>
                 <w:sz w:val="18"/>
                 <w:szCs w:val="18"/>
               </w:rPr>
@@ -10152,7 +10152,7 @@
             </w:pPr>
             <w:r>
               <w:rPr>
-                <w:rFonts w:ascii="Old Standard TT" w:cs="Old Standard TT" w:eastAsia="Old Standard TT" w:hAnsi="Old Standard TT"/>
+                <w:rFonts w:ascii="Arial" w:cs="Arial" w:eastAsia="Arial" w:hAnsi="Arial"/>
                 <w:sz w:val="18"/>
                 <w:szCs w:val="18"/>
               </w:rPr>
@@ -10170,7 +10170,7 @@
             </w:pPr>
             <w:r>
               <w:rPr>
-                <w:rFonts w:ascii="Old Standard TT" w:cs="Old Standard TT" w:eastAsia="Old Standard TT" w:hAnsi="Old Standard TT"/>
+                <w:rFonts w:ascii="Arial" w:cs="Arial" w:eastAsia="Arial" w:hAnsi="Arial"/>
                 <w:sz w:val="18"/>
                 <w:szCs w:val="18"/>
               </w:rPr>
@@ -10188,7 +10188,7 @@
             </w:pPr>
             <w:r>
               <w:rPr>
-                <w:rFonts w:ascii="Old Standard TT" w:cs="Old Standard TT" w:eastAsia="Old Standard TT" w:hAnsi="Old Standard TT"/>
+                <w:rFonts w:ascii="Arial" w:cs="Arial" w:eastAsia="Arial" w:hAnsi="Arial"/>
                 <w:sz w:val="18"/>
                 <w:szCs w:val="18"/>
               </w:rPr>
@@ -10206,7 +10206,7 @@
             </w:pPr>
             <w:r>
               <w:rPr>
-                <w:rFonts w:ascii="Old Standard TT" w:cs="Old Standard TT" w:eastAsia="Old Standard TT" w:hAnsi="Old Standard TT"/>
+                <w:rFonts w:ascii="Arial" w:cs="Arial" w:eastAsia="Arial" w:hAnsi="Arial"/>
                 <w:sz w:val="18"/>
                 <w:szCs w:val="18"/>
               </w:rPr>
@@ -10229,7 +10229,7 @@
             </w:pPr>
             <w:r>
               <w:rPr>
-                <w:rFonts w:ascii="Old Standard TT" w:cs="Old Standard TT" w:eastAsia="Old Standard TT" w:hAnsi="Old Standard TT"/>
+                <w:rFonts w:ascii="Arial" w:cs="Arial" w:eastAsia="Arial" w:hAnsi="Arial"/>
                 <w:sz w:val="18"/>
                 <w:szCs w:val="18"/>
               </w:rPr>
@@ -10247,7 +10247,7 @@
             </w:pPr>
             <w:r>
               <w:rPr>
-                <w:rFonts w:ascii="Old Standard TT" w:cs="Old Standard TT" w:eastAsia="Old Standard TT" w:hAnsi="Old Standard TT"/>
+                <w:rFonts w:ascii="Arial" w:cs="Arial" w:eastAsia="Arial" w:hAnsi="Arial"/>
                 <w:sz w:val="18"/>
                 <w:szCs w:val="18"/>
               </w:rPr>
@@ -10265,7 +10265,7 @@
             </w:pPr>
             <w:r>
               <w:rPr>
-                <w:rFonts w:ascii="Old Standard TT" w:cs="Old Standard TT" w:eastAsia="Old Standard TT" w:hAnsi="Old Standard TT"/>
+                <w:rFonts w:ascii="Arial" w:cs="Arial" w:eastAsia="Arial" w:hAnsi="Arial"/>
                 <w:sz w:val="18"/>
                 <w:szCs w:val="18"/>
               </w:rPr>
@@ -10283,7 +10283,7 @@
             </w:pPr>
             <w:r>
               <w:rPr>
-                <w:rFonts w:ascii="Old Standard TT" w:cs="Old Standard TT" w:eastAsia="Old Standard TT" w:hAnsi="Old Standard TT"/>
+                <w:rFonts w:ascii="Arial" w:cs="Arial" w:eastAsia="Arial" w:hAnsi="Arial"/>
                 <w:sz w:val="18"/>
                 <w:szCs w:val="18"/>
               </w:rPr>
@@ -10301,7 +10301,7 @@
             </w:pPr>
             <w:r>
               <w:rPr>
-                <w:rFonts w:ascii="Old Standard TT" w:cs="Old Standard TT" w:eastAsia="Old Standard TT" w:hAnsi="Old Standard TT"/>
+                <w:rFonts w:ascii="Arial" w:cs="Arial" w:eastAsia="Arial" w:hAnsi="Arial"/>
                 <w:sz w:val="18"/>
                 <w:szCs w:val="18"/>
               </w:rPr>
@@ -10324,7 +10324,7 @@
             </w:pPr>
             <w:r>
               <w:rPr>
-                <w:rFonts w:ascii="Old Standard TT" w:cs="Old Standard TT" w:eastAsia="Old Standard TT" w:hAnsi="Old Standard TT"/>
+                <w:rFonts w:ascii="Arial" w:cs="Arial" w:eastAsia="Arial" w:hAnsi="Arial"/>
                 <w:sz w:val="18"/>
                 <w:szCs w:val="18"/>
               </w:rPr>
@@ -10342,7 +10342,7 @@
             </w:pPr>
             <w:r>
               <w:rPr>
-                <w:rFonts w:ascii="Old Standard TT" w:cs="Old Standard TT" w:eastAsia="Old Standard TT" w:hAnsi="Old Standard TT"/>
+                <w:rFonts w:ascii="Arial" w:cs="Arial" w:eastAsia="Arial" w:hAnsi="Arial"/>
                 <w:sz w:val="18"/>
                 <w:szCs w:val="18"/>
               </w:rPr>
@@ -10360,7 +10360,7 @@
             </w:pPr>
             <w:r>
               <w:rPr>
-                <w:rFonts w:ascii="Old Standard TT" w:cs="Old Standard TT" w:eastAsia="Old Standard TT" w:hAnsi="Old Standard TT"/>
+                <w:rFonts w:ascii="Arial" w:cs="Arial" w:eastAsia="Arial" w:hAnsi="Arial"/>
                 <w:sz w:val="18"/>
                 <w:szCs w:val="18"/>
               </w:rPr>
@@ -10378,7 +10378,7 @@
             </w:pPr>
             <w:r>
               <w:rPr>
-                <w:rFonts w:ascii="Old Standard TT" w:cs="Old Standard TT" w:eastAsia="Old Standard TT" w:hAnsi="Old Standard TT"/>
+                <w:rFonts w:ascii="Arial" w:cs="Arial" w:eastAsia="Arial" w:hAnsi="Arial"/>
                 <w:sz w:val="18"/>
                 <w:szCs w:val="18"/>
               </w:rPr>
@@ -10396,7 +10396,7 @@
             </w:pPr>
             <w:r>
               <w:rPr>
-                <w:rFonts w:ascii="Old Standard TT" w:cs="Old Standard TT" w:eastAsia="Old Standard TT" w:hAnsi="Old Standard TT"/>
+                <w:rFonts w:ascii="Arial" w:cs="Arial" w:eastAsia="Arial" w:hAnsi="Arial"/>
                 <w:sz w:val="18"/>
                 <w:szCs w:val="18"/>
               </w:rPr>
@@ -10413,11 +10413,11 @@
     </w:p>
     <w:p>
       <w:pPr>
-        <w:spacing w:before="0" w:after="80" w:line="240" w:lineRule="auto"/>
-      </w:pPr>
-      <w:r>
-        <w:rPr>
-          <w:rFonts w:ascii="Old Standard TT" w:cs="Old Standard TT" w:eastAsia="Old Standard TT" w:hAnsi="Old Standard TT"/>
+        <w:spacing w:before="0" w:after="80" w:line="259" w:lineRule="auto"/>
+      </w:pPr>
+      <w:r>
+        <w:rPr>
+          <w:rFonts w:ascii="Arial" w:cs="Arial" w:eastAsia="Arial" w:hAnsi="Arial"/>
         </w:rPr>
         <w:t xml:space="preserve">Cell sizes differ by model because the hubs recommend different steps. Haiku's hub, when ignored, keeps recommending large increases, while Gemini's mostly recommends holding.</w:t>
       </w:r>
@@ -10430,7 +10430,7 @@
       </w:pPr>
       <w:r>
         <w:rPr>
-          <w:rFonts w:ascii="Old Standard TT" w:cs="Old Standard TT" w:eastAsia="Old Standard TT" w:hAnsi="Old Standard TT"/>
+          <w:rFonts w:ascii="Arial" w:cs="Arial" w:eastAsia="Arial" w:hAnsi="Arial"/>
           <w:b w:val="1"/>
           <w:bCs w:val="1"/>
           <w:color w:val="000000"/>
@@ -10483,7 +10483,7 @@
             </w:pPr>
             <w:r>
               <w:rPr>
-                <w:rFonts w:ascii="Old Standard TT" w:cs="Old Standard TT" w:eastAsia="Old Standard TT" w:hAnsi="Old Standard TT"/>
+                <w:rFonts w:ascii="Arial" w:cs="Arial" w:eastAsia="Arial" w:hAnsi="Arial"/>
                 <w:b w:val="1"/>
                 <w:bCs w:val="1"/>
                 <w:sz w:val="18"/>
@@ -10504,7 +10504,7 @@
             </w:pPr>
             <w:r>
               <w:rPr>
-                <w:rFonts w:ascii="Old Standard TT" w:cs="Old Standard TT" w:eastAsia="Old Standard TT" w:hAnsi="Old Standard TT"/>
+                <w:rFonts w:ascii="Arial" w:cs="Arial" w:eastAsia="Arial" w:hAnsi="Arial"/>
                 <w:b w:val="1"/>
                 <w:bCs w:val="1"/>
                 <w:sz w:val="18"/>
@@ -10525,7 +10525,7 @@
             </w:pPr>
             <w:r>
               <w:rPr>
-                <w:rFonts w:ascii="Old Standard TT" w:cs="Old Standard TT" w:eastAsia="Old Standard TT" w:hAnsi="Old Standard TT"/>
+                <w:rFonts w:ascii="Arial" w:cs="Arial" w:eastAsia="Arial" w:hAnsi="Arial"/>
                 <w:b w:val="1"/>
                 <w:bCs w:val="1"/>
                 <w:sz w:val="18"/>
@@ -10546,7 +10546,7 @@
             </w:pPr>
             <w:r>
               <w:rPr>
-                <w:rFonts w:ascii="Old Standard TT" w:cs="Old Standard TT" w:eastAsia="Old Standard TT" w:hAnsi="Old Standard TT"/>
+                <w:rFonts w:ascii="Arial" w:cs="Arial" w:eastAsia="Arial" w:hAnsi="Arial"/>
                 <w:b w:val="1"/>
                 <w:bCs w:val="1"/>
                 <w:sz w:val="18"/>
@@ -10567,7 +10567,7 @@
             </w:pPr>
             <w:r>
               <w:rPr>
-                <w:rFonts w:ascii="Old Standard TT" w:cs="Old Standard TT" w:eastAsia="Old Standard TT" w:hAnsi="Old Standard TT"/>
+                <w:rFonts w:ascii="Arial" w:cs="Arial" w:eastAsia="Arial" w:hAnsi="Arial"/>
                 <w:b w:val="1"/>
                 <w:bCs w:val="1"/>
                 <w:sz w:val="18"/>
@@ -10592,7 +10592,7 @@
             </w:pPr>
             <w:r>
               <w:rPr>
-                <w:rFonts w:ascii="Old Standard TT" w:cs="Old Standard TT" w:eastAsia="Old Standard TT" w:hAnsi="Old Standard TT"/>
+                <w:rFonts w:ascii="Arial" w:cs="Arial" w:eastAsia="Arial" w:hAnsi="Arial"/>
                 <w:sz w:val="18"/>
                 <w:szCs w:val="18"/>
               </w:rPr>
@@ -10610,7 +10610,7 @@
             </w:pPr>
             <w:r>
               <w:rPr>
-                <w:rFonts w:ascii="Old Standard TT" w:cs="Old Standard TT" w:eastAsia="Old Standard TT" w:hAnsi="Old Standard TT"/>
+                <w:rFonts w:ascii="Arial" w:cs="Arial" w:eastAsia="Arial" w:hAnsi="Arial"/>
                 <w:sz w:val="18"/>
                 <w:szCs w:val="18"/>
               </w:rPr>
@@ -10628,7 +10628,7 @@
             </w:pPr>
             <w:r>
               <w:rPr>
-                <w:rFonts w:ascii="Old Standard TT" w:cs="Old Standard TT" w:eastAsia="Old Standard TT" w:hAnsi="Old Standard TT"/>
+                <w:rFonts w:ascii="Arial" w:cs="Arial" w:eastAsia="Arial" w:hAnsi="Arial"/>
                 <w:sz w:val="18"/>
                 <w:szCs w:val="18"/>
               </w:rPr>
@@ -10646,7 +10646,7 @@
             </w:pPr>
             <w:r>
               <w:rPr>
-                <w:rFonts w:ascii="Old Standard TT" w:cs="Old Standard TT" w:eastAsia="Old Standard TT" w:hAnsi="Old Standard TT"/>
+                <w:rFonts w:ascii="Arial" w:cs="Arial" w:eastAsia="Arial" w:hAnsi="Arial"/>
                 <w:sz w:val="18"/>
                 <w:szCs w:val="18"/>
               </w:rPr>
@@ -10664,7 +10664,7 @@
             </w:pPr>
             <w:r>
               <w:rPr>
-                <w:rFonts w:ascii="Old Standard TT" w:cs="Old Standard TT" w:eastAsia="Old Standard TT" w:hAnsi="Old Standard TT"/>
+                <w:rFonts w:ascii="Arial" w:cs="Arial" w:eastAsia="Arial" w:hAnsi="Arial"/>
                 <w:sz w:val="18"/>
                 <w:szCs w:val="18"/>
               </w:rPr>
@@ -10687,7 +10687,7 @@
             </w:pPr>
             <w:r>
               <w:rPr>
-                <w:rFonts w:ascii="Old Standard TT" w:cs="Old Standard TT" w:eastAsia="Old Standard TT" w:hAnsi="Old Standard TT"/>
+                <w:rFonts w:ascii="Arial" w:cs="Arial" w:eastAsia="Arial" w:hAnsi="Arial"/>
                 <w:sz w:val="18"/>
                 <w:szCs w:val="18"/>
               </w:rPr>
@@ -10705,7 +10705,7 @@
             </w:pPr>
             <w:r>
               <w:rPr>
-                <w:rFonts w:ascii="Old Standard TT" w:cs="Old Standard TT" w:eastAsia="Old Standard TT" w:hAnsi="Old Standard TT"/>
+                <w:rFonts w:ascii="Arial" w:cs="Arial" w:eastAsia="Arial" w:hAnsi="Arial"/>
                 <w:sz w:val="18"/>
                 <w:szCs w:val="18"/>
               </w:rPr>
@@ -10723,7 +10723,7 @@
             </w:pPr>
             <w:r>
               <w:rPr>
-                <w:rFonts w:ascii="Old Standard TT" w:cs="Old Standard TT" w:eastAsia="Old Standard TT" w:hAnsi="Old Standard TT"/>
+                <w:rFonts w:ascii="Arial" w:cs="Arial" w:eastAsia="Arial" w:hAnsi="Arial"/>
                 <w:sz w:val="18"/>
                 <w:szCs w:val="18"/>
               </w:rPr>
@@ -10741,7 +10741,7 @@
             </w:pPr>
             <w:r>
               <w:rPr>
-                <w:rFonts w:ascii="Old Standard TT" w:cs="Old Standard TT" w:eastAsia="Old Standard TT" w:hAnsi="Old Standard TT"/>
+                <w:rFonts w:ascii="Arial" w:cs="Arial" w:eastAsia="Arial" w:hAnsi="Arial"/>
                 <w:sz w:val="18"/>
                 <w:szCs w:val="18"/>
               </w:rPr>
@@ -10759,7 +10759,7 @@
             </w:pPr>
             <w:r>
               <w:rPr>
-                <w:rFonts w:ascii="Old Standard TT" w:cs="Old Standard TT" w:eastAsia="Old Standard TT" w:hAnsi="Old Standard TT"/>
+                <w:rFonts w:ascii="Arial" w:cs="Arial" w:eastAsia="Arial" w:hAnsi="Arial"/>
                 <w:sz w:val="18"/>
                 <w:szCs w:val="18"/>
               </w:rPr>
@@ -10782,7 +10782,7 @@
             </w:pPr>
             <w:r>
               <w:rPr>
-                <w:rFonts w:ascii="Old Standard TT" w:cs="Old Standard TT" w:eastAsia="Old Standard TT" w:hAnsi="Old Standard TT"/>
+                <w:rFonts w:ascii="Arial" w:cs="Arial" w:eastAsia="Arial" w:hAnsi="Arial"/>
                 <w:sz w:val="18"/>
                 <w:szCs w:val="18"/>
               </w:rPr>
@@ -10800,7 +10800,7 @@
             </w:pPr>
             <w:r>
               <w:rPr>
-                <w:rFonts w:ascii="Old Standard TT" w:cs="Old Standard TT" w:eastAsia="Old Standard TT" w:hAnsi="Old Standard TT"/>
+                <w:rFonts w:ascii="Arial" w:cs="Arial" w:eastAsia="Arial" w:hAnsi="Arial"/>
                 <w:sz w:val="18"/>
                 <w:szCs w:val="18"/>
               </w:rPr>
@@ -10818,7 +10818,7 @@
             </w:pPr>
             <w:r>
               <w:rPr>
-                <w:rFonts w:ascii="Old Standard TT" w:cs="Old Standard TT" w:eastAsia="Old Standard TT" w:hAnsi="Old Standard TT"/>
+                <w:rFonts w:ascii="Arial" w:cs="Arial" w:eastAsia="Arial" w:hAnsi="Arial"/>
                 <w:sz w:val="18"/>
                 <w:szCs w:val="18"/>
               </w:rPr>
@@ -10836,7 +10836,7 @@
             </w:pPr>
             <w:r>
               <w:rPr>
-                <w:rFonts w:ascii="Old Standard TT" w:cs="Old Standard TT" w:eastAsia="Old Standard TT" w:hAnsi="Old Standard TT"/>
+                <w:rFonts w:ascii="Arial" w:cs="Arial" w:eastAsia="Arial" w:hAnsi="Arial"/>
                 <w:sz w:val="18"/>
                 <w:szCs w:val="18"/>
               </w:rPr>
@@ -10854,7 +10854,7 @@
             </w:pPr>
             <w:r>
               <w:rPr>
-                <w:rFonts w:ascii="Old Standard TT" w:cs="Old Standard TT" w:eastAsia="Old Standard TT" w:hAnsi="Old Standard TT"/>
+                <w:rFonts w:ascii="Arial" w:cs="Arial" w:eastAsia="Arial" w:hAnsi="Arial"/>
                 <w:sz w:val="18"/>
                 <w:szCs w:val="18"/>
               </w:rPr>
@@ -10877,7 +10877,7 @@
             </w:pPr>
             <w:r>
               <w:rPr>
-                <w:rFonts w:ascii="Old Standard TT" w:cs="Old Standard TT" w:eastAsia="Old Standard TT" w:hAnsi="Old Standard TT"/>
+                <w:rFonts w:ascii="Arial" w:cs="Arial" w:eastAsia="Arial" w:hAnsi="Arial"/>
                 <w:sz w:val="18"/>
                 <w:szCs w:val="18"/>
               </w:rPr>
@@ -10895,7 +10895,7 @@
             </w:pPr>
             <w:r>
               <w:rPr>
-                <w:rFonts w:ascii="Old Standard TT" w:cs="Old Standard TT" w:eastAsia="Old Standard TT" w:hAnsi="Old Standard TT"/>
+                <w:rFonts w:ascii="Arial" w:cs="Arial" w:eastAsia="Arial" w:hAnsi="Arial"/>
                 <w:sz w:val="18"/>
                 <w:szCs w:val="18"/>
               </w:rPr>
@@ -10913,7 +10913,7 @@
             </w:pPr>
             <w:r>
               <w:rPr>
-                <w:rFonts w:ascii="Old Standard TT" w:cs="Old Standard TT" w:eastAsia="Old Standard TT" w:hAnsi="Old Standard TT"/>
+                <w:rFonts w:ascii="Arial" w:cs="Arial" w:eastAsia="Arial" w:hAnsi="Arial"/>
                 <w:sz w:val="18"/>
                 <w:szCs w:val="18"/>
               </w:rPr>
@@ -10931,7 +10931,7 @@
             </w:pPr>
             <w:r>
               <w:rPr>
-                <w:rFonts w:ascii="Old Standard TT" w:cs="Old Standard TT" w:eastAsia="Old Standard TT" w:hAnsi="Old Standard TT"/>
+                <w:rFonts w:ascii="Arial" w:cs="Arial" w:eastAsia="Arial" w:hAnsi="Arial"/>
                 <w:sz w:val="18"/>
                 <w:szCs w:val="18"/>
               </w:rPr>
@@ -10949,7 +10949,7 @@
             </w:pPr>
             <w:r>
               <w:rPr>
-                <w:rFonts w:ascii="Old Standard TT" w:cs="Old Standard TT" w:eastAsia="Old Standard TT" w:hAnsi="Old Standard TT"/>
+                <w:rFonts w:ascii="Arial" w:cs="Arial" w:eastAsia="Arial" w:hAnsi="Arial"/>
                 <w:sz w:val="18"/>
                 <w:szCs w:val="18"/>
               </w:rPr>
@@ -10972,7 +10972,7 @@
             </w:pPr>
             <w:r>
               <w:rPr>
-                <w:rFonts w:ascii="Old Standard TT" w:cs="Old Standard TT" w:eastAsia="Old Standard TT" w:hAnsi="Old Standard TT"/>
+                <w:rFonts w:ascii="Arial" w:cs="Arial" w:eastAsia="Arial" w:hAnsi="Arial"/>
                 <w:sz w:val="18"/>
                 <w:szCs w:val="18"/>
               </w:rPr>
@@ -10990,7 +10990,7 @@
             </w:pPr>
             <w:r>
               <w:rPr>
-                <w:rFonts w:ascii="Old Standard TT" w:cs="Old Standard TT" w:eastAsia="Old Standard TT" w:hAnsi="Old Standard TT"/>
+                <w:rFonts w:ascii="Arial" w:cs="Arial" w:eastAsia="Arial" w:hAnsi="Arial"/>
                 <w:sz w:val="18"/>
                 <w:szCs w:val="18"/>
               </w:rPr>
@@ -11008,7 +11008,7 @@
             </w:pPr>
             <w:r>
               <w:rPr>
-                <w:rFonts w:ascii="Old Standard TT" w:cs="Old Standard TT" w:eastAsia="Old Standard TT" w:hAnsi="Old Standard TT"/>
+                <w:rFonts w:ascii="Arial" w:cs="Arial" w:eastAsia="Arial" w:hAnsi="Arial"/>
                 <w:sz w:val="18"/>
                 <w:szCs w:val="18"/>
               </w:rPr>
@@ -11026,7 +11026,7 @@
             </w:pPr>
             <w:r>
               <w:rPr>
-                <w:rFonts w:ascii="Old Standard TT" w:cs="Old Standard TT" w:eastAsia="Old Standard TT" w:hAnsi="Old Standard TT"/>
+                <w:rFonts w:ascii="Arial" w:cs="Arial" w:eastAsia="Arial" w:hAnsi="Arial"/>
                 <w:sz w:val="18"/>
                 <w:szCs w:val="18"/>
               </w:rPr>
@@ -11044,7 +11044,7 @@
             </w:pPr>
             <w:r>
               <w:rPr>
-                <w:rFonts w:ascii="Old Standard TT" w:cs="Old Standard TT" w:eastAsia="Old Standard TT" w:hAnsi="Old Standard TT"/>
+                <w:rFonts w:ascii="Arial" w:cs="Arial" w:eastAsia="Arial" w:hAnsi="Arial"/>
                 <w:sz w:val="18"/>
                 <w:szCs w:val="18"/>
               </w:rPr>
@@ -11067,7 +11067,7 @@
             </w:pPr>
             <w:r>
               <w:rPr>
-                <w:rFonts w:ascii="Old Standard TT" w:cs="Old Standard TT" w:eastAsia="Old Standard TT" w:hAnsi="Old Standard TT"/>
+                <w:rFonts w:ascii="Arial" w:cs="Arial" w:eastAsia="Arial" w:hAnsi="Arial"/>
                 <w:sz w:val="18"/>
                 <w:szCs w:val="18"/>
               </w:rPr>
@@ -11085,7 +11085,7 @@
             </w:pPr>
             <w:r>
               <w:rPr>
-                <w:rFonts w:ascii="Old Standard TT" w:cs="Old Standard TT" w:eastAsia="Old Standard TT" w:hAnsi="Old Standard TT"/>
+                <w:rFonts w:ascii="Arial" w:cs="Arial" w:eastAsia="Arial" w:hAnsi="Arial"/>
                 <w:sz w:val="18"/>
                 <w:szCs w:val="18"/>
               </w:rPr>
@@ -11103,7 +11103,7 @@
             </w:pPr>
             <w:r>
               <w:rPr>
-                <w:rFonts w:ascii="Old Standard TT" w:cs="Old Standard TT" w:eastAsia="Old Standard TT" w:hAnsi="Old Standard TT"/>
+                <w:rFonts w:ascii="Arial" w:cs="Arial" w:eastAsia="Arial" w:hAnsi="Arial"/>
                 <w:sz w:val="18"/>
                 <w:szCs w:val="18"/>
               </w:rPr>
@@ -11121,7 +11121,7 @@
             </w:pPr>
             <w:r>
               <w:rPr>
-                <w:rFonts w:ascii="Old Standard TT" w:cs="Old Standard TT" w:eastAsia="Old Standard TT" w:hAnsi="Old Standard TT"/>
+                <w:rFonts w:ascii="Arial" w:cs="Arial" w:eastAsia="Arial" w:hAnsi="Arial"/>
                 <w:sz w:val="18"/>
                 <w:szCs w:val="18"/>
               </w:rPr>
@@ -11139,7 +11139,7 @@
             </w:pPr>
             <w:r>
               <w:rPr>
-                <w:rFonts w:ascii="Old Standard TT" w:cs="Old Standard TT" w:eastAsia="Old Standard TT" w:hAnsi="Old Standard TT"/>
+                <w:rFonts w:ascii="Arial" w:cs="Arial" w:eastAsia="Arial" w:hAnsi="Arial"/>
                 <w:sz w:val="18"/>
                 <w:szCs w:val="18"/>
               </w:rPr>
@@ -11162,7 +11162,7 @@
             </w:pPr>
             <w:r>
               <w:rPr>
-                <w:rFonts w:ascii="Old Standard TT" w:cs="Old Standard TT" w:eastAsia="Old Standard TT" w:hAnsi="Old Standard TT"/>
+                <w:rFonts w:ascii="Arial" w:cs="Arial" w:eastAsia="Arial" w:hAnsi="Arial"/>
                 <w:sz w:val="18"/>
                 <w:szCs w:val="18"/>
               </w:rPr>
@@ -11180,7 +11180,7 @@
             </w:pPr>
             <w:r>
               <w:rPr>
-                <w:rFonts w:ascii="Old Standard TT" w:cs="Old Standard TT" w:eastAsia="Old Standard TT" w:hAnsi="Old Standard TT"/>
+                <w:rFonts w:ascii="Arial" w:cs="Arial" w:eastAsia="Arial" w:hAnsi="Arial"/>
                 <w:sz w:val="18"/>
                 <w:szCs w:val="18"/>
               </w:rPr>
@@ -11198,7 +11198,7 @@
             </w:pPr>
             <w:r>
               <w:rPr>
-                <w:rFonts w:ascii="Old Standard TT" w:cs="Old Standard TT" w:eastAsia="Old Standard TT" w:hAnsi="Old Standard TT"/>
+                <w:rFonts w:ascii="Arial" w:cs="Arial" w:eastAsia="Arial" w:hAnsi="Arial"/>
                 <w:sz w:val="18"/>
                 <w:szCs w:val="18"/>
               </w:rPr>
@@ -11216,7 +11216,7 @@
             </w:pPr>
             <w:r>
               <w:rPr>
-                <w:rFonts w:ascii="Old Standard TT" w:cs="Old Standard TT" w:eastAsia="Old Standard TT" w:hAnsi="Old Standard TT"/>
+                <w:rFonts w:ascii="Arial" w:cs="Arial" w:eastAsia="Arial" w:hAnsi="Arial"/>
                 <w:sz w:val="18"/>
                 <w:szCs w:val="18"/>
               </w:rPr>
@@ -11234,7 +11234,7 @@
             </w:pPr>
             <w:r>
               <w:rPr>
-                <w:rFonts w:ascii="Old Standard TT" w:cs="Old Standard TT" w:eastAsia="Old Standard TT" w:hAnsi="Old Standard TT"/>
+                <w:rFonts w:ascii="Arial" w:cs="Arial" w:eastAsia="Arial" w:hAnsi="Arial"/>
                 <w:sz w:val="18"/>
                 <w:szCs w:val="18"/>
               </w:rPr>
@@ -11257,7 +11257,7 @@
       </w:pPr>
       <w:r>
         <w:rPr>
-          <w:rFonts w:ascii="Old Standard TT" w:cs="Old Standard TT" w:eastAsia="Old Standard TT" w:hAnsi="Old Standard TT"/>
+          <w:rFonts w:ascii="Arial" w:cs="Arial" w:eastAsia="Arial" w:hAnsi="Arial"/>
           <w:b w:val="1"/>
           <w:bCs w:val="1"/>
           <w:color w:val="000000"/>
@@ -11308,7 +11308,7 @@
             </w:pPr>
             <w:r>
               <w:rPr>
-                <w:rFonts w:ascii="Old Standard TT" w:cs="Old Standard TT" w:eastAsia="Old Standard TT" w:hAnsi="Old Standard TT"/>
+                <w:rFonts w:ascii="Arial" w:cs="Arial" w:eastAsia="Arial" w:hAnsi="Arial"/>
                 <w:b w:val="1"/>
                 <w:bCs w:val="1"/>
                 <w:sz w:val="18"/>
@@ -11329,7 +11329,7 @@
             </w:pPr>
             <w:r>
               <w:rPr>
-                <w:rFonts w:ascii="Old Standard TT" w:cs="Old Standard TT" w:eastAsia="Old Standard TT" w:hAnsi="Old Standard TT"/>
+                <w:rFonts w:ascii="Arial" w:cs="Arial" w:eastAsia="Arial" w:hAnsi="Arial"/>
                 <w:b w:val="1"/>
                 <w:bCs w:val="1"/>
                 <w:sz w:val="18"/>
@@ -11350,7 +11350,7 @@
             </w:pPr>
             <w:r>
               <w:rPr>
-                <w:rFonts w:ascii="Old Standard TT" w:cs="Old Standard TT" w:eastAsia="Old Standard TT" w:hAnsi="Old Standard TT"/>
+                <w:rFonts w:ascii="Arial" w:cs="Arial" w:eastAsia="Arial" w:hAnsi="Arial"/>
                 <w:b w:val="1"/>
                 <w:bCs w:val="1"/>
                 <w:sz w:val="18"/>
@@ -11375,7 +11375,7 @@
             </w:pPr>
             <w:r>
               <w:rPr>
-                <w:rFonts w:ascii="Old Standard TT" w:cs="Old Standard TT" w:eastAsia="Old Standard TT" w:hAnsi="Old Standard TT"/>
+                <w:rFonts w:ascii="Arial" w:cs="Arial" w:eastAsia="Arial" w:hAnsi="Arial"/>
                 <w:sz w:val="18"/>
                 <w:szCs w:val="18"/>
               </w:rPr>
@@ -11393,7 +11393,7 @@
             </w:pPr>
             <w:r>
               <w:rPr>
-                <w:rFonts w:ascii="Old Standard TT" w:cs="Old Standard TT" w:eastAsia="Old Standard TT" w:hAnsi="Old Standard TT"/>
+                <w:rFonts w:ascii="Arial" w:cs="Arial" w:eastAsia="Arial" w:hAnsi="Arial"/>
                 <w:sz w:val="18"/>
                 <w:szCs w:val="18"/>
               </w:rPr>
@@ -11411,7 +11411,7 @@
             </w:pPr>
             <w:r>
               <w:rPr>
-                <w:rFonts w:ascii="Old Standard TT" w:cs="Old Standard TT" w:eastAsia="Old Standard TT" w:hAnsi="Old Standard TT"/>
+                <w:rFonts w:ascii="Arial" w:cs="Arial" w:eastAsia="Arial" w:hAnsi="Arial"/>
                 <w:sz w:val="18"/>
                 <w:szCs w:val="18"/>
               </w:rPr>
@@ -11434,7 +11434,7 @@
             </w:pPr>
             <w:r>
               <w:rPr>
-                <w:rFonts w:ascii="Old Standard TT" w:cs="Old Standard TT" w:eastAsia="Old Standard TT" w:hAnsi="Old Standard TT"/>
+                <w:rFonts w:ascii="Arial" w:cs="Arial" w:eastAsia="Arial" w:hAnsi="Arial"/>
                 <w:sz w:val="18"/>
                 <w:szCs w:val="18"/>
               </w:rPr>
@@ -11452,7 +11452,7 @@
             </w:pPr>
             <w:r>
               <w:rPr>
-                <w:rFonts w:ascii="Old Standard TT" w:cs="Old Standard TT" w:eastAsia="Old Standard TT" w:hAnsi="Old Standard TT"/>
+                <w:rFonts w:ascii="Arial" w:cs="Arial" w:eastAsia="Arial" w:hAnsi="Arial"/>
                 <w:b w:val="1"/>
                 <w:bCs w:val="1"/>
                 <w:sz w:val="18"/>
@@ -11472,7 +11472,7 @@
             </w:pPr>
             <w:r>
               <w:rPr>
-                <w:rFonts w:ascii="Old Standard TT" w:cs="Old Standard TT" w:eastAsia="Old Standard TT" w:hAnsi="Old Standard TT"/>
+                <w:rFonts w:ascii="Arial" w:cs="Arial" w:eastAsia="Arial" w:hAnsi="Arial"/>
                 <w:sz w:val="18"/>
                 <w:szCs w:val="18"/>
               </w:rPr>
@@ -11495,7 +11495,7 @@
             </w:pPr>
             <w:r>
               <w:rPr>
-                <w:rFonts w:ascii="Old Standard TT" w:cs="Old Standard TT" w:eastAsia="Old Standard TT" w:hAnsi="Old Standard TT"/>
+                <w:rFonts w:ascii="Arial" w:cs="Arial" w:eastAsia="Arial" w:hAnsi="Arial"/>
                 <w:sz w:val="18"/>
                 <w:szCs w:val="18"/>
               </w:rPr>
@@ -11513,7 +11513,7 @@
             </w:pPr>
             <w:r>
               <w:rPr>
-                <w:rFonts w:ascii="Old Standard TT" w:cs="Old Standard TT" w:eastAsia="Old Standard TT" w:hAnsi="Old Standard TT"/>
+                <w:rFonts w:ascii="Arial" w:cs="Arial" w:eastAsia="Arial" w:hAnsi="Arial"/>
                 <w:sz w:val="18"/>
                 <w:szCs w:val="18"/>
               </w:rPr>
@@ -11531,7 +11531,7 @@
             </w:pPr>
             <w:r>
               <w:rPr>
-                <w:rFonts w:ascii="Old Standard TT" w:cs="Old Standard TT" w:eastAsia="Old Standard TT" w:hAnsi="Old Standard TT"/>
+                <w:rFonts w:ascii="Arial" w:cs="Arial" w:eastAsia="Arial" w:hAnsi="Arial"/>
                 <w:sz w:val="18"/>
                 <w:szCs w:val="18"/>
               </w:rPr>
@@ -11548,11 +11548,11 @@
     </w:p>
     <w:p>
       <w:pPr>
-        <w:spacing w:before="0" w:after="80" w:line="240" w:lineRule="auto"/>
-      </w:pPr>
-      <w:r>
-        <w:rPr>
-          <w:rFonts w:ascii="Old Standard TT" w:cs="Old Standard TT" w:eastAsia="Old Standard TT" w:hAnsi="Old Standard TT"/>
+        <w:spacing w:before="0" w:after="80" w:line="259" w:lineRule="auto"/>
+      </w:pPr>
+      <w:r>
+        <w:rPr>
+          <w:rFonts w:ascii="Arial" w:cs="Arial" w:eastAsia="Arial" w:hAnsi="Arial"/>
           <w:b w:val="1"/>
           <w:bCs w:val="1"/>
         </w:rPr>
@@ -11560,7 +11560,7 @@
       </w:r>
       <w:r>
         <w:rPr>
-          <w:rFonts w:ascii="Old Standard TT" w:cs="Old Standard TT" w:eastAsia="Old Standard TT" w:hAnsi="Old Standard TT"/>
+          <w:rFonts w:ascii="Arial" w:cs="Arial" w:eastAsia="Arial" w:hAnsi="Arial"/>
         </w:rPr>
         <w:t xml:space="preserve"> The hub states its objective in its notes, and chain-of-thought faithfulness need not track collusion (Lee &amp; Park, 2026). The monitor also flags honest advisors that watch rivals (scores 55–66, against 10–18 for baselines).</w:t>
       </w:r>
@@ -11573,7 +11573,7 @@
       </w:pPr>
       <w:r>
         <w:rPr>
-          <w:rFonts w:ascii="Old Standard TT" w:cs="Old Standard TT" w:eastAsia="Old Standard TT" w:hAnsi="Old Standard TT"/>
+          <w:rFonts w:ascii="Arial" w:cs="Arial" w:eastAsia="Arial" w:hAnsi="Arial"/>
           <w:b w:val="1"/>
           <w:bCs w:val="1"/>
           <w:color w:val="000000"/>
@@ -11625,7 +11625,7 @@
             </w:pPr>
             <w:r>
               <w:rPr>
-                <w:rFonts w:ascii="Old Standard TT" w:cs="Old Standard TT" w:eastAsia="Old Standard TT" w:hAnsi="Old Standard TT"/>
+                <w:rFonts w:ascii="Arial" w:cs="Arial" w:eastAsia="Arial" w:hAnsi="Arial"/>
                 <w:b w:val="1"/>
                 <w:bCs w:val="1"/>
                 <w:sz w:val="18"/>
@@ -11646,7 +11646,7 @@
             </w:pPr>
             <w:r>
               <w:rPr>
-                <w:rFonts w:ascii="Old Standard TT" w:cs="Old Standard TT" w:eastAsia="Old Standard TT" w:hAnsi="Old Standard TT"/>
+                <w:rFonts w:ascii="Arial" w:cs="Arial" w:eastAsia="Arial" w:hAnsi="Arial"/>
                 <w:b w:val="1"/>
                 <w:bCs w:val="1"/>
                 <w:sz w:val="18"/>
@@ -11667,7 +11667,7 @@
             </w:pPr>
             <w:r>
               <w:rPr>
-                <w:rFonts w:ascii="Old Standard TT" w:cs="Old Standard TT" w:eastAsia="Old Standard TT" w:hAnsi="Old Standard TT"/>
+                <w:rFonts w:ascii="Arial" w:cs="Arial" w:eastAsia="Arial" w:hAnsi="Arial"/>
                 <w:b w:val="1"/>
                 <w:bCs w:val="1"/>
                 <w:sz w:val="18"/>
@@ -11688,7 +11688,7 @@
             </w:pPr>
             <w:r>
               <w:rPr>
-                <w:rFonts w:ascii="Old Standard TT" w:cs="Old Standard TT" w:eastAsia="Old Standard TT" w:hAnsi="Old Standard TT"/>
+                <w:rFonts w:ascii="Arial" w:cs="Arial" w:eastAsia="Arial" w:hAnsi="Arial"/>
                 <w:b w:val="1"/>
                 <w:bCs w:val="1"/>
                 <w:sz w:val="18"/>
@@ -11713,7 +11713,7 @@
             </w:pPr>
             <w:r>
               <w:rPr>
-                <w:rFonts w:ascii="Old Standard TT" w:cs="Old Standard TT" w:eastAsia="Old Standard TT" w:hAnsi="Old Standard TT"/>
+                <w:rFonts w:ascii="Arial" w:cs="Arial" w:eastAsia="Arial" w:hAnsi="Arial"/>
                 <w:sz w:val="18"/>
                 <w:szCs w:val="18"/>
               </w:rPr>
@@ -11731,7 +11731,7 @@
             </w:pPr>
             <w:r>
               <w:rPr>
-                <w:rFonts w:ascii="Old Standard TT" w:cs="Old Standard TT" w:eastAsia="Old Standard TT" w:hAnsi="Old Standard TT"/>
+                <w:rFonts w:ascii="Arial" w:cs="Arial" w:eastAsia="Arial" w:hAnsi="Arial"/>
                 <w:sz w:val="18"/>
                 <w:szCs w:val="18"/>
               </w:rPr>
@@ -11749,7 +11749,7 @@
             </w:pPr>
             <w:r>
               <w:rPr>
-                <w:rFonts w:ascii="Old Standard TT" w:cs="Old Standard TT" w:eastAsia="Old Standard TT" w:hAnsi="Old Standard TT"/>
+                <w:rFonts w:ascii="Arial" w:cs="Arial" w:eastAsia="Arial" w:hAnsi="Arial"/>
                 <w:sz w:val="18"/>
                 <w:szCs w:val="18"/>
               </w:rPr>
@@ -11767,7 +11767,7 @@
             </w:pPr>
             <w:r>
               <w:rPr>
-                <w:rFonts w:ascii="Old Standard TT" w:cs="Old Standard TT" w:eastAsia="Old Standard TT" w:hAnsi="Old Standard TT"/>
+                <w:rFonts w:ascii="Arial" w:cs="Arial" w:eastAsia="Arial" w:hAnsi="Arial"/>
                 <w:sz w:val="18"/>
                 <w:szCs w:val="18"/>
               </w:rPr>
@@ -11790,7 +11790,7 @@
             </w:pPr>
             <w:r>
               <w:rPr>
-                <w:rFonts w:ascii="Old Standard TT" w:cs="Old Standard TT" w:eastAsia="Old Standard TT" w:hAnsi="Old Standard TT"/>
+                <w:rFonts w:ascii="Arial" w:cs="Arial" w:eastAsia="Arial" w:hAnsi="Arial"/>
                 <w:sz w:val="18"/>
                 <w:szCs w:val="18"/>
               </w:rPr>
@@ -11808,7 +11808,7 @@
             </w:pPr>
             <w:r>
               <w:rPr>
-                <w:rFonts w:ascii="Old Standard TT" w:cs="Old Standard TT" w:eastAsia="Old Standard TT" w:hAnsi="Old Standard TT"/>
+                <w:rFonts w:ascii="Arial" w:cs="Arial" w:eastAsia="Arial" w:hAnsi="Arial"/>
                 <w:sz w:val="18"/>
                 <w:szCs w:val="18"/>
               </w:rPr>
@@ -11826,7 +11826,7 @@
             </w:pPr>
             <w:r>
               <w:rPr>
-                <w:rFonts w:ascii="Old Standard TT" w:cs="Old Standard TT" w:eastAsia="Old Standard TT" w:hAnsi="Old Standard TT"/>
+                <w:rFonts w:ascii="Arial" w:cs="Arial" w:eastAsia="Arial" w:hAnsi="Arial"/>
                 <w:sz w:val="18"/>
                 <w:szCs w:val="18"/>
               </w:rPr>
@@ -11844,7 +11844,7 @@
             </w:pPr>
             <w:r>
               <w:rPr>
-                <w:rFonts w:ascii="Old Standard TT" w:cs="Old Standard TT" w:eastAsia="Old Standard TT" w:hAnsi="Old Standard TT"/>
+                <w:rFonts w:ascii="Arial" w:cs="Arial" w:eastAsia="Arial" w:hAnsi="Arial"/>
                 <w:sz w:val="18"/>
                 <w:szCs w:val="18"/>
               </w:rPr>
@@ -11867,7 +11867,7 @@
             </w:pPr>
             <w:r>
               <w:rPr>
-                <w:rFonts w:ascii="Old Standard TT" w:cs="Old Standard TT" w:eastAsia="Old Standard TT" w:hAnsi="Old Standard TT"/>
+                <w:rFonts w:ascii="Arial" w:cs="Arial" w:eastAsia="Arial" w:hAnsi="Arial"/>
                 <w:sz w:val="18"/>
                 <w:szCs w:val="18"/>
               </w:rPr>
@@ -11885,7 +11885,7 @@
             </w:pPr>
             <w:r>
               <w:rPr>
-                <w:rFonts w:ascii="Old Standard TT" w:cs="Old Standard TT" w:eastAsia="Old Standard TT" w:hAnsi="Old Standard TT"/>
+                <w:rFonts w:ascii="Arial" w:cs="Arial" w:eastAsia="Arial" w:hAnsi="Arial"/>
                 <w:sz w:val="18"/>
                 <w:szCs w:val="18"/>
               </w:rPr>
@@ -11903,7 +11903,7 @@
             </w:pPr>
             <w:r>
               <w:rPr>
-                <w:rFonts w:ascii="Old Standard TT" w:cs="Old Standard TT" w:eastAsia="Old Standard TT" w:hAnsi="Old Standard TT"/>
+                <w:rFonts w:ascii="Arial" w:cs="Arial" w:eastAsia="Arial" w:hAnsi="Arial"/>
                 <w:sz w:val="18"/>
                 <w:szCs w:val="18"/>
               </w:rPr>
@@ -11921,7 +11921,7 @@
             </w:pPr>
             <w:r>
               <w:rPr>
-                <w:rFonts w:ascii="Old Standard TT" w:cs="Old Standard TT" w:eastAsia="Old Standard TT" w:hAnsi="Old Standard TT"/>
+                <w:rFonts w:ascii="Arial" w:cs="Arial" w:eastAsia="Arial" w:hAnsi="Arial"/>
                 <w:sz w:val="18"/>
                 <w:szCs w:val="18"/>
               </w:rPr>
@@ -11938,11 +11938,11 @@
     </w:p>
     <w:p>
       <w:pPr>
-        <w:spacing w:before="0" w:after="80" w:line="240" w:lineRule="auto"/>
-      </w:pPr>
-      <w:r>
-        <w:rPr>
-          <w:rFonts w:ascii="Old Standard TT" w:cs="Old Standard TT" w:eastAsia="Old Standard TT" w:hAnsi="Old Standard TT"/>
+        <w:spacing w:before="0" w:after="80" w:line="259" w:lineRule="auto"/>
+      </w:pPr>
+      <w:r>
+        <w:rPr>
+          <w:rFonts w:ascii="Arial" w:cs="Arial" w:eastAsia="Arial" w:hAnsi="Arial"/>
         </w:rPr>
         <w:t xml:space="preserve">Neither fix helps. The drift sentence (Appendix A) did not make Gemini firms refuse nudges.</w:t>
       </w:r>
@@ -11955,7 +11955,7 @@
       </w:pPr>
       <w:r>
         <w:rPr>
-          <w:rFonts w:ascii="Old Standard TT" w:cs="Old Standard TT" w:eastAsia="Old Standard TT" w:hAnsi="Old Standard TT"/>
+          <w:rFonts w:ascii="Arial" w:cs="Arial" w:eastAsia="Arial" w:hAnsi="Arial"/>
           <w:b w:val="1"/>
           <w:bCs w:val="1"/>
           <w:color w:val="000000"/>
@@ -11976,7 +11976,7 @@
       </w:r>
       <w:r>
         <w:rPr>
-          <w:rFonts w:ascii="Old Standard TT" w:cs="Old Standard TT" w:eastAsia="Old Standard TT" w:hAnsi="Old Standard TT"/>
+          <w:rFonts w:ascii="Arial" w:cs="Arial" w:eastAsia="Arial" w:hAnsi="Arial"/>
           <w:b w:val="1"/>
           <w:bCs w:val="1"/>
           <w:color w:val="000000"/>
@@ -11988,11 +11988,11 @@
     </w:p>
     <w:p>
       <w:pPr>
-        <w:spacing w:before="0" w:after="80" w:line="240" w:lineRule="auto"/>
-      </w:pPr>
-      <w:r>
-        <w:rPr>
-          <w:rFonts w:ascii="Old Standard TT" w:cs="Old Standard TT" w:eastAsia="Old Standard TT" w:hAnsi="Old Standard TT"/>
+        <w:spacing w:before="0" w:after="80" w:line="259" w:lineRule="auto"/>
+      </w:pPr>
+      <w:r>
+        <w:rPr>
+          <w:rFonts w:ascii="Arial" w:cs="Arial" w:eastAsia="Arial" w:hAnsi="Arial"/>
           <w:b w:val="1"/>
           <w:bCs w:val="1"/>
         </w:rPr>
@@ -12000,7 +12000,7 @@
       </w:r>
       <w:r>
         <w:rPr>
-          <w:rFonts w:ascii="Old Standard TT" w:cs="Old Standard TT" w:eastAsia="Old Standard TT" w:hAnsi="Old Standard TT"/>
+          <w:rFonts w:ascii="Arial" w:cs="Arial" w:eastAsia="Arial" w:hAnsi="Arial"/>
         </w:rPr>
         <w:t xml:space="preserve"> 134 runs without a market-wide hub (negatives) and 340 harmful runs (a joint-objective hub or recommender, Δ ≥ 0.5). Each monitor sees only realised prices.</w:t>
       </w:r>
@@ -12011,12 +12011,12 @@
           <w:ilvl w:val="0"/>
           <w:numId w:val="3"/>
         </w:numPr>
-        <w:spacing w:before="0" w:after="40" w:line="240" w:lineRule="auto"/>
+        <w:spacing w:before="0" w:after="40" w:line="259" w:lineRule="auto"/>
         <w:ind w:left="720" w:hanging="360"/>
       </w:pPr>
       <w:r>
         <w:rPr>
-          <w:rFonts w:ascii="Old Standard TT" w:cs="Old Standard TT" w:eastAsia="Old Standard TT" w:hAnsi="Old Standard TT"/>
+          <w:rFonts w:ascii="Arial" w:cs="Arial" w:eastAsia="Arial" w:hAnsi="Arial"/>
           <w:b w:val="1"/>
           <w:bCs w:val="1"/>
         </w:rPr>
@@ -12024,7 +12024,7 @@
       </w:r>
       <w:r>
         <w:rPr>
-          <w:rFonts w:ascii="Old Standard TT" w:cs="Old Standard TT" w:eastAsia="Old Standard TT" w:hAnsi="Old Standard TT"/>
+          <w:rFonts w:ascii="Arial" w:cs="Arial" w:eastAsia="Arial" w:hAnsi="Arial"/>
         </w:rPr>
         <w:t xml:space="preserve"> the largest single-round relative price move, which is what a per-period band or step-by-step approval inspects.</w:t>
       </w:r>
@@ -12035,12 +12035,12 @@
           <w:ilvl w:val="0"/>
           <w:numId w:val="3"/>
         </w:numPr>
-        <w:spacing w:before="0" w:after="40" w:line="240" w:lineRule="auto"/>
+        <w:spacing w:before="0" w:after="40" w:line="259" w:lineRule="auto"/>
         <w:ind w:left="720" w:hanging="360"/>
       </w:pPr>
       <w:r>
         <w:rPr>
-          <w:rFonts w:ascii="Old Standard TT" w:cs="Old Standard TT" w:eastAsia="Old Standard TT" w:hAnsi="Old Standard TT"/>
+          <w:rFonts w:ascii="Arial" w:cs="Arial" w:eastAsia="Arial" w:hAnsi="Arial"/>
           <w:b w:val="1"/>
           <w:bCs w:val="1"/>
         </w:rPr>
@@ -12048,7 +12048,7 @@
       </w:r>
       <w:r>
         <w:rPr>
-          <w:rFonts w:ascii="Old Standard TT" w:cs="Old Standard TT" w:eastAsia="Old Standard TT" w:hAnsi="Old Standard TT"/>
+          <w:rFonts w:ascii="Arial" w:cs="Arial" w:eastAsia="Arial" w:hAnsi="Arial"/>
         </w:rPr>
         <w:t xml:space="preserve"> the peak 10-round rolling mean against the warm-up price. This is the pre-registered episode statistic.</w:t>
       </w:r>
@@ -12059,12 +12059,12 @@
           <w:ilvl w:val="0"/>
           <w:numId w:val="3"/>
         </w:numPr>
-        <w:spacing w:before="0" w:after="40" w:line="240" w:lineRule="auto"/>
+        <w:spacing w:before="0" w:after="40" w:line="259" w:lineRule="auto"/>
         <w:ind w:left="720" w:hanging="360"/>
       </w:pPr>
       <w:r>
         <w:rPr>
-          <w:rFonts w:ascii="Old Standard TT" w:cs="Old Standard TT" w:eastAsia="Old Standard TT" w:hAnsi="Old Standard TT"/>
+          <w:rFonts w:ascii="Arial" w:cs="Arial" w:eastAsia="Arial" w:hAnsi="Arial"/>
           <w:b w:val="1"/>
           <w:bCs w:val="1"/>
         </w:rPr>
@@ -12072,18 +12072,18 @@
       </w:r>
       <w:r>
         <w:rPr>
-          <w:rFonts w:ascii="Old Standard TT" w:cs="Old Standard TT" w:eastAsia="Old Standard TT" w:hAnsi="Old Standard TT"/>
+          <w:rFonts w:ascii="Arial" w:cs="Arial" w:eastAsia="Arial" w:hAnsi="Arial"/>
         </w:rPr>
         <w:t xml:space="preserve"> the last-20-round mean against the warm-up price. Post hoc, and close to the harm definition by construction.</w:t>
       </w:r>
     </w:p>
     <w:p>
       <w:pPr>
-        <w:spacing w:before="0" w:after="80" w:line="240" w:lineRule="auto"/>
-      </w:pPr>
-      <w:r>
-        <w:rPr>
-          <w:rFonts w:ascii="Old Standard TT" w:cs="Old Standard TT" w:eastAsia="Old Standard TT" w:hAnsi="Old Standard TT"/>
+        <w:spacing w:before="0" w:after="80" w:line="259" w:lineRule="auto"/>
+      </w:pPr>
+      <w:r>
+        <w:rPr>
+          <w:rFonts w:ascii="Arial" w:cs="Arial" w:eastAsia="Arial" w:hAnsi="Arial"/>
         </w:rPr>
         <w:t xml:space="preserve">AUROC by monitor:</w:t>
       </w:r>
@@ -12130,7 +12130,7 @@
             </w:pPr>
             <w:r>
               <w:rPr>
-                <w:rFonts w:ascii="Old Standard TT" w:cs="Old Standard TT" w:eastAsia="Old Standard TT" w:hAnsi="Old Standard TT"/>
+                <w:rFonts w:ascii="Arial" w:cs="Arial" w:eastAsia="Arial" w:hAnsi="Arial"/>
                 <w:b w:val="1"/>
                 <w:bCs w:val="1"/>
                 <w:sz w:val="18"/>
@@ -12151,7 +12151,7 @@
             </w:pPr>
             <w:r>
               <w:rPr>
-                <w:rFonts w:ascii="Old Standard TT" w:cs="Old Standard TT" w:eastAsia="Old Standard TT" w:hAnsi="Old Standard TT"/>
+                <w:rFonts w:ascii="Arial" w:cs="Arial" w:eastAsia="Arial" w:hAnsi="Arial"/>
                 <w:b w:val="1"/>
                 <w:bCs w:val="1"/>
                 <w:sz w:val="18"/>
@@ -12172,7 +12172,7 @@
             </w:pPr>
             <w:r>
               <w:rPr>
-                <w:rFonts w:ascii="Old Standard TT" w:cs="Old Standard TT" w:eastAsia="Old Standard TT" w:hAnsi="Old Standard TT"/>
+                <w:rFonts w:ascii="Arial" w:cs="Arial" w:eastAsia="Arial" w:hAnsi="Arial"/>
                 <w:b w:val="1"/>
                 <w:bCs w:val="1"/>
                 <w:sz w:val="18"/>
@@ -12193,7 +12193,7 @@
             </w:pPr>
             <w:r>
               <w:rPr>
-                <w:rFonts w:ascii="Old Standard TT" w:cs="Old Standard TT" w:eastAsia="Old Standard TT" w:hAnsi="Old Standard TT"/>
+                <w:rFonts w:ascii="Arial" w:cs="Arial" w:eastAsia="Arial" w:hAnsi="Arial"/>
                 <w:b w:val="1"/>
                 <w:bCs w:val="1"/>
                 <w:sz w:val="18"/>
@@ -12218,7 +12218,7 @@
             </w:pPr>
             <w:r>
               <w:rPr>
-                <w:rFonts w:ascii="Old Standard TT" w:cs="Old Standard TT" w:eastAsia="Old Standard TT" w:hAnsi="Old Standard TT"/>
+                <w:rFonts w:ascii="Arial" w:cs="Arial" w:eastAsia="Arial" w:hAnsi="Arial"/>
                 <w:sz w:val="18"/>
                 <w:szCs w:val="18"/>
               </w:rPr>
@@ -12236,7 +12236,7 @@
             </w:pPr>
             <w:r>
               <w:rPr>
-                <w:rFonts w:ascii="Old Standard TT" w:cs="Old Standard TT" w:eastAsia="Old Standard TT" w:hAnsi="Old Standard TT"/>
+                <w:rFonts w:ascii="Arial" w:cs="Arial" w:eastAsia="Arial" w:hAnsi="Arial"/>
                 <w:sz w:val="18"/>
                 <w:szCs w:val="18"/>
               </w:rPr>
@@ -12254,7 +12254,7 @@
             </w:pPr>
             <w:r>
               <w:rPr>
-                <w:rFonts w:ascii="Old Standard TT" w:cs="Old Standard TT" w:eastAsia="Old Standard TT" w:hAnsi="Old Standard TT"/>
+                <w:rFonts w:ascii="Arial" w:cs="Arial" w:eastAsia="Arial" w:hAnsi="Arial"/>
                 <w:sz w:val="18"/>
                 <w:szCs w:val="18"/>
               </w:rPr>
@@ -12272,7 +12272,7 @@
             </w:pPr>
             <w:r>
               <w:rPr>
-                <w:rFonts w:ascii="Old Standard TT" w:cs="Old Standard TT" w:eastAsia="Old Standard TT" w:hAnsi="Old Standard TT"/>
+                <w:rFonts w:ascii="Arial" w:cs="Arial" w:eastAsia="Arial" w:hAnsi="Arial"/>
                 <w:sz w:val="18"/>
                 <w:szCs w:val="18"/>
               </w:rPr>
@@ -12295,7 +12295,7 @@
             </w:pPr>
             <w:r>
               <w:rPr>
-                <w:rFonts w:ascii="Old Standard TT" w:cs="Old Standard TT" w:eastAsia="Old Standard TT" w:hAnsi="Old Standard TT"/>
+                <w:rFonts w:ascii="Arial" w:cs="Arial" w:eastAsia="Arial" w:hAnsi="Arial"/>
                 <w:sz w:val="18"/>
                 <w:szCs w:val="18"/>
               </w:rPr>
@@ -12313,7 +12313,7 @@
             </w:pPr>
             <w:r>
               <w:rPr>
-                <w:rFonts w:ascii="Old Standard TT" w:cs="Old Standard TT" w:eastAsia="Old Standard TT" w:hAnsi="Old Standard TT"/>
+                <w:rFonts w:ascii="Arial" w:cs="Arial" w:eastAsia="Arial" w:hAnsi="Arial"/>
                 <w:sz w:val="18"/>
                 <w:szCs w:val="18"/>
               </w:rPr>
@@ -12331,7 +12331,7 @@
             </w:pPr>
             <w:r>
               <w:rPr>
-                <w:rFonts w:ascii="Old Standard TT" w:cs="Old Standard TT" w:eastAsia="Old Standard TT" w:hAnsi="Old Standard TT"/>
+                <w:rFonts w:ascii="Arial" w:cs="Arial" w:eastAsia="Arial" w:hAnsi="Arial"/>
                 <w:sz w:val="18"/>
                 <w:szCs w:val="18"/>
               </w:rPr>
@@ -12349,7 +12349,7 @@
             </w:pPr>
             <w:r>
               <w:rPr>
-                <w:rFonts w:ascii="Old Standard TT" w:cs="Old Standard TT" w:eastAsia="Old Standard TT" w:hAnsi="Old Standard TT"/>
+                <w:rFonts w:ascii="Arial" w:cs="Arial" w:eastAsia="Arial" w:hAnsi="Arial"/>
                 <w:sz w:val="18"/>
                 <w:szCs w:val="18"/>
               </w:rPr>
@@ -12372,7 +12372,7 @@
             </w:pPr>
             <w:r>
               <w:rPr>
-                <w:rFonts w:ascii="Old Standard TT" w:cs="Old Standard TT" w:eastAsia="Old Standard TT" w:hAnsi="Old Standard TT"/>
+                <w:rFonts w:ascii="Arial" w:cs="Arial" w:eastAsia="Arial" w:hAnsi="Arial"/>
                 <w:sz w:val="18"/>
                 <w:szCs w:val="18"/>
               </w:rPr>
@@ -12390,7 +12390,7 @@
             </w:pPr>
             <w:r>
               <w:rPr>
-                <w:rFonts w:ascii="Old Standard TT" w:cs="Old Standard TT" w:eastAsia="Old Standard TT" w:hAnsi="Old Standard TT"/>
+                <w:rFonts w:ascii="Arial" w:cs="Arial" w:eastAsia="Arial" w:hAnsi="Arial"/>
                 <w:b w:val="1"/>
                 <w:bCs w:val="1"/>
                 <w:sz w:val="18"/>
@@ -12410,7 +12410,7 @@
             </w:pPr>
             <w:r>
               <w:rPr>
-                <w:rFonts w:ascii="Old Standard TT" w:cs="Old Standard TT" w:eastAsia="Old Standard TT" w:hAnsi="Old Standard TT"/>
+                <w:rFonts w:ascii="Arial" w:cs="Arial" w:eastAsia="Arial" w:hAnsi="Arial"/>
                 <w:sz w:val="18"/>
                 <w:szCs w:val="18"/>
               </w:rPr>
@@ -12428,7 +12428,7 @@
             </w:pPr>
             <w:r>
               <w:rPr>
-                <w:rFonts w:ascii="Old Standard TT" w:cs="Old Standard TT" w:eastAsia="Old Standard TT" w:hAnsi="Old Standard TT"/>
+                <w:rFonts w:ascii="Arial" w:cs="Arial" w:eastAsia="Arial" w:hAnsi="Arial"/>
                 <w:sz w:val="18"/>
                 <w:szCs w:val="18"/>
               </w:rPr>
@@ -12451,7 +12451,7 @@
             </w:pPr>
             <w:r>
               <w:rPr>
-                <w:rFonts w:ascii="Old Standard TT" w:cs="Old Standard TT" w:eastAsia="Old Standard TT" w:hAnsi="Old Standard TT"/>
+                <w:rFonts w:ascii="Arial" w:cs="Arial" w:eastAsia="Arial" w:hAnsi="Arial"/>
                 <w:sz w:val="18"/>
                 <w:szCs w:val="18"/>
               </w:rPr>
@@ -12469,7 +12469,7 @@
             </w:pPr>
             <w:r>
               <w:rPr>
-                <w:rFonts w:ascii="Old Standard TT" w:cs="Old Standard TT" w:eastAsia="Old Standard TT" w:hAnsi="Old Standard TT"/>
+                <w:rFonts w:ascii="Arial" w:cs="Arial" w:eastAsia="Arial" w:hAnsi="Arial"/>
                 <w:b w:val="1"/>
                 <w:bCs w:val="1"/>
                 <w:sz w:val="18"/>
@@ -12489,7 +12489,7 @@
             </w:pPr>
             <w:r>
               <w:rPr>
-                <w:rFonts w:ascii="Old Standard TT" w:cs="Old Standard TT" w:eastAsia="Old Standard TT" w:hAnsi="Old Standard TT"/>
+                <w:rFonts w:ascii="Arial" w:cs="Arial" w:eastAsia="Arial" w:hAnsi="Arial"/>
                 <w:sz w:val="18"/>
                 <w:szCs w:val="18"/>
               </w:rPr>
@@ -12507,7 +12507,7 @@
             </w:pPr>
             <w:r>
               <w:rPr>
-                <w:rFonts w:ascii="Old Standard TT" w:cs="Old Standard TT" w:eastAsia="Old Standard TT" w:hAnsi="Old Standard TT"/>
+                <w:rFonts w:ascii="Arial" w:cs="Arial" w:eastAsia="Arial" w:hAnsi="Arial"/>
                 <w:sz w:val="18"/>
                 <w:szCs w:val="18"/>
               </w:rPr>
@@ -12530,7 +12530,7 @@
             </w:pPr>
             <w:r>
               <w:rPr>
-                <w:rFonts w:ascii="Old Standard TT" w:cs="Old Standard TT" w:eastAsia="Old Standard TT" w:hAnsi="Old Standard TT"/>
+                <w:rFonts w:ascii="Arial" w:cs="Arial" w:eastAsia="Arial" w:hAnsi="Arial"/>
                 <w:sz w:val="18"/>
                 <w:szCs w:val="18"/>
               </w:rPr>
@@ -12548,7 +12548,7 @@
             </w:pPr>
             <w:r>
               <w:rPr>
-                <w:rFonts w:ascii="Old Standard TT" w:cs="Old Standard TT" w:eastAsia="Old Standard TT" w:hAnsi="Old Standard TT"/>
+                <w:rFonts w:ascii="Arial" w:cs="Arial" w:eastAsia="Arial" w:hAnsi="Arial"/>
                 <w:b w:val="1"/>
                 <w:bCs w:val="1"/>
                 <w:sz w:val="18"/>
@@ -12568,7 +12568,7 @@
             </w:pPr>
             <w:r>
               <w:rPr>
-                <w:rFonts w:ascii="Old Standard TT" w:cs="Old Standard TT" w:eastAsia="Old Standard TT" w:hAnsi="Old Standard TT"/>
+                <w:rFonts w:ascii="Arial" w:cs="Arial" w:eastAsia="Arial" w:hAnsi="Arial"/>
                 <w:sz w:val="18"/>
                 <w:szCs w:val="18"/>
               </w:rPr>
@@ -12586,7 +12586,7 @@
             </w:pPr>
             <w:r>
               <w:rPr>
-                <w:rFonts w:ascii="Old Standard TT" w:cs="Old Standard TT" w:eastAsia="Old Standard TT" w:hAnsi="Old Standard TT"/>
+                <w:rFonts w:ascii="Arial" w:cs="Arial" w:eastAsia="Arial" w:hAnsi="Arial"/>
                 <w:sz w:val="18"/>
                 <w:szCs w:val="18"/>
               </w:rPr>
@@ -12607,12 +12607,12 @@
           <w:ilvl w:val="0"/>
           <w:numId w:val="3"/>
         </w:numPr>
-        <w:spacing w:before="0" w:after="40" w:line="240" w:lineRule="auto"/>
+        <w:spacing w:before="0" w:after="40" w:line="259" w:lineRule="auto"/>
         <w:ind w:left="720" w:hanging="360"/>
       </w:pPr>
       <w:r>
         <w:rPr>
-          <w:rFonts w:ascii="Old Standard TT" w:cs="Old Standard TT" w:eastAsia="Old Standard TT" w:hAnsi="Old Standard TT"/>
+          <w:rFonts w:ascii="Arial" w:cs="Arial" w:eastAsia="Arial" w:hAnsi="Arial"/>
           <w:b w:val="1"/>
           <w:bCs w:val="1"/>
         </w:rPr>
@@ -12620,7 +12620,7 @@
       </w:r>
       <w:r>
         <w:rPr>
-          <w:rFonts w:ascii="Old Standard TT" w:cs="Old Standard TT" w:eastAsia="Old Standard TT" w:hAnsi="Old Standard TT"/>
+          <w:rFonts w:ascii="Arial" w:cs="Arial" w:eastAsia="Arial" w:hAnsi="Arial"/>
         </w:rPr>
         <w:t xml:space="preserve"> Honest firms experiment with larger single moves (median largest move 18%) than a hub climbing in ≤ 3% steps.</w:t>
       </w:r>
@@ -12631,12 +12631,12 @@
           <w:ilvl w:val="0"/>
           <w:numId w:val="3"/>
         </w:numPr>
-        <w:spacing w:before="0" w:after="40" w:line="240" w:lineRule="auto"/>
+        <w:spacing w:before="0" w:after="40" w:line="259" w:lineRule="auto"/>
         <w:ind w:left="720" w:hanging="360"/>
       </w:pPr>
       <w:r>
         <w:rPr>
-          <w:rFonts w:ascii="Old Standard TT" w:cs="Old Standard TT" w:eastAsia="Old Standard TT" w:hAnsi="Old Standard TT"/>
+          <w:rFonts w:ascii="Arial" w:cs="Arial" w:eastAsia="Arial" w:hAnsi="Arial"/>
           <w:b w:val="1"/>
           <w:bCs w:val="1"/>
         </w:rPr>
@@ -12644,7 +12644,7 @@
       </w:r>
       <w:r>
         <w:rPr>
-          <w:rFonts w:ascii="Old Standard TT" w:cs="Old Standard TT" w:eastAsia="Old Standard TT" w:hAnsi="Old Standard TT"/>
+          <w:rFonts w:ascii="Arial" w:cs="Arial" w:eastAsia="Arial" w:hAnsi="Arial"/>
         </w:rPr>
         <w:t xml:space="preserve"> (recall 0–6%; pre-registered prediction P16 failed). Honest firms' early price experiments set its threshold above the monopoly price.</w:t>
       </w:r>
@@ -12655,12 +12655,12 @@
           <w:ilvl w:val="0"/>
           <w:numId w:val="3"/>
         </w:numPr>
-        <w:spacing w:before="0" w:after="40" w:line="240" w:lineRule="auto"/>
+        <w:spacing w:before="0" w:after="40" w:line="259" w:lineRule="auto"/>
         <w:ind w:left="720" w:hanging="360"/>
       </w:pPr>
       <w:r>
         <w:rPr>
-          <w:rFonts w:ascii="Old Standard TT" w:cs="Old Standard TT" w:eastAsia="Old Standard TT" w:hAnsi="Old Standard TT"/>
+          <w:rFonts w:ascii="Arial" w:cs="Arial" w:eastAsia="Arial" w:hAnsi="Arial"/>
           <w:b w:val="1"/>
           <w:bCs w:val="1"/>
         </w:rPr>
@@ -12668,7 +12668,7 @@
       </w:r>
       <w:r>
         <w:rPr>
-          <w:rFonts w:ascii="Old Standard TT" w:cs="Old Standard TT" w:eastAsia="Old Standard TT" w:hAnsi="Old Standard TT"/>
+          <w:rFonts w:ascii="Arial" w:cs="Arial" w:eastAsia="Arial" w:hAnsi="Arial"/>
         </w:rPr>
         <w:t xml:space="preserve"> (recall 98–100% at 1% FPR).</w:t>
       </w:r>
@@ -12681,7 +12681,7 @@
       </w:pPr>
       <w:r>
         <w:rPr>
-          <w:rFonts w:ascii="Old Standard TT" w:cs="Old Standard TT" w:eastAsia="Old Standard TT" w:hAnsi="Old Standard TT"/>
+          <w:rFonts w:ascii="Arial" w:cs="Arial" w:eastAsia="Arial" w:hAnsi="Arial"/>
           <w:b w:val="1"/>
           <w:bCs w:val="1"/>
           <w:color w:val="000000"/>
@@ -12736,11 +12736,11 @@
     </w:p>
     <w:p>
       <w:pPr>
-        <w:spacing w:before="0" w:after="80" w:line="240" w:lineRule="auto"/>
-      </w:pPr>
-      <w:r>
-        <w:rPr>
-          <w:rFonts w:ascii="Old Standard TT" w:cs="Old Standard TT" w:eastAsia="Old Standard TT" w:hAnsi="Old Standard TT"/>
+        <w:spacing w:before="0" w:after="80" w:line="259" w:lineRule="auto"/>
+      </w:pPr>
+      <w:r>
+        <w:rPr>
+          <w:rFonts w:ascii="Arial" w:cs="Arial" w:eastAsia="Arial" w:hAnsi="Arial"/>
           <w:b w:val="1"/>
           <w:bCs w:val="1"/>
         </w:rPr>
@@ -12748,18 +12748,18 @@
       </w:r>
       <w:r>
         <w:rPr>
-          <w:rFonts w:ascii="Old Standard TT" w:cs="Old Standard TT" w:eastAsia="Old Standard TT" w:hAnsi="Old Standard TT"/>
+          <w:rFonts w:ascii="Arial" w:cs="Arial" w:eastAsia="Arial" w:hAnsi="Arial"/>
         </w:rPr>
         <w:t xml:space="preserve"> Δ by the probability that a firm's price is the hub's recommendation (n = 10–20 per point). The shaded bands mark the acceptance rates reported in the RealPage case.</w:t>
       </w:r>
     </w:p>
     <w:p>
       <w:pPr>
-        <w:spacing w:before="0" w:after="80" w:line="240" w:lineRule="auto"/>
-      </w:pPr>
-      <w:r>
-        <w:rPr>
-          <w:rFonts w:ascii="Old Standard TT" w:cs="Old Standard TT" w:eastAsia="Old Standard TT" w:hAnsi="Old Standard TT"/>
+        <w:spacing w:before="0" w:after="80" w:line="259" w:lineRule="auto"/>
+      </w:pPr>
+      <w:r>
+        <w:rPr>
+          <w:rFonts w:ascii="Arial" w:cs="Arial" w:eastAsia="Arial" w:hAnsi="Arial"/>
           <w:b w:val="1"/>
           <w:bCs w:val="1"/>
         </w:rPr>
@@ -12767,7 +12767,7 @@
       </w:r>
       <w:r>
         <w:rPr>
-          <w:rFonts w:ascii="Old Standard TT" w:cs="Old Standard TT" w:eastAsia="Old Standard TT" w:hAnsi="Old Standard TT"/>
+          <w:rFonts w:ascii="Arial" w:cs="Arial" w:eastAsia="Arial" w:hAnsi="Arial"/>
         </w:rPr>
         <w:t xml:space="preserve"> Mean market price over the first 40 rounds, under auto-accept, ±3% and ±1% per-round bands, and firm discretion.</w:t>
       </w:r>
@@ -12780,7 +12780,7 @@
       </w:pPr>
       <w:r>
         <w:rPr>
-          <w:rFonts w:ascii="Old Standard TT" w:cs="Old Standard TT" w:eastAsia="Old Standard TT" w:hAnsi="Old Standard TT"/>
+          <w:rFonts w:ascii="Arial" w:cs="Arial" w:eastAsia="Arial" w:hAnsi="Arial"/>
           <w:b w:val="1"/>
           <w:bCs w:val="1"/>
           <w:color w:val="000000"/>
@@ -12792,13 +12792,13 @@
     </w:p>
     <w:p>
       <w:pPr>
-        <w:spacing w:before="0" w:after="80" w:line="240" w:lineRule="auto"/>
-      </w:pPr>
-      <w:r>
-        <w:rPr>
-          <w:rFonts w:ascii="Old Standard TT" w:cs="Old Standard TT" w:eastAsia="Old Standard TT" w:hAnsi="Old Standard TT"/>
-        </w:rPr>
-        <w:t xml:space="preserve">LLM assistance was extensive. Claude (Claude Code with Claude Opus 5.5) wrote most of the experiment harness and analysis code, ran the batches, drafted this report and the slides, and checked the references against their sources. While the author was away, Claude Fable 5.1 subagents reviewed drafts and made some design and wording decisions; each is logged with its time in </w:t>
+        <w:spacing w:before="0" w:after="80" w:line="259" w:lineRule="auto"/>
+      </w:pPr>
+      <w:r>
+        <w:rPr>
+          <w:rFonts w:ascii="Arial" w:cs="Arial" w:eastAsia="Arial" w:hAnsi="Arial"/>
+        </w:rPr>
+        <w:t xml:space="preserve">I ran this project as a multi-agent pipeline of Claude Opus 5.5 agents in Claude Code, and used Claude Fable 5.1 from time to time for adversarial reviews and second opinions. The idea and the research direction were mine. The experimental design and all of the code were by Claude Opus 5.5, which also drafted this report and the slides. Every number in the report is computed by the open code from logged runs, and every batch's prediction was logged before it ran (</w:t>
       </w:r>
       <w:r>
         <w:rPr>
@@ -12810,9 +12810,9 @@
       </w:r>
       <w:r>
         <w:rPr>
-          <w:rFonts w:ascii="Old Standard TT" w:cs="Old Standard TT" w:eastAsia="Old Standard TT" w:hAnsi="Old Standard TT"/>
-        </w:rPr>
-        <w:t xml:space="preserve">. The author chose the question and the remedies to test, set the budgets and constraints, made the main calls during the sprint, and reviewed the results and this text. Every number in the report is computed by the open code from logged runs, and every batch's prediction was logged before it ran. The models tested in Section 3 were experimental subjects, not writing aids.</w:t>
+          <w:rFonts w:ascii="Arial" w:cs="Arial" w:eastAsia="Arial" w:hAnsi="Arial"/>
+        </w:rPr>
+        <w:t xml:space="preserve">).</w:t>
       </w:r>
     </w:p>
     <w:sectPr>
@@ -12831,7 +12831,7 @@
       <w:pPr>
         <w:spacing w:after="200" w:line="240" w:lineRule="auto"/>
         <w:rPr>
-          <w:rFonts w:ascii="Old Standard TT" w:cs="Old Standard TT" w:eastAsia="Old Standard TT" w:hAnsi="Old Standard TT"/>
+          <w:rFonts w:ascii="Arial" w:cs="Arial" w:eastAsia="Arial" w:hAnsi="Arial"/>
           <w:sz w:val="20"/>
           <w:szCs w:val="20"/>
           <w:shd w:fill="f4cccc" w:val="clear"/>
@@ -12846,7 +12846,7 @@
       </w:r>
       <w:r>
         <w:rPr>
-          <w:rFonts w:ascii="Old Standard TT" w:cs="Old Standard TT" w:eastAsia="Old Standard TT" w:hAnsi="Old Standard TT"/>
+          <w:rFonts w:ascii="Arial" w:cs="Arial" w:eastAsia="Arial" w:hAnsi="Arial"/>
           <w:sz w:val="20"/>
           <w:szCs w:val="20"/>
           <w:rtl w:val="0"/>
@@ -12856,7 +12856,7 @@
       <w:hyperlink r:id="rId1">
         <w:r>
           <w:rPr>
-            <w:rFonts w:ascii="Old Standard TT" w:cs="Old Standard TT" w:eastAsia="Old Standard TT" w:hAnsi="Old Standard TT"/>
+            <w:rFonts w:ascii="Arial" w:cs="Arial" w:eastAsia="Arial" w:hAnsi="Arial"/>
             <w:color w:val="1155cc"/>
             <w:sz w:val="20"/>
             <w:szCs w:val="20"/>
@@ -12868,7 +12868,7 @@
       </w:hyperlink>
       <w:r>
         <w:rPr>
-          <w:rFonts w:ascii="Old Standard TT" w:cs="Old Standard TT" w:eastAsia="Old Standard TT" w:hAnsi="Old Standard TT"/>
+          <w:rFonts w:ascii="Arial" w:cs="Arial" w:eastAsia="Arial" w:hAnsi="Arial"/>
           <w:sz w:val="20"/>
           <w:szCs w:val="20"/>
           <w:rtl w:val="0"/>
@@ -13603,7 +13603,7 @@
       <w:jc w:val="center"/>
     </w:pPr>
     <w:rPr>
-      <w:rFonts w:ascii="Old Standard TT" w:cs="Old Standard TT" w:eastAsia="Old Standard TT" w:hAnsi="Old Standard TT"/>
+      <w:rFonts w:ascii="Arial" w:cs="Arial" w:eastAsia="Arial" w:hAnsi="Arial"/>
       <w:b w:val="1"/>
       <w:bCs w:val="1"/>
       <w:sz w:val="40"/>

--- a/report/submission.docx
+++ b/report/submission.docx
@@ -381,14 +381,13 @@
                 </w:tcPr>
                 <w:p>
                   <w:pPr>
-                    <w:spacing w:before="0" w:after="120" w:line="240" w:lineRule="auto"/>
-                    <w:jc w:val="both"/>
+                    <w:spacing w:before="0" w:after="120" w:line="250" w:lineRule="auto"/>
                   </w:pPr>
                   <w:r>
                     <w:rPr>
                       <w:rFonts w:ascii="Arial" w:cs="Arial" w:eastAsia="Arial" w:hAnsi="Arial"/>
                     </w:rPr>
-                    <w:t xml:space="preserve">Shared pricing software can align competitors' prices without any agreement, the theory of the US case against RealPage. Its 2026 Final Judgment limits what the software may see (no current rival data) and do (auto-accept only within user-set parameters). We test these remedies on an LLM pricing hub told to maximise its clients' combined profit, in a repeated logit Bertrand duopoly (more than 700 runs; seven models from six labs; pre-registered main batch). With Claude Haiku 5.5 the hub raises profit gain Δ (1 = joint monopoly) from 0.06 to 0.99 (n = 20 per arm). Each remedy's effect depends on the model. A data ban removes 69–92% of the harm for Haiku, Qwen3.8 Flash and Nemotron 3.5 Lightning, but at most 10% for DeepSeek V4.1 Flash and Gemini 3.5 Flash-Lite. Auto-accept within ±1–3% per round retains 88–101% of it and only delays monopoly (Haiku, Qwen). Firm discretion removes 95% for Haiku (holding over 200 rounds) and ~100% for Qwen, but 57% for Gemini Flash-Lite (95% CI 27–84; n = 12) and none when its firms think (n = 6). Discretion fails against a ratchet of small steps: a scripted recommender adding 1 cent per round gives Δ 0.05 with Haiku firms, 0.28 with Nemotron, 0.73 with Qwen and 0.93–1.00 with GPT-5.4 mini and Gemini Flash-Lite, rising with how often each accepts 1–2-cent nudges (12% to 72%). Remedies should constrain the advisor's objective and audit acceptance and outcomes; our open harness lets a court-appointed monitor run that test on a vendor's model.</w:t>
+                    <w:t xml:space="preserve">Shared pricing software can align competitors' prices without any agreement, the theory of the US case against RealPage. Its 2026 Final Judgment bans current rival data, limits auto-acceptance to user-set parameters and protects users' overrides. We test these remedies on an LLM pricing hub advising both firms in a repeated Bertrand duopoly, instructed to maximise their combined profit (RealPage's alleged incentive). Across 700+ runs on seven models from six labs (main batch pre-registered), the hub raises profit gain (0 = competitive, 1 = joint monopoly) from 0.06 to 0.99 on Claude Haiku 5.5. With a per-client objective and the same rival data it is pro-competitive: the objective, not the data, does the harm. Remedies are model-dependent. A data ban removes most of the harm (69–92%) on three models and almost none on two. Auto-accept bands of ±1–3% per round only delay monopoly (Haiku, Qwen). Firm discretion removes 95% or more for Haiku and Qwen, about half for Gemini Flash-Lite, and none when its firms think. Discretion fails against a ratchet: a scripted recommender adding one cent a round yields profit gains from 0.05 to 1.00 across five firm models, rising with how often each accepts small nudges (12–72%). A monitor of single price moves rates these small-step climbs as less suspicious than honest play. Remedies should constrain and audit the advisor's objective, track how often users accept small increases, and judge where prices settle, not single steps. Our open harness lets a court-appointed monitor test a vendor's model.</w:t>
                   </w:r>
                 </w:p>
               </w:tc>

--- a/report/submission.docx
+++ b/report/submission.docx
@@ -758,7 +758,7 @@
         <w:rPr>
           <w:rFonts w:ascii="Arial" w:cs="Arial" w:eastAsia="Arial" w:hAnsi="Arial"/>
         </w:rPr>
-        <w:t xml:space="preserve"> A logit Bertrand duopoly with Calvano et al.'s (2020) parameters (a = 2, μ = 0.25, c = 1), with Nash price p_N = 1.473 and joint-monopoly price p_M = 1.925. Every run starts from 10 rounds of competitive history (Nash ± 5 cents).</w:t>
+        <w:t xml:space="preserve"> A logit Bertrand duopoly with Calvano et al.'s (2020) parameters (a = 2, μ = 0.25, c = 1), with Nash price p_N = 1.473 and joint-monopoly price p_M = 1.925. Every run starts from 10 rounds of competitive history (prices drawn from 5 cents below to 6 cents above Nash).</w:t>
       </w:r>
     </w:p>
     <w:p>
@@ -825,7 +825,7 @@
         <w:rPr>
           <w:rFonts w:ascii="Arial" w:cs="Arial" w:eastAsia="Arial" w:hAnsi="Arial"/>
         </w:rPr>
-        <w:t xml:space="preserve"> Firms use the P0 prompt of Fish et al. (2024), via llm-cartel, plus one sentence: the firm competes with one other firm whose prices and sales it does not observe. They see their own price, quantity and profit history, plus the software's recommendations when advised (Appendix A).</w:t>
+        <w:t xml:space="preserve"> Firms use the P0 prompt of Fish et al. (2024), via llm-cartel, plus a one-line request for a stated reason and one sentence: the firm competes with one other firm whose prices and sales it does not observe. They see their own price, quantity and profit history, plus the software's recommendations when advised (Appendix A).</w:t>
       </w:r>
     </w:p>
     <w:p>
@@ -948,7 +948,7 @@
         <w:rPr>
           <w:rFonts w:ascii="Arial" w:cs="Arial" w:eastAsia="Arial" w:hAnsi="Arial"/>
         </w:rPr>
-        <w:t xml:space="preserve">, the decree's data ban), or a market average (</w:t>
+        <w:t xml:space="preserve">, the decree's data ban), or the rivals' average price and total quantity (</w:t>
       </w:r>
       <w:r>
         <w:rPr>
@@ -1338,7 +1338,7 @@
         <w:rPr>
           <w:rFonts w:ascii="Arial" w:cs="Arial" w:eastAsia="Arial" w:hAnsi="Arial"/>
         </w:rPr>
-        <w:t xml:space="preserve"> Profit gain Δ over the last 20 of 100 rounds, for Claude Haiku 5.5 (n = 20 per arm) and DeepSeek V4.1 Flash (n = 3–8). Dots are runs; bars are 95% t-intervals.</w:t>
+        <w:t xml:space="preserve"> Profit gain Δ over the last 20 of 100 rounds, for Claude Haiku 5.5 (n = 20 per arm), DeepSeek V4.1 Flash (n = 3–8) and GPT-5.4 mini (n = 5). Grey dots are Haiku runs; bars are 95% t-intervals.</w:t>
       </w:r>
     </w:p>
     <w:p>
@@ -1994,7 +1994,7 @@
         <w:rPr>
           <w:rFonts w:ascii="Arial" w:cs="Arial" w:eastAsia="Arial" w:hAnsi="Arial"/>
         </w:rPr>
-        <w:t xml:space="preserve"> A scripted joint-profit hub reaches Δ 1.00 with current or stale data, and 0.82 with none (price index 0.60, the dashed line in Figure 2). Under a joint objective, raising one's own price is profitable even without information about the rival.</w:t>
+        <w:t xml:space="preserve"> A scripted hub that maximises this round's combined profit reaches Δ 1.00 with current or stale data, and 0.82 with none, where it assumes the rival stays at Nash (price index 0.60, the dashed line in Figure 2). Under a joint objective, raising one's own price is profitable even without information about the rival.</w:t>
       </w:r>
     </w:p>
     <w:p>
@@ -3564,7 +3564,7 @@
         <w:rPr>
           <w:rFonts w:ascii="Arial" w:cs="Arial" w:eastAsia="Arial" w:hAnsi="Arial"/>
         </w:rPr>
-        <w:t xml:space="preserve"> a one-step jump to p_M, on Haiku, gives Δ 0.07 (n = 5). The +1 cent ratchet on auto-accept gives Δ 1.00 (n = 10).</w:t>
+        <w:t xml:space="preserve"> recommending p_M every round (a one-step jump), on Haiku, gives Δ 0.07 (n = 5). The +1 cent ratchet on auto-accept gives Δ 1.00 (n = 10).</w:t>
       </w:r>
     </w:p>
     <w:p>
@@ -3693,7 +3693,7 @@
         <w:rPr>
           <w:rFonts w:ascii="Arial" w:cs="Arial" w:eastAsia="Arial" w:hAnsi="Arial"/>
         </w:rPr>
-        <w:t xml:space="preserve"> They reach p_M at the pace of the step (Figure 3a).</w:t>
+        <w:t xml:space="preserve"> They reach p_M at the pace of the step (Figure 3).</w:t>
       </w:r>
     </w:p>
     <w:p>
@@ -3793,7 +3793,7 @@
         <w:rPr>
           <w:rFonts w:ascii="Arial" w:cs="Arial" w:eastAsia="Arial" w:hAnsi="Arial"/>
         </w:rPr>
-        <w:t xml:space="preserve"> on Gemini Flash-Lite: stacking the data ban on discretion, and showing the firm the cumulative drift (Table F5).</w:t>
+        <w:t xml:space="preserve"> on Gemini Flash-Lite: stacking the data ban on discretion, and telling the firm how far the recommendation is from its own price 10 rounds earlier (Table F5).</w:t>
       </w:r>
     </w:p>
     <w:p>
@@ -3947,7 +3947,7 @@
         <w:rPr>
           <w:rFonts w:ascii="Arial" w:cs="Arial" w:eastAsia="Arial" w:hAnsi="Arial"/>
         </w:rPr>
-        <w:t xml:space="preserve"> The ratchet lives inside the band: a per-round limit bounds each step, not where the steps lead. On Haiku a ±1% band delayed monopoly by about 15 rounds and changed nothing else. On Qwen a ±3% band retained 88% of the harm.</w:t>
+        <w:t xml:space="preserve"> Under a band the hub's climb becomes a ratchet: a per-round limit bounds each step, not where the steps lead. On Haiku a ±1% band delayed monopoly by about 15 rounds and changed nothing else. On Qwen a ±3% band retained 88% of the harm.</w:t>
       </w:r>
     </w:p>
     <w:p>
@@ -3985,7 +3985,7 @@
         <w:rPr>
           <w:rFonts w:ascii="Arial" w:cs="Arial" w:eastAsia="Arial" w:hAnsi="Arial"/>
         </w:rPr>
-        <w:t xml:space="preserve"> Yes. The Final Judgment's monitor sees recommendation logs, so it can compute what we compute: the share of small recommended increases that users accept. Where users accept most small nudges, discretion is nominal. Real-world acceptance (40–50% of leases within 1% of the recommendation, per the DOJ complaint; 80–90% by former employees' accounts) sits where most of the harm remains in our model (Figure A1).</w:t>
+        <w:t xml:space="preserve"> Yes. The Final Judgment's monitor sees recommendation logs, so it can compute what we compute: the share of small recommended increases that users accept. Where users accept most small nudges, discretion is nominal. Former employees' 80–90% acceptance sits where most of the harm remains in our model (Figure A1); the DOJ complaint's 40–50% (leases within 1% of the recommendation) lies below the partial-adherence rates we tested.</w:t>
       </w:r>
     </w:p>
     <w:p>
@@ -4089,7 +4089,7 @@
         <w:rPr>
           <w:rFonts w:ascii="Arial" w:cs="Arial" w:eastAsia="Arial" w:hAnsi="Arial"/>
         </w:rPr>
-        <w:t xml:space="preserve"> (Table F6). It ranks the hub's guardrailed, ratcheting and discretionary climbs as </w:t>
+        <w:t xml:space="preserve"> (Table F6). It ranks the guardrailed and discretionary hubs' climbs, and the scripted ratchet's, as </w:t>
       </w:r>
       <w:r>
         <w:rPr>
@@ -7416,7 +7416,7 @@
         <w:rPr>
           <w:rFonts w:ascii="Arial" w:cs="Arial" w:eastAsia="Arial" w:hAnsi="Arial"/>
         </w:rPr>
-        <w:t xml:space="preserve">The firm's system prompt is llm-cartel's P0 (Fish et al., 2024), used verbatim. The history-table format follows the starter code's </w:t>
+        <w:t xml:space="preserve">The firm's system prompt is llm-cartel's P0 (Fish et al., 2024) verbatim, plus a one-line request for a stated reason. The history-table format follows the starter code's </w:t>
       </w:r>
       <w:r>
         <w:rPr>
@@ -7859,7 +7859,7 @@
                 <w:sz w:val="18"/>
                 <w:szCs w:val="18"/>
               </w:rPr>
-              <w:t xml:space="preserve">A market-wide average over two symmetric rivals, in a three-firm market</w:t>
+              <w:t xml:space="preserve">The two rivals' average price and total quantity, in a three-firm market</w:t>
             </w:r>
           </w:p>
         </w:tc>
@@ -8648,7 +8648,7 @@
         <w:rPr>
           <w:rFonts w:ascii="Arial" w:cs="Arial" w:eastAsia="Arial" w:hAnsi="Arial"/>
         </w:rPr>
-        <w:t xml:space="preserve"> We use one firm prompt (P0 from Fish et al. 2024, plus one neutral sentence about the competitor) and one advisor prompt per objective. LLM pricing is known to be sensitive to prompts.</w:t>
+        <w:t xml:space="preserve"> We use one firm prompt (P0 from Fish et al. 2024, plus a one-line reason request and one neutral sentence about the competitor) and one advisor prompt per objective. LLM pricing is known to be sensitive to prompts.</w:t>
       </w:r>
     </w:p>
     <w:p>
@@ -9869,7 +9869,7 @@
         <w:rPr>
           <w:rFonts w:ascii="Arial" w:cs="Arial" w:eastAsia="Arial" w:hAnsi="Arial"/>
         </w:rPr>
-        <w:t xml:space="preserve">The share of recommended increases (recommendation minus the firm's last price) that the firm matched exactly, pooled over all finished discretionary runs with the market-aligned hub (</w:t>
+        <w:t xml:space="preserve">The share of recommended increases (recommendation minus the firm's last price) that the firm matched exactly, pooled over every decision a firm made after seeing the market-aligned hub's recommendation: discretionary runs plus, for Haiku, the partial-adherence rounds that were not auto-accepted (</w:t>
       </w:r>
       <w:r>
         <w:rPr>
@@ -10460,11 +10460,11 @@
         </w:tblCellMar>
       </w:tblPr>
       <w:tblGrid>
-        <w:gridCol w:w="4864"/>
-        <w:gridCol w:w="709"/>
-        <w:gridCol w:w="1723"/>
-        <w:gridCol w:w="947"/>
-        <w:gridCol w:w="1117"/>
+        <w:gridCol w:w="3894"/>
+        <w:gridCol w:w="568"/>
+        <w:gridCol w:w="3245"/>
+        <w:gridCol w:w="758"/>
+        <w:gridCol w:w="895"/>
       </w:tblGrid>
       <w:tr>
         <w:trPr>
@@ -10473,7 +10473,7 @@
         </w:trPr>
         <w:tc>
           <w:tcPr>
-            <w:tcW w:w="4864" w:type="dxa"/>
+            <w:tcW w:w="3894" w:type="dxa"/>
             <w:shd w:val="clear" w:color="auto" w:fill="F2F2F2"/>
           </w:tcPr>
           <w:p>
@@ -10494,7 +10494,7 @@
         </w:tc>
         <w:tc>
           <w:tcPr>
-            <w:tcW w:w="709" w:type="dxa"/>
+            <w:tcW w:w="568" w:type="dxa"/>
             <w:shd w:val="clear" w:color="auto" w:fill="F2F2F2"/>
           </w:tcPr>
           <w:p>
@@ -10515,7 +10515,7 @@
         </w:tc>
         <w:tc>
           <w:tcPr>
-            <w:tcW w:w="1723" w:type="dxa"/>
+            <w:tcW w:w="3245" w:type="dxa"/>
             <w:shd w:val="clear" w:color="auto" w:fill="F2F2F2"/>
           </w:tcPr>
           <w:p>
@@ -10536,7 +10536,7 @@
         </w:tc>
         <w:tc>
           <w:tcPr>
-            <w:tcW w:w="947" w:type="dxa"/>
+            <w:tcW w:w="758" w:type="dxa"/>
             <w:shd w:val="clear" w:color="auto" w:fill="F2F2F2"/>
           </w:tcPr>
           <w:p>
@@ -10557,7 +10557,7 @@
         </w:tc>
         <w:tc>
           <w:tcPr>
-            <w:tcW w:w="1117" w:type="dxa"/>
+            <w:tcW w:w="895" w:type="dxa"/>
             <w:shd w:val="clear" w:color="auto" w:fill="F2F2F2"/>
           </w:tcPr>
           <w:p>
@@ -10583,7 +10583,7 @@
         </w:trPr>
         <w:tc>
           <w:tcPr>
-            <w:tcW w:w="4864" w:type="dxa"/>
+            <w:tcW w:w="3894" w:type="dxa"/>
           </w:tcPr>
           <w:p>
             <w:pPr>
@@ -10601,7 +10601,7 @@
         </w:tc>
         <w:tc>
           <w:tcPr>
-            <w:tcW w:w="709" w:type="dxa"/>
+            <w:tcW w:w="568" w:type="dxa"/>
           </w:tcPr>
           <w:p>
             <w:pPr>
@@ -10619,7 +10619,7 @@
         </w:tc>
         <w:tc>
           <w:tcPr>
-            <w:tcW w:w="1723" w:type="dxa"/>
+            <w:tcW w:w="3245" w:type="dxa"/>
           </w:tcPr>
           <w:p>
             <w:pPr>
@@ -10637,7 +10637,7 @@
         </w:tc>
         <w:tc>
           <w:tcPr>
-            <w:tcW w:w="947" w:type="dxa"/>
+            <w:tcW w:w="758" w:type="dxa"/>
           </w:tcPr>
           <w:p>
             <w:pPr>
@@ -10655,7 +10655,7 @@
         </w:tc>
         <w:tc>
           <w:tcPr>
-            <w:tcW w:w="1117" w:type="dxa"/>
+            <w:tcW w:w="895" w:type="dxa"/>
           </w:tcPr>
           <w:p>
             <w:pPr>
@@ -10678,7 +10678,7 @@
         </w:trPr>
         <w:tc>
           <w:tcPr>
-            <w:tcW w:w="4864" w:type="dxa"/>
+            <w:tcW w:w="3894" w:type="dxa"/>
           </w:tcPr>
           <w:p>
             <w:pPr>
@@ -10696,7 +10696,7 @@
         </w:tc>
         <w:tc>
           <w:tcPr>
-            <w:tcW w:w="709" w:type="dxa"/>
+            <w:tcW w:w="568" w:type="dxa"/>
           </w:tcPr>
           <w:p>
             <w:pPr>
@@ -10714,7 +10714,7 @@
         </w:tc>
         <w:tc>
           <w:tcPr>
-            <w:tcW w:w="1723" w:type="dxa"/>
+            <w:tcW w:w="3245" w:type="dxa"/>
           </w:tcPr>
           <w:p>
             <w:pPr>
@@ -10732,7 +10732,7 @@
         </w:tc>
         <w:tc>
           <w:tcPr>
-            <w:tcW w:w="947" w:type="dxa"/>
+            <w:tcW w:w="758" w:type="dxa"/>
           </w:tcPr>
           <w:p>
             <w:pPr>
@@ -10750,7 +10750,7 @@
         </w:tc>
         <w:tc>
           <w:tcPr>
-            <w:tcW w:w="1117" w:type="dxa"/>
+            <w:tcW w:w="895" w:type="dxa"/>
           </w:tcPr>
           <w:p>
             <w:pPr>
@@ -10773,7 +10773,7 @@
         </w:trPr>
         <w:tc>
           <w:tcPr>
-            <w:tcW w:w="4864" w:type="dxa"/>
+            <w:tcW w:w="3894" w:type="dxa"/>
           </w:tcPr>
           <w:p>
             <w:pPr>
@@ -10791,7 +10791,7 @@
         </w:tc>
         <w:tc>
           <w:tcPr>
-            <w:tcW w:w="709" w:type="dxa"/>
+            <w:tcW w:w="568" w:type="dxa"/>
           </w:tcPr>
           <w:p>
             <w:pPr>
@@ -10809,7 +10809,7 @@
         </w:tc>
         <w:tc>
           <w:tcPr>
-            <w:tcW w:w="1723" w:type="dxa"/>
+            <w:tcW w:w="3245" w:type="dxa"/>
           </w:tcPr>
           <w:p>
             <w:pPr>
@@ -10827,7 +10827,7 @@
         </w:tc>
         <w:tc>
           <w:tcPr>
-            <w:tcW w:w="947" w:type="dxa"/>
+            <w:tcW w:w="758" w:type="dxa"/>
           </w:tcPr>
           <w:p>
             <w:pPr>
@@ -10845,7 +10845,7 @@
         </w:tc>
         <w:tc>
           <w:tcPr>
-            <w:tcW w:w="1117" w:type="dxa"/>
+            <w:tcW w:w="895" w:type="dxa"/>
           </w:tcPr>
           <w:p>
             <w:pPr>
@@ -10868,7 +10868,7 @@
         </w:trPr>
         <w:tc>
           <w:tcPr>
-            <w:tcW w:w="4864" w:type="dxa"/>
+            <w:tcW w:w="3894" w:type="dxa"/>
           </w:tcPr>
           <w:p>
             <w:pPr>
@@ -10886,7 +10886,7 @@
         </w:tc>
         <w:tc>
           <w:tcPr>
-            <w:tcW w:w="709" w:type="dxa"/>
+            <w:tcW w:w="568" w:type="dxa"/>
           </w:tcPr>
           <w:p>
             <w:pPr>
@@ -10904,7 +10904,7 @@
         </w:tc>
         <w:tc>
           <w:tcPr>
-            <w:tcW w:w="1723" w:type="dxa"/>
+            <w:tcW w:w="3245" w:type="dxa"/>
           </w:tcPr>
           <w:p>
             <w:pPr>
@@ -10922,7 +10922,7 @@
         </w:tc>
         <w:tc>
           <w:tcPr>
-            <w:tcW w:w="947" w:type="dxa"/>
+            <w:tcW w:w="758" w:type="dxa"/>
           </w:tcPr>
           <w:p>
             <w:pPr>
@@ -10940,7 +10940,7 @@
         </w:tc>
         <w:tc>
           <w:tcPr>
-            <w:tcW w:w="1117" w:type="dxa"/>
+            <w:tcW w:w="895" w:type="dxa"/>
           </w:tcPr>
           <w:p>
             <w:pPr>
@@ -10963,7 +10963,7 @@
         </w:trPr>
         <w:tc>
           <w:tcPr>
-            <w:tcW w:w="4864" w:type="dxa"/>
+            <w:tcW w:w="3894" w:type="dxa"/>
           </w:tcPr>
           <w:p>
             <w:pPr>
@@ -10981,7 +10981,7 @@
         </w:tc>
         <w:tc>
           <w:tcPr>
-            <w:tcW w:w="709" w:type="dxa"/>
+            <w:tcW w:w="568" w:type="dxa"/>
           </w:tcPr>
           <w:p>
             <w:pPr>
@@ -10999,7 +10999,7 @@
         </w:tc>
         <w:tc>
           <w:tcPr>
-            <w:tcW w:w="1723" w:type="dxa"/>
+            <w:tcW w:w="3245" w:type="dxa"/>
           </w:tcPr>
           <w:p>
             <w:pPr>
@@ -11017,7 +11017,7 @@
         </w:tc>
         <w:tc>
           <w:tcPr>
-            <w:tcW w:w="947" w:type="dxa"/>
+            <w:tcW w:w="758" w:type="dxa"/>
           </w:tcPr>
           <w:p>
             <w:pPr>
@@ -11035,7 +11035,7 @@
         </w:tc>
         <w:tc>
           <w:tcPr>
-            <w:tcW w:w="1117" w:type="dxa"/>
+            <w:tcW w:w="895" w:type="dxa"/>
           </w:tcPr>
           <w:p>
             <w:pPr>
@@ -11058,7 +11058,7 @@
         </w:trPr>
         <w:tc>
           <w:tcPr>
-            <w:tcW w:w="4864" w:type="dxa"/>
+            <w:tcW w:w="3894" w:type="dxa"/>
           </w:tcPr>
           <w:p>
             <w:pPr>
@@ -11076,7 +11076,7 @@
         </w:tc>
         <w:tc>
           <w:tcPr>
-            <w:tcW w:w="709" w:type="dxa"/>
+            <w:tcW w:w="568" w:type="dxa"/>
           </w:tcPr>
           <w:p>
             <w:pPr>
@@ -11094,7 +11094,7 @@
         </w:tc>
         <w:tc>
           <w:tcPr>
-            <w:tcW w:w="1723" w:type="dxa"/>
+            <w:tcW w:w="3245" w:type="dxa"/>
           </w:tcPr>
           <w:p>
             <w:pPr>
@@ -11112,7 +11112,7 @@
         </w:tc>
         <w:tc>
           <w:tcPr>
-            <w:tcW w:w="947" w:type="dxa"/>
+            <w:tcW w:w="758" w:type="dxa"/>
           </w:tcPr>
           <w:p>
             <w:pPr>
@@ -11130,7 +11130,7 @@
         </w:tc>
         <w:tc>
           <w:tcPr>
-            <w:tcW w:w="1117" w:type="dxa"/>
+            <w:tcW w:w="895" w:type="dxa"/>
           </w:tcPr>
           <w:p>
             <w:pPr>
@@ -11153,7 +11153,7 @@
         </w:trPr>
         <w:tc>
           <w:tcPr>
-            <w:tcW w:w="4864" w:type="dxa"/>
+            <w:tcW w:w="3894" w:type="dxa"/>
           </w:tcPr>
           <w:p>
             <w:pPr>
@@ -11171,7 +11171,7 @@
         </w:tc>
         <w:tc>
           <w:tcPr>
-            <w:tcW w:w="709" w:type="dxa"/>
+            <w:tcW w:w="568" w:type="dxa"/>
           </w:tcPr>
           <w:p>
             <w:pPr>
@@ -11189,25 +11189,25 @@
         </w:tc>
         <w:tc>
           <w:tcPr>
-            <w:tcW w:w="1723" w:type="dxa"/>
-          </w:tcPr>
-          <w:p>
-            <w:pPr>
-              <w:spacing w:before="0" w:after="0" w:line="240" w:lineRule="auto"/>
-            </w:pPr>
-            <w:r>
-              <w:rPr>
-                <w:rFonts w:ascii="Arial" w:cs="Arial" w:eastAsia="Arial" w:hAnsi="Arial"/>
-                <w:sz w:val="18"/>
-                <w:szCs w:val="18"/>
-              </w:rPr>
-              <w:t xml:space="preserve">0.03 (scripted)</w:t>
-            </w:r>
-          </w:p>
-        </w:tc>
-        <w:tc>
-          <w:tcPr>
-            <w:tcW w:w="947" w:type="dxa"/>
+            <w:tcW w:w="3245" w:type="dxa"/>
+          </w:tcPr>
+          <w:p>
+            <w:pPr>
+              <w:spacing w:before="0" w:after="0" w:line="240" w:lineRule="auto"/>
+            </w:pPr>
+            <w:r>
+              <w:rPr>
+                <w:rFonts w:ascii="Arial" w:cs="Arial" w:eastAsia="Arial" w:hAnsi="Arial"/>
+                <w:sz w:val="18"/>
+                <w:szCs w:val="18"/>
+              </w:rPr>
+              <w:t xml:space="preserve">0.03 (scripted ratchet; no rival data)</w:t>
+            </w:r>
+          </w:p>
+        </w:tc>
+        <w:tc>
+          <w:tcPr>
+            <w:tcW w:w="758" w:type="dxa"/>
           </w:tcPr>
           <w:p>
             <w:pPr>
@@ -11225,7 +11225,7 @@
         </w:tc>
         <w:tc>
           <w:tcPr>
-            <w:tcW w:w="1117" w:type="dxa"/>
+            <w:tcW w:w="895" w:type="dxa"/>
           </w:tcPr>
           <w:p>
             <w:pPr>
@@ -11870,7 +11870,7 @@
                 <w:sz w:val="18"/>
                 <w:szCs w:val="18"/>
               </w:rPr>
-              <w:t xml:space="preserve">Discretion + drift disclosure ("+7.5% compared with your price 10 rounds ago")</w:t>
+              <w:t xml:space="preserve">Discretion + drift disclosure ("That is +7.5% compared with your price of $1.58 10 rounds ago")</w:t>
             </w:r>
           </w:p>
         </w:tc>
@@ -12108,10 +12108,10 @@
         </w:tblCellMar>
       </w:tblPr>
       <w:tblGrid>
-        <w:gridCol w:w="4763"/>
-        <w:gridCol w:w="772"/>
-        <w:gridCol w:w="1982"/>
-        <w:gridCol w:w="1843"/>
+        <w:gridCol w:w="5319"/>
+        <w:gridCol w:w="679"/>
+        <w:gridCol w:w="1742"/>
+        <w:gridCol w:w="1620"/>
       </w:tblGrid>
       <w:tr>
         <w:trPr>
@@ -12120,7 +12120,7 @@
         </w:trPr>
         <w:tc>
           <w:tcPr>
-            <w:tcW w:w="4763" w:type="dxa"/>
+            <w:tcW w:w="5319" w:type="dxa"/>
             <w:shd w:val="clear" w:color="auto" w:fill="F2F2F2"/>
           </w:tcPr>
           <w:p>
@@ -12141,7 +12141,7 @@
         </w:tc>
         <w:tc>
           <w:tcPr>
-            <w:tcW w:w="772" w:type="dxa"/>
+            <w:tcW w:w="679" w:type="dxa"/>
             <w:shd w:val="clear" w:color="auto" w:fill="F2F2F2"/>
           </w:tcPr>
           <w:p>
@@ -12162,7 +12162,7 @@
         </w:tc>
         <w:tc>
           <w:tcPr>
-            <w:tcW w:w="1982" w:type="dxa"/>
+            <w:tcW w:w="1742" w:type="dxa"/>
             <w:shd w:val="clear" w:color="auto" w:fill="F2F2F2"/>
           </w:tcPr>
           <w:p>
@@ -12183,7 +12183,7 @@
         </w:tc>
         <w:tc>
           <w:tcPr>
-            <w:tcW w:w="1843" w:type="dxa"/>
+            <w:tcW w:w="1620" w:type="dxa"/>
             <w:shd w:val="clear" w:color="auto" w:fill="F2F2F2"/>
           </w:tcPr>
           <w:p>
@@ -12209,25 +12209,25 @@
         </w:trPr>
         <w:tc>
           <w:tcPr>
-            <w:tcW w:w="4763" w:type="dxa"/>
-          </w:tcPr>
-          <w:p>
-            <w:pPr>
-              <w:spacing w:before="0" w:after="0" w:line="240" w:lineRule="auto"/>
-            </w:pPr>
-            <w:r>
-              <w:rPr>
-                <w:rFonts w:ascii="Arial" w:cs="Arial" w:eastAsia="Arial" w:hAnsi="Arial"/>
-                <w:sz w:val="18"/>
-                <w:szCs w:val="18"/>
-              </w:rPr>
-              <w:t xml:space="preserve">Auto-accept hub (215)</w:t>
-            </w:r>
-          </w:p>
-        </w:tc>
-        <w:tc>
-          <w:tcPr>
-            <w:tcW w:w="772" w:type="dxa"/>
+            <w:tcW w:w="5319" w:type="dxa"/>
+          </w:tcPr>
+          <w:p>
+            <w:pPr>
+              <w:spacing w:before="0" w:after="0" w:line="240" w:lineRule="auto"/>
+            </w:pPr>
+            <w:r>
+              <w:rPr>
+                <w:rFonts w:ascii="Arial" w:cs="Arial" w:eastAsia="Arial" w:hAnsi="Arial"/>
+                <w:sz w:val="18"/>
+                <w:szCs w:val="18"/>
+              </w:rPr>
+              <w:t xml:space="preserve">Auto-accept hub or scripted recommender (215)</w:t>
+            </w:r>
+          </w:p>
+        </w:tc>
+        <w:tc>
+          <w:tcPr>
+            <w:tcW w:w="679" w:type="dxa"/>
           </w:tcPr>
           <w:p>
             <w:pPr>
@@ -12245,7 +12245,7 @@
         </w:tc>
         <w:tc>
           <w:tcPr>
-            <w:tcW w:w="1982" w:type="dxa"/>
+            <w:tcW w:w="1742" w:type="dxa"/>
           </w:tcPr>
           <w:p>
             <w:pPr>
@@ -12263,7 +12263,7 @@
         </w:tc>
         <w:tc>
           <w:tcPr>
-            <w:tcW w:w="1843" w:type="dxa"/>
+            <w:tcW w:w="1620" w:type="dxa"/>
           </w:tcPr>
           <w:p>
             <w:pPr>
@@ -12286,7 +12286,7 @@
         </w:trPr>
         <w:tc>
           <w:tcPr>
-            <w:tcW w:w="4763" w:type="dxa"/>
+            <w:tcW w:w="5319" w:type="dxa"/>
           </w:tcPr>
           <w:p>
             <w:pPr>
@@ -12304,7 +12304,7 @@
         </w:tc>
         <w:tc>
           <w:tcPr>
-            <w:tcW w:w="772" w:type="dxa"/>
+            <w:tcW w:w="679" w:type="dxa"/>
           </w:tcPr>
           <w:p>
             <w:pPr>
@@ -12322,7 +12322,7 @@
         </w:tc>
         <w:tc>
           <w:tcPr>
-            <w:tcW w:w="1982" w:type="dxa"/>
+            <w:tcW w:w="1742" w:type="dxa"/>
           </w:tcPr>
           <w:p>
             <w:pPr>
@@ -12340,7 +12340,7 @@
         </w:tc>
         <w:tc>
           <w:tcPr>
-            <w:tcW w:w="1843" w:type="dxa"/>
+            <w:tcW w:w="1620" w:type="dxa"/>
           </w:tcPr>
           <w:p>
             <w:pPr>
@@ -12363,7 +12363,7 @@
         </w:trPr>
         <w:tc>
           <w:tcPr>
-            <w:tcW w:w="4763" w:type="dxa"/>
+            <w:tcW w:w="5319" w:type="dxa"/>
           </w:tcPr>
           <w:p>
             <w:pPr>
@@ -12381,7 +12381,7 @@
         </w:tc>
         <w:tc>
           <w:tcPr>
-            <w:tcW w:w="772" w:type="dxa"/>
+            <w:tcW w:w="679" w:type="dxa"/>
           </w:tcPr>
           <w:p>
             <w:pPr>
@@ -12401,7 +12401,7 @@
         </w:tc>
         <w:tc>
           <w:tcPr>
-            <w:tcW w:w="1982" w:type="dxa"/>
+            <w:tcW w:w="1742" w:type="dxa"/>
           </w:tcPr>
           <w:p>
             <w:pPr>
@@ -12419,7 +12419,7 @@
         </w:tc>
         <w:tc>
           <w:tcPr>
-            <w:tcW w:w="1843" w:type="dxa"/>
+            <w:tcW w:w="1620" w:type="dxa"/>
           </w:tcPr>
           <w:p>
             <w:pPr>
@@ -12442,7 +12442,7 @@
         </w:trPr>
         <w:tc>
           <w:tcPr>
-            <w:tcW w:w="4763" w:type="dxa"/>
+            <w:tcW w:w="5319" w:type="dxa"/>
           </w:tcPr>
           <w:p>
             <w:pPr>
@@ -12460,7 +12460,7 @@
         </w:tc>
         <w:tc>
           <w:tcPr>
-            <w:tcW w:w="772" w:type="dxa"/>
+            <w:tcW w:w="679" w:type="dxa"/>
           </w:tcPr>
           <w:p>
             <w:pPr>
@@ -12480,7 +12480,7 @@
         </w:tc>
         <w:tc>
           <w:tcPr>
-            <w:tcW w:w="1982" w:type="dxa"/>
+            <w:tcW w:w="1742" w:type="dxa"/>
           </w:tcPr>
           <w:p>
             <w:pPr>
@@ -12498,7 +12498,7 @@
         </w:tc>
         <w:tc>
           <w:tcPr>
-            <w:tcW w:w="1843" w:type="dxa"/>
+            <w:tcW w:w="1620" w:type="dxa"/>
           </w:tcPr>
           <w:p>
             <w:pPr>
@@ -12521,7 +12521,7 @@
         </w:trPr>
         <w:tc>
           <w:tcPr>
-            <w:tcW w:w="4763" w:type="dxa"/>
+            <w:tcW w:w="5319" w:type="dxa"/>
           </w:tcPr>
           <w:p>
             <w:pPr>
@@ -12539,7 +12539,7 @@
         </w:tc>
         <w:tc>
           <w:tcPr>
-            <w:tcW w:w="772" w:type="dxa"/>
+            <w:tcW w:w="679" w:type="dxa"/>
           </w:tcPr>
           <w:p>
             <w:pPr>
@@ -12559,7 +12559,7 @@
         </w:tc>
         <w:tc>
           <w:tcPr>
-            <w:tcW w:w="1982" w:type="dxa"/>
+            <w:tcW w:w="1742" w:type="dxa"/>
           </w:tcPr>
           <w:p>
             <w:pPr>
@@ -12577,7 +12577,7 @@
         </w:tc>
         <w:tc>
           <w:tcPr>
-            <w:tcW w:w="1843" w:type="dxa"/>
+            <w:tcW w:w="1620" w:type="dxa"/>
           </w:tcPr>
           <w:p>
             <w:pPr>
@@ -12749,7 +12749,7 @@
         <w:rPr>
           <w:rFonts w:ascii="Arial" w:cs="Arial" w:eastAsia="Arial" w:hAnsi="Arial"/>
         </w:rPr>
-        <w:t xml:space="preserve"> Δ by the probability that a firm's price is the hub's recommendation (n = 10–20 per point). The shaded bands mark the acceptance rates reported in the RealPage case.</w:t>
+        <w:t xml:space="preserve"> Δ by the probability q that a firm's price is auto-set to the hub's recommendation; otherwise the firm decides, and sometimes matches anyway (realised follow rates 0.60, 0.83 and 0.92 at q = 0.5, 0.8 and 0.9; n = 10–20 per point). The shaded bands mark the acceptance rates reported in the RealPage case.</w:t>
       </w:r>
     </w:p>
     <w:p>
